--- a/_Learn/Get/Get.docx
+++ b/_Learn/Get/Get.docx
@@ -34,7 +34,7 @@
           <w:szCs w:val="24"/>
         </w:rPr>
         <w:drawing>
-          <wp:anchor distT="0" distB="0" distL="114300" distR="114300" simplePos="0" relativeHeight="251659264" behindDoc="1" locked="0" layoutInCell="1" allowOverlap="1" wp14:anchorId="3717FBFE" wp14:editId="26E3B61A">
+          <wp:anchor distT="0" distB="0" distL="114300" distR="114300" simplePos="0" relativeHeight="251659264" behindDoc="1" locked="0" layoutInCell="1" allowOverlap="1" wp14:anchorId="3717FBFE" wp14:editId="130F61A2">
             <wp:simplePos x="0" y="0"/>
             <wp:positionH relativeFrom="column">
               <wp:posOffset>0</wp:posOffset>
@@ -163,20 +163,8 @@
           <w:sz w:val="40"/>
           <w:szCs w:val="144"/>
         </w:rPr>
-        <w:t xml:space="preserve">s </w:t>
-      </w:r>
-      <w:proofErr w:type="spellStart"/>
-      <w:r>
-        <w:rPr>
-          <w:rFonts w:ascii="Aptos Narrow" w:hAnsi="Aptos Narrow"/>
-          <w:smallCaps/>
-          <w:color w:val="3E9D94"/>
-          <w:sz w:val="40"/>
-          <w:szCs w:val="144"/>
-        </w:rPr>
-        <w:t>Soultions</w:t>
-      </w:r>
-      <w:proofErr w:type="spellEnd"/>
+        <w:t>s Soultions</w:t>
+      </w:r>
       <w:r>
         <w:rPr>
           <w:rFonts w:ascii="Aptos Narrow" w:hAnsi="Aptos Narrow"/>
@@ -1547,21 +1535,7 @@
         <w:rPr>
           <w:rFonts w:ascii="Aptos Narrow" w:hAnsi="Aptos Narrow"/>
         </w:rPr>
-        <w:t xml:space="preserve">Requires Windows 11, Windows 10, Windows Server 2022, Windows Server </w:t>
-      </w:r>
-      <w:proofErr w:type="spellStart"/>
-      <w:r>
-        <w:rPr>
-          <w:rFonts w:ascii="Aptos Narrow" w:hAnsi="Aptos Narrow"/>
-        </w:rPr>
-        <w:t>vNext</w:t>
-      </w:r>
-      <w:proofErr w:type="spellEnd"/>
-      <w:r>
-        <w:rPr>
-          <w:rFonts w:ascii="Aptos Narrow" w:hAnsi="Aptos Narrow"/>
-        </w:rPr>
-        <w:t xml:space="preserve"> or the 5.1 version that comes with the system by default. You can optionally upgrade to the latest version of PowerShell 7.</w:t>
+        <w:t>Requires Windows 11, Windows 10, Windows Server 2022, Windows Server vNext or the 5.1 version that comes with the system by default. You can optionally upgrade to the latest version of PowerShell 7.</w:t>
       </w:r>
     </w:p>
     <w:p>
@@ -1732,39 +1706,7 @@
           <w:rFonts w:ascii="Aptos Narrow" w:hAnsi="Aptos Narrow"/>
           <w:color w:val="70AD47" w:themeColor="accent6"/>
         </w:rPr>
-        <w:t xml:space="preserve">Set- </w:t>
-      </w:r>
-      <w:proofErr w:type="spellStart"/>
-      <w:r>
-        <w:rPr>
-          <w:rFonts w:ascii="Aptos Narrow" w:hAnsi="Aptos Narrow"/>
-          <w:color w:val="70AD47" w:themeColor="accent6"/>
-        </w:rPr>
-        <w:t>ExecutionPolicy</w:t>
-      </w:r>
-      <w:proofErr w:type="spellEnd"/>
-      <w:r>
-        <w:rPr>
-          <w:rFonts w:ascii="Aptos Narrow" w:hAnsi="Aptos Narrow"/>
-          <w:color w:val="70AD47" w:themeColor="accent6"/>
-        </w:rPr>
-        <w:t xml:space="preserve"> - </w:t>
-      </w:r>
-      <w:proofErr w:type="spellStart"/>
-      <w:r>
-        <w:rPr>
-          <w:rFonts w:ascii="Aptos Narrow" w:hAnsi="Aptos Narrow"/>
-          <w:color w:val="70AD47" w:themeColor="accent6"/>
-        </w:rPr>
-        <w:t>ExecutionPolicy</w:t>
-      </w:r>
-      <w:proofErr w:type="spellEnd"/>
-      <w:r>
-        <w:rPr>
-          <w:rFonts w:ascii="Aptos Narrow" w:hAnsi="Aptos Narrow"/>
-          <w:color w:val="70AD47" w:themeColor="accent6"/>
-        </w:rPr>
-        <w:t xml:space="preserve"> Bypass-Force</w:t>
+        <w:t>Set- ExecutionPolicy - ExecutionPolicy Bypass-Force</w:t>
       </w:r>
     </w:p>
     <w:p>
@@ -1954,7 +1896,6 @@
         </w:rPr>
         <w:t xml:space="preserve">, </w:t>
       </w:r>
-      <w:proofErr w:type="spellStart"/>
       <w:r>
         <w:rPr>
           <w:rFonts w:ascii="Aptos Narrow" w:hAnsi="Aptos Narrow"/>
@@ -1962,7 +1903,6 @@
         </w:rPr>
         <w:t>iwr</w:t>
       </w:r>
-      <w:proofErr w:type="spellEnd"/>
       <w:r>
         <w:rPr>
           <w:rFonts w:ascii="Aptos Narrow" w:hAnsi="Aptos Narrow"/>
@@ -1974,36 +1914,13 @@
           <w:rFonts w:ascii="Aptos Narrow" w:hAnsi="Aptos Narrow"/>
           <w:color w:val="70AD47" w:themeColor="accent6"/>
         </w:rPr>
-        <w:t>Invoke-</w:t>
-      </w:r>
-      <w:proofErr w:type="spellStart"/>
-      <w:r>
-        <w:rPr>
-          <w:rFonts w:ascii="Aptos Narrow" w:hAnsi="Aptos Narrow"/>
-          <w:color w:val="70AD47" w:themeColor="accent6"/>
-        </w:rPr>
-        <w:t>WebRequest</w:t>
-      </w:r>
-      <w:proofErr w:type="spellEnd"/>
-      <w:r>
-        <w:rPr>
-          <w:rFonts w:ascii="Aptos Narrow" w:hAnsi="Aptos Narrow"/>
-        </w:rPr>
-        <w:t xml:space="preserve">. When copying the download link, just copy </w:t>
-      </w:r>
-      <w:proofErr w:type="spellStart"/>
-      <w:r>
-        <w:rPr>
-          <w:rFonts w:ascii="Aptos Narrow" w:hAnsi="Aptos Narrow"/>
-        </w:rPr>
-        <w:t>any one</w:t>
-      </w:r>
-      <w:proofErr w:type="spellEnd"/>
-      <w:r>
-        <w:rPr>
-          <w:rFonts w:ascii="Aptos Narrow" w:hAnsi="Aptos Narrow"/>
-        </w:rPr>
-        <w:t>.</w:t>
+        <w:t>Invoke-WebRequest</w:t>
+      </w:r>
+      <w:r>
+        <w:rPr>
+          <w:rFonts w:ascii="Aptos Narrow" w:hAnsi="Aptos Narrow"/>
+        </w:rPr>
+        <w:t>. When copying the download link, just copy any one.</w:t>
       </w:r>
     </w:p>
     <w:p>
@@ -2104,7 +2021,21 @@
           <w:rFonts w:ascii="Aptos Narrow" w:hAnsi="Aptos Narrow"/>
           <w:color w:val="70AD47" w:themeColor="accent6"/>
         </w:rPr>
-        <w:t>curl https://fengyi.tel/gs -O get.ps1; .\get.ps1;</w:t>
+        <w:t xml:space="preserve">curl https://fengyi.tel/gs </w:t>
+      </w:r>
+      <w:r>
+        <w:rPr>
+          <w:rFonts w:ascii="Aptos Narrow" w:hAnsi="Aptos Narrow"/>
+          <w:color w:val="70AD47" w:themeColor="accent6"/>
+        </w:rPr>
+        <w:t>-o</w:t>
+      </w:r>
+      <w:r>
+        <w:rPr>
+          <w:rFonts w:ascii="Aptos Narrow" w:hAnsi="Aptos Narrow"/>
+          <w:color w:val="70AD47" w:themeColor="accent6"/>
+        </w:rPr>
+        <w:t xml:space="preserve"> get.ps1; .\get.ps1;</w:t>
       </w:r>
     </w:p>
     <w:p>
@@ -2119,21 +2050,26 @@
           <w:color w:val="70AD47" w:themeColor="accent6"/>
         </w:rPr>
       </w:pPr>
-      <w:proofErr w:type="spellStart"/>
-      <w:r>
-        <w:rPr>
-          <w:rFonts w:ascii="Aptos Narrow" w:hAnsi="Aptos Narrow"/>
-          <w:color w:val="70AD47" w:themeColor="accent6"/>
-        </w:rPr>
-        <w:t>wget</w:t>
-      </w:r>
-      <w:proofErr w:type="spellEnd"/>
-      <w:r>
-        <w:rPr>
-          <w:rFonts w:ascii="Aptos Narrow" w:hAnsi="Aptos Narrow"/>
-          <w:color w:val="70AD47" w:themeColor="accent6"/>
-        </w:rPr>
-        <w:t xml:space="preserve"> https://fengyi.tel/gs -O get.ps1; .\get.ps1;</w:t>
+      <w:r>
+        <w:rPr>
+          <w:rFonts w:ascii="Aptos Narrow" w:hAnsi="Aptos Narrow"/>
+          <w:color w:val="70AD47" w:themeColor="accent6"/>
+        </w:rPr>
+        <w:t xml:space="preserve">wget https://fengyi.tel/gs </w:t>
+      </w:r>
+      <w:r>
+        <w:rPr>
+          <w:rFonts w:ascii="Aptos Narrow" w:hAnsi="Aptos Narrow"/>
+          <w:color w:val="70AD47" w:themeColor="accent6"/>
+        </w:rPr>
+        <w:t>-o</w:t>
+      </w:r>
+      <w:r>
+        <w:rPr>
+          <w:rFonts w:ascii="Aptos Narrow" w:hAnsi="Aptos Narrow"/>
+          <w:color w:val="70AD47" w:themeColor="accent6"/>
+        </w:rPr>
+        <w:t xml:space="preserve"> get.ps1; .\get.ps1;</w:t>
       </w:r>
     </w:p>
     <w:p>
@@ -2148,21 +2084,26 @@
           <w:color w:val="70AD47" w:themeColor="accent6"/>
         </w:rPr>
       </w:pPr>
-      <w:proofErr w:type="spellStart"/>
-      <w:r>
-        <w:rPr>
-          <w:rFonts w:ascii="Aptos Narrow" w:hAnsi="Aptos Narrow"/>
-          <w:color w:val="70AD47" w:themeColor="accent6"/>
-        </w:rPr>
-        <w:t>iwr</w:t>
-      </w:r>
-      <w:proofErr w:type="spellEnd"/>
-      <w:r>
-        <w:rPr>
-          <w:rFonts w:ascii="Aptos Narrow" w:hAnsi="Aptos Narrow"/>
-          <w:color w:val="70AD47" w:themeColor="accent6"/>
-        </w:rPr>
-        <w:t xml:space="preserve"> https://fengyi.tel/gs -out get.ps1; .\get.ps1;</w:t>
+      <w:r>
+        <w:rPr>
+          <w:rFonts w:ascii="Aptos Narrow" w:hAnsi="Aptos Narrow"/>
+          <w:color w:val="70AD47" w:themeColor="accent6"/>
+        </w:rPr>
+        <w:t xml:space="preserve">iwr https://fengyi.tel/gs </w:t>
+      </w:r>
+      <w:r>
+        <w:rPr>
+          <w:rFonts w:ascii="Aptos Narrow" w:hAnsi="Aptos Narrow"/>
+          <w:color w:val="70AD47" w:themeColor="accent6"/>
+        </w:rPr>
+        <w:t>-o</w:t>
+      </w:r>
+      <w:r>
+        <w:rPr>
+          <w:rFonts w:ascii="Aptos Narrow" w:hAnsi="Aptos Narrow"/>
+          <w:color w:val="70AD47" w:themeColor="accent6"/>
+        </w:rPr>
+        <w:t>ut get.ps1; .\get.ps1;</w:t>
       </w:r>
     </w:p>
     <w:p>
@@ -2183,39 +2124,21 @@
           <w:color w:val="70AD47" w:themeColor="accent6"/>
         </w:rPr>
         <w:lastRenderedPageBreak/>
-        <w:t>Invoke-</w:t>
-      </w:r>
-      <w:proofErr w:type="spellStart"/>
-      <w:r>
-        <w:rPr>
-          <w:rFonts w:ascii="Aptos Narrow" w:hAnsi="Aptos Narrow"/>
-          <w:color w:val="70AD47" w:themeColor="accent6"/>
-        </w:rPr>
-        <w:t>WebRequest</w:t>
-      </w:r>
-      <w:proofErr w:type="spellEnd"/>
-      <w:r>
-        <w:rPr>
-          <w:rFonts w:ascii="Aptos Narrow" w:hAnsi="Aptos Narrow"/>
-          <w:color w:val="70AD47" w:themeColor="accent6"/>
-        </w:rPr>
-        <w:t xml:space="preserve"> https://fengyi.tel/gs -</w:t>
-      </w:r>
-      <w:proofErr w:type="spellStart"/>
-      <w:r>
-        <w:rPr>
-          <w:rFonts w:ascii="Aptos Narrow" w:hAnsi="Aptos Narrow"/>
-          <w:color w:val="70AD47" w:themeColor="accent6"/>
-        </w:rPr>
-        <w:t>OutFile</w:t>
-      </w:r>
-      <w:proofErr w:type="spellEnd"/>
-      <w:r>
-        <w:rPr>
-          <w:rFonts w:ascii="Aptos Narrow" w:hAnsi="Aptos Narrow"/>
-          <w:color w:val="70AD47" w:themeColor="accent6"/>
-        </w:rPr>
-        <w:t xml:space="preserve"> get.ps1; .\get.ps1;</w:t>
+        <w:t xml:space="preserve">Invoke-WebRequest https://fengyi.tel/gs </w:t>
+      </w:r>
+      <w:r>
+        <w:rPr>
+          <w:rFonts w:ascii="Aptos Narrow" w:hAnsi="Aptos Narrow"/>
+          <w:color w:val="70AD47" w:themeColor="accent6"/>
+        </w:rPr>
+        <w:t>-o</w:t>
+      </w:r>
+      <w:r>
+        <w:rPr>
+          <w:rFonts w:ascii="Aptos Narrow" w:hAnsi="Aptos Narrow"/>
+          <w:color w:val="70AD47" w:themeColor="accent6"/>
+        </w:rPr>
+        <w:t>utFile get.ps1; .\get.ps1;</w:t>
       </w:r>
     </w:p>
     <w:p>
@@ -2305,21 +2228,7 @@
         <w:rPr>
           <w:rFonts w:ascii="Aptos Narrow" w:hAnsi="Aptos Narrow"/>
         </w:rPr>
-        <w:t xml:space="preserve">Get the installation script from </w:t>
-      </w:r>
-      <w:proofErr w:type="spellStart"/>
-      <w:r>
-        <w:rPr>
-          <w:rFonts w:ascii="Aptos Narrow" w:hAnsi="Aptos Narrow"/>
-        </w:rPr>
-        <w:t>Github's</w:t>
-      </w:r>
-      <w:proofErr w:type="spellEnd"/>
-      <w:r>
-        <w:rPr>
-          <w:rFonts w:ascii="Aptos Narrow" w:hAnsi="Aptos Narrow"/>
-        </w:rPr>
-        <w:t xml:space="preserve"> node</w:t>
+        <w:t>Get the installation script from Github's node</w:t>
       </w:r>
     </w:p>
     <w:p>
@@ -2339,7 +2248,21 @@
           <w:rFonts w:ascii="Aptos Narrow" w:hAnsi="Aptos Narrow"/>
           <w:color w:val="70AD47" w:themeColor="accent6"/>
         </w:rPr>
-        <w:t>curl https://github.com/ilikeyi/Solutions/raw/main/get.ps1 -O get.ps1; .\get.ps1;</w:t>
+        <w:t xml:space="preserve">curl https://github.com/ilikeyi/Solutions/raw/main/get.ps1 </w:t>
+      </w:r>
+      <w:r>
+        <w:rPr>
+          <w:rFonts w:ascii="Aptos Narrow" w:hAnsi="Aptos Narrow"/>
+          <w:color w:val="70AD47" w:themeColor="accent6"/>
+        </w:rPr>
+        <w:t>-o</w:t>
+      </w:r>
+      <w:r>
+        <w:rPr>
+          <w:rFonts w:ascii="Aptos Narrow" w:hAnsi="Aptos Narrow"/>
+          <w:color w:val="70AD47" w:themeColor="accent6"/>
+        </w:rPr>
+        <w:t xml:space="preserve"> get.ps1; .\get.ps1;</w:t>
       </w:r>
     </w:p>
     <w:p>
@@ -2354,21 +2277,26 @@
           <w:color w:val="70AD47" w:themeColor="accent6"/>
         </w:rPr>
       </w:pPr>
-      <w:proofErr w:type="spellStart"/>
-      <w:r>
-        <w:rPr>
-          <w:rFonts w:ascii="Aptos Narrow" w:hAnsi="Aptos Narrow"/>
-          <w:color w:val="70AD47" w:themeColor="accent6"/>
-        </w:rPr>
-        <w:t>wget</w:t>
-      </w:r>
-      <w:proofErr w:type="spellEnd"/>
-      <w:r>
-        <w:rPr>
-          <w:rFonts w:ascii="Aptos Narrow" w:hAnsi="Aptos Narrow"/>
-          <w:color w:val="70AD47" w:themeColor="accent6"/>
-        </w:rPr>
-        <w:t xml:space="preserve"> https://github.com/ilikeyi/Solutions/raw/main/get.ps1 -O get.ps1; .\get.ps1;</w:t>
+      <w:r>
+        <w:rPr>
+          <w:rFonts w:ascii="Aptos Narrow" w:hAnsi="Aptos Narrow"/>
+          <w:color w:val="70AD47" w:themeColor="accent6"/>
+        </w:rPr>
+        <w:t xml:space="preserve">wget https://github.com/ilikeyi/Solutions/raw/main/get.ps1 </w:t>
+      </w:r>
+      <w:r>
+        <w:rPr>
+          <w:rFonts w:ascii="Aptos Narrow" w:hAnsi="Aptos Narrow"/>
+          <w:color w:val="70AD47" w:themeColor="accent6"/>
+        </w:rPr>
+        <w:t>-o</w:t>
+      </w:r>
+      <w:r>
+        <w:rPr>
+          <w:rFonts w:ascii="Aptos Narrow" w:hAnsi="Aptos Narrow"/>
+          <w:color w:val="70AD47" w:themeColor="accent6"/>
+        </w:rPr>
+        <w:t xml:space="preserve"> get.ps1; .\get.ps1;</w:t>
       </w:r>
     </w:p>
     <w:p>
@@ -2383,21 +2311,26 @@
           <w:color w:val="70AD47" w:themeColor="accent6"/>
         </w:rPr>
       </w:pPr>
-      <w:proofErr w:type="spellStart"/>
-      <w:r>
-        <w:rPr>
-          <w:rFonts w:ascii="Aptos Narrow" w:hAnsi="Aptos Narrow"/>
-          <w:color w:val="70AD47" w:themeColor="accent6"/>
-        </w:rPr>
-        <w:t>iwr</w:t>
-      </w:r>
-      <w:proofErr w:type="spellEnd"/>
-      <w:r>
-        <w:rPr>
-          <w:rFonts w:ascii="Aptos Narrow" w:hAnsi="Aptos Narrow"/>
-          <w:color w:val="70AD47" w:themeColor="accent6"/>
-        </w:rPr>
-        <w:t xml:space="preserve"> https://github.com/ilikeyi/Solutions/raw/main/get.ps1 -out get.ps1; .\get.ps1;</w:t>
+      <w:r>
+        <w:rPr>
+          <w:rFonts w:ascii="Aptos Narrow" w:hAnsi="Aptos Narrow"/>
+          <w:color w:val="70AD47" w:themeColor="accent6"/>
+        </w:rPr>
+        <w:t xml:space="preserve">iwr https://github.com/ilikeyi/Solutions/raw/main/get.ps1 </w:t>
+      </w:r>
+      <w:r>
+        <w:rPr>
+          <w:rFonts w:ascii="Aptos Narrow" w:hAnsi="Aptos Narrow"/>
+          <w:color w:val="70AD47" w:themeColor="accent6"/>
+        </w:rPr>
+        <w:t>-o</w:t>
+      </w:r>
+      <w:r>
+        <w:rPr>
+          <w:rFonts w:ascii="Aptos Narrow" w:hAnsi="Aptos Narrow"/>
+          <w:color w:val="70AD47" w:themeColor="accent6"/>
+        </w:rPr>
+        <w:t>ut get.ps1; .\get.ps1;</w:t>
       </w:r>
     </w:p>
     <w:p>
@@ -2417,39 +2350,21 @@
           <w:rFonts w:ascii="Aptos Narrow" w:hAnsi="Aptos Narrow"/>
           <w:color w:val="70AD47" w:themeColor="accent6"/>
         </w:rPr>
-        <w:t>Invoke-</w:t>
-      </w:r>
-      <w:proofErr w:type="spellStart"/>
-      <w:r>
-        <w:rPr>
-          <w:rFonts w:ascii="Aptos Narrow" w:hAnsi="Aptos Narrow"/>
-          <w:color w:val="70AD47" w:themeColor="accent6"/>
-        </w:rPr>
-        <w:t>WebRequest</w:t>
-      </w:r>
-      <w:proofErr w:type="spellEnd"/>
-      <w:r>
-        <w:rPr>
-          <w:rFonts w:ascii="Aptos Narrow" w:hAnsi="Aptos Narrow"/>
-          <w:color w:val="70AD47" w:themeColor="accent6"/>
-        </w:rPr>
-        <w:t xml:space="preserve"> https://github.com/ilikeyi/Solutions/raw/main/get.ps1 -</w:t>
-      </w:r>
-      <w:proofErr w:type="spellStart"/>
-      <w:r>
-        <w:rPr>
-          <w:rFonts w:ascii="Aptos Narrow" w:hAnsi="Aptos Narrow"/>
-          <w:color w:val="70AD47" w:themeColor="accent6"/>
-        </w:rPr>
-        <w:t>OutFile</w:t>
-      </w:r>
-      <w:proofErr w:type="spellEnd"/>
-      <w:r>
-        <w:rPr>
-          <w:rFonts w:ascii="Aptos Narrow" w:hAnsi="Aptos Narrow"/>
-          <w:color w:val="70AD47" w:themeColor="accent6"/>
-        </w:rPr>
-        <w:t xml:space="preserve"> get.ps1; .\get.ps1;</w:t>
+        <w:t xml:space="preserve">Invoke-WebRequest https://github.com/ilikeyi/Solutions/raw/main/get.ps1 </w:t>
+      </w:r>
+      <w:r>
+        <w:rPr>
+          <w:rFonts w:ascii="Aptos Narrow" w:hAnsi="Aptos Narrow"/>
+          <w:color w:val="70AD47" w:themeColor="accent6"/>
+        </w:rPr>
+        <w:t>-o</w:t>
+      </w:r>
+      <w:r>
+        <w:rPr>
+          <w:rFonts w:ascii="Aptos Narrow" w:hAnsi="Aptos Narrow"/>
+          <w:color w:val="70AD47" w:themeColor="accent6"/>
+        </w:rPr>
+        <w:t>utFile get.ps1; .\get.ps1;</w:t>
       </w:r>
     </w:p>
     <w:p>
@@ -2624,7 +2539,21 @@
           <w:rFonts w:ascii="Aptos Narrow" w:hAnsi="Aptos Narrow"/>
           <w:color w:val="70AD47" w:themeColor="accent6"/>
         </w:rPr>
-        <w:t>curl https://fengyi.tel/gs -O get.ps1</w:t>
+        <w:t xml:space="preserve">curl https://fengyi.tel/gs </w:t>
+      </w:r>
+      <w:r>
+        <w:rPr>
+          <w:rFonts w:ascii="Aptos Narrow" w:hAnsi="Aptos Narrow"/>
+          <w:color w:val="70AD47" w:themeColor="accent6"/>
+        </w:rPr>
+        <w:t>-o</w:t>
+      </w:r>
+      <w:r>
+        <w:rPr>
+          <w:rFonts w:ascii="Aptos Narrow" w:hAnsi="Aptos Narrow"/>
+          <w:color w:val="70AD47" w:themeColor="accent6"/>
+        </w:rPr>
+        <w:t xml:space="preserve"> get.ps1</w:t>
       </w:r>
     </w:p>
     <w:p>
@@ -2639,21 +2568,26 @@
           <w:color w:val="70AD47" w:themeColor="accent6"/>
         </w:rPr>
       </w:pPr>
-      <w:proofErr w:type="spellStart"/>
-      <w:r>
-        <w:rPr>
-          <w:rFonts w:ascii="Aptos Narrow" w:hAnsi="Aptos Narrow"/>
-          <w:color w:val="70AD47" w:themeColor="accent6"/>
-        </w:rPr>
-        <w:t>wget</w:t>
-      </w:r>
-      <w:proofErr w:type="spellEnd"/>
-      <w:r>
-        <w:rPr>
-          <w:rFonts w:ascii="Aptos Narrow" w:hAnsi="Aptos Narrow"/>
-          <w:color w:val="70AD47" w:themeColor="accent6"/>
-        </w:rPr>
-        <w:t xml:space="preserve"> https://fengyi.tel/gs -O get.ps1</w:t>
+      <w:r>
+        <w:rPr>
+          <w:rFonts w:ascii="Aptos Narrow" w:hAnsi="Aptos Narrow"/>
+          <w:color w:val="70AD47" w:themeColor="accent6"/>
+        </w:rPr>
+        <w:t xml:space="preserve">wget https://fengyi.tel/gs </w:t>
+      </w:r>
+      <w:r>
+        <w:rPr>
+          <w:rFonts w:ascii="Aptos Narrow" w:hAnsi="Aptos Narrow"/>
+          <w:color w:val="70AD47" w:themeColor="accent6"/>
+        </w:rPr>
+        <w:t>-o</w:t>
+      </w:r>
+      <w:r>
+        <w:rPr>
+          <w:rFonts w:ascii="Aptos Narrow" w:hAnsi="Aptos Narrow"/>
+          <w:color w:val="70AD47" w:themeColor="accent6"/>
+        </w:rPr>
+        <w:t xml:space="preserve"> get.ps1</w:t>
       </w:r>
     </w:p>
     <w:p>
@@ -2668,21 +2602,26 @@
           <w:color w:val="70AD47" w:themeColor="accent6"/>
         </w:rPr>
       </w:pPr>
-      <w:proofErr w:type="spellStart"/>
-      <w:r>
-        <w:rPr>
-          <w:rFonts w:ascii="Aptos Narrow" w:hAnsi="Aptos Narrow"/>
-          <w:color w:val="70AD47" w:themeColor="accent6"/>
-        </w:rPr>
-        <w:t>iwr</w:t>
-      </w:r>
-      <w:proofErr w:type="spellEnd"/>
-      <w:r>
-        <w:rPr>
-          <w:rFonts w:ascii="Aptos Narrow" w:hAnsi="Aptos Narrow"/>
-          <w:color w:val="70AD47" w:themeColor="accent6"/>
-        </w:rPr>
-        <w:t xml:space="preserve"> https://fengyi.tel/gs -out get.ps1</w:t>
+      <w:r>
+        <w:rPr>
+          <w:rFonts w:ascii="Aptos Narrow" w:hAnsi="Aptos Narrow"/>
+          <w:color w:val="70AD47" w:themeColor="accent6"/>
+        </w:rPr>
+        <w:t xml:space="preserve">iwr https://fengyi.tel/gs </w:t>
+      </w:r>
+      <w:r>
+        <w:rPr>
+          <w:rFonts w:ascii="Aptos Narrow" w:hAnsi="Aptos Narrow"/>
+          <w:color w:val="70AD47" w:themeColor="accent6"/>
+        </w:rPr>
+        <w:t>-o</w:t>
+      </w:r>
+      <w:r>
+        <w:rPr>
+          <w:rFonts w:ascii="Aptos Narrow" w:hAnsi="Aptos Narrow"/>
+          <w:color w:val="70AD47" w:themeColor="accent6"/>
+        </w:rPr>
+        <w:t>ut get.ps1</w:t>
       </w:r>
     </w:p>
     <w:p>
@@ -2702,39 +2641,21 @@
           <w:rFonts w:ascii="Aptos Narrow" w:hAnsi="Aptos Narrow"/>
           <w:color w:val="70AD47" w:themeColor="accent6"/>
         </w:rPr>
-        <w:t>Invoke-</w:t>
-      </w:r>
-      <w:proofErr w:type="spellStart"/>
-      <w:r>
-        <w:rPr>
-          <w:rFonts w:ascii="Aptos Narrow" w:hAnsi="Aptos Narrow"/>
-          <w:color w:val="70AD47" w:themeColor="accent6"/>
-        </w:rPr>
-        <w:t>WebRequest</w:t>
-      </w:r>
-      <w:proofErr w:type="spellEnd"/>
-      <w:r>
-        <w:rPr>
-          <w:rFonts w:ascii="Aptos Narrow" w:hAnsi="Aptos Narrow"/>
-          <w:color w:val="70AD47" w:themeColor="accent6"/>
-        </w:rPr>
-        <w:t xml:space="preserve"> https://fengyi.tel/gs -</w:t>
-      </w:r>
-      <w:proofErr w:type="spellStart"/>
-      <w:r>
-        <w:rPr>
-          <w:rFonts w:ascii="Aptos Narrow" w:hAnsi="Aptos Narrow"/>
-          <w:color w:val="70AD47" w:themeColor="accent6"/>
-        </w:rPr>
-        <w:t>OutFile</w:t>
-      </w:r>
-      <w:proofErr w:type="spellEnd"/>
-      <w:r>
-        <w:rPr>
-          <w:rFonts w:ascii="Aptos Narrow" w:hAnsi="Aptos Narrow"/>
-          <w:color w:val="70AD47" w:themeColor="accent6"/>
-        </w:rPr>
-        <w:t xml:space="preserve"> get.ps1</w:t>
+        <w:t xml:space="preserve">Invoke-WebRequest https://fengyi.tel/gs </w:t>
+      </w:r>
+      <w:r>
+        <w:rPr>
+          <w:rFonts w:ascii="Aptos Narrow" w:hAnsi="Aptos Narrow"/>
+          <w:color w:val="70AD47" w:themeColor="accent6"/>
+        </w:rPr>
+        <w:t>-o</w:t>
+      </w:r>
+      <w:r>
+        <w:rPr>
+          <w:rFonts w:ascii="Aptos Narrow" w:hAnsi="Aptos Narrow"/>
+          <w:color w:val="70AD47" w:themeColor="accent6"/>
+        </w:rPr>
+        <w:t>utFile get.ps1</w:t>
       </w:r>
     </w:p>
     <w:p>
@@ -2756,21 +2677,7 @@
         <w:rPr>
           <w:rFonts w:ascii="Aptos Narrow" w:hAnsi="Aptos Narrow"/>
         </w:rPr>
-        <w:t xml:space="preserve">Get the installation script from </w:t>
-      </w:r>
-      <w:proofErr w:type="spellStart"/>
-      <w:r>
-        <w:rPr>
-          <w:rFonts w:ascii="Aptos Narrow" w:hAnsi="Aptos Narrow"/>
-        </w:rPr>
-        <w:t>Github's</w:t>
-      </w:r>
-      <w:proofErr w:type="spellEnd"/>
-      <w:r>
-        <w:rPr>
-          <w:rFonts w:ascii="Aptos Narrow" w:hAnsi="Aptos Narrow"/>
-        </w:rPr>
-        <w:t xml:space="preserve"> node</w:t>
+        <w:t>Get the installation script from Github's node</w:t>
       </w:r>
     </w:p>
     <w:p>
@@ -2790,7 +2697,21 @@
           <w:rFonts w:ascii="Aptos Narrow" w:hAnsi="Aptos Narrow"/>
           <w:color w:val="70AD47" w:themeColor="accent6"/>
         </w:rPr>
-        <w:t>curl https://github.com/ilikeyi/Solutions/raw/main/get.ps1 -O get.ps1</w:t>
+        <w:t xml:space="preserve">curl https://github.com/ilikeyi/Solutions/raw/main/get.ps1 </w:t>
+      </w:r>
+      <w:r>
+        <w:rPr>
+          <w:rFonts w:ascii="Aptos Narrow" w:hAnsi="Aptos Narrow"/>
+          <w:color w:val="70AD47" w:themeColor="accent6"/>
+        </w:rPr>
+        <w:t>-o</w:t>
+      </w:r>
+      <w:r>
+        <w:rPr>
+          <w:rFonts w:ascii="Aptos Narrow" w:hAnsi="Aptos Narrow"/>
+          <w:color w:val="70AD47" w:themeColor="accent6"/>
+        </w:rPr>
+        <w:t xml:space="preserve"> get.ps1</w:t>
       </w:r>
     </w:p>
     <w:p>
@@ -2805,21 +2726,26 @@
           <w:color w:val="70AD47" w:themeColor="accent6"/>
         </w:rPr>
       </w:pPr>
-      <w:proofErr w:type="spellStart"/>
-      <w:r>
-        <w:rPr>
-          <w:rFonts w:ascii="Aptos Narrow" w:hAnsi="Aptos Narrow"/>
-          <w:color w:val="70AD47" w:themeColor="accent6"/>
-        </w:rPr>
-        <w:t>wget</w:t>
-      </w:r>
-      <w:proofErr w:type="spellEnd"/>
-      <w:r>
-        <w:rPr>
-          <w:rFonts w:ascii="Aptos Narrow" w:hAnsi="Aptos Narrow"/>
-          <w:color w:val="70AD47" w:themeColor="accent6"/>
-        </w:rPr>
-        <w:t xml:space="preserve"> https://github.com/ilikeyi/Solutions/raw/main/get.ps1 -O get.ps1</w:t>
+      <w:r>
+        <w:rPr>
+          <w:rFonts w:ascii="Aptos Narrow" w:hAnsi="Aptos Narrow"/>
+          <w:color w:val="70AD47" w:themeColor="accent6"/>
+        </w:rPr>
+        <w:t xml:space="preserve">wget https://github.com/ilikeyi/Solutions/raw/main/get.ps1 </w:t>
+      </w:r>
+      <w:r>
+        <w:rPr>
+          <w:rFonts w:ascii="Aptos Narrow" w:hAnsi="Aptos Narrow"/>
+          <w:color w:val="70AD47" w:themeColor="accent6"/>
+        </w:rPr>
+        <w:t>-o</w:t>
+      </w:r>
+      <w:r>
+        <w:rPr>
+          <w:rFonts w:ascii="Aptos Narrow" w:hAnsi="Aptos Narrow"/>
+          <w:color w:val="70AD47" w:themeColor="accent6"/>
+        </w:rPr>
+        <w:t xml:space="preserve"> get.ps1</w:t>
       </w:r>
     </w:p>
     <w:p>
@@ -2834,21 +2760,26 @@
           <w:color w:val="70AD47" w:themeColor="accent6"/>
         </w:rPr>
       </w:pPr>
-      <w:proofErr w:type="spellStart"/>
-      <w:r>
-        <w:rPr>
-          <w:rFonts w:ascii="Aptos Narrow" w:hAnsi="Aptos Narrow"/>
-          <w:color w:val="70AD47" w:themeColor="accent6"/>
-        </w:rPr>
-        <w:t>iwr</w:t>
-      </w:r>
-      <w:proofErr w:type="spellEnd"/>
-      <w:r>
-        <w:rPr>
-          <w:rFonts w:ascii="Aptos Narrow" w:hAnsi="Aptos Narrow"/>
-          <w:color w:val="70AD47" w:themeColor="accent6"/>
-        </w:rPr>
-        <w:t xml:space="preserve"> https://github.com/ilikeyi/Solutions/raw/main/get.ps1 -out get.ps1</w:t>
+      <w:r>
+        <w:rPr>
+          <w:rFonts w:ascii="Aptos Narrow" w:hAnsi="Aptos Narrow"/>
+          <w:color w:val="70AD47" w:themeColor="accent6"/>
+        </w:rPr>
+        <w:t xml:space="preserve">iwr https://github.com/ilikeyi/Solutions/raw/main/get.ps1 </w:t>
+      </w:r>
+      <w:r>
+        <w:rPr>
+          <w:rFonts w:ascii="Aptos Narrow" w:hAnsi="Aptos Narrow"/>
+          <w:color w:val="70AD47" w:themeColor="accent6"/>
+        </w:rPr>
+        <w:t>-o</w:t>
+      </w:r>
+      <w:r>
+        <w:rPr>
+          <w:rFonts w:ascii="Aptos Narrow" w:hAnsi="Aptos Narrow"/>
+          <w:color w:val="70AD47" w:themeColor="accent6"/>
+        </w:rPr>
+        <w:t>ut get.ps1</w:t>
       </w:r>
     </w:p>
     <w:p>
@@ -2868,39 +2799,21 @@
           <w:rFonts w:ascii="Aptos Narrow" w:hAnsi="Aptos Narrow"/>
           <w:color w:val="70AD47" w:themeColor="accent6"/>
         </w:rPr>
-        <w:t>Invoke-</w:t>
-      </w:r>
-      <w:proofErr w:type="spellStart"/>
-      <w:r>
-        <w:rPr>
-          <w:rFonts w:ascii="Aptos Narrow" w:hAnsi="Aptos Narrow"/>
-          <w:color w:val="70AD47" w:themeColor="accent6"/>
-        </w:rPr>
-        <w:t>WebRequest</w:t>
-      </w:r>
-      <w:proofErr w:type="spellEnd"/>
-      <w:r>
-        <w:rPr>
-          <w:rFonts w:ascii="Aptos Narrow" w:hAnsi="Aptos Narrow"/>
-          <w:color w:val="70AD47" w:themeColor="accent6"/>
-        </w:rPr>
-        <w:t xml:space="preserve"> https://github.com/ilikeyi/Solutions/raw/main/get.ps1 -</w:t>
-      </w:r>
-      <w:proofErr w:type="spellStart"/>
-      <w:r>
-        <w:rPr>
-          <w:rFonts w:ascii="Aptos Narrow" w:hAnsi="Aptos Narrow"/>
-          <w:color w:val="70AD47" w:themeColor="accent6"/>
-        </w:rPr>
-        <w:t>OutFile</w:t>
-      </w:r>
-      <w:proofErr w:type="spellEnd"/>
-      <w:r>
-        <w:rPr>
-          <w:rFonts w:ascii="Aptos Narrow" w:hAnsi="Aptos Narrow"/>
-          <w:color w:val="70AD47" w:themeColor="accent6"/>
-        </w:rPr>
-        <w:t xml:space="preserve"> get.ps1</w:t>
+        <w:t xml:space="preserve">Invoke-WebRequest https://github.com/ilikeyi/Solutions/raw/main/get.ps1 </w:t>
+      </w:r>
+      <w:r>
+        <w:rPr>
+          <w:rFonts w:ascii="Aptos Narrow" w:hAnsi="Aptos Narrow"/>
+          <w:color w:val="70AD47" w:themeColor="accent6"/>
+        </w:rPr>
+        <w:t>-o</w:t>
+      </w:r>
+      <w:r>
+        <w:rPr>
+          <w:rFonts w:ascii="Aptos Narrow" w:hAnsi="Aptos Narrow"/>
+          <w:color w:val="70AD47" w:themeColor="accent6"/>
+        </w:rPr>
+        <w:t>utFile get.ps1</w:t>
       </w:r>
     </w:p>
     <w:p>
@@ -3006,20 +2919,7 @@
           <w:rFonts w:ascii="Aptos Narrow" w:hAnsi="Aptos Narrow"/>
         </w:rPr>
         <w:tab/>
-      </w:r>
-      <w:proofErr w:type="spellStart"/>
-      <w:r>
-        <w:rPr>
-          <w:rFonts w:ascii="Aptos Narrow" w:hAnsi="Aptos Narrow"/>
-        </w:rPr>
-        <w:t>Reset</w:t>
-      </w:r>
-      <w:proofErr w:type="spellEnd"/>
-      <w:r>
-        <w:rPr>
-          <w:rFonts w:ascii="Aptos Narrow" w:hAnsi="Aptos Narrow"/>
-        </w:rPr>
-        <w:t xml:space="preserve"> script usage history</w:t>
+        <w:t>Reset script usage history</w:t>
       </w:r>
     </w:p>
     <w:p>
@@ -3041,17 +2941,8 @@
           <w:rFonts w:ascii="Aptos Narrow" w:hAnsi="Aptos Narrow"/>
           <w:color w:val="70AD47" w:themeColor="accent6"/>
         </w:rPr>
-        <w:t>-</w:t>
-      </w:r>
-      <w:proofErr w:type="spellStart"/>
-      <w:r>
-        <w:rPr>
-          <w:rFonts w:ascii="Aptos Narrow" w:hAnsi="Aptos Narrow"/>
-          <w:color w:val="70AD47" w:themeColor="accent6"/>
-        </w:rPr>
-        <w:t>Cus</w:t>
-      </w:r>
-      <w:proofErr w:type="spellEnd"/>
+        <w:t>-Cus</w:t>
+      </w:r>
       <w:r>
         <w:rPr>
           <w:rFonts w:ascii="Aptos Narrow" w:hAnsi="Aptos Narrow"/>
@@ -3100,23 +2991,7 @@
           <w:rFonts w:ascii="Aptos Narrow" w:hAnsi="Aptos Narrow"/>
           <w:color w:val="70AD47" w:themeColor="accent6"/>
         </w:rPr>
-        <w:t>"</w:t>
-      </w:r>
-      <w:proofErr w:type="spellStart"/>
-      <w:r>
-        <w:rPr>
-          <w:rFonts w:ascii="Aptos Narrow" w:hAnsi="Aptos Narrow"/>
-          <w:color w:val="70AD47" w:themeColor="accent6"/>
-        </w:rPr>
-        <w:t>AutoSelectDisk</w:t>
-      </w:r>
-      <w:proofErr w:type="spellEnd"/>
-      <w:r>
-        <w:rPr>
-          <w:rFonts w:ascii="Aptos Narrow" w:hAnsi="Aptos Narrow"/>
-          <w:color w:val="70AD47" w:themeColor="accent6"/>
-        </w:rPr>
-        <w:t>"</w:t>
+        <w:t>"AutoSelectDisk"</w:t>
       </w:r>
       <w:r>
         <w:rPr>
@@ -3191,17 +3066,8 @@
           <w:rFonts w:ascii="Aptos Narrow" w:hAnsi="Aptos Narrow"/>
           <w:color w:val="70AD47" w:themeColor="accent6"/>
         </w:rPr>
-        <w:t>-</w:t>
-      </w:r>
-      <w:proofErr w:type="spellStart"/>
-      <w:r>
-        <w:rPr>
-          <w:rFonts w:ascii="Aptos Narrow" w:hAnsi="Aptos Narrow"/>
-          <w:color w:val="70AD47" w:themeColor="accent6"/>
-        </w:rPr>
-        <w:t>GoTo</w:t>
-      </w:r>
-      <w:proofErr w:type="spellEnd"/>
+        <w:t>-GoTo</w:t>
+      </w:r>
       <w:r>
         <w:rPr>
           <w:rFonts w:ascii="Aptos Narrow" w:hAnsi="Aptos Narrow"/>
@@ -3227,23 +3093,7 @@
           <w:rFonts w:ascii="Aptos Narrow" w:hAnsi="Aptos Narrow"/>
           <w:color w:val="70AD47" w:themeColor="accent6"/>
         </w:rPr>
-        <w:t>"</w:t>
-      </w:r>
-      <w:proofErr w:type="spellStart"/>
-      <w:r>
-        <w:rPr>
-          <w:rFonts w:ascii="Aptos Narrow" w:hAnsi="Aptos Narrow"/>
-          <w:color w:val="70AD47" w:themeColor="accent6"/>
-        </w:rPr>
-        <w:t>Tempate</w:t>
-      </w:r>
-      <w:proofErr w:type="spellEnd"/>
-      <w:r>
-        <w:rPr>
-          <w:rFonts w:ascii="Aptos Narrow" w:hAnsi="Aptos Narrow"/>
-          <w:color w:val="70AD47" w:themeColor="accent6"/>
-        </w:rPr>
-        <w:t>"</w:t>
+        <w:t>"Tempate"</w:t>
       </w:r>
       <w:r>
         <w:rPr>
@@ -3256,23 +3106,7 @@
           <w:rFonts w:ascii="Aptos Narrow" w:hAnsi="Aptos Narrow"/>
           <w:color w:val="70AD47" w:themeColor="accent6"/>
         </w:rPr>
-        <w:t>"</w:t>
-      </w:r>
-      <w:proofErr w:type="spellStart"/>
-      <w:r>
-        <w:rPr>
-          <w:rFonts w:ascii="Aptos Narrow" w:hAnsi="Aptos Narrow"/>
-          <w:color w:val="70AD47" w:themeColor="accent6"/>
-        </w:rPr>
-        <w:t>EUpdate</w:t>
-      </w:r>
-      <w:proofErr w:type="spellEnd"/>
-      <w:r>
-        <w:rPr>
-          <w:rFonts w:ascii="Aptos Narrow" w:hAnsi="Aptos Narrow"/>
-          <w:color w:val="70AD47" w:themeColor="accent6"/>
-        </w:rPr>
-        <w:t>"</w:t>
+        <w:t>"EUpdate"</w:t>
       </w:r>
       <w:r>
         <w:rPr>
@@ -3320,17 +3154,8 @@
           <w:rFonts w:ascii="Aptos Narrow" w:hAnsi="Aptos Narrow"/>
           <w:color w:val="70AD47" w:themeColor="accent6"/>
         </w:rPr>
-        <w:t>-</w:t>
-      </w:r>
-      <w:proofErr w:type="spellStart"/>
-      <w:r>
-        <w:rPr>
-          <w:rFonts w:ascii="Aptos Narrow" w:hAnsi="Aptos Narrow"/>
-          <w:color w:val="70AD47" w:themeColor="accent6"/>
-        </w:rPr>
-        <w:t>AddRouter</w:t>
-      </w:r>
-      <w:proofErr w:type="spellEnd"/>
+        <w:t>-AddRouter</w:t>
+      </w:r>
       <w:r>
         <w:rPr>
           <w:rFonts w:ascii="Aptos Narrow" w:hAnsi="Aptos Narrow"/>
@@ -3359,17 +3184,8 @@
           <w:rFonts w:ascii="Aptos Narrow" w:hAnsi="Aptos Narrow"/>
           <w:color w:val="70AD47" w:themeColor="accent6"/>
         </w:rPr>
-        <w:t>-</w:t>
-      </w:r>
-      <w:proofErr w:type="spellStart"/>
-      <w:r>
-        <w:rPr>
-          <w:rFonts w:ascii="Aptos Narrow" w:hAnsi="Aptos Narrow"/>
-          <w:color w:val="70AD47" w:themeColor="accent6"/>
-        </w:rPr>
-        <w:t>AddTakeOwnership</w:t>
-      </w:r>
-      <w:proofErr w:type="spellEnd"/>
+        <w:t>-AddTakeOwnership</w:t>
+      </w:r>
       <w:r>
         <w:rPr>
           <w:rFonts w:ascii="Aptos Narrow" w:hAnsi="Aptos Narrow"/>
@@ -3404,20 +3220,7 @@
           <w:rFonts w:ascii="Aptos Narrow" w:hAnsi="Aptos Narrow"/>
         </w:rPr>
         <w:tab/>
-      </w:r>
-      <w:proofErr w:type="spellStart"/>
-      <w:r>
-        <w:rPr>
-          <w:rFonts w:ascii="Aptos Narrow" w:hAnsi="Aptos Narrow"/>
-        </w:rPr>
-        <w:t>Silent</w:t>
-      </w:r>
-      <w:proofErr w:type="spellEnd"/>
-      <w:r>
-        <w:rPr>
-          <w:rFonts w:ascii="Aptos Narrow" w:hAnsi="Aptos Narrow"/>
-        </w:rPr>
-        <w:t xml:space="preserve"> installation</w:t>
+        <w:t>Silent installation</w:t>
       </w:r>
     </w:p>
     <w:p>
@@ -3454,71 +3257,7 @@
           <w:rFonts w:ascii="Aptos Narrow" w:hAnsi="Aptos Narrow"/>
           <w:color w:val="70AD47" w:themeColor="accent6"/>
         </w:rPr>
-        <w:t>.\get.ps1 -To "</w:t>
-      </w:r>
-      <w:proofErr w:type="spellStart"/>
-      <w:r>
-        <w:rPr>
-          <w:rFonts w:ascii="Aptos Narrow" w:hAnsi="Aptos Narrow"/>
-          <w:color w:val="70AD47" w:themeColor="accent6"/>
-        </w:rPr>
-        <w:t>AutoSelectDisk</w:t>
-      </w:r>
-      <w:proofErr w:type="spellEnd"/>
-      <w:r>
-        <w:rPr>
-          <w:rFonts w:ascii="Aptos Narrow" w:hAnsi="Aptos Narrow"/>
-          <w:color w:val="70AD47" w:themeColor="accent6"/>
-        </w:rPr>
-        <w:t>" -</w:t>
-      </w:r>
-      <w:proofErr w:type="spellStart"/>
-      <w:r>
-        <w:rPr>
-          <w:rFonts w:ascii="Aptos Narrow" w:hAnsi="Aptos Narrow"/>
-          <w:color w:val="70AD47" w:themeColor="accent6"/>
-        </w:rPr>
-        <w:t>GoTo</w:t>
-      </w:r>
-      <w:proofErr w:type="spellEnd"/>
-      <w:r>
-        <w:rPr>
-          <w:rFonts w:ascii="Aptos Narrow" w:hAnsi="Aptos Narrow"/>
-          <w:color w:val="70AD47" w:themeColor="accent6"/>
-        </w:rPr>
-        <w:t xml:space="preserve"> "SIP" -</w:t>
-      </w:r>
-      <w:proofErr w:type="spellStart"/>
-      <w:r>
-        <w:rPr>
-          <w:rFonts w:ascii="Aptos Narrow" w:hAnsi="Aptos Narrow"/>
-          <w:color w:val="70AD47" w:themeColor="accent6"/>
-        </w:rPr>
-        <w:t>AddRouter</w:t>
-      </w:r>
-      <w:proofErr w:type="spellEnd"/>
-      <w:r>
-        <w:rPr>
-          <w:rFonts w:ascii="Aptos Narrow" w:hAnsi="Aptos Narrow"/>
-          <w:color w:val="70AD47" w:themeColor="accent6"/>
-        </w:rPr>
-        <w:t xml:space="preserve"> -</w:t>
-      </w:r>
-      <w:proofErr w:type="spellStart"/>
-      <w:r>
-        <w:rPr>
-          <w:rFonts w:ascii="Aptos Narrow" w:hAnsi="Aptos Narrow"/>
-          <w:color w:val="70AD47" w:themeColor="accent6"/>
-        </w:rPr>
-        <w:t>AddTakeOwnership</w:t>
-      </w:r>
-      <w:proofErr w:type="spellEnd"/>
-      <w:r>
-        <w:rPr>
-          <w:rFonts w:ascii="Aptos Narrow" w:hAnsi="Aptos Narrow"/>
-          <w:color w:val="70AD47" w:themeColor="accent6"/>
-        </w:rPr>
-        <w:t xml:space="preserve"> -Silent</w:t>
+        <w:t>.\get.ps1 -To "AutoSelectDisk" -GoTo "SIP" -AddRouter -AddTakeOwnership -Silent</w:t>
       </w:r>
     </w:p>
     <w:p>
@@ -3921,21 +3660,7 @@
         <w:rPr>
           <w:rFonts w:ascii="Aptos Narrow" w:hAnsi="Aptos Narrow"/>
         </w:rPr>
-        <w:t xml:space="preserve">A large number of temporary files are generated during the packaging process. When installing </w:t>
-      </w:r>
-      <w:proofErr w:type="spellStart"/>
-      <w:r>
-        <w:rPr>
-          <w:rFonts w:ascii="Aptos Narrow" w:hAnsi="Aptos Narrow"/>
-        </w:rPr>
-        <w:t>InBox</w:t>
-      </w:r>
-      <w:proofErr w:type="spellEnd"/>
-      <w:r>
-        <w:rPr>
-          <w:rFonts w:ascii="Aptos Narrow" w:hAnsi="Aptos Narrow"/>
-        </w:rPr>
-        <w:t xml:space="preserve"> Apps, cumulative updates, and language packs, installation files are temporarily released. Therefore, if you do not clean up outdated files regularly, a large amount of disk space will be occupied for a long time. It is recommended that you try the following methods to implement the cleanup plan to free up more space: </w:t>
+        <w:t xml:space="preserve">A large number of temporary files are generated during the packaging process. When installing InBox Apps, cumulative updates, and language packs, installation files are temporarily released. Therefore, if you do not clean up outdated files regularly, a large amount of disk space will be occupied for a long time. It is recommended that you try the following methods to implement the cleanup plan to free up more space: </w:t>
       </w:r>
     </w:p>
     <w:p>
@@ -4030,16 +3755,8 @@
         <w:rPr>
           <w:rFonts w:ascii="Aptos Narrow" w:hAnsi="Aptos Narrow"/>
         </w:rPr>
-        <w:t xml:space="preserve">Logs generated by Yi’s </w:t>
-      </w:r>
-      <w:proofErr w:type="spellStart"/>
-      <w:r>
-        <w:rPr>
-          <w:rFonts w:ascii="Aptos Narrow" w:hAnsi="Aptos Narrow"/>
-        </w:rPr>
-        <w:t>Soultions</w:t>
-      </w:r>
-      <w:proofErr w:type="spellEnd"/>
+        <w:t>Logs generated by Yi’s Soultions</w:t>
+      </w:r>
     </w:p>
     <w:p>
       <w:pPr>
@@ -4170,23 +3887,7 @@
           <w:rFonts w:ascii="Aptos Narrow" w:hAnsi="Aptos Narrow"/>
           <w:color w:val="7030A0"/>
         </w:rPr>
-        <w:t>{system disk}:\Users\{user name}\</w:t>
-      </w:r>
-      <w:proofErr w:type="spellStart"/>
-      <w:r>
-        <w:rPr>
-          <w:rFonts w:ascii="Aptos Narrow" w:hAnsi="Aptos Narrow"/>
-          <w:color w:val="7030A0"/>
-        </w:rPr>
-        <w:t>AppData</w:t>
-      </w:r>
-      <w:proofErr w:type="spellEnd"/>
-      <w:r>
-        <w:rPr>
-          <w:rFonts w:ascii="Aptos Narrow" w:hAnsi="Aptos Narrow"/>
-          <w:color w:val="7030A0"/>
-        </w:rPr>
-        <w:t>\Local\Temp</w:t>
+        <w:t>{system disk}:\Users\{user name}\AppData\Local\Temp</w:t>
       </w:r>
     </w:p>
     <w:p>
@@ -4312,7 +4013,7 @@
           <w:szCs w:val="24"/>
         </w:rPr>
         <w:drawing>
-          <wp:anchor distT="0" distB="0" distL="114300" distR="114300" simplePos="0" relativeHeight="251661312" behindDoc="1" locked="0" layoutInCell="1" allowOverlap="1" wp14:anchorId="49A16DA8" wp14:editId="43EAEF1B">
+          <wp:anchor distT="0" distB="0" distL="114300" distR="114300" simplePos="0" relativeHeight="251661312" behindDoc="1" locked="0" layoutInCell="1" allowOverlap="1" wp14:anchorId="49A16DA8" wp14:editId="38684442">
             <wp:simplePos x="0" y="0"/>
             <wp:positionH relativeFrom="column">
               <wp:posOffset>0</wp:posOffset>
@@ -4474,19 +4175,11 @@
           <w:rFonts w:ascii="Aptos Narrow" w:hAnsi="Aptos Narrow"/>
         </w:rPr>
       </w:pPr>
-      <w:proofErr w:type="spellStart"/>
-      <w:r>
-        <w:rPr>
-          <w:rFonts w:ascii="Aptos Narrow" w:hAnsi="Aptos Narrow"/>
-        </w:rPr>
-        <w:t>Github</w:t>
-      </w:r>
-      <w:proofErr w:type="spellEnd"/>
-      <w:r>
-        <w:rPr>
-          <w:rFonts w:ascii="Aptos Narrow" w:hAnsi="Aptos Narrow"/>
-        </w:rPr>
-        <w:t xml:space="preserve"> | </w:t>
+      <w:r>
+        <w:rPr>
+          <w:rFonts w:ascii="Aptos Narrow" w:hAnsi="Aptos Narrow"/>
+        </w:rPr>
+        <w:t xml:space="preserve">Github | </w:t>
       </w:r>
       <w:hyperlink r:id="rId18" w:history="1">
         <w:r>
@@ -4538,19 +4231,11 @@
           <w:rFonts w:ascii="Aptos Narrow" w:hAnsi="Aptos Narrow"/>
         </w:rPr>
       </w:pPr>
-      <w:proofErr w:type="spellStart"/>
-      <w:r>
-        <w:rPr>
-          <w:rFonts w:ascii="Aptos Narrow" w:hAnsi="Aptos Narrow"/>
-        </w:rPr>
-        <w:t>EMail</w:t>
-      </w:r>
-      <w:proofErr w:type="spellEnd"/>
-      <w:r>
-        <w:rPr>
-          <w:rFonts w:ascii="Aptos Narrow" w:hAnsi="Aptos Narrow"/>
-        </w:rPr>
-        <w:t xml:space="preserve">: </w:t>
+      <w:r>
+        <w:rPr>
+          <w:rFonts w:ascii="Aptos Narrow" w:hAnsi="Aptos Narrow"/>
+        </w:rPr>
+        <w:t xml:space="preserve">EMail: </w:t>
       </w:r>
       <w:hyperlink r:id="rId19" w:history="1">
         <w:r>

--- a/_Learn/Get/Get.docx
+++ b/_Learn/Get/Get.docx
@@ -34,7 +34,7 @@
           <w:szCs w:val="24"/>
         </w:rPr>
         <w:drawing>
-          <wp:anchor distT="0" distB="0" distL="114300" distR="114300" simplePos="0" relativeHeight="251659264" behindDoc="1" locked="0" layoutInCell="1" allowOverlap="1" wp14:anchorId="3717FBFE" wp14:editId="2EA70A87">
+          <wp:anchor distT="0" distB="0" distL="114300" distR="114300" simplePos="0" relativeHeight="251659264" behindDoc="1" locked="0" layoutInCell="1" allowOverlap="1" wp14:anchorId="3717FBFE" wp14:editId="466F086E">
             <wp:simplePos x="0" y="0"/>
             <wp:positionH relativeFrom="column">
               <wp:posOffset>0</wp:posOffset>
@@ -163,8 +163,20 @@
           <w:sz w:val="40"/>
           <w:szCs w:val="144"/>
         </w:rPr>
-        <w:t>s Soultions</w:t>
-      </w:r>
+        <w:t xml:space="preserve">s </w:t>
+      </w:r>
+      <w:proofErr w:type="spellStart"/>
+      <w:r>
+        <w:rPr>
+          <w:rFonts w:ascii="Aptos Narrow" w:hAnsi="Aptos Narrow"/>
+          <w:smallCaps/>
+          <w:color w:val="3E9D94"/>
+          <w:sz w:val="40"/>
+          <w:szCs w:val="144"/>
+        </w:rPr>
+        <w:t>Soultions</w:t>
+      </w:r>
+      <w:proofErr w:type="spellEnd"/>
       <w:r>
         <w:rPr>
           <w:rFonts w:ascii="Aptos Narrow" w:hAnsi="Aptos Narrow"/>
@@ -1535,7 +1547,21 @@
         <w:rPr>
           <w:rFonts w:ascii="Aptos Narrow" w:hAnsi="Aptos Narrow"/>
         </w:rPr>
-        <w:t>Requires Windows 11, Windows 10, Windows Server 2022, Windows Server vNext or the 5.1 version that comes with the system by default. You can optionally upgrade to the latest version of PowerShell 7.</w:t>
+        <w:t xml:space="preserve">Requires Windows 11, Windows 10, Windows Server 2022, Windows Server </w:t>
+      </w:r>
+      <w:proofErr w:type="spellStart"/>
+      <w:r>
+        <w:rPr>
+          <w:rFonts w:ascii="Aptos Narrow" w:hAnsi="Aptos Narrow"/>
+        </w:rPr>
+        <w:t>vNext</w:t>
+      </w:r>
+      <w:proofErr w:type="spellEnd"/>
+      <w:r>
+        <w:rPr>
+          <w:rFonts w:ascii="Aptos Narrow" w:hAnsi="Aptos Narrow"/>
+        </w:rPr>
+        <w:t xml:space="preserve"> or the 5.1 version that comes with the system by default. You can optionally upgrade to the latest version of PowerShell 7.</w:t>
       </w:r>
     </w:p>
     <w:p>
@@ -1706,7 +1732,39 @@
           <w:rFonts w:ascii="Aptos Narrow" w:hAnsi="Aptos Narrow"/>
           <w:color w:val="70AD47" w:themeColor="accent6"/>
         </w:rPr>
-        <w:t>Set- ExecutionPolicy - ExecutionPolicy Bypass-Force</w:t>
+        <w:t xml:space="preserve">Set- </w:t>
+      </w:r>
+      <w:proofErr w:type="spellStart"/>
+      <w:r>
+        <w:rPr>
+          <w:rFonts w:ascii="Aptos Narrow" w:hAnsi="Aptos Narrow"/>
+          <w:color w:val="70AD47" w:themeColor="accent6"/>
+        </w:rPr>
+        <w:t>ExecutionPolicy</w:t>
+      </w:r>
+      <w:proofErr w:type="spellEnd"/>
+      <w:r>
+        <w:rPr>
+          <w:rFonts w:ascii="Aptos Narrow" w:hAnsi="Aptos Narrow"/>
+          <w:color w:val="70AD47" w:themeColor="accent6"/>
+        </w:rPr>
+        <w:t xml:space="preserve"> - </w:t>
+      </w:r>
+      <w:proofErr w:type="spellStart"/>
+      <w:r>
+        <w:rPr>
+          <w:rFonts w:ascii="Aptos Narrow" w:hAnsi="Aptos Narrow"/>
+          <w:color w:val="70AD47" w:themeColor="accent6"/>
+        </w:rPr>
+        <w:t>ExecutionPolicy</w:t>
+      </w:r>
+      <w:proofErr w:type="spellEnd"/>
+      <w:r>
+        <w:rPr>
+          <w:rFonts w:ascii="Aptos Narrow" w:hAnsi="Aptos Narrow"/>
+          <w:color w:val="70AD47" w:themeColor="accent6"/>
+        </w:rPr>
+        <w:t xml:space="preserve"> Bypass-Force</w:t>
       </w:r>
     </w:p>
     <w:p>
@@ -1896,6 +1954,7 @@
         </w:rPr>
         <w:t xml:space="preserve">, </w:t>
       </w:r>
+      <w:proofErr w:type="spellStart"/>
       <w:r>
         <w:rPr>
           <w:rFonts w:ascii="Aptos Narrow" w:hAnsi="Aptos Narrow"/>
@@ -1903,6 +1962,7 @@
         </w:rPr>
         <w:t>iwr</w:t>
       </w:r>
+      <w:proofErr w:type="spellEnd"/>
       <w:r>
         <w:rPr>
           <w:rFonts w:ascii="Aptos Narrow" w:hAnsi="Aptos Narrow"/>
@@ -1914,13 +1974,36 @@
           <w:rFonts w:ascii="Aptos Narrow" w:hAnsi="Aptos Narrow"/>
           <w:color w:val="70AD47" w:themeColor="accent6"/>
         </w:rPr>
-        <w:t>Invoke-WebRequest</w:t>
-      </w:r>
-      <w:r>
-        <w:rPr>
-          <w:rFonts w:ascii="Aptos Narrow" w:hAnsi="Aptos Narrow"/>
-        </w:rPr>
-        <w:t>. When copying the download link, just copy any one.</w:t>
+        <w:t>Invoke-</w:t>
+      </w:r>
+      <w:proofErr w:type="spellStart"/>
+      <w:r>
+        <w:rPr>
+          <w:rFonts w:ascii="Aptos Narrow" w:hAnsi="Aptos Narrow"/>
+          <w:color w:val="70AD47" w:themeColor="accent6"/>
+        </w:rPr>
+        <w:t>WebRequest</w:t>
+      </w:r>
+      <w:proofErr w:type="spellEnd"/>
+      <w:r>
+        <w:rPr>
+          <w:rFonts w:ascii="Aptos Narrow" w:hAnsi="Aptos Narrow"/>
+        </w:rPr>
+        <w:t xml:space="preserve">. When copying the download link, just copy </w:t>
+      </w:r>
+      <w:proofErr w:type="spellStart"/>
+      <w:r>
+        <w:rPr>
+          <w:rFonts w:ascii="Aptos Narrow" w:hAnsi="Aptos Narrow"/>
+        </w:rPr>
+        <w:t>any one</w:t>
+      </w:r>
+      <w:proofErr w:type="spellEnd"/>
+      <w:r>
+        <w:rPr>
+          <w:rFonts w:ascii="Aptos Narrow" w:hAnsi="Aptos Narrow"/>
+        </w:rPr>
+        <w:t>.</w:t>
       </w:r>
     </w:p>
     <w:p>
@@ -2050,12 +2133,21 @@
           <w:color w:val="70AD47" w:themeColor="accent6"/>
         </w:rPr>
       </w:pPr>
-      <w:r>
-        <w:rPr>
-          <w:rFonts w:ascii="Aptos Narrow" w:hAnsi="Aptos Narrow"/>
-          <w:color w:val="70AD47" w:themeColor="accent6"/>
-        </w:rPr>
-        <w:t xml:space="preserve">wget https://fengyi.tel/gs </w:t>
+      <w:proofErr w:type="spellStart"/>
+      <w:r>
+        <w:rPr>
+          <w:rFonts w:ascii="Aptos Narrow" w:hAnsi="Aptos Narrow"/>
+          <w:color w:val="70AD47" w:themeColor="accent6"/>
+        </w:rPr>
+        <w:t>wget</w:t>
+      </w:r>
+      <w:proofErr w:type="spellEnd"/>
+      <w:r>
+        <w:rPr>
+          <w:rFonts w:ascii="Aptos Narrow" w:hAnsi="Aptos Narrow"/>
+          <w:color w:val="70AD47" w:themeColor="accent6"/>
+        </w:rPr>
+        <w:t xml:space="preserve"> https://fengyi.tel/gs </w:t>
       </w:r>
       <w:r>
         <w:rPr>
@@ -2091,12 +2183,21 @@
           <w:color w:val="70AD47" w:themeColor="accent6"/>
         </w:rPr>
       </w:pPr>
-      <w:r>
-        <w:rPr>
-          <w:rFonts w:ascii="Aptos Narrow" w:hAnsi="Aptos Narrow"/>
-          <w:color w:val="70AD47" w:themeColor="accent6"/>
-        </w:rPr>
-        <w:t xml:space="preserve">iwr https://fengyi.tel/gs </w:t>
+      <w:proofErr w:type="spellStart"/>
+      <w:r>
+        <w:rPr>
+          <w:rFonts w:ascii="Aptos Narrow" w:hAnsi="Aptos Narrow"/>
+          <w:color w:val="70AD47" w:themeColor="accent6"/>
+        </w:rPr>
+        <w:t>iwr</w:t>
+      </w:r>
+      <w:proofErr w:type="spellEnd"/>
+      <w:r>
+        <w:rPr>
+          <w:rFonts w:ascii="Aptos Narrow" w:hAnsi="Aptos Narrow"/>
+          <w:color w:val="70AD47" w:themeColor="accent6"/>
+        </w:rPr>
+        <w:t xml:space="preserve"> https://fengyi.tel/gs </w:t>
       </w:r>
       <w:r>
         <w:rPr>
@@ -2131,21 +2232,53 @@
           <w:color w:val="70AD47" w:themeColor="accent6"/>
         </w:rPr>
         <w:lastRenderedPageBreak/>
-        <w:t xml:space="preserve">Invoke-WebRequest https://fengyi.tel/gs </w:t>
-      </w:r>
-      <w:r>
-        <w:rPr>
-          <w:rFonts w:ascii="Aptos Narrow" w:hAnsi="Aptos Narrow"/>
-          <w:color w:val="70AD47" w:themeColor="accent6"/>
-        </w:rPr>
-        <w:t>-o</w:t>
-      </w:r>
-      <w:r>
-        <w:rPr>
-          <w:rFonts w:ascii="Aptos Narrow" w:hAnsi="Aptos Narrow"/>
-          <w:color w:val="70AD47" w:themeColor="accent6"/>
-        </w:rPr>
-        <w:t>utFile get.ps1; .\get.ps1;</w:t>
+        <w:t>Invoke-</w:t>
+      </w:r>
+      <w:proofErr w:type="spellStart"/>
+      <w:r>
+        <w:rPr>
+          <w:rFonts w:ascii="Aptos Narrow" w:hAnsi="Aptos Narrow"/>
+          <w:color w:val="70AD47" w:themeColor="accent6"/>
+        </w:rPr>
+        <w:t>WebRequest</w:t>
+      </w:r>
+      <w:proofErr w:type="spellEnd"/>
+      <w:r>
+        <w:rPr>
+          <w:rFonts w:ascii="Aptos Narrow" w:hAnsi="Aptos Narrow"/>
+          <w:color w:val="70AD47" w:themeColor="accent6"/>
+        </w:rPr>
+        <w:t xml:space="preserve"> https://fengyi.tel/gs </w:t>
+      </w:r>
+      <w:r>
+        <w:rPr>
+          <w:rFonts w:ascii="Aptos Narrow" w:hAnsi="Aptos Narrow"/>
+          <w:color w:val="70AD47" w:themeColor="accent6"/>
+        </w:rPr>
+        <w:t>-</w:t>
+      </w:r>
+      <w:proofErr w:type="spellStart"/>
+      <w:r>
+        <w:rPr>
+          <w:rFonts w:ascii="Aptos Narrow" w:hAnsi="Aptos Narrow"/>
+          <w:color w:val="70AD47" w:themeColor="accent6"/>
+        </w:rPr>
+        <w:t>o</w:t>
+      </w:r>
+      <w:r>
+        <w:rPr>
+          <w:rFonts w:ascii="Aptos Narrow" w:hAnsi="Aptos Narrow"/>
+          <w:color w:val="70AD47" w:themeColor="accent6"/>
+        </w:rPr>
+        <w:t>utFile</w:t>
+      </w:r>
+      <w:proofErr w:type="spellEnd"/>
+      <w:r>
+        <w:rPr>
+          <w:rFonts w:ascii="Aptos Narrow" w:hAnsi="Aptos Narrow"/>
+          <w:color w:val="70AD47" w:themeColor="accent6"/>
+        </w:rPr>
+        <w:t xml:space="preserve"> get.ps1; .\get.ps1;</w:t>
       </w:r>
     </w:p>
     <w:p>
@@ -2235,7 +2368,21 @@
         <w:rPr>
           <w:rFonts w:ascii="Aptos Narrow" w:hAnsi="Aptos Narrow"/>
         </w:rPr>
-        <w:t>Get the installation script from Github's node</w:t>
+        <w:t xml:space="preserve">Get the installation script from </w:t>
+      </w:r>
+      <w:proofErr w:type="spellStart"/>
+      <w:r>
+        <w:rPr>
+          <w:rFonts w:ascii="Aptos Narrow" w:hAnsi="Aptos Narrow"/>
+        </w:rPr>
+        <w:t>Github's</w:t>
+      </w:r>
+      <w:proofErr w:type="spellEnd"/>
+      <w:r>
+        <w:rPr>
+          <w:rFonts w:ascii="Aptos Narrow" w:hAnsi="Aptos Narrow"/>
+        </w:rPr>
+        <w:t xml:space="preserve"> node</w:t>
       </w:r>
     </w:p>
     <w:p>
@@ -2284,12 +2431,21 @@
           <w:color w:val="70AD47" w:themeColor="accent6"/>
         </w:rPr>
       </w:pPr>
-      <w:r>
-        <w:rPr>
-          <w:rFonts w:ascii="Aptos Narrow" w:hAnsi="Aptos Narrow"/>
-          <w:color w:val="70AD47" w:themeColor="accent6"/>
-        </w:rPr>
-        <w:t xml:space="preserve">wget https://github.com/ilikeyi/Solutions/raw/main/get.ps1 </w:t>
+      <w:proofErr w:type="spellStart"/>
+      <w:r>
+        <w:rPr>
+          <w:rFonts w:ascii="Aptos Narrow" w:hAnsi="Aptos Narrow"/>
+          <w:color w:val="70AD47" w:themeColor="accent6"/>
+        </w:rPr>
+        <w:t>wget</w:t>
+      </w:r>
+      <w:proofErr w:type="spellEnd"/>
+      <w:r>
+        <w:rPr>
+          <w:rFonts w:ascii="Aptos Narrow" w:hAnsi="Aptos Narrow"/>
+          <w:color w:val="70AD47" w:themeColor="accent6"/>
+        </w:rPr>
+        <w:t xml:space="preserve"> https://github.com/ilikeyi/Solutions/raw/main/get.ps1 </w:t>
       </w:r>
       <w:r>
         <w:rPr>
@@ -2325,12 +2481,21 @@
           <w:color w:val="70AD47" w:themeColor="accent6"/>
         </w:rPr>
       </w:pPr>
-      <w:r>
-        <w:rPr>
-          <w:rFonts w:ascii="Aptos Narrow" w:hAnsi="Aptos Narrow"/>
-          <w:color w:val="70AD47" w:themeColor="accent6"/>
-        </w:rPr>
-        <w:t xml:space="preserve">iwr https://github.com/ilikeyi/Solutions/raw/main/get.ps1 </w:t>
+      <w:proofErr w:type="spellStart"/>
+      <w:r>
+        <w:rPr>
+          <w:rFonts w:ascii="Aptos Narrow" w:hAnsi="Aptos Narrow"/>
+          <w:color w:val="70AD47" w:themeColor="accent6"/>
+        </w:rPr>
+        <w:t>iwr</w:t>
+      </w:r>
+      <w:proofErr w:type="spellEnd"/>
+      <w:r>
+        <w:rPr>
+          <w:rFonts w:ascii="Aptos Narrow" w:hAnsi="Aptos Narrow"/>
+          <w:color w:val="70AD47" w:themeColor="accent6"/>
+        </w:rPr>
+        <w:t xml:space="preserve"> https://github.com/ilikeyi/Solutions/raw/main/get.ps1 </w:t>
       </w:r>
       <w:r>
         <w:rPr>
@@ -2364,21 +2529,53 @@
           <w:rFonts w:ascii="Aptos Narrow" w:hAnsi="Aptos Narrow"/>
           <w:color w:val="70AD47" w:themeColor="accent6"/>
         </w:rPr>
-        <w:t xml:space="preserve">Invoke-WebRequest https://github.com/ilikeyi/Solutions/raw/main/get.ps1 </w:t>
-      </w:r>
-      <w:r>
-        <w:rPr>
-          <w:rFonts w:ascii="Aptos Narrow" w:hAnsi="Aptos Narrow"/>
-          <w:color w:val="70AD47" w:themeColor="accent6"/>
-        </w:rPr>
-        <w:t>-o</w:t>
-      </w:r>
-      <w:r>
-        <w:rPr>
-          <w:rFonts w:ascii="Aptos Narrow" w:hAnsi="Aptos Narrow"/>
-          <w:color w:val="70AD47" w:themeColor="accent6"/>
-        </w:rPr>
-        <w:t>utFile get.ps1; .\get.ps1;</w:t>
+        <w:t>Invoke-</w:t>
+      </w:r>
+      <w:proofErr w:type="spellStart"/>
+      <w:r>
+        <w:rPr>
+          <w:rFonts w:ascii="Aptos Narrow" w:hAnsi="Aptos Narrow"/>
+          <w:color w:val="70AD47" w:themeColor="accent6"/>
+        </w:rPr>
+        <w:t>WebRequest</w:t>
+      </w:r>
+      <w:proofErr w:type="spellEnd"/>
+      <w:r>
+        <w:rPr>
+          <w:rFonts w:ascii="Aptos Narrow" w:hAnsi="Aptos Narrow"/>
+          <w:color w:val="70AD47" w:themeColor="accent6"/>
+        </w:rPr>
+        <w:t xml:space="preserve"> https://github.com/ilikeyi/Solutions/raw/main/get.ps1 </w:t>
+      </w:r>
+      <w:r>
+        <w:rPr>
+          <w:rFonts w:ascii="Aptos Narrow" w:hAnsi="Aptos Narrow"/>
+          <w:color w:val="70AD47" w:themeColor="accent6"/>
+        </w:rPr>
+        <w:t>-</w:t>
+      </w:r>
+      <w:proofErr w:type="spellStart"/>
+      <w:r>
+        <w:rPr>
+          <w:rFonts w:ascii="Aptos Narrow" w:hAnsi="Aptos Narrow"/>
+          <w:color w:val="70AD47" w:themeColor="accent6"/>
+        </w:rPr>
+        <w:t>o</w:t>
+      </w:r>
+      <w:r>
+        <w:rPr>
+          <w:rFonts w:ascii="Aptos Narrow" w:hAnsi="Aptos Narrow"/>
+          <w:color w:val="70AD47" w:themeColor="accent6"/>
+        </w:rPr>
+        <w:t>utFile</w:t>
+      </w:r>
+      <w:proofErr w:type="spellEnd"/>
+      <w:r>
+        <w:rPr>
+          <w:rFonts w:ascii="Aptos Narrow" w:hAnsi="Aptos Narrow"/>
+          <w:color w:val="70AD47" w:themeColor="accent6"/>
+        </w:rPr>
+        <w:t xml:space="preserve"> get.ps1; .\get.ps1;</w:t>
       </w:r>
     </w:p>
     <w:p>
@@ -2582,12 +2779,21 @@
           <w:color w:val="70AD47" w:themeColor="accent6"/>
         </w:rPr>
       </w:pPr>
-      <w:r>
-        <w:rPr>
-          <w:rFonts w:ascii="Aptos Narrow" w:hAnsi="Aptos Narrow"/>
-          <w:color w:val="70AD47" w:themeColor="accent6"/>
-        </w:rPr>
-        <w:t xml:space="preserve">wget https://fengyi.tel/gs </w:t>
+      <w:proofErr w:type="spellStart"/>
+      <w:r>
+        <w:rPr>
+          <w:rFonts w:ascii="Aptos Narrow" w:hAnsi="Aptos Narrow"/>
+          <w:color w:val="70AD47" w:themeColor="accent6"/>
+        </w:rPr>
+        <w:t>wget</w:t>
+      </w:r>
+      <w:proofErr w:type="spellEnd"/>
+      <w:r>
+        <w:rPr>
+          <w:rFonts w:ascii="Aptos Narrow" w:hAnsi="Aptos Narrow"/>
+          <w:color w:val="70AD47" w:themeColor="accent6"/>
+        </w:rPr>
+        <w:t xml:space="preserve"> https://fengyi.tel/gs </w:t>
       </w:r>
       <w:r>
         <w:rPr>
@@ -2623,12 +2829,21 @@
           <w:color w:val="70AD47" w:themeColor="accent6"/>
         </w:rPr>
       </w:pPr>
-      <w:r>
-        <w:rPr>
-          <w:rFonts w:ascii="Aptos Narrow" w:hAnsi="Aptos Narrow"/>
-          <w:color w:val="70AD47" w:themeColor="accent6"/>
-        </w:rPr>
-        <w:t xml:space="preserve">iwr https://fengyi.tel/gs </w:t>
+      <w:proofErr w:type="spellStart"/>
+      <w:r>
+        <w:rPr>
+          <w:rFonts w:ascii="Aptos Narrow" w:hAnsi="Aptos Narrow"/>
+          <w:color w:val="70AD47" w:themeColor="accent6"/>
+        </w:rPr>
+        <w:t>iwr</w:t>
+      </w:r>
+      <w:proofErr w:type="spellEnd"/>
+      <w:r>
+        <w:rPr>
+          <w:rFonts w:ascii="Aptos Narrow" w:hAnsi="Aptos Narrow"/>
+          <w:color w:val="70AD47" w:themeColor="accent6"/>
+        </w:rPr>
+        <w:t xml:space="preserve"> https://fengyi.tel/gs </w:t>
       </w:r>
       <w:r>
         <w:rPr>
@@ -2662,21 +2877,53 @@
           <w:rFonts w:ascii="Aptos Narrow" w:hAnsi="Aptos Narrow"/>
           <w:color w:val="70AD47" w:themeColor="accent6"/>
         </w:rPr>
-        <w:t xml:space="preserve">Invoke-WebRequest https://fengyi.tel/gs </w:t>
-      </w:r>
-      <w:r>
-        <w:rPr>
-          <w:rFonts w:ascii="Aptos Narrow" w:hAnsi="Aptos Narrow"/>
-          <w:color w:val="70AD47" w:themeColor="accent6"/>
-        </w:rPr>
-        <w:t>-o</w:t>
-      </w:r>
-      <w:r>
-        <w:rPr>
-          <w:rFonts w:ascii="Aptos Narrow" w:hAnsi="Aptos Narrow"/>
-          <w:color w:val="70AD47" w:themeColor="accent6"/>
-        </w:rPr>
-        <w:t>utFile get.ps1</w:t>
+        <w:t>Invoke-</w:t>
+      </w:r>
+      <w:proofErr w:type="spellStart"/>
+      <w:r>
+        <w:rPr>
+          <w:rFonts w:ascii="Aptos Narrow" w:hAnsi="Aptos Narrow"/>
+          <w:color w:val="70AD47" w:themeColor="accent6"/>
+        </w:rPr>
+        <w:t>WebRequest</w:t>
+      </w:r>
+      <w:proofErr w:type="spellEnd"/>
+      <w:r>
+        <w:rPr>
+          <w:rFonts w:ascii="Aptos Narrow" w:hAnsi="Aptos Narrow"/>
+          <w:color w:val="70AD47" w:themeColor="accent6"/>
+        </w:rPr>
+        <w:t xml:space="preserve"> https://fengyi.tel/gs </w:t>
+      </w:r>
+      <w:r>
+        <w:rPr>
+          <w:rFonts w:ascii="Aptos Narrow" w:hAnsi="Aptos Narrow"/>
+          <w:color w:val="70AD47" w:themeColor="accent6"/>
+        </w:rPr>
+        <w:t>-</w:t>
+      </w:r>
+      <w:proofErr w:type="spellStart"/>
+      <w:r>
+        <w:rPr>
+          <w:rFonts w:ascii="Aptos Narrow" w:hAnsi="Aptos Narrow"/>
+          <w:color w:val="70AD47" w:themeColor="accent6"/>
+        </w:rPr>
+        <w:t>o</w:t>
+      </w:r>
+      <w:r>
+        <w:rPr>
+          <w:rFonts w:ascii="Aptos Narrow" w:hAnsi="Aptos Narrow"/>
+          <w:color w:val="70AD47" w:themeColor="accent6"/>
+        </w:rPr>
+        <w:t>utFile</w:t>
+      </w:r>
+      <w:proofErr w:type="spellEnd"/>
+      <w:r>
+        <w:rPr>
+          <w:rFonts w:ascii="Aptos Narrow" w:hAnsi="Aptos Narrow"/>
+          <w:color w:val="70AD47" w:themeColor="accent6"/>
+        </w:rPr>
+        <w:t xml:space="preserve"> get.ps1</w:t>
       </w:r>
     </w:p>
     <w:p>
@@ -2698,7 +2945,21 @@
         <w:rPr>
           <w:rFonts w:ascii="Aptos Narrow" w:hAnsi="Aptos Narrow"/>
         </w:rPr>
-        <w:t>Get the installation script from Github's node</w:t>
+        <w:t xml:space="preserve">Get the installation script from </w:t>
+      </w:r>
+      <w:proofErr w:type="spellStart"/>
+      <w:r>
+        <w:rPr>
+          <w:rFonts w:ascii="Aptos Narrow" w:hAnsi="Aptos Narrow"/>
+        </w:rPr>
+        <w:t>Github's</w:t>
+      </w:r>
+      <w:proofErr w:type="spellEnd"/>
+      <w:r>
+        <w:rPr>
+          <w:rFonts w:ascii="Aptos Narrow" w:hAnsi="Aptos Narrow"/>
+        </w:rPr>
+        <w:t xml:space="preserve"> node</w:t>
       </w:r>
     </w:p>
     <w:p>
@@ -2747,12 +3008,21 @@
           <w:color w:val="70AD47" w:themeColor="accent6"/>
         </w:rPr>
       </w:pPr>
-      <w:r>
-        <w:rPr>
-          <w:rFonts w:ascii="Aptos Narrow" w:hAnsi="Aptos Narrow"/>
-          <w:color w:val="70AD47" w:themeColor="accent6"/>
-        </w:rPr>
-        <w:t xml:space="preserve">wget https://github.com/ilikeyi/Solutions/raw/main/get.ps1 </w:t>
+      <w:proofErr w:type="spellStart"/>
+      <w:r>
+        <w:rPr>
+          <w:rFonts w:ascii="Aptos Narrow" w:hAnsi="Aptos Narrow"/>
+          <w:color w:val="70AD47" w:themeColor="accent6"/>
+        </w:rPr>
+        <w:t>wget</w:t>
+      </w:r>
+      <w:proofErr w:type="spellEnd"/>
+      <w:r>
+        <w:rPr>
+          <w:rFonts w:ascii="Aptos Narrow" w:hAnsi="Aptos Narrow"/>
+          <w:color w:val="70AD47" w:themeColor="accent6"/>
+        </w:rPr>
+        <w:t xml:space="preserve"> https://github.com/ilikeyi/Solutions/raw/main/get.ps1 </w:t>
       </w:r>
       <w:r>
         <w:rPr>
@@ -2788,12 +3058,21 @@
           <w:color w:val="70AD47" w:themeColor="accent6"/>
         </w:rPr>
       </w:pPr>
-      <w:r>
-        <w:rPr>
-          <w:rFonts w:ascii="Aptos Narrow" w:hAnsi="Aptos Narrow"/>
-          <w:color w:val="70AD47" w:themeColor="accent6"/>
-        </w:rPr>
-        <w:t xml:space="preserve">iwr https://github.com/ilikeyi/Solutions/raw/main/get.ps1 </w:t>
+      <w:proofErr w:type="spellStart"/>
+      <w:r>
+        <w:rPr>
+          <w:rFonts w:ascii="Aptos Narrow" w:hAnsi="Aptos Narrow"/>
+          <w:color w:val="70AD47" w:themeColor="accent6"/>
+        </w:rPr>
+        <w:t>iwr</w:t>
+      </w:r>
+      <w:proofErr w:type="spellEnd"/>
+      <w:r>
+        <w:rPr>
+          <w:rFonts w:ascii="Aptos Narrow" w:hAnsi="Aptos Narrow"/>
+          <w:color w:val="70AD47" w:themeColor="accent6"/>
+        </w:rPr>
+        <w:t xml:space="preserve"> https://github.com/ilikeyi/Solutions/raw/main/get.ps1 </w:t>
       </w:r>
       <w:r>
         <w:rPr>
@@ -2827,21 +3106,53 @@
           <w:rFonts w:ascii="Aptos Narrow" w:hAnsi="Aptos Narrow"/>
           <w:color w:val="70AD47" w:themeColor="accent6"/>
         </w:rPr>
-        <w:t xml:space="preserve">Invoke-WebRequest https://github.com/ilikeyi/Solutions/raw/main/get.ps1 </w:t>
-      </w:r>
-      <w:r>
-        <w:rPr>
-          <w:rFonts w:ascii="Aptos Narrow" w:hAnsi="Aptos Narrow"/>
-          <w:color w:val="70AD47" w:themeColor="accent6"/>
-        </w:rPr>
-        <w:t>-o</w:t>
-      </w:r>
-      <w:r>
-        <w:rPr>
-          <w:rFonts w:ascii="Aptos Narrow" w:hAnsi="Aptos Narrow"/>
-          <w:color w:val="70AD47" w:themeColor="accent6"/>
-        </w:rPr>
-        <w:t>utFile get.ps1</w:t>
+        <w:t>Invoke-</w:t>
+      </w:r>
+      <w:proofErr w:type="spellStart"/>
+      <w:r>
+        <w:rPr>
+          <w:rFonts w:ascii="Aptos Narrow" w:hAnsi="Aptos Narrow"/>
+          <w:color w:val="70AD47" w:themeColor="accent6"/>
+        </w:rPr>
+        <w:t>WebRequest</w:t>
+      </w:r>
+      <w:proofErr w:type="spellEnd"/>
+      <w:r>
+        <w:rPr>
+          <w:rFonts w:ascii="Aptos Narrow" w:hAnsi="Aptos Narrow"/>
+          <w:color w:val="70AD47" w:themeColor="accent6"/>
+        </w:rPr>
+        <w:t xml:space="preserve"> https://github.com/ilikeyi/Solutions/raw/main/get.ps1 </w:t>
+      </w:r>
+      <w:r>
+        <w:rPr>
+          <w:rFonts w:ascii="Aptos Narrow" w:hAnsi="Aptos Narrow"/>
+          <w:color w:val="70AD47" w:themeColor="accent6"/>
+        </w:rPr>
+        <w:t>-</w:t>
+      </w:r>
+      <w:proofErr w:type="spellStart"/>
+      <w:r>
+        <w:rPr>
+          <w:rFonts w:ascii="Aptos Narrow" w:hAnsi="Aptos Narrow"/>
+          <w:color w:val="70AD47" w:themeColor="accent6"/>
+        </w:rPr>
+        <w:t>o</w:t>
+      </w:r>
+      <w:r>
+        <w:rPr>
+          <w:rFonts w:ascii="Aptos Narrow" w:hAnsi="Aptos Narrow"/>
+          <w:color w:val="70AD47" w:themeColor="accent6"/>
+        </w:rPr>
+        <w:t>utFile</w:t>
+      </w:r>
+      <w:proofErr w:type="spellEnd"/>
+      <w:r>
+        <w:rPr>
+          <w:rFonts w:ascii="Aptos Narrow" w:hAnsi="Aptos Narrow"/>
+          <w:color w:val="70AD47" w:themeColor="accent6"/>
+        </w:rPr>
+        <w:t xml:space="preserve"> get.ps1</w:t>
       </w:r>
     </w:p>
     <w:p>
@@ -2947,7 +3258,20 @@
           <w:rFonts w:ascii="Aptos Narrow" w:hAnsi="Aptos Narrow"/>
         </w:rPr>
         <w:tab/>
-        <w:t>Reset script usage history</w:t>
+      </w:r>
+      <w:proofErr w:type="spellStart"/>
+      <w:r>
+        <w:rPr>
+          <w:rFonts w:ascii="Aptos Narrow" w:hAnsi="Aptos Narrow"/>
+        </w:rPr>
+        <w:t>Reset</w:t>
+      </w:r>
+      <w:proofErr w:type="spellEnd"/>
+      <w:r>
+        <w:rPr>
+          <w:rFonts w:ascii="Aptos Narrow" w:hAnsi="Aptos Narrow"/>
+        </w:rPr>
+        <w:t xml:space="preserve"> script usage history</w:t>
       </w:r>
     </w:p>
     <w:p>
@@ -2969,8 +3293,17 @@
           <w:rFonts w:ascii="Aptos Narrow" w:hAnsi="Aptos Narrow"/>
           <w:color w:val="70AD47" w:themeColor="accent6"/>
         </w:rPr>
-        <w:t>-Cus</w:t>
-      </w:r>
+        <w:t>-</w:t>
+      </w:r>
+      <w:proofErr w:type="spellStart"/>
+      <w:r>
+        <w:rPr>
+          <w:rFonts w:ascii="Aptos Narrow" w:hAnsi="Aptos Narrow"/>
+          <w:color w:val="70AD47" w:themeColor="accent6"/>
+        </w:rPr>
+        <w:t>Cus</w:t>
+      </w:r>
+      <w:proofErr w:type="spellEnd"/>
       <w:r>
         <w:rPr>
           <w:rFonts w:ascii="Aptos Narrow" w:hAnsi="Aptos Narrow"/>
@@ -3019,7 +3352,23 @@
           <w:rFonts w:ascii="Aptos Narrow" w:hAnsi="Aptos Narrow"/>
           <w:color w:val="70AD47" w:themeColor="accent6"/>
         </w:rPr>
-        <w:t>"AutoSelectDisk"</w:t>
+        <w:t>"</w:t>
+      </w:r>
+      <w:proofErr w:type="spellStart"/>
+      <w:r>
+        <w:rPr>
+          <w:rFonts w:ascii="Aptos Narrow" w:hAnsi="Aptos Narrow"/>
+          <w:color w:val="70AD47" w:themeColor="accent6"/>
+        </w:rPr>
+        <w:t>AutoSelectDisk</w:t>
+      </w:r>
+      <w:proofErr w:type="spellEnd"/>
+      <w:r>
+        <w:rPr>
+          <w:rFonts w:ascii="Aptos Narrow" w:hAnsi="Aptos Narrow"/>
+          <w:color w:val="70AD47" w:themeColor="accent6"/>
+        </w:rPr>
+        <w:t>"</w:t>
       </w:r>
       <w:r>
         <w:rPr>
@@ -3094,8 +3443,17 @@
           <w:rFonts w:ascii="Aptos Narrow" w:hAnsi="Aptos Narrow"/>
           <w:color w:val="70AD47" w:themeColor="accent6"/>
         </w:rPr>
-        <w:t>-GoTo</w:t>
-      </w:r>
+        <w:t>-</w:t>
+      </w:r>
+      <w:proofErr w:type="spellStart"/>
+      <w:r>
+        <w:rPr>
+          <w:rFonts w:ascii="Aptos Narrow" w:hAnsi="Aptos Narrow"/>
+          <w:color w:val="70AD47" w:themeColor="accent6"/>
+        </w:rPr>
+        <w:t>GoTo</w:t>
+      </w:r>
+      <w:proofErr w:type="spellEnd"/>
       <w:r>
         <w:rPr>
           <w:rFonts w:ascii="Aptos Narrow" w:hAnsi="Aptos Narrow"/>
@@ -3121,7 +3479,23 @@
           <w:rFonts w:ascii="Aptos Narrow" w:hAnsi="Aptos Narrow"/>
           <w:color w:val="70AD47" w:themeColor="accent6"/>
         </w:rPr>
-        <w:t>"Tempate"</w:t>
+        <w:t>"</w:t>
+      </w:r>
+      <w:proofErr w:type="spellStart"/>
+      <w:r>
+        <w:rPr>
+          <w:rFonts w:ascii="Aptos Narrow" w:hAnsi="Aptos Narrow"/>
+          <w:color w:val="70AD47" w:themeColor="accent6"/>
+        </w:rPr>
+        <w:t>Tempate</w:t>
+      </w:r>
+      <w:proofErr w:type="spellEnd"/>
+      <w:r>
+        <w:rPr>
+          <w:rFonts w:ascii="Aptos Narrow" w:hAnsi="Aptos Narrow"/>
+          <w:color w:val="70AD47" w:themeColor="accent6"/>
+        </w:rPr>
+        <w:t>"</w:t>
       </w:r>
       <w:r>
         <w:rPr>
@@ -3134,7 +3508,23 @@
           <w:rFonts w:ascii="Aptos Narrow" w:hAnsi="Aptos Narrow"/>
           <w:color w:val="70AD47" w:themeColor="accent6"/>
         </w:rPr>
-        <w:t>"EUpdate"</w:t>
+        <w:t>"</w:t>
+      </w:r>
+      <w:proofErr w:type="spellStart"/>
+      <w:r>
+        <w:rPr>
+          <w:rFonts w:ascii="Aptos Narrow" w:hAnsi="Aptos Narrow"/>
+          <w:color w:val="70AD47" w:themeColor="accent6"/>
+        </w:rPr>
+        <w:t>EUpdate</w:t>
+      </w:r>
+      <w:proofErr w:type="spellEnd"/>
+      <w:r>
+        <w:rPr>
+          <w:rFonts w:ascii="Aptos Narrow" w:hAnsi="Aptos Narrow"/>
+          <w:color w:val="70AD47" w:themeColor="accent6"/>
+        </w:rPr>
+        <w:t>"</w:t>
       </w:r>
       <w:r>
         <w:rPr>
@@ -3182,8 +3572,17 @@
           <w:rFonts w:ascii="Aptos Narrow" w:hAnsi="Aptos Narrow"/>
           <w:color w:val="70AD47" w:themeColor="accent6"/>
         </w:rPr>
-        <w:t>-AddRouter</w:t>
-      </w:r>
+        <w:t>-</w:t>
+      </w:r>
+      <w:proofErr w:type="spellStart"/>
+      <w:r>
+        <w:rPr>
+          <w:rFonts w:ascii="Aptos Narrow" w:hAnsi="Aptos Narrow"/>
+          <w:color w:val="70AD47" w:themeColor="accent6"/>
+        </w:rPr>
+        <w:t>AddRouter</w:t>
+      </w:r>
+      <w:proofErr w:type="spellEnd"/>
       <w:r>
         <w:rPr>
           <w:rFonts w:ascii="Aptos Narrow" w:hAnsi="Aptos Narrow"/>
@@ -3212,8 +3611,17 @@
           <w:rFonts w:ascii="Aptos Narrow" w:hAnsi="Aptos Narrow"/>
           <w:color w:val="70AD47" w:themeColor="accent6"/>
         </w:rPr>
-        <w:t>-AddTakeOwnership</w:t>
-      </w:r>
+        <w:t>-</w:t>
+      </w:r>
+      <w:proofErr w:type="spellStart"/>
+      <w:r>
+        <w:rPr>
+          <w:rFonts w:ascii="Aptos Narrow" w:hAnsi="Aptos Narrow"/>
+          <w:color w:val="70AD47" w:themeColor="accent6"/>
+        </w:rPr>
+        <w:t>AddTakeOwnership</w:t>
+      </w:r>
+      <w:proofErr w:type="spellEnd"/>
       <w:r>
         <w:rPr>
           <w:rFonts w:ascii="Aptos Narrow" w:hAnsi="Aptos Narrow"/>
@@ -3248,7 +3656,20 @@
           <w:rFonts w:ascii="Aptos Narrow" w:hAnsi="Aptos Narrow"/>
         </w:rPr>
         <w:tab/>
-        <w:t>Silent installation</w:t>
+      </w:r>
+      <w:proofErr w:type="spellStart"/>
+      <w:r>
+        <w:rPr>
+          <w:rFonts w:ascii="Aptos Narrow" w:hAnsi="Aptos Narrow"/>
+        </w:rPr>
+        <w:t>Silent</w:t>
+      </w:r>
+      <w:proofErr w:type="spellEnd"/>
+      <w:r>
+        <w:rPr>
+          <w:rFonts w:ascii="Aptos Narrow" w:hAnsi="Aptos Narrow"/>
+        </w:rPr>
+        <w:t xml:space="preserve"> installation</w:t>
       </w:r>
     </w:p>
     <w:p>
@@ -3285,7 +3706,71 @@
           <w:rFonts w:ascii="Aptos Narrow" w:hAnsi="Aptos Narrow"/>
           <w:color w:val="70AD47" w:themeColor="accent6"/>
         </w:rPr>
-        <w:t>.\get.ps1 -To "AutoSelectDisk" -GoTo "SIP" -AddRouter -AddTakeOwnership -Silent</w:t>
+        <w:t>.\get.ps1 -To "</w:t>
+      </w:r>
+      <w:proofErr w:type="spellStart"/>
+      <w:r>
+        <w:rPr>
+          <w:rFonts w:ascii="Aptos Narrow" w:hAnsi="Aptos Narrow"/>
+          <w:color w:val="70AD47" w:themeColor="accent6"/>
+        </w:rPr>
+        <w:t>AutoSelectDisk</w:t>
+      </w:r>
+      <w:proofErr w:type="spellEnd"/>
+      <w:r>
+        <w:rPr>
+          <w:rFonts w:ascii="Aptos Narrow" w:hAnsi="Aptos Narrow"/>
+          <w:color w:val="70AD47" w:themeColor="accent6"/>
+        </w:rPr>
+        <w:t>" -</w:t>
+      </w:r>
+      <w:proofErr w:type="spellStart"/>
+      <w:r>
+        <w:rPr>
+          <w:rFonts w:ascii="Aptos Narrow" w:hAnsi="Aptos Narrow"/>
+          <w:color w:val="70AD47" w:themeColor="accent6"/>
+        </w:rPr>
+        <w:t>GoTo</w:t>
+      </w:r>
+      <w:proofErr w:type="spellEnd"/>
+      <w:r>
+        <w:rPr>
+          <w:rFonts w:ascii="Aptos Narrow" w:hAnsi="Aptos Narrow"/>
+          <w:color w:val="70AD47" w:themeColor="accent6"/>
+        </w:rPr>
+        <w:t xml:space="preserve"> "SIP" -</w:t>
+      </w:r>
+      <w:proofErr w:type="spellStart"/>
+      <w:r>
+        <w:rPr>
+          <w:rFonts w:ascii="Aptos Narrow" w:hAnsi="Aptos Narrow"/>
+          <w:color w:val="70AD47" w:themeColor="accent6"/>
+        </w:rPr>
+        <w:t>AddRouter</w:t>
+      </w:r>
+      <w:proofErr w:type="spellEnd"/>
+      <w:r>
+        <w:rPr>
+          <w:rFonts w:ascii="Aptos Narrow" w:hAnsi="Aptos Narrow"/>
+          <w:color w:val="70AD47" w:themeColor="accent6"/>
+        </w:rPr>
+        <w:t xml:space="preserve"> -</w:t>
+      </w:r>
+      <w:proofErr w:type="spellStart"/>
+      <w:r>
+        <w:rPr>
+          <w:rFonts w:ascii="Aptos Narrow" w:hAnsi="Aptos Narrow"/>
+          <w:color w:val="70AD47" w:themeColor="accent6"/>
+        </w:rPr>
+        <w:t>AddTakeOwnership</w:t>
+      </w:r>
+      <w:proofErr w:type="spellEnd"/>
+      <w:r>
+        <w:rPr>
+          <w:rFonts w:ascii="Aptos Narrow" w:hAnsi="Aptos Narrow"/>
+          <w:color w:val="70AD47" w:themeColor="accent6"/>
+        </w:rPr>
+        <w:t xml:space="preserve"> -Silent</w:t>
       </w:r>
     </w:p>
     <w:p>
@@ -3688,7 +4173,21 @@
         <w:rPr>
           <w:rFonts w:ascii="Aptos Narrow" w:hAnsi="Aptos Narrow"/>
         </w:rPr>
-        <w:t xml:space="preserve">A large number of temporary files are generated during the packaging process. When installing InBox Apps, cumulative updates, and language packs, installation files are temporarily released. Therefore, if you do not clean up outdated files regularly, a large amount of disk space will be occupied for a long time. It is recommended that you try the following methods to implement the cleanup plan to free up more space: </w:t>
+        <w:t xml:space="preserve">A large number of temporary files are generated during the packaging process. When installing </w:t>
+      </w:r>
+      <w:proofErr w:type="spellStart"/>
+      <w:r>
+        <w:rPr>
+          <w:rFonts w:ascii="Aptos Narrow" w:hAnsi="Aptos Narrow"/>
+        </w:rPr>
+        <w:t>InBox</w:t>
+      </w:r>
+      <w:proofErr w:type="spellEnd"/>
+      <w:r>
+        <w:rPr>
+          <w:rFonts w:ascii="Aptos Narrow" w:hAnsi="Aptos Narrow"/>
+        </w:rPr>
+        <w:t xml:space="preserve"> Apps, cumulative updates, and language packs, installation files are temporarily released. Therefore, if you do not clean up outdated files regularly, a large amount of disk space will be occupied for a long time. It is recommended that you try the following methods to implement the cleanup plan to free up more space: </w:t>
       </w:r>
     </w:p>
     <w:p>
@@ -3783,8 +4282,16 @@
         <w:rPr>
           <w:rFonts w:ascii="Aptos Narrow" w:hAnsi="Aptos Narrow"/>
         </w:rPr>
-        <w:t>Logs generated by Yi’s Soultions</w:t>
-      </w:r>
+        <w:t xml:space="preserve">Logs generated by Yi’s </w:t>
+      </w:r>
+      <w:proofErr w:type="spellStart"/>
+      <w:r>
+        <w:rPr>
+          <w:rFonts w:ascii="Aptos Narrow" w:hAnsi="Aptos Narrow"/>
+        </w:rPr>
+        <w:t>Soultions</w:t>
+      </w:r>
+      <w:proofErr w:type="spellEnd"/>
     </w:p>
     <w:p>
       <w:pPr>
@@ -3915,7 +4422,23 @@
           <w:rFonts w:ascii="Aptos Narrow" w:hAnsi="Aptos Narrow"/>
           <w:color w:val="7030A0"/>
         </w:rPr>
-        <w:t>{system disk}:\Users\{user name}\AppData\Local\Temp</w:t>
+        <w:t>{system disk}:\Users\{user name}\</w:t>
+      </w:r>
+      <w:proofErr w:type="spellStart"/>
+      <w:r>
+        <w:rPr>
+          <w:rFonts w:ascii="Aptos Narrow" w:hAnsi="Aptos Narrow"/>
+          <w:color w:val="7030A0"/>
+        </w:rPr>
+        <w:t>AppData</w:t>
+      </w:r>
+      <w:proofErr w:type="spellEnd"/>
+      <w:r>
+        <w:rPr>
+          <w:rFonts w:ascii="Aptos Narrow" w:hAnsi="Aptos Narrow"/>
+          <w:color w:val="7030A0"/>
+        </w:rPr>
+        <w:t>\Local\Temp</w:t>
       </w:r>
     </w:p>
     <w:p>
@@ -4041,7 +4564,7 @@
           <w:szCs w:val="24"/>
         </w:rPr>
         <w:drawing>
-          <wp:anchor distT="0" distB="0" distL="114300" distR="114300" simplePos="0" relativeHeight="251661312" behindDoc="1" locked="0" layoutInCell="1" allowOverlap="1" wp14:anchorId="49A16DA8" wp14:editId="15EFE168">
+          <wp:anchor distT="0" distB="0" distL="114300" distR="114300" simplePos="0" relativeHeight="251661312" behindDoc="1" locked="0" layoutInCell="1" allowOverlap="1" wp14:anchorId="49A16DA8" wp14:editId="791C1C1A">
             <wp:simplePos x="0" y="0"/>
             <wp:positionH relativeFrom="column">
               <wp:posOffset>0</wp:posOffset>
@@ -4203,11 +4726,19 @@
           <w:rFonts w:ascii="Aptos Narrow" w:hAnsi="Aptos Narrow"/>
         </w:rPr>
       </w:pPr>
-      <w:r>
-        <w:rPr>
-          <w:rFonts w:ascii="Aptos Narrow" w:hAnsi="Aptos Narrow"/>
-        </w:rPr>
-        <w:t xml:space="preserve">Github | </w:t>
+      <w:proofErr w:type="spellStart"/>
+      <w:r>
+        <w:rPr>
+          <w:rFonts w:ascii="Aptos Narrow" w:hAnsi="Aptos Narrow"/>
+        </w:rPr>
+        <w:t>Github</w:t>
+      </w:r>
+      <w:proofErr w:type="spellEnd"/>
+      <w:r>
+        <w:rPr>
+          <w:rFonts w:ascii="Aptos Narrow" w:hAnsi="Aptos Narrow"/>
+        </w:rPr>
+        <w:t xml:space="preserve"> | </w:t>
       </w:r>
       <w:hyperlink r:id="rId18" w:history="1">
         <w:r>
@@ -4259,11 +4790,19 @@
           <w:rFonts w:ascii="Aptos Narrow" w:hAnsi="Aptos Narrow"/>
         </w:rPr>
       </w:pPr>
-      <w:r>
-        <w:rPr>
-          <w:rFonts w:ascii="Aptos Narrow" w:hAnsi="Aptos Narrow"/>
-        </w:rPr>
-        <w:t xml:space="preserve">EMail: </w:t>
+      <w:proofErr w:type="spellStart"/>
+      <w:r>
+        <w:rPr>
+          <w:rFonts w:ascii="Aptos Narrow" w:hAnsi="Aptos Narrow"/>
+        </w:rPr>
+        <w:t>EMail</w:t>
+      </w:r>
+      <w:proofErr w:type="spellEnd"/>
+      <w:r>
+        <w:rPr>
+          <w:rFonts w:ascii="Aptos Narrow" w:hAnsi="Aptos Narrow"/>
+        </w:rPr>
+        <w:t xml:space="preserve">: </w:t>
       </w:r>
       <w:hyperlink r:id="rId19" w:history="1">
         <w:r>

--- a/_Learn/Get/Get.docx
+++ b/_Learn/Get/Get.docx
@@ -34,7 +34,7 @@
           <w:szCs w:val="24"/>
         </w:rPr>
         <w:drawing>
-          <wp:anchor distT="0" distB="0" distL="114300" distR="114300" simplePos="0" relativeHeight="251659264" behindDoc="1" locked="0" layoutInCell="1" allowOverlap="1" wp14:anchorId="3717FBFE" wp14:editId="466F086E">
+          <wp:anchor distT="0" distB="0" distL="114300" distR="114300" simplePos="0" relativeHeight="251659264" behindDoc="1" locked="0" layoutInCell="1" allowOverlap="1" wp14:anchorId="3717FBFE" wp14:editId="7E72863D">
             <wp:simplePos x="0" y="0"/>
             <wp:positionH relativeFrom="column">
               <wp:posOffset>0</wp:posOffset>
@@ -163,20 +163,8 @@
           <w:sz w:val="40"/>
           <w:szCs w:val="144"/>
         </w:rPr>
-        <w:t xml:space="preserve">s </w:t>
-      </w:r>
-      <w:proofErr w:type="spellStart"/>
-      <w:r>
-        <w:rPr>
-          <w:rFonts w:ascii="Aptos Narrow" w:hAnsi="Aptos Narrow"/>
-          <w:smallCaps/>
-          <w:color w:val="3E9D94"/>
-          <w:sz w:val="40"/>
-          <w:szCs w:val="144"/>
-        </w:rPr>
-        <w:t>Soultions</w:t>
-      </w:r>
-      <w:proofErr w:type="spellEnd"/>
+        <w:t>s Soultions</w:t>
+      </w:r>
       <w:r>
         <w:rPr>
           <w:rFonts w:ascii="Aptos Narrow" w:hAnsi="Aptos Narrow"/>
@@ -1547,21 +1535,7 @@
         <w:rPr>
           <w:rFonts w:ascii="Aptos Narrow" w:hAnsi="Aptos Narrow"/>
         </w:rPr>
-        <w:t xml:space="preserve">Requires Windows 11, Windows 10, Windows Server 2022, Windows Server </w:t>
-      </w:r>
-      <w:proofErr w:type="spellStart"/>
-      <w:r>
-        <w:rPr>
-          <w:rFonts w:ascii="Aptos Narrow" w:hAnsi="Aptos Narrow"/>
-        </w:rPr>
-        <w:t>vNext</w:t>
-      </w:r>
-      <w:proofErr w:type="spellEnd"/>
-      <w:r>
-        <w:rPr>
-          <w:rFonts w:ascii="Aptos Narrow" w:hAnsi="Aptos Narrow"/>
-        </w:rPr>
-        <w:t xml:space="preserve"> or the 5.1 version that comes with the system by default. You can optionally upgrade to the latest version of PowerShell 7.</w:t>
+        <w:t>Requires Windows 11, Windows 10, Windows Server 2022, Windows Server vNext or the 5.1 version that comes with the system by default. You can optionally upgrade to the latest version of PowerShell 7.</w:t>
       </w:r>
     </w:p>
     <w:p>
@@ -1732,39 +1706,7 @@
           <w:rFonts w:ascii="Aptos Narrow" w:hAnsi="Aptos Narrow"/>
           <w:color w:val="70AD47" w:themeColor="accent6"/>
         </w:rPr>
-        <w:t xml:space="preserve">Set- </w:t>
-      </w:r>
-      <w:proofErr w:type="spellStart"/>
-      <w:r>
-        <w:rPr>
-          <w:rFonts w:ascii="Aptos Narrow" w:hAnsi="Aptos Narrow"/>
-          <w:color w:val="70AD47" w:themeColor="accent6"/>
-        </w:rPr>
-        <w:t>ExecutionPolicy</w:t>
-      </w:r>
-      <w:proofErr w:type="spellEnd"/>
-      <w:r>
-        <w:rPr>
-          <w:rFonts w:ascii="Aptos Narrow" w:hAnsi="Aptos Narrow"/>
-          <w:color w:val="70AD47" w:themeColor="accent6"/>
-        </w:rPr>
-        <w:t xml:space="preserve"> - </w:t>
-      </w:r>
-      <w:proofErr w:type="spellStart"/>
-      <w:r>
-        <w:rPr>
-          <w:rFonts w:ascii="Aptos Narrow" w:hAnsi="Aptos Narrow"/>
-          <w:color w:val="70AD47" w:themeColor="accent6"/>
-        </w:rPr>
-        <w:t>ExecutionPolicy</w:t>
-      </w:r>
-      <w:proofErr w:type="spellEnd"/>
-      <w:r>
-        <w:rPr>
-          <w:rFonts w:ascii="Aptos Narrow" w:hAnsi="Aptos Narrow"/>
-          <w:color w:val="70AD47" w:themeColor="accent6"/>
-        </w:rPr>
-        <w:t xml:space="preserve"> Bypass-Force</w:t>
+        <w:t>Set- ExecutionPolicy - ExecutionPolicy Bypass-Force</w:t>
       </w:r>
     </w:p>
     <w:p>
@@ -1954,7 +1896,6 @@
         </w:rPr>
         <w:t xml:space="preserve">, </w:t>
       </w:r>
-      <w:proofErr w:type="spellStart"/>
       <w:r>
         <w:rPr>
           <w:rFonts w:ascii="Aptos Narrow" w:hAnsi="Aptos Narrow"/>
@@ -1962,7 +1903,6 @@
         </w:rPr>
         <w:t>iwr</w:t>
       </w:r>
-      <w:proofErr w:type="spellEnd"/>
       <w:r>
         <w:rPr>
           <w:rFonts w:ascii="Aptos Narrow" w:hAnsi="Aptos Narrow"/>
@@ -1974,36 +1914,13 @@
           <w:rFonts w:ascii="Aptos Narrow" w:hAnsi="Aptos Narrow"/>
           <w:color w:val="70AD47" w:themeColor="accent6"/>
         </w:rPr>
-        <w:t>Invoke-</w:t>
-      </w:r>
-      <w:proofErr w:type="spellStart"/>
-      <w:r>
-        <w:rPr>
-          <w:rFonts w:ascii="Aptos Narrow" w:hAnsi="Aptos Narrow"/>
-          <w:color w:val="70AD47" w:themeColor="accent6"/>
-        </w:rPr>
-        <w:t>WebRequest</w:t>
-      </w:r>
-      <w:proofErr w:type="spellEnd"/>
-      <w:r>
-        <w:rPr>
-          <w:rFonts w:ascii="Aptos Narrow" w:hAnsi="Aptos Narrow"/>
-        </w:rPr>
-        <w:t xml:space="preserve">. When copying the download link, just copy </w:t>
-      </w:r>
-      <w:proofErr w:type="spellStart"/>
-      <w:r>
-        <w:rPr>
-          <w:rFonts w:ascii="Aptos Narrow" w:hAnsi="Aptos Narrow"/>
-        </w:rPr>
-        <w:t>any one</w:t>
-      </w:r>
-      <w:proofErr w:type="spellEnd"/>
-      <w:r>
-        <w:rPr>
-          <w:rFonts w:ascii="Aptos Narrow" w:hAnsi="Aptos Narrow"/>
-        </w:rPr>
-        <w:t>.</w:t>
+        <w:t>Invoke-WebRequest</w:t>
+      </w:r>
+      <w:r>
+        <w:rPr>
+          <w:rFonts w:ascii="Aptos Narrow" w:hAnsi="Aptos Narrow"/>
+        </w:rPr>
+        <w:t>. When copying the download link, just copy any one.</w:t>
       </w:r>
     </w:p>
     <w:p>
@@ -2133,21 +2050,12 @@
           <w:color w:val="70AD47" w:themeColor="accent6"/>
         </w:rPr>
       </w:pPr>
-      <w:proofErr w:type="spellStart"/>
-      <w:r>
-        <w:rPr>
-          <w:rFonts w:ascii="Aptos Narrow" w:hAnsi="Aptos Narrow"/>
-          <w:color w:val="70AD47" w:themeColor="accent6"/>
-        </w:rPr>
-        <w:t>wget</w:t>
-      </w:r>
-      <w:proofErr w:type="spellEnd"/>
-      <w:r>
-        <w:rPr>
-          <w:rFonts w:ascii="Aptos Narrow" w:hAnsi="Aptos Narrow"/>
-          <w:color w:val="70AD47" w:themeColor="accent6"/>
-        </w:rPr>
-        <w:t xml:space="preserve"> https://fengyi.tel/gs </w:t>
+      <w:r>
+        <w:rPr>
+          <w:rFonts w:ascii="Aptos Narrow" w:hAnsi="Aptos Narrow"/>
+          <w:color w:val="70AD47" w:themeColor="accent6"/>
+        </w:rPr>
+        <w:t xml:space="preserve">wget https://fengyi.tel/gs </w:t>
       </w:r>
       <w:r>
         <w:rPr>
@@ -2183,21 +2091,12 @@
           <w:color w:val="70AD47" w:themeColor="accent6"/>
         </w:rPr>
       </w:pPr>
-      <w:proofErr w:type="spellStart"/>
-      <w:r>
-        <w:rPr>
-          <w:rFonts w:ascii="Aptos Narrow" w:hAnsi="Aptos Narrow"/>
-          <w:color w:val="70AD47" w:themeColor="accent6"/>
-        </w:rPr>
-        <w:t>iwr</w:t>
-      </w:r>
-      <w:proofErr w:type="spellEnd"/>
-      <w:r>
-        <w:rPr>
-          <w:rFonts w:ascii="Aptos Narrow" w:hAnsi="Aptos Narrow"/>
-          <w:color w:val="70AD47" w:themeColor="accent6"/>
-        </w:rPr>
-        <w:t xml:space="preserve"> https://fengyi.tel/gs </w:t>
+      <w:r>
+        <w:rPr>
+          <w:rFonts w:ascii="Aptos Narrow" w:hAnsi="Aptos Narrow"/>
+          <w:color w:val="70AD47" w:themeColor="accent6"/>
+        </w:rPr>
+        <w:t xml:space="preserve">iwr https://fengyi.tel/gs </w:t>
       </w:r>
       <w:r>
         <w:rPr>
@@ -2232,53 +2131,21 @@
           <w:color w:val="70AD47" w:themeColor="accent6"/>
         </w:rPr>
         <w:lastRenderedPageBreak/>
-        <w:t>Invoke-</w:t>
-      </w:r>
-      <w:proofErr w:type="spellStart"/>
-      <w:r>
-        <w:rPr>
-          <w:rFonts w:ascii="Aptos Narrow" w:hAnsi="Aptos Narrow"/>
-          <w:color w:val="70AD47" w:themeColor="accent6"/>
-        </w:rPr>
-        <w:t>WebRequest</w:t>
-      </w:r>
-      <w:proofErr w:type="spellEnd"/>
-      <w:r>
-        <w:rPr>
-          <w:rFonts w:ascii="Aptos Narrow" w:hAnsi="Aptos Narrow"/>
-          <w:color w:val="70AD47" w:themeColor="accent6"/>
-        </w:rPr>
-        <w:t xml:space="preserve"> https://fengyi.tel/gs </w:t>
-      </w:r>
-      <w:r>
-        <w:rPr>
-          <w:rFonts w:ascii="Aptos Narrow" w:hAnsi="Aptos Narrow"/>
-          <w:color w:val="70AD47" w:themeColor="accent6"/>
-        </w:rPr>
-        <w:t>-</w:t>
-      </w:r>
-      <w:proofErr w:type="spellStart"/>
-      <w:r>
-        <w:rPr>
-          <w:rFonts w:ascii="Aptos Narrow" w:hAnsi="Aptos Narrow"/>
-          <w:color w:val="70AD47" w:themeColor="accent6"/>
-        </w:rPr>
-        <w:t>o</w:t>
-      </w:r>
-      <w:r>
-        <w:rPr>
-          <w:rFonts w:ascii="Aptos Narrow" w:hAnsi="Aptos Narrow"/>
-          <w:color w:val="70AD47" w:themeColor="accent6"/>
-        </w:rPr>
-        <w:t>utFile</w:t>
-      </w:r>
-      <w:proofErr w:type="spellEnd"/>
-      <w:r>
-        <w:rPr>
-          <w:rFonts w:ascii="Aptos Narrow" w:hAnsi="Aptos Narrow"/>
-          <w:color w:val="70AD47" w:themeColor="accent6"/>
-        </w:rPr>
-        <w:t xml:space="preserve"> get.ps1; .\get.ps1;</w:t>
+        <w:t xml:space="preserve">Invoke-WebRequest https://fengyi.tel/gs </w:t>
+      </w:r>
+      <w:r>
+        <w:rPr>
+          <w:rFonts w:ascii="Aptos Narrow" w:hAnsi="Aptos Narrow"/>
+          <w:color w:val="70AD47" w:themeColor="accent6"/>
+        </w:rPr>
+        <w:t>-o</w:t>
+      </w:r>
+      <w:r>
+        <w:rPr>
+          <w:rFonts w:ascii="Aptos Narrow" w:hAnsi="Aptos Narrow"/>
+          <w:color w:val="70AD47" w:themeColor="accent6"/>
+        </w:rPr>
+        <w:t>utFile get.ps1; .\get.ps1;</w:t>
       </w:r>
     </w:p>
     <w:p>
@@ -2368,21 +2235,7 @@
         <w:rPr>
           <w:rFonts w:ascii="Aptos Narrow" w:hAnsi="Aptos Narrow"/>
         </w:rPr>
-        <w:t xml:space="preserve">Get the installation script from </w:t>
-      </w:r>
-      <w:proofErr w:type="spellStart"/>
-      <w:r>
-        <w:rPr>
-          <w:rFonts w:ascii="Aptos Narrow" w:hAnsi="Aptos Narrow"/>
-        </w:rPr>
-        <w:t>Github's</w:t>
-      </w:r>
-      <w:proofErr w:type="spellEnd"/>
-      <w:r>
-        <w:rPr>
-          <w:rFonts w:ascii="Aptos Narrow" w:hAnsi="Aptos Narrow"/>
-        </w:rPr>
-        <w:t xml:space="preserve"> node</w:t>
+        <w:t>Get the installation script from Github's node</w:t>
       </w:r>
     </w:p>
     <w:p>
@@ -2431,21 +2284,12 @@
           <w:color w:val="70AD47" w:themeColor="accent6"/>
         </w:rPr>
       </w:pPr>
-      <w:proofErr w:type="spellStart"/>
-      <w:r>
-        <w:rPr>
-          <w:rFonts w:ascii="Aptos Narrow" w:hAnsi="Aptos Narrow"/>
-          <w:color w:val="70AD47" w:themeColor="accent6"/>
-        </w:rPr>
-        <w:t>wget</w:t>
-      </w:r>
-      <w:proofErr w:type="spellEnd"/>
-      <w:r>
-        <w:rPr>
-          <w:rFonts w:ascii="Aptos Narrow" w:hAnsi="Aptos Narrow"/>
-          <w:color w:val="70AD47" w:themeColor="accent6"/>
-        </w:rPr>
-        <w:t xml:space="preserve"> https://github.com/ilikeyi/Solutions/raw/main/get.ps1 </w:t>
+      <w:r>
+        <w:rPr>
+          <w:rFonts w:ascii="Aptos Narrow" w:hAnsi="Aptos Narrow"/>
+          <w:color w:val="70AD47" w:themeColor="accent6"/>
+        </w:rPr>
+        <w:t xml:space="preserve">wget https://github.com/ilikeyi/Solutions/raw/main/get.ps1 </w:t>
       </w:r>
       <w:r>
         <w:rPr>
@@ -2481,21 +2325,12 @@
           <w:color w:val="70AD47" w:themeColor="accent6"/>
         </w:rPr>
       </w:pPr>
-      <w:proofErr w:type="spellStart"/>
-      <w:r>
-        <w:rPr>
-          <w:rFonts w:ascii="Aptos Narrow" w:hAnsi="Aptos Narrow"/>
-          <w:color w:val="70AD47" w:themeColor="accent6"/>
-        </w:rPr>
-        <w:t>iwr</w:t>
-      </w:r>
-      <w:proofErr w:type="spellEnd"/>
-      <w:r>
-        <w:rPr>
-          <w:rFonts w:ascii="Aptos Narrow" w:hAnsi="Aptos Narrow"/>
-          <w:color w:val="70AD47" w:themeColor="accent6"/>
-        </w:rPr>
-        <w:t xml:space="preserve"> https://github.com/ilikeyi/Solutions/raw/main/get.ps1 </w:t>
+      <w:r>
+        <w:rPr>
+          <w:rFonts w:ascii="Aptos Narrow" w:hAnsi="Aptos Narrow"/>
+          <w:color w:val="70AD47" w:themeColor="accent6"/>
+        </w:rPr>
+        <w:t xml:space="preserve">iwr https://github.com/ilikeyi/Solutions/raw/main/get.ps1 </w:t>
       </w:r>
       <w:r>
         <w:rPr>
@@ -2529,53 +2364,21 @@
           <w:rFonts w:ascii="Aptos Narrow" w:hAnsi="Aptos Narrow"/>
           <w:color w:val="70AD47" w:themeColor="accent6"/>
         </w:rPr>
-        <w:t>Invoke-</w:t>
-      </w:r>
-      <w:proofErr w:type="spellStart"/>
-      <w:r>
-        <w:rPr>
-          <w:rFonts w:ascii="Aptos Narrow" w:hAnsi="Aptos Narrow"/>
-          <w:color w:val="70AD47" w:themeColor="accent6"/>
-        </w:rPr>
-        <w:t>WebRequest</w:t>
-      </w:r>
-      <w:proofErr w:type="spellEnd"/>
-      <w:r>
-        <w:rPr>
-          <w:rFonts w:ascii="Aptos Narrow" w:hAnsi="Aptos Narrow"/>
-          <w:color w:val="70AD47" w:themeColor="accent6"/>
-        </w:rPr>
-        <w:t xml:space="preserve"> https://github.com/ilikeyi/Solutions/raw/main/get.ps1 </w:t>
-      </w:r>
-      <w:r>
-        <w:rPr>
-          <w:rFonts w:ascii="Aptos Narrow" w:hAnsi="Aptos Narrow"/>
-          <w:color w:val="70AD47" w:themeColor="accent6"/>
-        </w:rPr>
-        <w:t>-</w:t>
-      </w:r>
-      <w:proofErr w:type="spellStart"/>
-      <w:r>
-        <w:rPr>
-          <w:rFonts w:ascii="Aptos Narrow" w:hAnsi="Aptos Narrow"/>
-          <w:color w:val="70AD47" w:themeColor="accent6"/>
-        </w:rPr>
-        <w:t>o</w:t>
-      </w:r>
-      <w:r>
-        <w:rPr>
-          <w:rFonts w:ascii="Aptos Narrow" w:hAnsi="Aptos Narrow"/>
-          <w:color w:val="70AD47" w:themeColor="accent6"/>
-        </w:rPr>
-        <w:t>utFile</w:t>
-      </w:r>
-      <w:proofErr w:type="spellEnd"/>
-      <w:r>
-        <w:rPr>
-          <w:rFonts w:ascii="Aptos Narrow" w:hAnsi="Aptos Narrow"/>
-          <w:color w:val="70AD47" w:themeColor="accent6"/>
-        </w:rPr>
-        <w:t xml:space="preserve"> get.ps1; .\get.ps1;</w:t>
+        <w:t xml:space="preserve">Invoke-WebRequest https://github.com/ilikeyi/Solutions/raw/main/get.ps1 </w:t>
+      </w:r>
+      <w:r>
+        <w:rPr>
+          <w:rFonts w:ascii="Aptos Narrow" w:hAnsi="Aptos Narrow"/>
+          <w:color w:val="70AD47" w:themeColor="accent6"/>
+        </w:rPr>
+        <w:t>-o</w:t>
+      </w:r>
+      <w:r>
+        <w:rPr>
+          <w:rFonts w:ascii="Aptos Narrow" w:hAnsi="Aptos Narrow"/>
+          <w:color w:val="70AD47" w:themeColor="accent6"/>
+        </w:rPr>
+        <w:t>utFile get.ps1; .\get.ps1;</w:t>
       </w:r>
     </w:p>
     <w:p>
@@ -2779,21 +2582,12 @@
           <w:color w:val="70AD47" w:themeColor="accent6"/>
         </w:rPr>
       </w:pPr>
-      <w:proofErr w:type="spellStart"/>
-      <w:r>
-        <w:rPr>
-          <w:rFonts w:ascii="Aptos Narrow" w:hAnsi="Aptos Narrow"/>
-          <w:color w:val="70AD47" w:themeColor="accent6"/>
-        </w:rPr>
-        <w:t>wget</w:t>
-      </w:r>
-      <w:proofErr w:type="spellEnd"/>
-      <w:r>
-        <w:rPr>
-          <w:rFonts w:ascii="Aptos Narrow" w:hAnsi="Aptos Narrow"/>
-          <w:color w:val="70AD47" w:themeColor="accent6"/>
-        </w:rPr>
-        <w:t xml:space="preserve"> https://fengyi.tel/gs </w:t>
+      <w:r>
+        <w:rPr>
+          <w:rFonts w:ascii="Aptos Narrow" w:hAnsi="Aptos Narrow"/>
+          <w:color w:val="70AD47" w:themeColor="accent6"/>
+        </w:rPr>
+        <w:t xml:space="preserve">wget https://fengyi.tel/gs </w:t>
       </w:r>
       <w:r>
         <w:rPr>
@@ -2829,21 +2623,12 @@
           <w:color w:val="70AD47" w:themeColor="accent6"/>
         </w:rPr>
       </w:pPr>
-      <w:proofErr w:type="spellStart"/>
-      <w:r>
-        <w:rPr>
-          <w:rFonts w:ascii="Aptos Narrow" w:hAnsi="Aptos Narrow"/>
-          <w:color w:val="70AD47" w:themeColor="accent6"/>
-        </w:rPr>
-        <w:t>iwr</w:t>
-      </w:r>
-      <w:proofErr w:type="spellEnd"/>
-      <w:r>
-        <w:rPr>
-          <w:rFonts w:ascii="Aptos Narrow" w:hAnsi="Aptos Narrow"/>
-          <w:color w:val="70AD47" w:themeColor="accent6"/>
-        </w:rPr>
-        <w:t xml:space="preserve"> https://fengyi.tel/gs </w:t>
+      <w:r>
+        <w:rPr>
+          <w:rFonts w:ascii="Aptos Narrow" w:hAnsi="Aptos Narrow"/>
+          <w:color w:val="70AD47" w:themeColor="accent6"/>
+        </w:rPr>
+        <w:t xml:space="preserve">iwr https://fengyi.tel/gs </w:t>
       </w:r>
       <w:r>
         <w:rPr>
@@ -2877,53 +2662,21 @@
           <w:rFonts w:ascii="Aptos Narrow" w:hAnsi="Aptos Narrow"/>
           <w:color w:val="70AD47" w:themeColor="accent6"/>
         </w:rPr>
-        <w:t>Invoke-</w:t>
-      </w:r>
-      <w:proofErr w:type="spellStart"/>
-      <w:r>
-        <w:rPr>
-          <w:rFonts w:ascii="Aptos Narrow" w:hAnsi="Aptos Narrow"/>
-          <w:color w:val="70AD47" w:themeColor="accent6"/>
-        </w:rPr>
-        <w:t>WebRequest</w:t>
-      </w:r>
-      <w:proofErr w:type="spellEnd"/>
-      <w:r>
-        <w:rPr>
-          <w:rFonts w:ascii="Aptos Narrow" w:hAnsi="Aptos Narrow"/>
-          <w:color w:val="70AD47" w:themeColor="accent6"/>
-        </w:rPr>
-        <w:t xml:space="preserve"> https://fengyi.tel/gs </w:t>
-      </w:r>
-      <w:r>
-        <w:rPr>
-          <w:rFonts w:ascii="Aptos Narrow" w:hAnsi="Aptos Narrow"/>
-          <w:color w:val="70AD47" w:themeColor="accent6"/>
-        </w:rPr>
-        <w:t>-</w:t>
-      </w:r>
-      <w:proofErr w:type="spellStart"/>
-      <w:r>
-        <w:rPr>
-          <w:rFonts w:ascii="Aptos Narrow" w:hAnsi="Aptos Narrow"/>
-          <w:color w:val="70AD47" w:themeColor="accent6"/>
-        </w:rPr>
-        <w:t>o</w:t>
-      </w:r>
-      <w:r>
-        <w:rPr>
-          <w:rFonts w:ascii="Aptos Narrow" w:hAnsi="Aptos Narrow"/>
-          <w:color w:val="70AD47" w:themeColor="accent6"/>
-        </w:rPr>
-        <w:t>utFile</w:t>
-      </w:r>
-      <w:proofErr w:type="spellEnd"/>
-      <w:r>
-        <w:rPr>
-          <w:rFonts w:ascii="Aptos Narrow" w:hAnsi="Aptos Narrow"/>
-          <w:color w:val="70AD47" w:themeColor="accent6"/>
-        </w:rPr>
-        <w:t xml:space="preserve"> get.ps1</w:t>
+        <w:t xml:space="preserve">Invoke-WebRequest https://fengyi.tel/gs </w:t>
+      </w:r>
+      <w:r>
+        <w:rPr>
+          <w:rFonts w:ascii="Aptos Narrow" w:hAnsi="Aptos Narrow"/>
+          <w:color w:val="70AD47" w:themeColor="accent6"/>
+        </w:rPr>
+        <w:t>-o</w:t>
+      </w:r>
+      <w:r>
+        <w:rPr>
+          <w:rFonts w:ascii="Aptos Narrow" w:hAnsi="Aptos Narrow"/>
+          <w:color w:val="70AD47" w:themeColor="accent6"/>
+        </w:rPr>
+        <w:t>utFile get.ps1</w:t>
       </w:r>
     </w:p>
     <w:p>
@@ -2945,21 +2698,7 @@
         <w:rPr>
           <w:rFonts w:ascii="Aptos Narrow" w:hAnsi="Aptos Narrow"/>
         </w:rPr>
-        <w:t xml:space="preserve">Get the installation script from </w:t>
-      </w:r>
-      <w:proofErr w:type="spellStart"/>
-      <w:r>
-        <w:rPr>
-          <w:rFonts w:ascii="Aptos Narrow" w:hAnsi="Aptos Narrow"/>
-        </w:rPr>
-        <w:t>Github's</w:t>
-      </w:r>
-      <w:proofErr w:type="spellEnd"/>
-      <w:r>
-        <w:rPr>
-          <w:rFonts w:ascii="Aptos Narrow" w:hAnsi="Aptos Narrow"/>
-        </w:rPr>
-        <w:t xml:space="preserve"> node</w:t>
+        <w:t>Get the installation script from Github's node</w:t>
       </w:r>
     </w:p>
     <w:p>
@@ -3008,21 +2747,12 @@
           <w:color w:val="70AD47" w:themeColor="accent6"/>
         </w:rPr>
       </w:pPr>
-      <w:proofErr w:type="spellStart"/>
-      <w:r>
-        <w:rPr>
-          <w:rFonts w:ascii="Aptos Narrow" w:hAnsi="Aptos Narrow"/>
-          <w:color w:val="70AD47" w:themeColor="accent6"/>
-        </w:rPr>
-        <w:t>wget</w:t>
-      </w:r>
-      <w:proofErr w:type="spellEnd"/>
-      <w:r>
-        <w:rPr>
-          <w:rFonts w:ascii="Aptos Narrow" w:hAnsi="Aptos Narrow"/>
-          <w:color w:val="70AD47" w:themeColor="accent6"/>
-        </w:rPr>
-        <w:t xml:space="preserve"> https://github.com/ilikeyi/Solutions/raw/main/get.ps1 </w:t>
+      <w:r>
+        <w:rPr>
+          <w:rFonts w:ascii="Aptos Narrow" w:hAnsi="Aptos Narrow"/>
+          <w:color w:val="70AD47" w:themeColor="accent6"/>
+        </w:rPr>
+        <w:t xml:space="preserve">wget https://github.com/ilikeyi/Solutions/raw/main/get.ps1 </w:t>
       </w:r>
       <w:r>
         <w:rPr>
@@ -3058,21 +2788,12 @@
           <w:color w:val="70AD47" w:themeColor="accent6"/>
         </w:rPr>
       </w:pPr>
-      <w:proofErr w:type="spellStart"/>
-      <w:r>
-        <w:rPr>
-          <w:rFonts w:ascii="Aptos Narrow" w:hAnsi="Aptos Narrow"/>
-          <w:color w:val="70AD47" w:themeColor="accent6"/>
-        </w:rPr>
-        <w:t>iwr</w:t>
-      </w:r>
-      <w:proofErr w:type="spellEnd"/>
-      <w:r>
-        <w:rPr>
-          <w:rFonts w:ascii="Aptos Narrow" w:hAnsi="Aptos Narrow"/>
-          <w:color w:val="70AD47" w:themeColor="accent6"/>
-        </w:rPr>
-        <w:t xml:space="preserve"> https://github.com/ilikeyi/Solutions/raw/main/get.ps1 </w:t>
+      <w:r>
+        <w:rPr>
+          <w:rFonts w:ascii="Aptos Narrow" w:hAnsi="Aptos Narrow"/>
+          <w:color w:val="70AD47" w:themeColor="accent6"/>
+        </w:rPr>
+        <w:t xml:space="preserve">iwr https://github.com/ilikeyi/Solutions/raw/main/get.ps1 </w:t>
       </w:r>
       <w:r>
         <w:rPr>
@@ -3106,53 +2827,21 @@
           <w:rFonts w:ascii="Aptos Narrow" w:hAnsi="Aptos Narrow"/>
           <w:color w:val="70AD47" w:themeColor="accent6"/>
         </w:rPr>
-        <w:t>Invoke-</w:t>
-      </w:r>
-      <w:proofErr w:type="spellStart"/>
-      <w:r>
-        <w:rPr>
-          <w:rFonts w:ascii="Aptos Narrow" w:hAnsi="Aptos Narrow"/>
-          <w:color w:val="70AD47" w:themeColor="accent6"/>
-        </w:rPr>
-        <w:t>WebRequest</w:t>
-      </w:r>
-      <w:proofErr w:type="spellEnd"/>
-      <w:r>
-        <w:rPr>
-          <w:rFonts w:ascii="Aptos Narrow" w:hAnsi="Aptos Narrow"/>
-          <w:color w:val="70AD47" w:themeColor="accent6"/>
-        </w:rPr>
-        <w:t xml:space="preserve"> https://github.com/ilikeyi/Solutions/raw/main/get.ps1 </w:t>
-      </w:r>
-      <w:r>
-        <w:rPr>
-          <w:rFonts w:ascii="Aptos Narrow" w:hAnsi="Aptos Narrow"/>
-          <w:color w:val="70AD47" w:themeColor="accent6"/>
-        </w:rPr>
-        <w:t>-</w:t>
-      </w:r>
-      <w:proofErr w:type="spellStart"/>
-      <w:r>
-        <w:rPr>
-          <w:rFonts w:ascii="Aptos Narrow" w:hAnsi="Aptos Narrow"/>
-          <w:color w:val="70AD47" w:themeColor="accent6"/>
-        </w:rPr>
-        <w:t>o</w:t>
-      </w:r>
-      <w:r>
-        <w:rPr>
-          <w:rFonts w:ascii="Aptos Narrow" w:hAnsi="Aptos Narrow"/>
-          <w:color w:val="70AD47" w:themeColor="accent6"/>
-        </w:rPr>
-        <w:t>utFile</w:t>
-      </w:r>
-      <w:proofErr w:type="spellEnd"/>
-      <w:r>
-        <w:rPr>
-          <w:rFonts w:ascii="Aptos Narrow" w:hAnsi="Aptos Narrow"/>
-          <w:color w:val="70AD47" w:themeColor="accent6"/>
-        </w:rPr>
-        <w:t xml:space="preserve"> get.ps1</w:t>
+        <w:t xml:space="preserve">Invoke-WebRequest https://github.com/ilikeyi/Solutions/raw/main/get.ps1 </w:t>
+      </w:r>
+      <w:r>
+        <w:rPr>
+          <w:rFonts w:ascii="Aptos Narrow" w:hAnsi="Aptos Narrow"/>
+          <w:color w:val="70AD47" w:themeColor="accent6"/>
+        </w:rPr>
+        <w:t>-o</w:t>
+      </w:r>
+      <w:r>
+        <w:rPr>
+          <w:rFonts w:ascii="Aptos Narrow" w:hAnsi="Aptos Narrow"/>
+          <w:color w:val="70AD47" w:themeColor="accent6"/>
+        </w:rPr>
+        <w:t>utFile get.ps1</w:t>
       </w:r>
     </w:p>
     <w:p>
@@ -3251,7 +2940,7 @@
           <w:rFonts w:ascii="Aptos Narrow" w:hAnsi="Aptos Narrow" w:hint="eastAsia"/>
           <w:color w:val="70AD47" w:themeColor="accent6"/>
         </w:rPr>
-        <w:t>-Reset</w:t>
+        <w:t>-Language</w:t>
       </w:r>
       <w:r>
         <w:rPr>
@@ -3259,19 +2948,11 @@
         </w:rPr>
         <w:tab/>
       </w:r>
-      <w:proofErr w:type="spellStart"/>
-      <w:r>
-        <w:rPr>
-          <w:rFonts w:ascii="Aptos Narrow" w:hAnsi="Aptos Narrow"/>
-        </w:rPr>
-        <w:t>Reset</w:t>
-      </w:r>
-      <w:proofErr w:type="spellEnd"/>
-      <w:r>
-        <w:rPr>
-          <w:rFonts w:ascii="Aptos Narrow" w:hAnsi="Aptos Narrow"/>
-        </w:rPr>
-        <w:t xml:space="preserve"> script usage history</w:t>
+      <w:r>
+        <w:rPr>
+          <w:rFonts w:ascii="Aptos Narrow" w:hAnsi="Aptos Narrow"/>
+        </w:rPr>
+        <w:t>Interactive Language</w:t>
       </w:r>
     </w:p>
     <w:p>
@@ -3286,37 +2967,22 @@
         <w:contextualSpacing w:val="0"/>
         <w:rPr>
           <w:rFonts w:ascii="Aptos Narrow" w:hAnsi="Aptos Narrow"/>
-        </w:rPr>
-      </w:pPr>
-      <w:r>
-        <w:rPr>
-          <w:rFonts w:ascii="Aptos Narrow" w:hAnsi="Aptos Narrow"/>
-          <w:color w:val="70AD47" w:themeColor="accent6"/>
-        </w:rPr>
-        <w:t>-</w:t>
-      </w:r>
-      <w:proofErr w:type="spellStart"/>
-      <w:r>
-        <w:rPr>
-          <w:rFonts w:ascii="Aptos Narrow" w:hAnsi="Aptos Narrow"/>
-          <w:color w:val="70AD47" w:themeColor="accent6"/>
-        </w:rPr>
-        <w:t>Cus</w:t>
-      </w:r>
-      <w:proofErr w:type="spellEnd"/>
+          <w:color w:val="70AD47" w:themeColor="accent6"/>
+        </w:rPr>
+      </w:pPr>
+      <w:r>
+        <w:rPr>
+          <w:rFonts w:ascii="Aptos Narrow" w:hAnsi="Aptos Narrow" w:hint="eastAsia"/>
+          <w:color w:val="70AD47" w:themeColor="accent6"/>
+        </w:rPr>
+        <w:t>-Reset</w:t>
+      </w:r>
       <w:r>
         <w:rPr>
           <w:rFonts w:ascii="Aptos Narrow" w:hAnsi="Aptos Narrow"/>
         </w:rPr>
         <w:tab/>
-        <w:t xml:space="preserve">Custom source, for example, specify source: </w:t>
-      </w:r>
-      <w:r>
-        <w:rPr>
-          <w:rFonts w:ascii="Aptos Narrow" w:hAnsi="Aptos Narrow"/>
-          <w:color w:val="70AD47" w:themeColor="accent6"/>
-        </w:rPr>
-        <w:t>"https://fengyi.tel/latest.zip", https://Github.com/latest.zip</w:t>
+        <w:t>Reset script usage history</w:t>
       </w:r>
     </w:p>
     <w:p>
@@ -3338,90 +3004,21 @@
           <w:rFonts w:ascii="Aptos Narrow" w:hAnsi="Aptos Narrow"/>
           <w:color w:val="70AD47" w:themeColor="accent6"/>
         </w:rPr>
-        <w:t>-To</w:t>
+        <w:t>-Cus</w:t>
       </w:r>
       <w:r>
         <w:rPr>
           <w:rFonts w:ascii="Aptos Narrow" w:hAnsi="Aptos Narrow"/>
         </w:rPr>
         <w:tab/>
-        <w:t xml:space="preserve">Specify installation to: Automatic search for available disks = </w:t>
-      </w:r>
-      <w:r>
-        <w:rPr>
-          <w:rFonts w:ascii="Aptos Narrow" w:hAnsi="Aptos Narrow"/>
-          <w:color w:val="70AD47" w:themeColor="accent6"/>
-        </w:rPr>
-        <w:t>"</w:t>
-      </w:r>
-      <w:proofErr w:type="spellStart"/>
-      <w:r>
-        <w:rPr>
-          <w:rFonts w:ascii="Aptos Narrow" w:hAnsi="Aptos Narrow"/>
-          <w:color w:val="70AD47" w:themeColor="accent6"/>
-        </w:rPr>
-        <w:t>AutoSelectDisk</w:t>
-      </w:r>
-      <w:proofErr w:type="spellEnd"/>
-      <w:r>
-        <w:rPr>
-          <w:rFonts w:ascii="Aptos Narrow" w:hAnsi="Aptos Narrow"/>
-          <w:color w:val="70AD47" w:themeColor="accent6"/>
-        </w:rPr>
-        <w:t>"</w:t>
-      </w:r>
-      <w:r>
-        <w:rPr>
-          <w:rFonts w:ascii="Aptos Narrow" w:hAnsi="Aptos Narrow"/>
-        </w:rPr>
-        <w:t xml:space="preserve">, Desktop = </w:t>
-      </w:r>
-      <w:r>
-        <w:rPr>
-          <w:rFonts w:ascii="Aptos Narrow" w:hAnsi="Aptos Narrow"/>
-          <w:color w:val="70AD47" w:themeColor="accent6"/>
-        </w:rPr>
-        <w:t>"Desktop"</w:t>
-      </w:r>
-      <w:r>
-        <w:rPr>
-          <w:rFonts w:ascii="Aptos Narrow" w:hAnsi="Aptos Narrow"/>
-        </w:rPr>
-        <w:t xml:space="preserve">, Download = </w:t>
-      </w:r>
-      <w:r>
-        <w:rPr>
-          <w:rFonts w:ascii="Aptos Narrow" w:hAnsi="Aptos Narrow"/>
-          <w:color w:val="70AD47" w:themeColor="accent6"/>
-        </w:rPr>
-        <w:lastRenderedPageBreak/>
-        <w:t>"Download"</w:t>
-      </w:r>
-      <w:r>
-        <w:rPr>
-          <w:rFonts w:ascii="Aptos Narrow" w:hAnsi="Aptos Narrow"/>
-        </w:rPr>
-        <w:t xml:space="preserve">, Documents = </w:t>
-      </w:r>
-      <w:r>
-        <w:rPr>
-          <w:rFonts w:ascii="Aptos Narrow" w:hAnsi="Aptos Narrow"/>
-          <w:color w:val="70AD47" w:themeColor="accent6"/>
-        </w:rPr>
-        <w:t>"Documents"</w:t>
-      </w:r>
-      <w:r>
-        <w:rPr>
-          <w:rFonts w:ascii="Aptos Narrow" w:hAnsi="Aptos Narrow"/>
-        </w:rPr>
-        <w:t xml:space="preserve">, custom path, example: </w:t>
-      </w:r>
-      <w:r>
-        <w:rPr>
-          <w:rFonts w:ascii="Aptos Narrow" w:hAnsi="Aptos Narrow"/>
-          <w:color w:val="70AD47" w:themeColor="accent6"/>
-        </w:rPr>
-        <w:t>R:\iLikeYi.Solutions</w:t>
+        <w:t xml:space="preserve">Custom source, for example, specify source: </w:t>
+      </w:r>
+      <w:r>
+        <w:rPr>
+          <w:rFonts w:ascii="Aptos Narrow" w:hAnsi="Aptos Narrow"/>
+          <w:color w:val="70AD47" w:themeColor="accent6"/>
+        </w:rPr>
+        <w:t>"https://fengyi.tel/latest.zip", https://Github.com/latest.zip</w:t>
       </w:r>
     </w:p>
     <w:p>
@@ -3443,114 +3040,74 @@
           <w:rFonts w:ascii="Aptos Narrow" w:hAnsi="Aptos Narrow"/>
           <w:color w:val="70AD47" w:themeColor="accent6"/>
         </w:rPr>
-        <w:t>-</w:t>
-      </w:r>
-      <w:proofErr w:type="spellStart"/>
-      <w:r>
-        <w:rPr>
-          <w:rFonts w:ascii="Aptos Narrow" w:hAnsi="Aptos Narrow"/>
-          <w:color w:val="70AD47" w:themeColor="accent6"/>
-        </w:rPr>
-        <w:t>GoTo</w:t>
-      </w:r>
-      <w:proofErr w:type="spellEnd"/>
+        <w:lastRenderedPageBreak/>
+        <w:t>-To</w:t>
+      </w:r>
       <w:r>
         <w:rPr>
           <w:rFonts w:ascii="Aptos Narrow" w:hAnsi="Aptos Narrow"/>
         </w:rPr>
         <w:tab/>
-        <w:t xml:space="preserve">Go to for the first time after installation: Package script = </w:t>
-      </w:r>
-      <w:r>
-        <w:rPr>
-          <w:rFonts w:ascii="Aptos Narrow" w:hAnsi="Aptos Narrow"/>
-          <w:color w:val="70AD47" w:themeColor="accent6"/>
-        </w:rPr>
-        <w:t>"SIP"</w:t>
-      </w:r>
-      <w:r>
-        <w:rPr>
-          <w:rFonts w:ascii="Aptos Narrow" w:hAnsi="Aptos Narrow"/>
-        </w:rPr>
-        <w:t xml:space="preserve">, Create template = </w:t>
-      </w:r>
-      <w:r>
-        <w:rPr>
-          <w:rFonts w:ascii="Aptos Narrow" w:hAnsi="Aptos Narrow"/>
-          <w:color w:val="70AD47" w:themeColor="accent6"/>
-        </w:rPr>
-        <w:t>"</w:t>
-      </w:r>
-      <w:proofErr w:type="spellStart"/>
-      <w:r>
-        <w:rPr>
-          <w:rFonts w:ascii="Aptos Narrow" w:hAnsi="Aptos Narrow"/>
-          <w:color w:val="70AD47" w:themeColor="accent6"/>
-        </w:rPr>
-        <w:t>Tempate</w:t>
-      </w:r>
-      <w:proofErr w:type="spellEnd"/>
-      <w:r>
-        <w:rPr>
-          <w:rFonts w:ascii="Aptos Narrow" w:hAnsi="Aptos Narrow"/>
-          <w:color w:val="70AD47" w:themeColor="accent6"/>
-        </w:rPr>
-        <w:t>"</w:t>
-      </w:r>
-      <w:r>
-        <w:rPr>
-          <w:rFonts w:ascii="Aptos Narrow" w:hAnsi="Aptos Narrow"/>
-        </w:rPr>
-        <w:t xml:space="preserve">, Create deployment engine upgrade package = </w:t>
-      </w:r>
-      <w:r>
-        <w:rPr>
-          <w:rFonts w:ascii="Aptos Narrow" w:hAnsi="Aptos Narrow"/>
-          <w:color w:val="70AD47" w:themeColor="accent6"/>
-        </w:rPr>
-        <w:t>"</w:t>
-      </w:r>
-      <w:proofErr w:type="spellStart"/>
-      <w:r>
-        <w:rPr>
-          <w:rFonts w:ascii="Aptos Narrow" w:hAnsi="Aptos Narrow"/>
-          <w:color w:val="70AD47" w:themeColor="accent6"/>
-        </w:rPr>
-        <w:t>EUpdate</w:t>
-      </w:r>
-      <w:proofErr w:type="spellEnd"/>
-      <w:r>
-        <w:rPr>
-          <w:rFonts w:ascii="Aptos Narrow" w:hAnsi="Aptos Narrow"/>
-          <w:color w:val="70AD47" w:themeColor="accent6"/>
-        </w:rPr>
-        <w:t>"</w:t>
-      </w:r>
-      <w:r>
-        <w:rPr>
-          <w:rFonts w:ascii="Aptos Narrow" w:hAnsi="Aptos Narrow"/>
-        </w:rPr>
-        <w:t xml:space="preserve">, Pack = </w:t>
-      </w:r>
-      <w:r>
-        <w:rPr>
-          <w:rFonts w:ascii="Aptos Narrow" w:hAnsi="Aptos Narrow"/>
-          <w:color w:val="70AD47" w:themeColor="accent6"/>
-        </w:rPr>
-        <w:t>"Unpack"</w:t>
-      </w:r>
-      <w:r>
-        <w:rPr>
-          <w:rFonts w:ascii="Aptos Narrow" w:hAnsi="Aptos Narrow"/>
-        </w:rPr>
-        <w:t xml:space="preserve">, Do not go = </w:t>
-      </w:r>
-      <w:r>
-        <w:rPr>
-          <w:rFonts w:ascii="Aptos Narrow" w:hAnsi="Aptos Narrow"/>
-          <w:color w:val="70AD47" w:themeColor="accent6"/>
-        </w:rPr>
-        <w:t>"No"</w:t>
+        <w:t xml:space="preserve">Specify installation to: Automatic search for available disks = </w:t>
+      </w:r>
+      <w:r>
+        <w:rPr>
+          <w:rFonts w:ascii="Aptos Narrow" w:hAnsi="Aptos Narrow"/>
+          <w:color w:val="70AD47" w:themeColor="accent6"/>
+        </w:rPr>
+        <w:t>"AutoSelectDisk"</w:t>
+      </w:r>
+      <w:r>
+        <w:rPr>
+          <w:rFonts w:ascii="Aptos Narrow" w:hAnsi="Aptos Narrow"/>
+        </w:rPr>
+        <w:t xml:space="preserve">, Desktop = </w:t>
+      </w:r>
+      <w:r>
+        <w:rPr>
+          <w:rFonts w:ascii="Aptos Narrow" w:hAnsi="Aptos Narrow"/>
+          <w:color w:val="70AD47" w:themeColor="accent6"/>
+        </w:rPr>
+        <w:t>"Desktop"</w:t>
+      </w:r>
+      <w:r>
+        <w:rPr>
+          <w:rFonts w:ascii="Aptos Narrow" w:hAnsi="Aptos Narrow"/>
+        </w:rPr>
+        <w:t xml:space="preserve">, Download = </w:t>
+      </w:r>
+      <w:r>
+        <w:rPr>
+          <w:rFonts w:ascii="Aptos Narrow" w:hAnsi="Aptos Narrow"/>
+          <w:color w:val="70AD47" w:themeColor="accent6"/>
+        </w:rPr>
+        <w:t>"Download"</w:t>
+      </w:r>
+      <w:r>
+        <w:rPr>
+          <w:rFonts w:ascii="Aptos Narrow" w:hAnsi="Aptos Narrow"/>
+        </w:rPr>
+        <w:t xml:space="preserve">, Documents = </w:t>
+      </w:r>
+      <w:r>
+        <w:rPr>
+          <w:rFonts w:ascii="Aptos Narrow" w:hAnsi="Aptos Narrow"/>
+          <w:color w:val="70AD47" w:themeColor="accent6"/>
+        </w:rPr>
+        <w:t>"Documents"</w:t>
+      </w:r>
+      <w:r>
+        <w:rPr>
+          <w:rFonts w:ascii="Aptos Narrow" w:hAnsi="Aptos Narrow"/>
+        </w:rPr>
+        <w:t xml:space="preserve">, custom path, example: </w:t>
+      </w:r>
+      <w:r>
+        <w:rPr>
+          <w:rFonts w:ascii="Aptos Narrow" w:hAnsi="Aptos Narrow"/>
+          <w:color w:val="70AD47" w:themeColor="accent6"/>
+        </w:rPr>
+        <w:t>R:\iLikeYi.Solutions</w:t>
       </w:r>
     </w:p>
     <w:p>
@@ -3572,17 +3129,138 @@
           <w:rFonts w:ascii="Aptos Narrow" w:hAnsi="Aptos Narrow"/>
           <w:color w:val="70AD47" w:themeColor="accent6"/>
         </w:rPr>
+        <w:t>-GoTo</w:t>
+      </w:r>
+      <w:r>
+        <w:rPr>
+          <w:rFonts w:ascii="Aptos Narrow" w:hAnsi="Aptos Narrow"/>
+        </w:rPr>
+        <w:tab/>
+        <w:t xml:space="preserve">Go to for the first time after installation: Package script = </w:t>
+      </w:r>
+      <w:r>
+        <w:rPr>
+          <w:rFonts w:ascii="Aptos Narrow" w:hAnsi="Aptos Narrow"/>
+          <w:color w:val="70AD47" w:themeColor="accent6"/>
+        </w:rPr>
+        <w:t>"SIP"</w:t>
+      </w:r>
+      <w:r>
+        <w:rPr>
+          <w:rFonts w:ascii="Aptos Narrow" w:hAnsi="Aptos Narrow"/>
+        </w:rPr>
+        <w:t xml:space="preserve">, Create template = </w:t>
+      </w:r>
+      <w:r>
+        <w:rPr>
+          <w:rFonts w:ascii="Aptos Narrow" w:hAnsi="Aptos Narrow"/>
+          <w:color w:val="70AD47" w:themeColor="accent6"/>
+        </w:rPr>
+        <w:t>"Tempate"</w:t>
+      </w:r>
+      <w:r>
+        <w:rPr>
+          <w:rFonts w:ascii="Aptos Narrow" w:hAnsi="Aptos Narrow"/>
+        </w:rPr>
+        <w:t xml:space="preserve">, Create deployment engine upgrade package = </w:t>
+      </w:r>
+      <w:r>
+        <w:rPr>
+          <w:rFonts w:ascii="Aptos Narrow" w:hAnsi="Aptos Narrow"/>
+          <w:color w:val="70AD47" w:themeColor="accent6"/>
+        </w:rPr>
+        <w:t>"EUpdate"</w:t>
+      </w:r>
+      <w:r>
+        <w:rPr>
+          <w:rFonts w:ascii="Aptos Narrow" w:hAnsi="Aptos Narrow"/>
+        </w:rPr>
+        <w:t xml:space="preserve">, Pack = </w:t>
+      </w:r>
+      <w:r>
+        <w:rPr>
+          <w:rFonts w:ascii="Aptos Narrow" w:hAnsi="Aptos Narrow"/>
+          <w:color w:val="70AD47" w:themeColor="accent6"/>
+        </w:rPr>
+        <w:t>"Unpack"</w:t>
+      </w:r>
+      <w:r>
+        <w:rPr>
+          <w:rFonts w:ascii="Aptos Narrow" w:hAnsi="Aptos Narrow"/>
+        </w:rPr>
+        <w:t xml:space="preserve">, Do not go = </w:t>
+      </w:r>
+      <w:r>
+        <w:rPr>
+          <w:rFonts w:ascii="Aptos Narrow" w:hAnsi="Aptos Narrow"/>
+          <w:color w:val="70AD47" w:themeColor="accent6"/>
+        </w:rPr>
+        <w:t>"No"</w:t>
+      </w:r>
+    </w:p>
+    <w:p>
+      <w:pPr>
+        <w:pStyle w:val="ListParagraph"/>
+        <w:widowControl w:val="0"/>
+        <w:tabs>
+          <w:tab w:val="left" w:pos="4050"/>
+        </w:tabs>
+        <w:spacing w:line="360" w:lineRule="auto"/>
+        <w:ind w:left="4050" w:hanging="1440"/>
+        <w:contextualSpacing w:val="0"/>
+        <w:rPr>
+          <w:rFonts w:ascii="Aptos Narrow" w:hAnsi="Aptos Narrow"/>
+          <w:color w:val="70AD47" w:themeColor="accent6"/>
+        </w:rPr>
+      </w:pPr>
+      <w:r>
+        <w:rPr>
+          <w:rFonts w:ascii="Aptos Narrow" w:hAnsi="Aptos Narrow"/>
+          <w:color w:val="70AD47" w:themeColor="accent6"/>
+        </w:rPr>
         <w:t>-</w:t>
       </w:r>
-      <w:proofErr w:type="spellStart"/>
-      <w:r>
-        <w:rPr>
-          <w:rFonts w:ascii="Aptos Narrow" w:hAnsi="Aptos Narrow"/>
-          <w:color w:val="70AD47" w:themeColor="accent6"/>
-        </w:rPr>
-        <w:t>AddRouter</w:t>
-      </w:r>
-      <w:proofErr w:type="spellEnd"/>
+      <w:r>
+        <w:rPr>
+          <w:rFonts w:ascii="Aptos Narrow" w:hAnsi="Aptos Narrow" w:hint="eastAsia"/>
+          <w:color w:val="70AD47" w:themeColor="accent6"/>
+        </w:rPr>
+        <w:t>DSW</w:t>
+      </w:r>
+      <w:r>
+        <w:rPr>
+          <w:rFonts w:ascii="Aptos Narrow" w:hAnsi="Aptos Narrow"/>
+        </w:rPr>
+        <w:tab/>
+      </w:r>
+      <w:r>
+        <w:rPr>
+          <w:rFonts w:ascii="Aptos Narrow" w:hAnsi="Aptos Narrow"/>
+        </w:rPr>
+        <w:t>Disable security warnings for common file types</w:t>
+      </w:r>
+    </w:p>
+    <w:p>
+      <w:pPr>
+        <w:pStyle w:val="ListParagraph"/>
+        <w:widowControl w:val="0"/>
+        <w:tabs>
+          <w:tab w:val="left" w:pos="4050"/>
+        </w:tabs>
+        <w:spacing w:line="360" w:lineRule="auto"/>
+        <w:ind w:left="4050" w:hanging="1440"/>
+        <w:contextualSpacing w:val="0"/>
+        <w:rPr>
+          <w:rFonts w:ascii="Aptos Narrow" w:hAnsi="Aptos Narrow"/>
+        </w:rPr>
+      </w:pPr>
+      <w:r>
+        <w:rPr>
+          <w:rFonts w:ascii="Aptos Narrow" w:hAnsi="Aptos Narrow"/>
+          <w:color w:val="70AD47" w:themeColor="accent6"/>
+        </w:rPr>
+        <w:t>-AddRouter</w:t>
+      </w:r>
       <w:r>
         <w:rPr>
           <w:rFonts w:ascii="Aptos Narrow" w:hAnsi="Aptos Narrow"/>
@@ -3611,17 +3289,8 @@
           <w:rFonts w:ascii="Aptos Narrow" w:hAnsi="Aptos Narrow"/>
           <w:color w:val="70AD47" w:themeColor="accent6"/>
         </w:rPr>
-        <w:t>-</w:t>
-      </w:r>
-      <w:proofErr w:type="spellStart"/>
-      <w:r>
-        <w:rPr>
-          <w:rFonts w:ascii="Aptos Narrow" w:hAnsi="Aptos Narrow"/>
-          <w:color w:val="70AD47" w:themeColor="accent6"/>
-        </w:rPr>
-        <w:t>AddTakeOwnership</w:t>
-      </w:r>
-      <w:proofErr w:type="spellEnd"/>
+        <w:t>-AddTakeOwnership</w:t>
+      </w:r>
       <w:r>
         <w:rPr>
           <w:rFonts w:ascii="Aptos Narrow" w:hAnsi="Aptos Narrow"/>
@@ -3656,20 +3325,7 @@
           <w:rFonts w:ascii="Aptos Narrow" w:hAnsi="Aptos Narrow"/>
         </w:rPr>
         <w:tab/>
-      </w:r>
-      <w:proofErr w:type="spellStart"/>
-      <w:r>
-        <w:rPr>
-          <w:rFonts w:ascii="Aptos Narrow" w:hAnsi="Aptos Narrow"/>
-        </w:rPr>
-        <w:t>Silent</w:t>
-      </w:r>
-      <w:proofErr w:type="spellEnd"/>
-      <w:r>
-        <w:rPr>
-          <w:rFonts w:ascii="Aptos Narrow" w:hAnsi="Aptos Narrow"/>
-        </w:rPr>
-        <w:t xml:space="preserve"> installation</w:t>
+        <w:t>Silent installation</w:t>
       </w:r>
     </w:p>
     <w:p>
@@ -3706,71 +3362,21 @@
           <w:rFonts w:ascii="Aptos Narrow" w:hAnsi="Aptos Narrow"/>
           <w:color w:val="70AD47" w:themeColor="accent6"/>
         </w:rPr>
-        <w:t>.\get.ps1 -To "</w:t>
-      </w:r>
-      <w:proofErr w:type="spellStart"/>
-      <w:r>
-        <w:rPr>
-          <w:rFonts w:ascii="Aptos Narrow" w:hAnsi="Aptos Narrow"/>
-          <w:color w:val="70AD47" w:themeColor="accent6"/>
-        </w:rPr>
-        <w:t>AutoSelectDisk</w:t>
-      </w:r>
-      <w:proofErr w:type="spellEnd"/>
-      <w:r>
-        <w:rPr>
-          <w:rFonts w:ascii="Aptos Narrow" w:hAnsi="Aptos Narrow"/>
-          <w:color w:val="70AD47" w:themeColor="accent6"/>
-        </w:rPr>
-        <w:t>" -</w:t>
-      </w:r>
-      <w:proofErr w:type="spellStart"/>
-      <w:r>
-        <w:rPr>
-          <w:rFonts w:ascii="Aptos Narrow" w:hAnsi="Aptos Narrow"/>
-          <w:color w:val="70AD47" w:themeColor="accent6"/>
-        </w:rPr>
-        <w:t>GoTo</w:t>
-      </w:r>
-      <w:proofErr w:type="spellEnd"/>
-      <w:r>
-        <w:rPr>
-          <w:rFonts w:ascii="Aptos Narrow" w:hAnsi="Aptos Narrow"/>
-          <w:color w:val="70AD47" w:themeColor="accent6"/>
-        </w:rPr>
-        <w:t xml:space="preserve"> "SIP" -</w:t>
-      </w:r>
-      <w:proofErr w:type="spellStart"/>
-      <w:r>
-        <w:rPr>
-          <w:rFonts w:ascii="Aptos Narrow" w:hAnsi="Aptos Narrow"/>
-          <w:color w:val="70AD47" w:themeColor="accent6"/>
-        </w:rPr>
-        <w:t>AddRouter</w:t>
-      </w:r>
-      <w:proofErr w:type="spellEnd"/>
-      <w:r>
-        <w:rPr>
-          <w:rFonts w:ascii="Aptos Narrow" w:hAnsi="Aptos Narrow"/>
-          <w:color w:val="70AD47" w:themeColor="accent6"/>
-        </w:rPr>
-        <w:t xml:space="preserve"> -</w:t>
-      </w:r>
-      <w:proofErr w:type="spellStart"/>
-      <w:r>
-        <w:rPr>
-          <w:rFonts w:ascii="Aptos Narrow" w:hAnsi="Aptos Narrow"/>
-          <w:color w:val="70AD47" w:themeColor="accent6"/>
-        </w:rPr>
-        <w:t>AddTakeOwnership</w:t>
-      </w:r>
-      <w:proofErr w:type="spellEnd"/>
-      <w:r>
-        <w:rPr>
-          <w:rFonts w:ascii="Aptos Narrow" w:hAnsi="Aptos Narrow"/>
-          <w:color w:val="70AD47" w:themeColor="accent6"/>
-        </w:rPr>
-        <w:t xml:space="preserve"> -Silent</w:t>
+        <w:t>.\get.ps1 -To "AutoSelectDisk" -GoTo "SIP"</w:t>
+      </w:r>
+      <w:r>
+        <w:rPr>
+          <w:rFonts w:ascii="Aptos Narrow" w:hAnsi="Aptos Narrow" w:hint="eastAsia"/>
+          <w:color w:val="70AD47" w:themeColor="accent6"/>
+        </w:rPr>
+        <w:t xml:space="preserve"> -DSW</w:t>
+      </w:r>
+      <w:r>
+        <w:rPr>
+          <w:rFonts w:ascii="Aptos Narrow" w:hAnsi="Aptos Narrow"/>
+          <w:color w:val="70AD47" w:themeColor="accent6"/>
+        </w:rPr>
+        <w:t xml:space="preserve"> -AddRouter -AddTakeOwnership -Silent</w:t>
       </w:r>
     </w:p>
     <w:p>
@@ -4173,21 +3779,7 @@
         <w:rPr>
           <w:rFonts w:ascii="Aptos Narrow" w:hAnsi="Aptos Narrow"/>
         </w:rPr>
-        <w:t xml:space="preserve">A large number of temporary files are generated during the packaging process. When installing </w:t>
-      </w:r>
-      <w:proofErr w:type="spellStart"/>
-      <w:r>
-        <w:rPr>
-          <w:rFonts w:ascii="Aptos Narrow" w:hAnsi="Aptos Narrow"/>
-        </w:rPr>
-        <w:t>InBox</w:t>
-      </w:r>
-      <w:proofErr w:type="spellEnd"/>
-      <w:r>
-        <w:rPr>
-          <w:rFonts w:ascii="Aptos Narrow" w:hAnsi="Aptos Narrow"/>
-        </w:rPr>
-        <w:t xml:space="preserve"> Apps, cumulative updates, and language packs, installation files are temporarily released. Therefore, if you do not clean up outdated files regularly, a large amount of disk space will be occupied for a long time. It is recommended that you try the following methods to implement the cleanup plan to free up more space: </w:t>
+        <w:t xml:space="preserve">A large number of temporary files are generated during the packaging process. When installing InBox Apps, cumulative updates, and language packs, installation files are temporarily released. Therefore, if you do not clean up outdated files regularly, a large amount of disk space will be occupied for a long time. It is recommended that you try the following methods to implement the cleanup plan to free up more space: </w:t>
       </w:r>
     </w:p>
     <w:p>
@@ -4227,6 +3819,7 @@
         <w:rPr>
           <w:rFonts w:ascii="Aptos Narrow" w:hAnsi="Aptos Narrow"/>
         </w:rPr>
+        <w:lastRenderedPageBreak/>
         <w:t xml:space="preserve">To quickly clean up known common logs, run </w:t>
       </w:r>
       <w:r>
@@ -4253,14 +3846,7 @@
         <w:rPr>
           <w:rFonts w:ascii="Aptos Narrow" w:hAnsi="Aptos Narrow"/>
         </w:rPr>
-        <w:t xml:space="preserve">, or manually delete the following directories and release them. Path to be </w:t>
-      </w:r>
-      <w:r>
-        <w:rPr>
-          <w:rFonts w:ascii="Aptos Narrow" w:hAnsi="Aptos Narrow"/>
-        </w:rPr>
-        <w:lastRenderedPageBreak/>
-        <w:t xml:space="preserve">deleted: </w:t>
+        <w:t xml:space="preserve">, or manually delete the following directories and release them. Path to be deleted: </w:t>
       </w:r>
     </w:p>
     <w:p>
@@ -4282,16 +3868,8 @@
         <w:rPr>
           <w:rFonts w:ascii="Aptos Narrow" w:hAnsi="Aptos Narrow"/>
         </w:rPr>
-        <w:t xml:space="preserve">Logs generated by Yi’s </w:t>
-      </w:r>
-      <w:proofErr w:type="spellStart"/>
-      <w:r>
-        <w:rPr>
-          <w:rFonts w:ascii="Aptos Narrow" w:hAnsi="Aptos Narrow"/>
-        </w:rPr>
-        <w:t>Soultions</w:t>
-      </w:r>
-      <w:proofErr w:type="spellEnd"/>
+        <w:t>Logs generated by Yi’s Soultions</w:t>
+      </w:r>
     </w:p>
     <w:p>
       <w:pPr>
@@ -4422,23 +4000,7 @@
           <w:rFonts w:ascii="Aptos Narrow" w:hAnsi="Aptos Narrow"/>
           <w:color w:val="7030A0"/>
         </w:rPr>
-        <w:t>{system disk}:\Users\{user name}\</w:t>
-      </w:r>
-      <w:proofErr w:type="spellStart"/>
-      <w:r>
-        <w:rPr>
-          <w:rFonts w:ascii="Aptos Narrow" w:hAnsi="Aptos Narrow"/>
-          <w:color w:val="7030A0"/>
-        </w:rPr>
-        <w:t>AppData</w:t>
-      </w:r>
-      <w:proofErr w:type="spellEnd"/>
-      <w:r>
-        <w:rPr>
-          <w:rFonts w:ascii="Aptos Narrow" w:hAnsi="Aptos Narrow"/>
-          <w:color w:val="7030A0"/>
-        </w:rPr>
-        <w:t>\Local\Temp</w:t>
+        <w:t>{system disk}:\Users\{user name}\AppData\Local\Temp</w:t>
       </w:r>
     </w:p>
     <w:p>
@@ -4564,7 +4126,7 @@
           <w:szCs w:val="24"/>
         </w:rPr>
         <w:drawing>
-          <wp:anchor distT="0" distB="0" distL="114300" distR="114300" simplePos="0" relativeHeight="251661312" behindDoc="1" locked="0" layoutInCell="1" allowOverlap="1" wp14:anchorId="49A16DA8" wp14:editId="791C1C1A">
+          <wp:anchor distT="0" distB="0" distL="114300" distR="114300" simplePos="0" relativeHeight="251661312" behindDoc="1" locked="0" layoutInCell="1" allowOverlap="1" wp14:anchorId="49A16DA8" wp14:editId="53339F49">
             <wp:simplePos x="0" y="0"/>
             <wp:positionH relativeFrom="column">
               <wp:posOffset>0</wp:posOffset>
@@ -4726,19 +4288,11 @@
           <w:rFonts w:ascii="Aptos Narrow" w:hAnsi="Aptos Narrow"/>
         </w:rPr>
       </w:pPr>
-      <w:proofErr w:type="spellStart"/>
-      <w:r>
-        <w:rPr>
-          <w:rFonts w:ascii="Aptos Narrow" w:hAnsi="Aptos Narrow"/>
-        </w:rPr>
-        <w:t>Github</w:t>
-      </w:r>
-      <w:proofErr w:type="spellEnd"/>
-      <w:r>
-        <w:rPr>
-          <w:rFonts w:ascii="Aptos Narrow" w:hAnsi="Aptos Narrow"/>
-        </w:rPr>
-        <w:t xml:space="preserve"> | </w:t>
+      <w:r>
+        <w:rPr>
+          <w:rFonts w:ascii="Aptos Narrow" w:hAnsi="Aptos Narrow"/>
+        </w:rPr>
+        <w:t xml:space="preserve">Github | </w:t>
       </w:r>
       <w:hyperlink r:id="rId18" w:history="1">
         <w:r>
@@ -4790,19 +4344,11 @@
           <w:rFonts w:ascii="Aptos Narrow" w:hAnsi="Aptos Narrow"/>
         </w:rPr>
       </w:pPr>
-      <w:proofErr w:type="spellStart"/>
-      <w:r>
-        <w:rPr>
-          <w:rFonts w:ascii="Aptos Narrow" w:hAnsi="Aptos Narrow"/>
-        </w:rPr>
-        <w:t>EMail</w:t>
-      </w:r>
-      <w:proofErr w:type="spellEnd"/>
-      <w:r>
-        <w:rPr>
-          <w:rFonts w:ascii="Aptos Narrow" w:hAnsi="Aptos Narrow"/>
-        </w:rPr>
-        <w:t xml:space="preserve">: </w:t>
+      <w:r>
+        <w:rPr>
+          <w:rFonts w:ascii="Aptos Narrow" w:hAnsi="Aptos Narrow"/>
+        </w:rPr>
+        <w:t xml:space="preserve">EMail: </w:t>
       </w:r>
       <w:hyperlink r:id="rId19" w:history="1">
         <w:r>
@@ -6850,7 +6396,7 @@
   <w:docDefaults>
     <w:rPrDefault>
       <w:rPr>
-        <w:rFonts w:ascii="Aptos" w:eastAsia="Microsoft YaHei" w:hAnsi="Aptos" w:cstheme="minorHAnsi"/>
+        <w:rFonts w:ascii="Aptos" w:eastAsia="微软雅黑" w:hAnsi="Aptos" w:cstheme="minorHAnsi"/>
         <w:lang w:val="en-US" w:eastAsia="zh-CN" w:bidi="ar-SA"/>
       </w:rPr>
     </w:rPrDefault>
@@ -7908,7 +7454,7 @@
     <w:uiPriority w:val="9"/>
     <w:rsid w:val="006C7655"/>
     <w:rPr>
-      <w:rFonts w:ascii="Aptos" w:eastAsia="Microsoft YaHei" w:hAnsi="Aptos" w:cstheme="majorBidi"/>
+      <w:rFonts w:ascii="Aptos" w:eastAsia="微软雅黑" w:hAnsi="Aptos" w:cstheme="majorBidi"/>
       <w:iCs/>
       <w:sz w:val="20"/>
     </w:rPr>

--- a/_Learn/Get/Get.docx
+++ b/_Learn/Get/Get.docx
@@ -34,7 +34,7 @@
           <w:szCs w:val="24"/>
         </w:rPr>
         <w:drawing>
-          <wp:anchor distT="0" distB="0" distL="114300" distR="114300" simplePos="0" relativeHeight="251659264" behindDoc="1" locked="0" layoutInCell="1" allowOverlap="1" wp14:anchorId="3717FBFE" wp14:editId="7E72863D">
+          <wp:anchor distT="0" distB="0" distL="114300" distR="114300" simplePos="0" relativeHeight="251659264" behindDoc="1" locked="0" layoutInCell="1" allowOverlap="1" wp14:anchorId="3717FBFE" wp14:editId="219B2056">
             <wp:simplePos x="0" y="0"/>
             <wp:positionH relativeFrom="column">
               <wp:posOffset>0</wp:posOffset>
@@ -2924,6 +2924,45 @@
       <w:pPr>
         <w:pStyle w:val="ListParagraph"/>
         <w:widowControl w:val="0"/>
+        <w:spacing w:line="360" w:lineRule="auto"/>
+        <w:ind w:left="4680" w:hanging="2070"/>
+        <w:contextualSpacing w:val="0"/>
+        <w:rPr>
+          <w:rFonts w:ascii="Aptos Narrow" w:hAnsi="Aptos Narrow"/>
+          <w:color w:val="70AD47" w:themeColor="accent6"/>
+        </w:rPr>
+      </w:pPr>
+      <w:r>
+        <w:rPr>
+          <w:rFonts w:ascii="Aptos Narrow" w:hAnsi="Aptos Narrow" w:hint="eastAsia"/>
+          <w:color w:val="70AD47" w:themeColor="accent6"/>
+        </w:rPr>
+        <w:t>-Language</w:t>
+      </w:r>
+      <w:r>
+        <w:rPr>
+          <w:rFonts w:ascii="Aptos Narrow" w:hAnsi="Aptos Narrow"/>
+          <w:color w:val="70AD47" w:themeColor="accent6"/>
+        </w:rPr>
+        <w:t xml:space="preserve"> "en-US"</w:t>
+      </w:r>
+      <w:r>
+        <w:rPr>
+          <w:rFonts w:ascii="Aptos Narrow" w:hAnsi="Aptos Narrow"/>
+        </w:rPr>
+        <w:tab/>
+      </w:r>
+      <w:r>
+        <w:rPr>
+          <w:rFonts w:ascii="Aptos Narrow" w:hAnsi="Aptos Narrow"/>
+        </w:rPr>
+        <w:t>Customize the interactive language. en-US can be replaced with: ar-sa; bg-bg; cs-cz; da-dk; de-DE; el-gr; es-es; es-mx; et-ee; fi-fi; fr-ca; fr-fr; he-il; hr-hr; hu-hu; it-it; ja-JP; ko-KR; lt-lt; lv-lv; nb-no; nl-nl; pl-pl; pt-br; pt-pt; ro-ro; ru-ru; sk-sk; sl-si; sr-latn-rs; sv-se; th-th; tr-tr; uk-ua; zh-CN; zh-TW</w:t>
+      </w:r>
+    </w:p>
+    <w:p>
+      <w:pPr>
+        <w:pStyle w:val="ListParagraph"/>
+        <w:widowControl w:val="0"/>
         <w:tabs>
           <w:tab w:val="left" w:pos="4050"/>
         </w:tabs>
@@ -2940,19 +2979,14 @@
           <w:rFonts w:ascii="Aptos Narrow" w:hAnsi="Aptos Narrow" w:hint="eastAsia"/>
           <w:color w:val="70AD47" w:themeColor="accent6"/>
         </w:rPr>
-        <w:t>-Language</w:t>
+        <w:t>-Reset</w:t>
       </w:r>
       <w:r>
         <w:rPr>
           <w:rFonts w:ascii="Aptos Narrow" w:hAnsi="Aptos Narrow"/>
         </w:rPr>
         <w:tab/>
-      </w:r>
-      <w:r>
-        <w:rPr>
-          <w:rFonts w:ascii="Aptos Narrow" w:hAnsi="Aptos Narrow"/>
-        </w:rPr>
-        <w:t>Interactive Language</w:t>
+        <w:t>Reset script usage history</w:t>
       </w:r>
     </w:p>
     <w:p>
@@ -2967,22 +3001,29 @@
         <w:contextualSpacing w:val="0"/>
         <w:rPr>
           <w:rFonts w:ascii="Aptos Narrow" w:hAnsi="Aptos Narrow"/>
-          <w:color w:val="70AD47" w:themeColor="accent6"/>
-        </w:rPr>
-      </w:pPr>
-      <w:r>
-        <w:rPr>
-          <w:rFonts w:ascii="Aptos Narrow" w:hAnsi="Aptos Narrow" w:hint="eastAsia"/>
-          <w:color w:val="70AD47" w:themeColor="accent6"/>
-        </w:rPr>
-        <w:t>-Reset</w:t>
+        </w:rPr>
+      </w:pPr>
+      <w:r>
+        <w:rPr>
+          <w:rFonts w:ascii="Aptos Narrow" w:hAnsi="Aptos Narrow"/>
+          <w:color w:val="70AD47" w:themeColor="accent6"/>
+        </w:rPr>
+        <w:lastRenderedPageBreak/>
+        <w:t>-Cus</w:t>
       </w:r>
       <w:r>
         <w:rPr>
           <w:rFonts w:ascii="Aptos Narrow" w:hAnsi="Aptos Narrow"/>
         </w:rPr>
         <w:tab/>
-        <w:t>Reset script usage history</w:t>
+        <w:t xml:space="preserve">Custom source, for example, specify source: </w:t>
+      </w:r>
+      <w:r>
+        <w:rPr>
+          <w:rFonts w:ascii="Aptos Narrow" w:hAnsi="Aptos Narrow"/>
+          <w:color w:val="70AD47" w:themeColor="accent6"/>
+        </w:rPr>
+        <w:t>"https://fengyi.tel/latest.zip", https://Github.com/latest.zip</w:t>
       </w:r>
     </w:p>
     <w:p>
@@ -3004,43 +3045,6 @@
           <w:rFonts w:ascii="Aptos Narrow" w:hAnsi="Aptos Narrow"/>
           <w:color w:val="70AD47" w:themeColor="accent6"/>
         </w:rPr>
-        <w:t>-Cus</w:t>
-      </w:r>
-      <w:r>
-        <w:rPr>
-          <w:rFonts w:ascii="Aptos Narrow" w:hAnsi="Aptos Narrow"/>
-        </w:rPr>
-        <w:tab/>
-        <w:t xml:space="preserve">Custom source, for example, specify source: </w:t>
-      </w:r>
-      <w:r>
-        <w:rPr>
-          <w:rFonts w:ascii="Aptos Narrow" w:hAnsi="Aptos Narrow"/>
-          <w:color w:val="70AD47" w:themeColor="accent6"/>
-        </w:rPr>
-        <w:t>"https://fengyi.tel/latest.zip", https://Github.com/latest.zip</w:t>
-      </w:r>
-    </w:p>
-    <w:p>
-      <w:pPr>
-        <w:pStyle w:val="ListParagraph"/>
-        <w:widowControl w:val="0"/>
-        <w:tabs>
-          <w:tab w:val="left" w:pos="4050"/>
-        </w:tabs>
-        <w:spacing w:line="360" w:lineRule="auto"/>
-        <w:ind w:left="4050" w:hanging="1440"/>
-        <w:contextualSpacing w:val="0"/>
-        <w:rPr>
-          <w:rFonts w:ascii="Aptos Narrow" w:hAnsi="Aptos Narrow"/>
-        </w:rPr>
-      </w:pPr>
-      <w:r>
-        <w:rPr>
-          <w:rFonts w:ascii="Aptos Narrow" w:hAnsi="Aptos Narrow"/>
-          <w:color w:val="70AD47" w:themeColor="accent6"/>
-        </w:rPr>
-        <w:lastRenderedPageBreak/>
         <w:t>-To</w:t>
       </w:r>
       <w:r>
@@ -3801,6 +3805,7 @@
         <w:rPr>
           <w:rFonts w:ascii="Aptos Narrow" w:hAnsi="Aptos Narrow"/>
         </w:rPr>
+        <w:lastRenderedPageBreak/>
         <w:t>Common logs</w:t>
       </w:r>
     </w:p>
@@ -3819,7 +3824,6 @@
         <w:rPr>
           <w:rFonts w:ascii="Aptos Narrow" w:hAnsi="Aptos Narrow"/>
         </w:rPr>
-        <w:lastRenderedPageBreak/>
         <w:t xml:space="preserve">To quickly clean up known common logs, run </w:t>
       </w:r>
       <w:r>
@@ -4126,7 +4130,7 @@
           <w:szCs w:val="24"/>
         </w:rPr>
         <w:drawing>
-          <wp:anchor distT="0" distB="0" distL="114300" distR="114300" simplePos="0" relativeHeight="251661312" behindDoc="1" locked="0" layoutInCell="1" allowOverlap="1" wp14:anchorId="49A16DA8" wp14:editId="53339F49">
+          <wp:anchor distT="0" distB="0" distL="114300" distR="114300" simplePos="0" relativeHeight="251661312" behindDoc="1" locked="0" layoutInCell="1" allowOverlap="1" wp14:anchorId="49A16DA8" wp14:editId="18C03AC4">
             <wp:simplePos x="0" y="0"/>
             <wp:positionH relativeFrom="column">
               <wp:posOffset>0</wp:posOffset>

--- a/_Learn/Get/Get.docx
+++ b/_Learn/Get/Get.docx
@@ -1,6 +1,6 @@
 
 <file path=word/document.xml><?xml version="1.0" encoding="utf-8"?>
-<w:document xmlns:wpc="http://schemas.microsoft.com/office/word/2010/wordprocessingCanvas" xmlns:cx="http://schemas.microsoft.com/office/drawing/2014/chartex" xmlns:cx1="http://schemas.microsoft.com/office/drawing/2015/9/8/chartex" xmlns:cx2="http://schemas.microsoft.com/office/drawing/2015/10/21/chartex" xmlns:cx3="http://schemas.microsoft.com/office/drawing/2016/5/9/chartex" xmlns:cx4="http://schemas.microsoft.com/office/drawing/2016/5/10/chartex" xmlns:cx5="http://schemas.microsoft.com/office/drawing/2016/5/11/chartex" xmlns:cx6="http://schemas.microsoft.com/office/drawing/2016/5/12/chartex" xmlns:cx7="http://schemas.microsoft.com/office/drawing/2016/5/13/chartex" xmlns:cx8="http://schemas.microsoft.com/office/drawing/2016/5/14/chartex" xmlns:mc="http://schemas.openxmlformats.org/markup-compatibility/2006" xmlns:aink="http://schemas.microsoft.com/office/drawing/2016/ink" xmlns:am3d="http://schemas.microsoft.com/office/drawing/2017/model3d" xmlns:o="urn:schemas-microsoft-com:office:office" xmlns:oel="http://schemas.microsoft.com/office/2019/extlst" xmlns:r="http://schemas.openxmlformats.org/officeDocument/2006/relationships" xmlns:m="http://schemas.openxmlformats.org/officeDocument/2006/math" xmlns:v="urn:schemas-microsoft-com:vml" xmlns:wp14="http://schemas.microsoft.com/office/word/2010/wordprocessingDrawing" xmlns:wp="http://schemas.openxmlformats.org/drawingml/2006/wordprocessingDrawing" xmlns:w10="urn:schemas-microsoft-com:office:word" xmlns:w="http://schemas.openxmlformats.org/wordprocessingml/2006/main" xmlns:w14="http://schemas.microsoft.com/office/word/2010/wordml" xmlns:w15="http://schemas.microsoft.com/office/word/2012/wordml" xmlns:w16cex="http://schemas.microsoft.com/office/word/2018/wordml/cex" xmlns:w16cid="http://schemas.microsoft.com/office/word/2016/wordml/cid" xmlns:w16="http://schemas.microsoft.com/office/word/2018/wordml" xmlns:w16sdtdh="http://schemas.microsoft.com/office/word/2020/wordml/sdtdatahash" xmlns:w16se="http://schemas.microsoft.com/office/word/2015/wordml/symex" xmlns:wpg="http://schemas.microsoft.com/office/word/2010/wordprocessingGroup" xmlns:wpi="http://schemas.microsoft.com/office/word/2010/wordprocessingInk" xmlns:wne="http://schemas.microsoft.com/office/word/2006/wordml" xmlns:wps="http://schemas.microsoft.com/office/word/2010/wordprocessingShape" mc:Ignorable="w14 w15 w16se w16cid w16 w16cex w16sdtdh wp14">
+<w:document xmlns:wpc="http://schemas.microsoft.com/office/word/2010/wordprocessingCanvas" xmlns:cx="http://schemas.microsoft.com/office/drawing/2014/chartex" xmlns:cx1="http://schemas.microsoft.com/office/drawing/2015/9/8/chartex" xmlns:cx2="http://schemas.microsoft.com/office/drawing/2015/10/21/chartex" xmlns:cx3="http://schemas.microsoft.com/office/drawing/2016/5/9/chartex" xmlns:cx4="http://schemas.microsoft.com/office/drawing/2016/5/10/chartex" xmlns:cx5="http://schemas.microsoft.com/office/drawing/2016/5/11/chartex" xmlns:cx6="http://schemas.microsoft.com/office/drawing/2016/5/12/chartex" xmlns:cx7="http://schemas.microsoft.com/office/drawing/2016/5/13/chartex" xmlns:cx8="http://schemas.microsoft.com/office/drawing/2016/5/14/chartex" xmlns:mc="http://schemas.openxmlformats.org/markup-compatibility/2006" xmlns:aink="http://schemas.microsoft.com/office/drawing/2016/ink" xmlns:am3d="http://schemas.microsoft.com/office/drawing/2017/model3d" xmlns:o="urn:schemas-microsoft-com:office:office" xmlns:oel="http://schemas.microsoft.com/office/2019/extlst" xmlns:r="http://schemas.openxmlformats.org/officeDocument/2006/relationships" xmlns:m="http://schemas.openxmlformats.org/officeDocument/2006/math" xmlns:v="urn:schemas-microsoft-com:vml" xmlns:wp14="http://schemas.microsoft.com/office/word/2010/wordprocessingDrawing" xmlns:wp="http://schemas.openxmlformats.org/drawingml/2006/wordprocessingDrawing" xmlns:w10="urn:schemas-microsoft-com:office:word" xmlns:w="http://schemas.openxmlformats.org/wordprocessingml/2006/main" xmlns:w14="http://schemas.microsoft.com/office/word/2010/wordml" xmlns:w15="http://schemas.microsoft.com/office/word/2012/wordml" xmlns:w16cex="http://schemas.microsoft.com/office/word/2018/wordml/cex" xmlns:w16cid="http://schemas.microsoft.com/office/word/2016/wordml/cid" xmlns:w16="http://schemas.microsoft.com/office/word/2018/wordml" xmlns:w16du="http://schemas.microsoft.com/office/word/2023/wordml/word16du" xmlns:w16sdtdh="http://schemas.microsoft.com/office/word/2020/wordml/sdtdatahash" xmlns:w16sdtfl="http://schemas.microsoft.com/office/word/2024/wordml/sdtformatlock" xmlns:w16se="http://schemas.microsoft.com/office/word/2015/wordml/symex" xmlns:wpg="http://schemas.microsoft.com/office/word/2010/wordprocessingGroup" xmlns:wpi="http://schemas.microsoft.com/office/word/2010/wordprocessingInk" xmlns:wne="http://schemas.microsoft.com/office/word/2006/wordml" xmlns:wps="http://schemas.microsoft.com/office/word/2010/wordprocessingShape" mc:Ignorable="w14 w15 w16se w16cid w16 w16cex w16sdtdh w16sdtfl w16du wp14">
   <w:body>
     <w:p>
       <w:pPr>
@@ -34,7 +34,7 @@
           <w:szCs w:val="24"/>
         </w:rPr>
         <w:drawing>
-          <wp:anchor distT="0" distB="0" distL="114300" distR="114300" simplePos="0" relativeHeight="251659264" behindDoc="1" locked="0" layoutInCell="1" allowOverlap="1" wp14:anchorId="3717FBFE" wp14:editId="219B2056">
+          <wp:anchor distT="0" distB="0" distL="114300" distR="114300" simplePos="0" relativeHeight="251659264" behindDoc="1" locked="0" layoutInCell="1" allowOverlap="1" wp14:anchorId="3717FBFE" wp14:editId="60FC568C">
             <wp:simplePos x="0" y="0"/>
             <wp:positionH relativeFrom="column">
               <wp:posOffset>0</wp:posOffset>
@@ -163,8 +163,20 @@
           <w:sz w:val="40"/>
           <w:szCs w:val="144"/>
         </w:rPr>
-        <w:t>s Soultions</w:t>
-      </w:r>
+        <w:t xml:space="preserve">s </w:t>
+      </w:r>
+      <w:proofErr w:type="spellStart"/>
+      <w:r>
+        <w:rPr>
+          <w:rFonts w:ascii="Aptos Narrow" w:hAnsi="Aptos Narrow"/>
+          <w:smallCaps/>
+          <w:color w:val="3E9D94"/>
+          <w:sz w:val="40"/>
+          <w:szCs w:val="144"/>
+        </w:rPr>
+        <w:t>Soultions</w:t>
+      </w:r>
+      <w:proofErr w:type="spellEnd"/>
       <w:r>
         <w:rPr>
           <w:rFonts w:ascii="Aptos Narrow" w:hAnsi="Aptos Narrow"/>
@@ -1535,7 +1547,21 @@
         <w:rPr>
           <w:rFonts w:ascii="Aptos Narrow" w:hAnsi="Aptos Narrow"/>
         </w:rPr>
-        <w:t>Requires Windows 11, Windows 10, Windows Server 2022, Windows Server vNext or the 5.1 version that comes with the system by default. You can optionally upgrade to the latest version of PowerShell 7.</w:t>
+        <w:t xml:space="preserve">Requires Windows 11, Windows 10, Windows Server 2022, Windows Server </w:t>
+      </w:r>
+      <w:proofErr w:type="spellStart"/>
+      <w:r>
+        <w:rPr>
+          <w:rFonts w:ascii="Aptos Narrow" w:hAnsi="Aptos Narrow"/>
+        </w:rPr>
+        <w:t>vNext</w:t>
+      </w:r>
+      <w:proofErr w:type="spellEnd"/>
+      <w:r>
+        <w:rPr>
+          <w:rFonts w:ascii="Aptos Narrow" w:hAnsi="Aptos Narrow"/>
+        </w:rPr>
+        <w:t xml:space="preserve"> or the 5.1 version that comes with the system by default. You can optionally upgrade to the latest version of PowerShell 7.</w:t>
       </w:r>
     </w:p>
     <w:p>
@@ -1706,7 +1732,55 @@
           <w:rFonts w:ascii="Aptos Narrow" w:hAnsi="Aptos Narrow"/>
           <w:color w:val="70AD47" w:themeColor="accent6"/>
         </w:rPr>
-        <w:t>Set- ExecutionPolicy - ExecutionPolicy Bypass-Force</w:t>
+        <w:t>Set-</w:t>
+      </w:r>
+      <w:proofErr w:type="spellStart"/>
+      <w:r>
+        <w:rPr>
+          <w:rFonts w:ascii="Aptos Narrow" w:hAnsi="Aptos Narrow"/>
+          <w:color w:val="70AD47" w:themeColor="accent6"/>
+        </w:rPr>
+        <w:t>ExecutionPolicy</w:t>
+      </w:r>
+      <w:proofErr w:type="spellEnd"/>
+      <w:r>
+        <w:rPr>
+          <w:rFonts w:ascii="Aptos Narrow" w:hAnsi="Aptos Narrow"/>
+          <w:color w:val="70AD47" w:themeColor="accent6"/>
+        </w:rPr>
+        <w:t xml:space="preserve"> -</w:t>
+      </w:r>
+      <w:proofErr w:type="spellStart"/>
+      <w:r>
+        <w:rPr>
+          <w:rFonts w:ascii="Aptos Narrow" w:hAnsi="Aptos Narrow"/>
+          <w:color w:val="70AD47" w:themeColor="accent6"/>
+        </w:rPr>
+        <w:t>ExecutionPolicy</w:t>
+      </w:r>
+      <w:proofErr w:type="spellEnd"/>
+      <w:r>
+        <w:rPr>
+          <w:rFonts w:ascii="Aptos Narrow" w:hAnsi="Aptos Narrow"/>
+          <w:color w:val="70AD47" w:themeColor="accent6"/>
+        </w:rPr>
+        <w:t xml:space="preserve"> Bypass -Scope </w:t>
+      </w:r>
+      <w:proofErr w:type="spellStart"/>
+      <w:r>
+        <w:rPr>
+          <w:rFonts w:ascii="Aptos Narrow" w:hAnsi="Aptos Narrow"/>
+          <w:color w:val="70AD47" w:themeColor="accent6"/>
+        </w:rPr>
+        <w:t>LocalMachine</w:t>
+      </w:r>
+      <w:proofErr w:type="spellEnd"/>
+      <w:r>
+        <w:rPr>
+          <w:rFonts w:ascii="Aptos Narrow" w:hAnsi="Aptos Narrow"/>
+          <w:color w:val="70AD47" w:themeColor="accent6"/>
+        </w:rPr>
+        <w:t xml:space="preserve"> -Force</w:t>
       </w:r>
     </w:p>
     <w:p>
@@ -1757,13 +1831,28 @@
           <w:rFonts w:ascii="Aptos Narrow" w:hAnsi="Aptos Narrow"/>
           <w:color w:val="7030A0"/>
         </w:rPr>
-        <w:t xml:space="preserve">.ps1 </w:t>
-      </w:r>
-      <w:r>
-        <w:rPr>
-          <w:rFonts w:ascii="Aptos Narrow" w:hAnsi="Aptos Narrow"/>
-        </w:rPr>
-        <w:t>, right-click the file and select Run as PowerShell, or copy the path and paste it into " Terminal" or "PowerShell ISE" to run. For the path with a colon, add the &amp; character in the command line, example:</w:t>
+        <w:t>.ps</w:t>
+      </w:r>
+      <w:proofErr w:type="gramStart"/>
+      <w:r>
+        <w:rPr>
+          <w:rFonts w:ascii="Aptos Narrow" w:hAnsi="Aptos Narrow"/>
+          <w:color w:val="7030A0"/>
+        </w:rPr>
+        <w:t xml:space="preserve">1 </w:t>
+      </w:r>
+      <w:r>
+        <w:rPr>
+          <w:rFonts w:ascii="Aptos Narrow" w:hAnsi="Aptos Narrow"/>
+        </w:rPr>
+        <w:t>,</w:t>
+      </w:r>
+      <w:proofErr w:type="gramEnd"/>
+      <w:r>
+        <w:rPr>
+          <w:rFonts w:ascii="Aptos Narrow" w:hAnsi="Aptos Narrow"/>
+        </w:rPr>
+        <w:t xml:space="preserve"> right-click the file and select Run as PowerShell, or copy the path and paste it into " Terminal" or "PowerShell ISE" to run. For the path with a colon, add the &amp; character in the command line, example:</w:t>
       </w:r>
     </w:p>
     <w:p>
@@ -1896,6 +1985,7 @@
         </w:rPr>
         <w:t xml:space="preserve">, </w:t>
       </w:r>
+      <w:proofErr w:type="spellStart"/>
       <w:r>
         <w:rPr>
           <w:rFonts w:ascii="Aptos Narrow" w:hAnsi="Aptos Narrow"/>
@@ -1903,6 +1993,7 @@
         </w:rPr>
         <w:t>iwr</w:t>
       </w:r>
+      <w:proofErr w:type="spellEnd"/>
       <w:r>
         <w:rPr>
           <w:rFonts w:ascii="Aptos Narrow" w:hAnsi="Aptos Narrow"/>
@@ -1914,13 +2005,36 @@
           <w:rFonts w:ascii="Aptos Narrow" w:hAnsi="Aptos Narrow"/>
           <w:color w:val="70AD47" w:themeColor="accent6"/>
         </w:rPr>
-        <w:t>Invoke-WebRequest</w:t>
-      </w:r>
-      <w:r>
-        <w:rPr>
-          <w:rFonts w:ascii="Aptos Narrow" w:hAnsi="Aptos Narrow"/>
-        </w:rPr>
-        <w:t>. When copying the download link, just copy any one.</w:t>
+        <w:t>Invoke-</w:t>
+      </w:r>
+      <w:proofErr w:type="spellStart"/>
+      <w:r>
+        <w:rPr>
+          <w:rFonts w:ascii="Aptos Narrow" w:hAnsi="Aptos Narrow"/>
+          <w:color w:val="70AD47" w:themeColor="accent6"/>
+        </w:rPr>
+        <w:t>WebRequest</w:t>
+      </w:r>
+      <w:proofErr w:type="spellEnd"/>
+      <w:r>
+        <w:rPr>
+          <w:rFonts w:ascii="Aptos Narrow" w:hAnsi="Aptos Narrow"/>
+        </w:rPr>
+        <w:t xml:space="preserve">. When copying the download link, just copy </w:t>
+      </w:r>
+      <w:proofErr w:type="spellStart"/>
+      <w:r>
+        <w:rPr>
+          <w:rFonts w:ascii="Aptos Narrow" w:hAnsi="Aptos Narrow"/>
+        </w:rPr>
+        <w:t>any one</w:t>
+      </w:r>
+      <w:proofErr w:type="spellEnd"/>
+      <w:r>
+        <w:rPr>
+          <w:rFonts w:ascii="Aptos Narrow" w:hAnsi="Aptos Narrow"/>
+        </w:rPr>
+        <w:t>.</w:t>
       </w:r>
     </w:p>
     <w:p>
@@ -2050,12 +2164,21 @@
           <w:color w:val="70AD47" w:themeColor="accent6"/>
         </w:rPr>
       </w:pPr>
-      <w:r>
-        <w:rPr>
-          <w:rFonts w:ascii="Aptos Narrow" w:hAnsi="Aptos Narrow"/>
-          <w:color w:val="70AD47" w:themeColor="accent6"/>
-        </w:rPr>
-        <w:t xml:space="preserve">wget https://fengyi.tel/gs </w:t>
+      <w:proofErr w:type="spellStart"/>
+      <w:r>
+        <w:rPr>
+          <w:rFonts w:ascii="Aptos Narrow" w:hAnsi="Aptos Narrow"/>
+          <w:color w:val="70AD47" w:themeColor="accent6"/>
+        </w:rPr>
+        <w:t>wget</w:t>
+      </w:r>
+      <w:proofErr w:type="spellEnd"/>
+      <w:r>
+        <w:rPr>
+          <w:rFonts w:ascii="Aptos Narrow" w:hAnsi="Aptos Narrow"/>
+          <w:color w:val="70AD47" w:themeColor="accent6"/>
+        </w:rPr>
+        <w:t xml:space="preserve"> https://fengyi.tel/gs </w:t>
       </w:r>
       <w:r>
         <w:rPr>
@@ -2091,12 +2214,21 @@
           <w:color w:val="70AD47" w:themeColor="accent6"/>
         </w:rPr>
       </w:pPr>
-      <w:r>
-        <w:rPr>
-          <w:rFonts w:ascii="Aptos Narrow" w:hAnsi="Aptos Narrow"/>
-          <w:color w:val="70AD47" w:themeColor="accent6"/>
-        </w:rPr>
-        <w:t xml:space="preserve">iwr https://fengyi.tel/gs </w:t>
+      <w:proofErr w:type="spellStart"/>
+      <w:r>
+        <w:rPr>
+          <w:rFonts w:ascii="Aptos Narrow" w:hAnsi="Aptos Narrow"/>
+          <w:color w:val="70AD47" w:themeColor="accent6"/>
+        </w:rPr>
+        <w:t>iwr</w:t>
+      </w:r>
+      <w:proofErr w:type="spellEnd"/>
+      <w:r>
+        <w:rPr>
+          <w:rFonts w:ascii="Aptos Narrow" w:hAnsi="Aptos Narrow"/>
+          <w:color w:val="70AD47" w:themeColor="accent6"/>
+        </w:rPr>
+        <w:t xml:space="preserve"> https://fengyi.tel/gs </w:t>
       </w:r>
       <w:r>
         <w:rPr>
@@ -2131,21 +2263,53 @@
           <w:color w:val="70AD47" w:themeColor="accent6"/>
         </w:rPr>
         <w:lastRenderedPageBreak/>
-        <w:t xml:space="preserve">Invoke-WebRequest https://fengyi.tel/gs </w:t>
-      </w:r>
-      <w:r>
-        <w:rPr>
-          <w:rFonts w:ascii="Aptos Narrow" w:hAnsi="Aptos Narrow"/>
-          <w:color w:val="70AD47" w:themeColor="accent6"/>
-        </w:rPr>
-        <w:t>-o</w:t>
-      </w:r>
-      <w:r>
-        <w:rPr>
-          <w:rFonts w:ascii="Aptos Narrow" w:hAnsi="Aptos Narrow"/>
-          <w:color w:val="70AD47" w:themeColor="accent6"/>
-        </w:rPr>
-        <w:t>utFile get.ps1; .\get.ps1;</w:t>
+        <w:t>Invoke-</w:t>
+      </w:r>
+      <w:proofErr w:type="spellStart"/>
+      <w:r>
+        <w:rPr>
+          <w:rFonts w:ascii="Aptos Narrow" w:hAnsi="Aptos Narrow"/>
+          <w:color w:val="70AD47" w:themeColor="accent6"/>
+        </w:rPr>
+        <w:t>WebRequest</w:t>
+      </w:r>
+      <w:proofErr w:type="spellEnd"/>
+      <w:r>
+        <w:rPr>
+          <w:rFonts w:ascii="Aptos Narrow" w:hAnsi="Aptos Narrow"/>
+          <w:color w:val="70AD47" w:themeColor="accent6"/>
+        </w:rPr>
+        <w:t xml:space="preserve"> https://fengyi.tel/gs </w:t>
+      </w:r>
+      <w:r>
+        <w:rPr>
+          <w:rFonts w:ascii="Aptos Narrow" w:hAnsi="Aptos Narrow"/>
+          <w:color w:val="70AD47" w:themeColor="accent6"/>
+        </w:rPr>
+        <w:t>-</w:t>
+      </w:r>
+      <w:proofErr w:type="spellStart"/>
+      <w:r>
+        <w:rPr>
+          <w:rFonts w:ascii="Aptos Narrow" w:hAnsi="Aptos Narrow"/>
+          <w:color w:val="70AD47" w:themeColor="accent6"/>
+        </w:rPr>
+        <w:t>o</w:t>
+      </w:r>
+      <w:r>
+        <w:rPr>
+          <w:rFonts w:ascii="Aptos Narrow" w:hAnsi="Aptos Narrow"/>
+          <w:color w:val="70AD47" w:themeColor="accent6"/>
+        </w:rPr>
+        <w:t>utFile</w:t>
+      </w:r>
+      <w:proofErr w:type="spellEnd"/>
+      <w:r>
+        <w:rPr>
+          <w:rFonts w:ascii="Aptos Narrow" w:hAnsi="Aptos Narrow"/>
+          <w:color w:val="70AD47" w:themeColor="accent6"/>
+        </w:rPr>
+        <w:t xml:space="preserve"> get.ps1; .\get.ps1;</w:t>
       </w:r>
     </w:p>
     <w:p>
@@ -2235,7 +2399,21 @@
         <w:rPr>
           <w:rFonts w:ascii="Aptos Narrow" w:hAnsi="Aptos Narrow"/>
         </w:rPr>
-        <w:t>Get the installation script from Github's node</w:t>
+        <w:t xml:space="preserve">Get the installation script from </w:t>
+      </w:r>
+      <w:proofErr w:type="spellStart"/>
+      <w:r>
+        <w:rPr>
+          <w:rFonts w:ascii="Aptos Narrow" w:hAnsi="Aptos Narrow"/>
+        </w:rPr>
+        <w:t>Github's</w:t>
+      </w:r>
+      <w:proofErr w:type="spellEnd"/>
+      <w:r>
+        <w:rPr>
+          <w:rFonts w:ascii="Aptos Narrow" w:hAnsi="Aptos Narrow"/>
+        </w:rPr>
+        <w:t xml:space="preserve"> node</w:t>
       </w:r>
     </w:p>
     <w:p>
@@ -2284,12 +2462,21 @@
           <w:color w:val="70AD47" w:themeColor="accent6"/>
         </w:rPr>
       </w:pPr>
-      <w:r>
-        <w:rPr>
-          <w:rFonts w:ascii="Aptos Narrow" w:hAnsi="Aptos Narrow"/>
-          <w:color w:val="70AD47" w:themeColor="accent6"/>
-        </w:rPr>
-        <w:t xml:space="preserve">wget https://github.com/ilikeyi/Solutions/raw/main/get.ps1 </w:t>
+      <w:proofErr w:type="spellStart"/>
+      <w:r>
+        <w:rPr>
+          <w:rFonts w:ascii="Aptos Narrow" w:hAnsi="Aptos Narrow"/>
+          <w:color w:val="70AD47" w:themeColor="accent6"/>
+        </w:rPr>
+        <w:t>wget</w:t>
+      </w:r>
+      <w:proofErr w:type="spellEnd"/>
+      <w:r>
+        <w:rPr>
+          <w:rFonts w:ascii="Aptos Narrow" w:hAnsi="Aptos Narrow"/>
+          <w:color w:val="70AD47" w:themeColor="accent6"/>
+        </w:rPr>
+        <w:t xml:space="preserve"> https://github.com/ilikeyi/Solutions/raw/main/get.ps1 </w:t>
       </w:r>
       <w:r>
         <w:rPr>
@@ -2325,12 +2512,21 @@
           <w:color w:val="70AD47" w:themeColor="accent6"/>
         </w:rPr>
       </w:pPr>
-      <w:r>
-        <w:rPr>
-          <w:rFonts w:ascii="Aptos Narrow" w:hAnsi="Aptos Narrow"/>
-          <w:color w:val="70AD47" w:themeColor="accent6"/>
-        </w:rPr>
-        <w:t xml:space="preserve">iwr https://github.com/ilikeyi/Solutions/raw/main/get.ps1 </w:t>
+      <w:proofErr w:type="spellStart"/>
+      <w:r>
+        <w:rPr>
+          <w:rFonts w:ascii="Aptos Narrow" w:hAnsi="Aptos Narrow"/>
+          <w:color w:val="70AD47" w:themeColor="accent6"/>
+        </w:rPr>
+        <w:t>iwr</w:t>
+      </w:r>
+      <w:proofErr w:type="spellEnd"/>
+      <w:r>
+        <w:rPr>
+          <w:rFonts w:ascii="Aptos Narrow" w:hAnsi="Aptos Narrow"/>
+          <w:color w:val="70AD47" w:themeColor="accent6"/>
+        </w:rPr>
+        <w:t xml:space="preserve"> https://github.com/ilikeyi/Solutions/raw/main/get.ps1 </w:t>
       </w:r>
       <w:r>
         <w:rPr>
@@ -2364,21 +2560,53 @@
           <w:rFonts w:ascii="Aptos Narrow" w:hAnsi="Aptos Narrow"/>
           <w:color w:val="70AD47" w:themeColor="accent6"/>
         </w:rPr>
-        <w:t xml:space="preserve">Invoke-WebRequest https://github.com/ilikeyi/Solutions/raw/main/get.ps1 </w:t>
-      </w:r>
-      <w:r>
-        <w:rPr>
-          <w:rFonts w:ascii="Aptos Narrow" w:hAnsi="Aptos Narrow"/>
-          <w:color w:val="70AD47" w:themeColor="accent6"/>
-        </w:rPr>
-        <w:t>-o</w:t>
-      </w:r>
-      <w:r>
-        <w:rPr>
-          <w:rFonts w:ascii="Aptos Narrow" w:hAnsi="Aptos Narrow"/>
-          <w:color w:val="70AD47" w:themeColor="accent6"/>
-        </w:rPr>
-        <w:t>utFile get.ps1; .\get.ps1;</w:t>
+        <w:t>Invoke-</w:t>
+      </w:r>
+      <w:proofErr w:type="spellStart"/>
+      <w:r>
+        <w:rPr>
+          <w:rFonts w:ascii="Aptos Narrow" w:hAnsi="Aptos Narrow"/>
+          <w:color w:val="70AD47" w:themeColor="accent6"/>
+        </w:rPr>
+        <w:t>WebRequest</w:t>
+      </w:r>
+      <w:proofErr w:type="spellEnd"/>
+      <w:r>
+        <w:rPr>
+          <w:rFonts w:ascii="Aptos Narrow" w:hAnsi="Aptos Narrow"/>
+          <w:color w:val="70AD47" w:themeColor="accent6"/>
+        </w:rPr>
+        <w:t xml:space="preserve"> https://github.com/ilikeyi/Solutions/raw/main/get.ps1 </w:t>
+      </w:r>
+      <w:r>
+        <w:rPr>
+          <w:rFonts w:ascii="Aptos Narrow" w:hAnsi="Aptos Narrow"/>
+          <w:color w:val="70AD47" w:themeColor="accent6"/>
+        </w:rPr>
+        <w:t>-</w:t>
+      </w:r>
+      <w:proofErr w:type="spellStart"/>
+      <w:r>
+        <w:rPr>
+          <w:rFonts w:ascii="Aptos Narrow" w:hAnsi="Aptos Narrow"/>
+          <w:color w:val="70AD47" w:themeColor="accent6"/>
+        </w:rPr>
+        <w:t>o</w:t>
+      </w:r>
+      <w:r>
+        <w:rPr>
+          <w:rFonts w:ascii="Aptos Narrow" w:hAnsi="Aptos Narrow"/>
+          <w:color w:val="70AD47" w:themeColor="accent6"/>
+        </w:rPr>
+        <w:t>utFile</w:t>
+      </w:r>
+      <w:proofErr w:type="spellEnd"/>
+      <w:r>
+        <w:rPr>
+          <w:rFonts w:ascii="Aptos Narrow" w:hAnsi="Aptos Narrow"/>
+          <w:color w:val="70AD47" w:themeColor="accent6"/>
+        </w:rPr>
+        <w:t xml:space="preserve"> get.ps1; .\get.ps1;</w:t>
       </w:r>
     </w:p>
     <w:p>
@@ -2582,12 +2810,21 @@
           <w:color w:val="70AD47" w:themeColor="accent6"/>
         </w:rPr>
       </w:pPr>
-      <w:r>
-        <w:rPr>
-          <w:rFonts w:ascii="Aptos Narrow" w:hAnsi="Aptos Narrow"/>
-          <w:color w:val="70AD47" w:themeColor="accent6"/>
-        </w:rPr>
-        <w:t xml:space="preserve">wget https://fengyi.tel/gs </w:t>
+      <w:proofErr w:type="spellStart"/>
+      <w:r>
+        <w:rPr>
+          <w:rFonts w:ascii="Aptos Narrow" w:hAnsi="Aptos Narrow"/>
+          <w:color w:val="70AD47" w:themeColor="accent6"/>
+        </w:rPr>
+        <w:t>wget</w:t>
+      </w:r>
+      <w:proofErr w:type="spellEnd"/>
+      <w:r>
+        <w:rPr>
+          <w:rFonts w:ascii="Aptos Narrow" w:hAnsi="Aptos Narrow"/>
+          <w:color w:val="70AD47" w:themeColor="accent6"/>
+        </w:rPr>
+        <w:t xml:space="preserve"> https://fengyi.tel/gs </w:t>
       </w:r>
       <w:r>
         <w:rPr>
@@ -2623,12 +2860,21 @@
           <w:color w:val="70AD47" w:themeColor="accent6"/>
         </w:rPr>
       </w:pPr>
-      <w:r>
-        <w:rPr>
-          <w:rFonts w:ascii="Aptos Narrow" w:hAnsi="Aptos Narrow"/>
-          <w:color w:val="70AD47" w:themeColor="accent6"/>
-        </w:rPr>
-        <w:t xml:space="preserve">iwr https://fengyi.tel/gs </w:t>
+      <w:proofErr w:type="spellStart"/>
+      <w:r>
+        <w:rPr>
+          <w:rFonts w:ascii="Aptos Narrow" w:hAnsi="Aptos Narrow"/>
+          <w:color w:val="70AD47" w:themeColor="accent6"/>
+        </w:rPr>
+        <w:t>iwr</w:t>
+      </w:r>
+      <w:proofErr w:type="spellEnd"/>
+      <w:r>
+        <w:rPr>
+          <w:rFonts w:ascii="Aptos Narrow" w:hAnsi="Aptos Narrow"/>
+          <w:color w:val="70AD47" w:themeColor="accent6"/>
+        </w:rPr>
+        <w:t xml:space="preserve"> https://fengyi.tel/gs </w:t>
       </w:r>
       <w:r>
         <w:rPr>
@@ -2662,21 +2908,53 @@
           <w:rFonts w:ascii="Aptos Narrow" w:hAnsi="Aptos Narrow"/>
           <w:color w:val="70AD47" w:themeColor="accent6"/>
         </w:rPr>
-        <w:t xml:space="preserve">Invoke-WebRequest https://fengyi.tel/gs </w:t>
-      </w:r>
-      <w:r>
-        <w:rPr>
-          <w:rFonts w:ascii="Aptos Narrow" w:hAnsi="Aptos Narrow"/>
-          <w:color w:val="70AD47" w:themeColor="accent6"/>
-        </w:rPr>
-        <w:t>-o</w:t>
-      </w:r>
-      <w:r>
-        <w:rPr>
-          <w:rFonts w:ascii="Aptos Narrow" w:hAnsi="Aptos Narrow"/>
-          <w:color w:val="70AD47" w:themeColor="accent6"/>
-        </w:rPr>
-        <w:t>utFile get.ps1</w:t>
+        <w:t>Invoke-</w:t>
+      </w:r>
+      <w:proofErr w:type="spellStart"/>
+      <w:r>
+        <w:rPr>
+          <w:rFonts w:ascii="Aptos Narrow" w:hAnsi="Aptos Narrow"/>
+          <w:color w:val="70AD47" w:themeColor="accent6"/>
+        </w:rPr>
+        <w:t>WebRequest</w:t>
+      </w:r>
+      <w:proofErr w:type="spellEnd"/>
+      <w:r>
+        <w:rPr>
+          <w:rFonts w:ascii="Aptos Narrow" w:hAnsi="Aptos Narrow"/>
+          <w:color w:val="70AD47" w:themeColor="accent6"/>
+        </w:rPr>
+        <w:t xml:space="preserve"> https://fengyi.tel/gs </w:t>
+      </w:r>
+      <w:r>
+        <w:rPr>
+          <w:rFonts w:ascii="Aptos Narrow" w:hAnsi="Aptos Narrow"/>
+          <w:color w:val="70AD47" w:themeColor="accent6"/>
+        </w:rPr>
+        <w:t>-</w:t>
+      </w:r>
+      <w:proofErr w:type="spellStart"/>
+      <w:r>
+        <w:rPr>
+          <w:rFonts w:ascii="Aptos Narrow" w:hAnsi="Aptos Narrow"/>
+          <w:color w:val="70AD47" w:themeColor="accent6"/>
+        </w:rPr>
+        <w:t>o</w:t>
+      </w:r>
+      <w:r>
+        <w:rPr>
+          <w:rFonts w:ascii="Aptos Narrow" w:hAnsi="Aptos Narrow"/>
+          <w:color w:val="70AD47" w:themeColor="accent6"/>
+        </w:rPr>
+        <w:t>utFile</w:t>
+      </w:r>
+      <w:proofErr w:type="spellEnd"/>
+      <w:r>
+        <w:rPr>
+          <w:rFonts w:ascii="Aptos Narrow" w:hAnsi="Aptos Narrow"/>
+          <w:color w:val="70AD47" w:themeColor="accent6"/>
+        </w:rPr>
+        <w:t xml:space="preserve"> get.ps1</w:t>
       </w:r>
     </w:p>
     <w:p>
@@ -2698,7 +2976,21 @@
         <w:rPr>
           <w:rFonts w:ascii="Aptos Narrow" w:hAnsi="Aptos Narrow"/>
         </w:rPr>
-        <w:t>Get the installation script from Github's node</w:t>
+        <w:t xml:space="preserve">Get the installation script from </w:t>
+      </w:r>
+      <w:proofErr w:type="spellStart"/>
+      <w:r>
+        <w:rPr>
+          <w:rFonts w:ascii="Aptos Narrow" w:hAnsi="Aptos Narrow"/>
+        </w:rPr>
+        <w:t>Github's</w:t>
+      </w:r>
+      <w:proofErr w:type="spellEnd"/>
+      <w:r>
+        <w:rPr>
+          <w:rFonts w:ascii="Aptos Narrow" w:hAnsi="Aptos Narrow"/>
+        </w:rPr>
+        <w:t xml:space="preserve"> node</w:t>
       </w:r>
     </w:p>
     <w:p>
@@ -2747,12 +3039,21 @@
           <w:color w:val="70AD47" w:themeColor="accent6"/>
         </w:rPr>
       </w:pPr>
-      <w:r>
-        <w:rPr>
-          <w:rFonts w:ascii="Aptos Narrow" w:hAnsi="Aptos Narrow"/>
-          <w:color w:val="70AD47" w:themeColor="accent6"/>
-        </w:rPr>
-        <w:t xml:space="preserve">wget https://github.com/ilikeyi/Solutions/raw/main/get.ps1 </w:t>
+      <w:proofErr w:type="spellStart"/>
+      <w:r>
+        <w:rPr>
+          <w:rFonts w:ascii="Aptos Narrow" w:hAnsi="Aptos Narrow"/>
+          <w:color w:val="70AD47" w:themeColor="accent6"/>
+        </w:rPr>
+        <w:t>wget</w:t>
+      </w:r>
+      <w:proofErr w:type="spellEnd"/>
+      <w:r>
+        <w:rPr>
+          <w:rFonts w:ascii="Aptos Narrow" w:hAnsi="Aptos Narrow"/>
+          <w:color w:val="70AD47" w:themeColor="accent6"/>
+        </w:rPr>
+        <w:t xml:space="preserve"> https://github.com/ilikeyi/Solutions/raw/main/get.ps1 </w:t>
       </w:r>
       <w:r>
         <w:rPr>
@@ -2788,12 +3089,21 @@
           <w:color w:val="70AD47" w:themeColor="accent6"/>
         </w:rPr>
       </w:pPr>
-      <w:r>
-        <w:rPr>
-          <w:rFonts w:ascii="Aptos Narrow" w:hAnsi="Aptos Narrow"/>
-          <w:color w:val="70AD47" w:themeColor="accent6"/>
-        </w:rPr>
-        <w:t xml:space="preserve">iwr https://github.com/ilikeyi/Solutions/raw/main/get.ps1 </w:t>
+      <w:proofErr w:type="spellStart"/>
+      <w:r>
+        <w:rPr>
+          <w:rFonts w:ascii="Aptos Narrow" w:hAnsi="Aptos Narrow"/>
+          <w:color w:val="70AD47" w:themeColor="accent6"/>
+        </w:rPr>
+        <w:t>iwr</w:t>
+      </w:r>
+      <w:proofErr w:type="spellEnd"/>
+      <w:r>
+        <w:rPr>
+          <w:rFonts w:ascii="Aptos Narrow" w:hAnsi="Aptos Narrow"/>
+          <w:color w:val="70AD47" w:themeColor="accent6"/>
+        </w:rPr>
+        <w:t xml:space="preserve"> https://github.com/ilikeyi/Solutions/raw/main/get.ps1 </w:t>
       </w:r>
       <w:r>
         <w:rPr>
@@ -2827,21 +3137,53 @@
           <w:rFonts w:ascii="Aptos Narrow" w:hAnsi="Aptos Narrow"/>
           <w:color w:val="70AD47" w:themeColor="accent6"/>
         </w:rPr>
-        <w:t xml:space="preserve">Invoke-WebRequest https://github.com/ilikeyi/Solutions/raw/main/get.ps1 </w:t>
-      </w:r>
-      <w:r>
-        <w:rPr>
-          <w:rFonts w:ascii="Aptos Narrow" w:hAnsi="Aptos Narrow"/>
-          <w:color w:val="70AD47" w:themeColor="accent6"/>
-        </w:rPr>
-        <w:t>-o</w:t>
-      </w:r>
-      <w:r>
-        <w:rPr>
-          <w:rFonts w:ascii="Aptos Narrow" w:hAnsi="Aptos Narrow"/>
-          <w:color w:val="70AD47" w:themeColor="accent6"/>
-        </w:rPr>
-        <w:t>utFile get.ps1</w:t>
+        <w:t>Invoke-</w:t>
+      </w:r>
+      <w:proofErr w:type="spellStart"/>
+      <w:r>
+        <w:rPr>
+          <w:rFonts w:ascii="Aptos Narrow" w:hAnsi="Aptos Narrow"/>
+          <w:color w:val="70AD47" w:themeColor="accent6"/>
+        </w:rPr>
+        <w:t>WebRequest</w:t>
+      </w:r>
+      <w:proofErr w:type="spellEnd"/>
+      <w:r>
+        <w:rPr>
+          <w:rFonts w:ascii="Aptos Narrow" w:hAnsi="Aptos Narrow"/>
+          <w:color w:val="70AD47" w:themeColor="accent6"/>
+        </w:rPr>
+        <w:t xml:space="preserve"> https://github.com/ilikeyi/Solutions/raw/main/get.ps1 </w:t>
+      </w:r>
+      <w:r>
+        <w:rPr>
+          <w:rFonts w:ascii="Aptos Narrow" w:hAnsi="Aptos Narrow"/>
+          <w:color w:val="70AD47" w:themeColor="accent6"/>
+        </w:rPr>
+        <w:t>-</w:t>
+      </w:r>
+      <w:proofErr w:type="spellStart"/>
+      <w:r>
+        <w:rPr>
+          <w:rFonts w:ascii="Aptos Narrow" w:hAnsi="Aptos Narrow"/>
+          <w:color w:val="70AD47" w:themeColor="accent6"/>
+        </w:rPr>
+        <w:t>o</w:t>
+      </w:r>
+      <w:r>
+        <w:rPr>
+          <w:rFonts w:ascii="Aptos Narrow" w:hAnsi="Aptos Narrow"/>
+          <w:color w:val="70AD47" w:themeColor="accent6"/>
+        </w:rPr>
+        <w:t>utFile</w:t>
+      </w:r>
+      <w:proofErr w:type="spellEnd"/>
+      <w:r>
+        <w:rPr>
+          <w:rFonts w:ascii="Aptos Narrow" w:hAnsi="Aptos Narrow"/>
+          <w:color w:val="70AD47" w:themeColor="accent6"/>
+        </w:rPr>
+        <w:t xml:space="preserve"> get.ps1</w:t>
       </w:r>
     </w:p>
     <w:p>
@@ -2944,7 +3286,23 @@
           <w:rFonts w:ascii="Aptos Narrow" w:hAnsi="Aptos Narrow"/>
           <w:color w:val="70AD47" w:themeColor="accent6"/>
         </w:rPr>
-        <w:t xml:space="preserve"> "en-US"</w:t>
+        <w:t xml:space="preserve"> "</w:t>
+      </w:r>
+      <w:proofErr w:type="spellStart"/>
+      <w:r>
+        <w:rPr>
+          <w:rFonts w:ascii="Aptos Narrow" w:hAnsi="Aptos Narrow"/>
+          <w:color w:val="70AD47" w:themeColor="accent6"/>
+        </w:rPr>
+        <w:t>en</w:t>
+      </w:r>
+      <w:proofErr w:type="spellEnd"/>
+      <w:r>
+        <w:rPr>
+          <w:rFonts w:ascii="Aptos Narrow" w:hAnsi="Aptos Narrow"/>
+          <w:color w:val="70AD47" w:themeColor="accent6"/>
+        </w:rPr>
+        <w:t>-US"</w:t>
       </w:r>
       <w:r>
         <w:rPr>
@@ -2956,7 +3314,301 @@
         <w:rPr>
           <w:rFonts w:ascii="Aptos Narrow" w:hAnsi="Aptos Narrow"/>
         </w:rPr>
-        <w:t>Customize the interactive language. en-US can be replaced with: ar-sa; bg-bg; cs-cz; da-dk; de-DE; el-gr; es-es; es-mx; et-ee; fi-fi; fr-ca; fr-fr; he-il; hr-hr; hu-hu; it-it; ja-JP; ko-KR; lt-lt; lv-lv; nb-no; nl-nl; pl-pl; pt-br; pt-pt; ro-ro; ru-ru; sk-sk; sl-si; sr-latn-rs; sv-se; th-th; tr-tr; uk-ua; zh-CN; zh-TW</w:t>
+        <w:t xml:space="preserve">Customize the interactive language. </w:t>
+      </w:r>
+      <w:proofErr w:type="spellStart"/>
+      <w:r>
+        <w:rPr>
+          <w:rFonts w:ascii="Aptos Narrow" w:hAnsi="Aptos Narrow"/>
+        </w:rPr>
+        <w:t>en</w:t>
+      </w:r>
+      <w:proofErr w:type="spellEnd"/>
+      <w:r>
+        <w:rPr>
+          <w:rFonts w:ascii="Aptos Narrow" w:hAnsi="Aptos Narrow"/>
+        </w:rPr>
+        <w:t xml:space="preserve">-US can be replaced with: </w:t>
+      </w:r>
+      <w:proofErr w:type="spellStart"/>
+      <w:r>
+        <w:rPr>
+          <w:rFonts w:ascii="Aptos Narrow" w:hAnsi="Aptos Narrow"/>
+        </w:rPr>
+        <w:t>ar-sa</w:t>
+      </w:r>
+      <w:proofErr w:type="spellEnd"/>
+      <w:r>
+        <w:rPr>
+          <w:rFonts w:ascii="Aptos Narrow" w:hAnsi="Aptos Narrow"/>
+        </w:rPr>
+        <w:t xml:space="preserve">; </w:t>
+      </w:r>
+      <w:proofErr w:type="spellStart"/>
+      <w:r>
+        <w:rPr>
+          <w:rFonts w:ascii="Aptos Narrow" w:hAnsi="Aptos Narrow"/>
+        </w:rPr>
+        <w:t>bg-bg</w:t>
+      </w:r>
+      <w:proofErr w:type="spellEnd"/>
+      <w:r>
+        <w:rPr>
+          <w:rFonts w:ascii="Aptos Narrow" w:hAnsi="Aptos Narrow"/>
+        </w:rPr>
+        <w:t>; cs-</w:t>
+      </w:r>
+      <w:proofErr w:type="spellStart"/>
+      <w:r>
+        <w:rPr>
+          <w:rFonts w:ascii="Aptos Narrow" w:hAnsi="Aptos Narrow"/>
+        </w:rPr>
+        <w:t>cz</w:t>
+      </w:r>
+      <w:proofErr w:type="spellEnd"/>
+      <w:r>
+        <w:rPr>
+          <w:rFonts w:ascii="Aptos Narrow" w:hAnsi="Aptos Narrow"/>
+        </w:rPr>
+        <w:t xml:space="preserve">; da-dk; de-DE; </w:t>
+      </w:r>
+      <w:proofErr w:type="spellStart"/>
+      <w:r>
+        <w:rPr>
+          <w:rFonts w:ascii="Aptos Narrow" w:hAnsi="Aptos Narrow"/>
+        </w:rPr>
+        <w:t>el</w:t>
+      </w:r>
+      <w:proofErr w:type="spellEnd"/>
+      <w:r>
+        <w:rPr>
+          <w:rFonts w:ascii="Aptos Narrow" w:hAnsi="Aptos Narrow"/>
+        </w:rPr>
+        <w:t xml:space="preserve">-gr; es-es; es-mx; et-ee; fi-fi; </w:t>
+      </w:r>
+      <w:proofErr w:type="spellStart"/>
+      <w:r>
+        <w:rPr>
+          <w:rFonts w:ascii="Aptos Narrow" w:hAnsi="Aptos Narrow"/>
+        </w:rPr>
+        <w:t>fr</w:t>
+      </w:r>
+      <w:proofErr w:type="spellEnd"/>
+      <w:r>
+        <w:rPr>
+          <w:rFonts w:ascii="Aptos Narrow" w:hAnsi="Aptos Narrow"/>
+        </w:rPr>
+        <w:t xml:space="preserve">-ca; </w:t>
+      </w:r>
+      <w:proofErr w:type="spellStart"/>
+      <w:r>
+        <w:rPr>
+          <w:rFonts w:ascii="Aptos Narrow" w:hAnsi="Aptos Narrow"/>
+        </w:rPr>
+        <w:t>fr-fr</w:t>
+      </w:r>
+      <w:proofErr w:type="spellEnd"/>
+      <w:r>
+        <w:rPr>
+          <w:rFonts w:ascii="Aptos Narrow" w:hAnsi="Aptos Narrow"/>
+        </w:rPr>
+        <w:t xml:space="preserve">; he-il; </w:t>
+      </w:r>
+      <w:proofErr w:type="spellStart"/>
+      <w:r>
+        <w:rPr>
+          <w:rFonts w:ascii="Aptos Narrow" w:hAnsi="Aptos Narrow"/>
+        </w:rPr>
+        <w:t>hr-hr</w:t>
+      </w:r>
+      <w:proofErr w:type="spellEnd"/>
+      <w:r>
+        <w:rPr>
+          <w:rFonts w:ascii="Aptos Narrow" w:hAnsi="Aptos Narrow"/>
+        </w:rPr>
+        <w:t xml:space="preserve">; hu-hu; it-it; ja-JP; ko-KR; </w:t>
+      </w:r>
+      <w:proofErr w:type="spellStart"/>
+      <w:r>
+        <w:rPr>
+          <w:rFonts w:ascii="Aptos Narrow" w:hAnsi="Aptos Narrow"/>
+        </w:rPr>
+        <w:t>lt-lt</w:t>
+      </w:r>
+      <w:proofErr w:type="spellEnd"/>
+      <w:r>
+        <w:rPr>
+          <w:rFonts w:ascii="Aptos Narrow" w:hAnsi="Aptos Narrow"/>
+        </w:rPr>
+        <w:t xml:space="preserve">; lv-lv; </w:t>
+      </w:r>
+      <w:proofErr w:type="spellStart"/>
+      <w:r>
+        <w:rPr>
+          <w:rFonts w:ascii="Aptos Narrow" w:hAnsi="Aptos Narrow"/>
+        </w:rPr>
+        <w:t>nb</w:t>
+      </w:r>
+      <w:proofErr w:type="spellEnd"/>
+      <w:r>
+        <w:rPr>
+          <w:rFonts w:ascii="Aptos Narrow" w:hAnsi="Aptos Narrow"/>
+        </w:rPr>
+        <w:t xml:space="preserve">-no; </w:t>
+      </w:r>
+      <w:proofErr w:type="spellStart"/>
+      <w:r>
+        <w:rPr>
+          <w:rFonts w:ascii="Aptos Narrow" w:hAnsi="Aptos Narrow"/>
+        </w:rPr>
+        <w:t>nl-nl</w:t>
+      </w:r>
+      <w:proofErr w:type="spellEnd"/>
+      <w:r>
+        <w:rPr>
+          <w:rFonts w:ascii="Aptos Narrow" w:hAnsi="Aptos Narrow"/>
+        </w:rPr>
+        <w:t>; pl-pl; pt-</w:t>
+      </w:r>
+      <w:proofErr w:type="spellStart"/>
+      <w:r>
+        <w:rPr>
+          <w:rFonts w:ascii="Aptos Narrow" w:hAnsi="Aptos Narrow"/>
+        </w:rPr>
+        <w:t>br</w:t>
+      </w:r>
+      <w:proofErr w:type="spellEnd"/>
+      <w:r>
+        <w:rPr>
+          <w:rFonts w:ascii="Aptos Narrow" w:hAnsi="Aptos Narrow"/>
+        </w:rPr>
+        <w:t xml:space="preserve">; pt-pt; ro-ro; </w:t>
+      </w:r>
+      <w:proofErr w:type="spellStart"/>
+      <w:r>
+        <w:rPr>
+          <w:rFonts w:ascii="Aptos Narrow" w:hAnsi="Aptos Narrow"/>
+        </w:rPr>
+        <w:t>ru-ru</w:t>
+      </w:r>
+      <w:proofErr w:type="spellEnd"/>
+      <w:r>
+        <w:rPr>
+          <w:rFonts w:ascii="Aptos Narrow" w:hAnsi="Aptos Narrow"/>
+        </w:rPr>
+        <w:t xml:space="preserve">; </w:t>
+      </w:r>
+      <w:proofErr w:type="spellStart"/>
+      <w:r>
+        <w:rPr>
+          <w:rFonts w:ascii="Aptos Narrow" w:hAnsi="Aptos Narrow"/>
+        </w:rPr>
+        <w:t>sk-sk</w:t>
+      </w:r>
+      <w:proofErr w:type="spellEnd"/>
+      <w:r>
+        <w:rPr>
+          <w:rFonts w:ascii="Aptos Narrow" w:hAnsi="Aptos Narrow"/>
+        </w:rPr>
+        <w:t xml:space="preserve">; </w:t>
+      </w:r>
+      <w:proofErr w:type="spellStart"/>
+      <w:r>
+        <w:rPr>
+          <w:rFonts w:ascii="Aptos Narrow" w:hAnsi="Aptos Narrow"/>
+        </w:rPr>
+        <w:t>sl-si</w:t>
+      </w:r>
+      <w:proofErr w:type="spellEnd"/>
+      <w:r>
+        <w:rPr>
+          <w:rFonts w:ascii="Aptos Narrow" w:hAnsi="Aptos Narrow"/>
+        </w:rPr>
+        <w:t xml:space="preserve">; </w:t>
+      </w:r>
+      <w:proofErr w:type="spellStart"/>
+      <w:r>
+        <w:rPr>
+          <w:rFonts w:ascii="Aptos Narrow" w:hAnsi="Aptos Narrow"/>
+        </w:rPr>
+        <w:t>sr-latn-rs</w:t>
+      </w:r>
+      <w:proofErr w:type="spellEnd"/>
+      <w:r>
+        <w:rPr>
+          <w:rFonts w:ascii="Aptos Narrow" w:hAnsi="Aptos Narrow"/>
+        </w:rPr>
+        <w:t xml:space="preserve">; </w:t>
+      </w:r>
+      <w:proofErr w:type="spellStart"/>
+      <w:r>
+        <w:rPr>
+          <w:rFonts w:ascii="Aptos Narrow" w:hAnsi="Aptos Narrow"/>
+        </w:rPr>
+        <w:t>sv</w:t>
+      </w:r>
+      <w:proofErr w:type="spellEnd"/>
+      <w:r>
+        <w:rPr>
+          <w:rFonts w:ascii="Aptos Narrow" w:hAnsi="Aptos Narrow"/>
+        </w:rPr>
+        <w:t xml:space="preserve">-se; </w:t>
+      </w:r>
+      <w:proofErr w:type="spellStart"/>
+      <w:r>
+        <w:rPr>
+          <w:rFonts w:ascii="Aptos Narrow" w:hAnsi="Aptos Narrow"/>
+        </w:rPr>
+        <w:t>th-th</w:t>
+      </w:r>
+      <w:proofErr w:type="spellEnd"/>
+      <w:r>
+        <w:rPr>
+          <w:rFonts w:ascii="Aptos Narrow" w:hAnsi="Aptos Narrow"/>
+        </w:rPr>
+        <w:t xml:space="preserve">; tr-tr; </w:t>
+      </w:r>
+      <w:proofErr w:type="spellStart"/>
+      <w:r>
+        <w:rPr>
+          <w:rFonts w:ascii="Aptos Narrow" w:hAnsi="Aptos Narrow"/>
+        </w:rPr>
+        <w:t>uk-ua</w:t>
+      </w:r>
+      <w:proofErr w:type="spellEnd"/>
+      <w:r>
+        <w:rPr>
+          <w:rFonts w:ascii="Aptos Narrow" w:hAnsi="Aptos Narrow"/>
+        </w:rPr>
+        <w:t xml:space="preserve">; </w:t>
+      </w:r>
+      <w:proofErr w:type="spellStart"/>
+      <w:r>
+        <w:rPr>
+          <w:rFonts w:ascii="Aptos Narrow" w:hAnsi="Aptos Narrow"/>
+        </w:rPr>
+        <w:t>zh</w:t>
+      </w:r>
+      <w:proofErr w:type="spellEnd"/>
+      <w:r>
+        <w:rPr>
+          <w:rFonts w:ascii="Aptos Narrow" w:hAnsi="Aptos Narrow"/>
+        </w:rPr>
+        <w:t xml:space="preserve">-CN; </w:t>
+      </w:r>
+      <w:proofErr w:type="spellStart"/>
+      <w:r>
+        <w:rPr>
+          <w:rFonts w:ascii="Aptos Narrow" w:hAnsi="Aptos Narrow"/>
+        </w:rPr>
+        <w:t>zh</w:t>
+      </w:r>
+      <w:proofErr w:type="spellEnd"/>
+      <w:r>
+        <w:rPr>
+          <w:rFonts w:ascii="Aptos Narrow" w:hAnsi="Aptos Narrow"/>
+        </w:rPr>
+        <w:t>-TW</w:t>
       </w:r>
     </w:p>
     <w:p>
@@ -2986,7 +3638,20 @@
           <w:rFonts w:ascii="Aptos Narrow" w:hAnsi="Aptos Narrow"/>
         </w:rPr>
         <w:tab/>
-        <w:t>Reset script usage history</w:t>
+      </w:r>
+      <w:proofErr w:type="spellStart"/>
+      <w:r>
+        <w:rPr>
+          <w:rFonts w:ascii="Aptos Narrow" w:hAnsi="Aptos Narrow"/>
+        </w:rPr>
+        <w:t>Reset</w:t>
+      </w:r>
+      <w:proofErr w:type="spellEnd"/>
+      <w:r>
+        <w:rPr>
+          <w:rFonts w:ascii="Aptos Narrow" w:hAnsi="Aptos Narrow"/>
+        </w:rPr>
+        <w:t xml:space="preserve"> script usage history</w:t>
       </w:r>
     </w:p>
     <w:p>
@@ -3009,8 +3674,17 @@
           <w:color w:val="70AD47" w:themeColor="accent6"/>
         </w:rPr>
         <w:lastRenderedPageBreak/>
-        <w:t>-Cus</w:t>
-      </w:r>
+        <w:t>-</w:t>
+      </w:r>
+      <w:proofErr w:type="spellStart"/>
+      <w:r>
+        <w:rPr>
+          <w:rFonts w:ascii="Aptos Narrow" w:hAnsi="Aptos Narrow"/>
+          <w:color w:val="70AD47" w:themeColor="accent6"/>
+        </w:rPr>
+        <w:t>Cus</w:t>
+      </w:r>
+      <w:proofErr w:type="spellEnd"/>
       <w:r>
         <w:rPr>
           <w:rFonts w:ascii="Aptos Narrow" w:hAnsi="Aptos Narrow"/>
@@ -3059,7 +3733,23 @@
           <w:rFonts w:ascii="Aptos Narrow" w:hAnsi="Aptos Narrow"/>
           <w:color w:val="70AD47" w:themeColor="accent6"/>
         </w:rPr>
-        <w:t>"AutoSelectDisk"</w:t>
+        <w:t>"</w:t>
+      </w:r>
+      <w:proofErr w:type="spellStart"/>
+      <w:r>
+        <w:rPr>
+          <w:rFonts w:ascii="Aptos Narrow" w:hAnsi="Aptos Narrow"/>
+          <w:color w:val="70AD47" w:themeColor="accent6"/>
+        </w:rPr>
+        <w:t>AutoSelectDisk</w:t>
+      </w:r>
+      <w:proofErr w:type="spellEnd"/>
+      <w:r>
+        <w:rPr>
+          <w:rFonts w:ascii="Aptos Narrow" w:hAnsi="Aptos Narrow"/>
+          <w:color w:val="70AD47" w:themeColor="accent6"/>
+        </w:rPr>
+        <w:t>"</w:t>
       </w:r>
       <w:r>
         <w:rPr>
@@ -3133,8 +3823,17 @@
           <w:rFonts w:ascii="Aptos Narrow" w:hAnsi="Aptos Narrow"/>
           <w:color w:val="70AD47" w:themeColor="accent6"/>
         </w:rPr>
-        <w:t>-GoTo</w:t>
-      </w:r>
+        <w:t>-</w:t>
+      </w:r>
+      <w:proofErr w:type="spellStart"/>
+      <w:r>
+        <w:rPr>
+          <w:rFonts w:ascii="Aptos Narrow" w:hAnsi="Aptos Narrow"/>
+          <w:color w:val="70AD47" w:themeColor="accent6"/>
+        </w:rPr>
+        <w:t>GoTo</w:t>
+      </w:r>
+      <w:proofErr w:type="spellEnd"/>
       <w:r>
         <w:rPr>
           <w:rFonts w:ascii="Aptos Narrow" w:hAnsi="Aptos Narrow"/>
@@ -3160,7 +3859,23 @@
           <w:rFonts w:ascii="Aptos Narrow" w:hAnsi="Aptos Narrow"/>
           <w:color w:val="70AD47" w:themeColor="accent6"/>
         </w:rPr>
-        <w:t>"Tempate"</w:t>
+        <w:t>"</w:t>
+      </w:r>
+      <w:proofErr w:type="spellStart"/>
+      <w:r>
+        <w:rPr>
+          <w:rFonts w:ascii="Aptos Narrow" w:hAnsi="Aptos Narrow"/>
+          <w:color w:val="70AD47" w:themeColor="accent6"/>
+        </w:rPr>
+        <w:t>Tempate</w:t>
+      </w:r>
+      <w:proofErr w:type="spellEnd"/>
+      <w:r>
+        <w:rPr>
+          <w:rFonts w:ascii="Aptos Narrow" w:hAnsi="Aptos Narrow"/>
+          <w:color w:val="70AD47" w:themeColor="accent6"/>
+        </w:rPr>
+        <w:t>"</w:t>
       </w:r>
       <w:r>
         <w:rPr>
@@ -3173,7 +3888,23 @@
           <w:rFonts w:ascii="Aptos Narrow" w:hAnsi="Aptos Narrow"/>
           <w:color w:val="70AD47" w:themeColor="accent6"/>
         </w:rPr>
-        <w:t>"EUpdate"</w:t>
+        <w:t>"</w:t>
+      </w:r>
+      <w:proofErr w:type="spellStart"/>
+      <w:r>
+        <w:rPr>
+          <w:rFonts w:ascii="Aptos Narrow" w:hAnsi="Aptos Narrow"/>
+          <w:color w:val="70AD47" w:themeColor="accent6"/>
+        </w:rPr>
+        <w:t>EUpdate</w:t>
+      </w:r>
+      <w:proofErr w:type="spellEnd"/>
+      <w:r>
+        <w:rPr>
+          <w:rFonts w:ascii="Aptos Narrow" w:hAnsi="Aptos Narrow"/>
+          <w:color w:val="70AD47" w:themeColor="accent6"/>
+        </w:rPr>
+        <w:t>"</w:t>
       </w:r>
       <w:r>
         <w:rPr>
@@ -3263,8 +3994,17 @@
           <w:rFonts w:ascii="Aptos Narrow" w:hAnsi="Aptos Narrow"/>
           <w:color w:val="70AD47" w:themeColor="accent6"/>
         </w:rPr>
-        <w:t>-AddRouter</w:t>
-      </w:r>
+        <w:t>-</w:t>
+      </w:r>
+      <w:proofErr w:type="spellStart"/>
+      <w:r>
+        <w:rPr>
+          <w:rFonts w:ascii="Aptos Narrow" w:hAnsi="Aptos Narrow"/>
+          <w:color w:val="70AD47" w:themeColor="accent6"/>
+        </w:rPr>
+        <w:t>AddRouter</w:t>
+      </w:r>
+      <w:proofErr w:type="spellEnd"/>
       <w:r>
         <w:rPr>
           <w:rFonts w:ascii="Aptos Narrow" w:hAnsi="Aptos Narrow"/>
@@ -3293,8 +4033,17 @@
           <w:rFonts w:ascii="Aptos Narrow" w:hAnsi="Aptos Narrow"/>
           <w:color w:val="70AD47" w:themeColor="accent6"/>
         </w:rPr>
-        <w:t>-AddTakeOwnership</w:t>
-      </w:r>
+        <w:t>-</w:t>
+      </w:r>
+      <w:proofErr w:type="spellStart"/>
+      <w:r>
+        <w:rPr>
+          <w:rFonts w:ascii="Aptos Narrow" w:hAnsi="Aptos Narrow"/>
+          <w:color w:val="70AD47" w:themeColor="accent6"/>
+        </w:rPr>
+        <w:t>AddTakeOwnership</w:t>
+      </w:r>
+      <w:proofErr w:type="spellEnd"/>
       <w:r>
         <w:rPr>
           <w:rFonts w:ascii="Aptos Narrow" w:hAnsi="Aptos Narrow"/>
@@ -3329,7 +4078,20 @@
           <w:rFonts w:ascii="Aptos Narrow" w:hAnsi="Aptos Narrow"/>
         </w:rPr>
         <w:tab/>
-        <w:t>Silent installation</w:t>
+      </w:r>
+      <w:proofErr w:type="spellStart"/>
+      <w:r>
+        <w:rPr>
+          <w:rFonts w:ascii="Aptos Narrow" w:hAnsi="Aptos Narrow"/>
+        </w:rPr>
+        <w:t>Silent</w:t>
+      </w:r>
+      <w:proofErr w:type="spellEnd"/>
+      <w:r>
+        <w:rPr>
+          <w:rFonts w:ascii="Aptos Narrow" w:hAnsi="Aptos Narrow"/>
+        </w:rPr>
+        <w:t xml:space="preserve"> installation</w:t>
       </w:r>
     </w:p>
     <w:p>
@@ -3366,7 +4128,39 @@
           <w:rFonts w:ascii="Aptos Narrow" w:hAnsi="Aptos Narrow"/>
           <w:color w:val="70AD47" w:themeColor="accent6"/>
         </w:rPr>
-        <w:t>.\get.ps1 -To "AutoSelectDisk" -GoTo "SIP"</w:t>
+        <w:t>.\get.ps1 -To "</w:t>
+      </w:r>
+      <w:proofErr w:type="spellStart"/>
+      <w:r>
+        <w:rPr>
+          <w:rFonts w:ascii="Aptos Narrow" w:hAnsi="Aptos Narrow"/>
+          <w:color w:val="70AD47" w:themeColor="accent6"/>
+        </w:rPr>
+        <w:t>AutoSelectDisk</w:t>
+      </w:r>
+      <w:proofErr w:type="spellEnd"/>
+      <w:r>
+        <w:rPr>
+          <w:rFonts w:ascii="Aptos Narrow" w:hAnsi="Aptos Narrow"/>
+          <w:color w:val="70AD47" w:themeColor="accent6"/>
+        </w:rPr>
+        <w:t>" -</w:t>
+      </w:r>
+      <w:proofErr w:type="spellStart"/>
+      <w:r>
+        <w:rPr>
+          <w:rFonts w:ascii="Aptos Narrow" w:hAnsi="Aptos Narrow"/>
+          <w:color w:val="70AD47" w:themeColor="accent6"/>
+        </w:rPr>
+        <w:t>GoTo</w:t>
+      </w:r>
+      <w:proofErr w:type="spellEnd"/>
+      <w:r>
+        <w:rPr>
+          <w:rFonts w:ascii="Aptos Narrow" w:hAnsi="Aptos Narrow"/>
+          <w:color w:val="70AD47" w:themeColor="accent6"/>
+        </w:rPr>
+        <w:t xml:space="preserve"> "SIP"</w:t>
       </w:r>
       <w:r>
         <w:rPr>
@@ -3380,7 +4174,39 @@
           <w:rFonts w:ascii="Aptos Narrow" w:hAnsi="Aptos Narrow"/>
           <w:color w:val="70AD47" w:themeColor="accent6"/>
         </w:rPr>
-        <w:t xml:space="preserve"> -AddRouter -AddTakeOwnership -Silent</w:t>
+        <w:t xml:space="preserve"> -</w:t>
+      </w:r>
+      <w:proofErr w:type="spellStart"/>
+      <w:r>
+        <w:rPr>
+          <w:rFonts w:ascii="Aptos Narrow" w:hAnsi="Aptos Narrow"/>
+          <w:color w:val="70AD47" w:themeColor="accent6"/>
+        </w:rPr>
+        <w:t>AddRouter</w:t>
+      </w:r>
+      <w:proofErr w:type="spellEnd"/>
+      <w:r>
+        <w:rPr>
+          <w:rFonts w:ascii="Aptos Narrow" w:hAnsi="Aptos Narrow"/>
+          <w:color w:val="70AD47" w:themeColor="accent6"/>
+        </w:rPr>
+        <w:t xml:space="preserve"> -</w:t>
+      </w:r>
+      <w:proofErr w:type="spellStart"/>
+      <w:r>
+        <w:rPr>
+          <w:rFonts w:ascii="Aptos Narrow" w:hAnsi="Aptos Narrow"/>
+          <w:color w:val="70AD47" w:themeColor="accent6"/>
+        </w:rPr>
+        <w:t>AddTakeOwnership</w:t>
+      </w:r>
+      <w:proofErr w:type="spellEnd"/>
+      <w:r>
+        <w:rPr>
+          <w:rFonts w:ascii="Aptos Narrow" w:hAnsi="Aptos Narrow"/>
+          <w:color w:val="70AD47" w:themeColor="accent6"/>
+        </w:rPr>
+        <w:t xml:space="preserve"> -Silent</w:t>
       </w:r>
     </w:p>
     <w:p>
@@ -3783,7 +4609,21 @@
         <w:rPr>
           <w:rFonts w:ascii="Aptos Narrow" w:hAnsi="Aptos Narrow"/>
         </w:rPr>
-        <w:t xml:space="preserve">A large number of temporary files are generated during the packaging process. When installing InBox Apps, cumulative updates, and language packs, installation files are temporarily released. Therefore, if you do not clean up outdated files regularly, a large amount of disk space will be occupied for a long time. It is recommended that you try the following methods to implement the cleanup plan to free up more space: </w:t>
+        <w:t xml:space="preserve">A large number of temporary files are generated during the packaging process. When installing </w:t>
+      </w:r>
+      <w:proofErr w:type="spellStart"/>
+      <w:r>
+        <w:rPr>
+          <w:rFonts w:ascii="Aptos Narrow" w:hAnsi="Aptos Narrow"/>
+        </w:rPr>
+        <w:t>InBox</w:t>
+      </w:r>
+      <w:proofErr w:type="spellEnd"/>
+      <w:r>
+        <w:rPr>
+          <w:rFonts w:ascii="Aptos Narrow" w:hAnsi="Aptos Narrow"/>
+        </w:rPr>
+        <w:t xml:space="preserve"> Apps, cumulative updates, and language packs, installation files are temporarily released. Therefore, if you do not clean up outdated files regularly, a large amount of disk space will be occupied for a long time. It is recommended that you try the following methods to implement the cleanup plan to free up more space: </w:t>
       </w:r>
     </w:p>
     <w:p>
@@ -3872,8 +4712,16 @@
         <w:rPr>
           <w:rFonts w:ascii="Aptos Narrow" w:hAnsi="Aptos Narrow"/>
         </w:rPr>
-        <w:t>Logs generated by Yi’s Soultions</w:t>
-      </w:r>
+        <w:t xml:space="preserve">Logs generated by Yi’s </w:t>
+      </w:r>
+      <w:proofErr w:type="spellStart"/>
+      <w:r>
+        <w:rPr>
+          <w:rFonts w:ascii="Aptos Narrow" w:hAnsi="Aptos Narrow"/>
+        </w:rPr>
+        <w:t>Soultions</w:t>
+      </w:r>
+      <w:proofErr w:type="spellEnd"/>
     </w:p>
     <w:p>
       <w:pPr>
@@ -3897,8 +4745,17 @@
           <w:rFonts w:ascii="Aptos Narrow" w:hAnsi="Aptos Narrow"/>
           <w:color w:val="7030A0"/>
         </w:rPr>
-        <w:t>{Location}:\_Encapsulation\Logs</w:t>
-      </w:r>
+        <w:t>{Location</w:t>
+      </w:r>
+      <w:proofErr w:type="gramStart"/>
+      <w:r>
+        <w:rPr>
+          <w:rFonts w:ascii="Aptos Narrow" w:hAnsi="Aptos Narrow"/>
+          <w:color w:val="7030A0"/>
+        </w:rPr>
+        <w:t>}:\_Encapsulation\Logs</w:t>
+      </w:r>
+      <w:proofErr w:type="gramEnd"/>
     </w:p>
     <w:p>
       <w:pPr>
@@ -3944,8 +4801,17 @@
           <w:rFonts w:ascii="Aptos Narrow" w:hAnsi="Aptos Narrow"/>
           <w:color w:val="7030A0"/>
         </w:rPr>
-        <w:t>{system disk}:\Windows\Logs\DISM</w:t>
-      </w:r>
+        <w:t>{system disk</w:t>
+      </w:r>
+      <w:proofErr w:type="gramStart"/>
+      <w:r>
+        <w:rPr>
+          <w:rFonts w:ascii="Aptos Narrow" w:hAnsi="Aptos Narrow"/>
+          <w:color w:val="7030A0"/>
+        </w:rPr>
+        <w:t>}:\Windows\Logs\DISM</w:t>
+      </w:r>
+      <w:proofErr w:type="gramEnd"/>
     </w:p>
     <w:p>
       <w:pPr>
@@ -4004,8 +4870,49 @@
           <w:rFonts w:ascii="Aptos Narrow" w:hAnsi="Aptos Narrow"/>
           <w:color w:val="7030A0"/>
         </w:rPr>
-        <w:t>{system disk}:\Users\{user name}\AppData\Local\Temp</w:t>
-      </w:r>
+        <w:t>{system disk</w:t>
+      </w:r>
+      <w:proofErr w:type="gramStart"/>
+      <w:r>
+        <w:rPr>
+          <w:rFonts w:ascii="Aptos Narrow" w:hAnsi="Aptos Narrow"/>
+          <w:color w:val="7030A0"/>
+        </w:rPr>
+        <w:t>}:\Users\</w:t>
+      </w:r>
+      <w:proofErr w:type="gramEnd"/>
+      <w:r>
+        <w:rPr>
+          <w:rFonts w:ascii="Aptos Narrow" w:hAnsi="Aptos Narrow"/>
+          <w:color w:val="7030A0"/>
+        </w:rPr>
+        <w:t xml:space="preserve">{user </w:t>
+      </w:r>
+      <w:proofErr w:type="gramStart"/>
+      <w:r>
+        <w:rPr>
+          <w:rFonts w:ascii="Aptos Narrow" w:hAnsi="Aptos Narrow"/>
+          <w:color w:val="7030A0"/>
+        </w:rPr>
+        <w:t>name}\</w:t>
+      </w:r>
+      <w:proofErr w:type="spellStart"/>
+      <w:r>
+        <w:rPr>
+          <w:rFonts w:ascii="Aptos Narrow" w:hAnsi="Aptos Narrow"/>
+          <w:color w:val="7030A0"/>
+        </w:rPr>
+        <w:t>AppData</w:t>
+      </w:r>
+      <w:proofErr w:type="spellEnd"/>
+      <w:r>
+        <w:rPr>
+          <w:rFonts w:ascii="Aptos Narrow" w:hAnsi="Aptos Narrow"/>
+          <w:color w:val="7030A0"/>
+        </w:rPr>
+        <w:t>\Local\Temp</w:t>
+      </w:r>
+      <w:proofErr w:type="gramEnd"/>
     </w:p>
     <w:p>
       <w:pPr>
@@ -4130,7 +5037,7 @@
           <w:szCs w:val="24"/>
         </w:rPr>
         <w:drawing>
-          <wp:anchor distT="0" distB="0" distL="114300" distR="114300" simplePos="0" relativeHeight="251661312" behindDoc="1" locked="0" layoutInCell="1" allowOverlap="1" wp14:anchorId="49A16DA8" wp14:editId="18C03AC4">
+          <wp:anchor distT="0" distB="0" distL="114300" distR="114300" simplePos="0" relativeHeight="251661312" behindDoc="1" locked="0" layoutInCell="1" allowOverlap="1" wp14:anchorId="49A16DA8" wp14:editId="1F56D37E">
             <wp:simplePos x="0" y="0"/>
             <wp:positionH relativeFrom="column">
               <wp:posOffset>0</wp:posOffset>
@@ -4292,11 +5199,19 @@
           <w:rFonts w:ascii="Aptos Narrow" w:hAnsi="Aptos Narrow"/>
         </w:rPr>
       </w:pPr>
-      <w:r>
-        <w:rPr>
-          <w:rFonts w:ascii="Aptos Narrow" w:hAnsi="Aptos Narrow"/>
-        </w:rPr>
-        <w:t xml:space="preserve">Github | </w:t>
+      <w:proofErr w:type="spellStart"/>
+      <w:r>
+        <w:rPr>
+          <w:rFonts w:ascii="Aptos Narrow" w:hAnsi="Aptos Narrow"/>
+        </w:rPr>
+        <w:t>Github</w:t>
+      </w:r>
+      <w:proofErr w:type="spellEnd"/>
+      <w:r>
+        <w:rPr>
+          <w:rFonts w:ascii="Aptos Narrow" w:hAnsi="Aptos Narrow"/>
+        </w:rPr>
+        <w:t xml:space="preserve"> | </w:t>
       </w:r>
       <w:hyperlink r:id="rId18" w:history="1">
         <w:r>
@@ -4348,11 +5263,19 @@
           <w:rFonts w:ascii="Aptos Narrow" w:hAnsi="Aptos Narrow"/>
         </w:rPr>
       </w:pPr>
-      <w:r>
-        <w:rPr>
-          <w:rFonts w:ascii="Aptos Narrow" w:hAnsi="Aptos Narrow"/>
-        </w:rPr>
-        <w:t xml:space="preserve">EMail: </w:t>
+      <w:proofErr w:type="spellStart"/>
+      <w:r>
+        <w:rPr>
+          <w:rFonts w:ascii="Aptos Narrow" w:hAnsi="Aptos Narrow"/>
+        </w:rPr>
+        <w:t>EMail</w:t>
+      </w:r>
+      <w:proofErr w:type="spellEnd"/>
+      <w:r>
+        <w:rPr>
+          <w:rFonts w:ascii="Aptos Narrow" w:hAnsi="Aptos Narrow"/>
+        </w:rPr>
+        <w:t xml:space="preserve">: </w:t>
       </w:r>
       <w:hyperlink r:id="rId19" w:history="1">
         <w:r>
@@ -4517,7 +5440,7 @@
 </file>
 
 <file path=word/endnotes.xml><?xml version="1.0" encoding="utf-8"?>
-<w:endnotes xmlns:wpc="http://schemas.microsoft.com/office/word/2010/wordprocessingCanvas" xmlns:cx="http://schemas.microsoft.com/office/drawing/2014/chartex" xmlns:cx1="http://schemas.microsoft.com/office/drawing/2015/9/8/chartex" xmlns:cx2="http://schemas.microsoft.com/office/drawing/2015/10/21/chartex" xmlns:cx3="http://schemas.microsoft.com/office/drawing/2016/5/9/chartex" xmlns:cx4="http://schemas.microsoft.com/office/drawing/2016/5/10/chartex" xmlns:cx5="http://schemas.microsoft.com/office/drawing/2016/5/11/chartex" xmlns:cx6="http://schemas.microsoft.com/office/drawing/2016/5/12/chartex" xmlns:cx7="http://schemas.microsoft.com/office/drawing/2016/5/13/chartex" xmlns:cx8="http://schemas.microsoft.com/office/drawing/2016/5/14/chartex" xmlns:mc="http://schemas.openxmlformats.org/markup-compatibility/2006" xmlns:aink="http://schemas.microsoft.com/office/drawing/2016/ink" xmlns:am3d="http://schemas.microsoft.com/office/drawing/2017/model3d" xmlns:o="urn:schemas-microsoft-com:office:office" xmlns:oel="http://schemas.microsoft.com/office/2019/extlst" xmlns:r="http://schemas.openxmlformats.org/officeDocument/2006/relationships" xmlns:m="http://schemas.openxmlformats.org/officeDocument/2006/math" xmlns:v="urn:schemas-microsoft-com:vml" xmlns:wp14="http://schemas.microsoft.com/office/word/2010/wordprocessingDrawing" xmlns:wp="http://schemas.openxmlformats.org/drawingml/2006/wordprocessingDrawing" xmlns:w10="urn:schemas-microsoft-com:office:word" xmlns:w="http://schemas.openxmlformats.org/wordprocessingml/2006/main" xmlns:w14="http://schemas.microsoft.com/office/word/2010/wordml" xmlns:w15="http://schemas.microsoft.com/office/word/2012/wordml" xmlns:w16cex="http://schemas.microsoft.com/office/word/2018/wordml/cex" xmlns:w16cid="http://schemas.microsoft.com/office/word/2016/wordml/cid" xmlns:w16="http://schemas.microsoft.com/office/word/2018/wordml" xmlns:w16sdtdh="http://schemas.microsoft.com/office/word/2020/wordml/sdtdatahash" xmlns:w16se="http://schemas.microsoft.com/office/word/2015/wordml/symex" xmlns:wpg="http://schemas.microsoft.com/office/word/2010/wordprocessingGroup" xmlns:wpi="http://schemas.microsoft.com/office/word/2010/wordprocessingInk" xmlns:wne="http://schemas.microsoft.com/office/word/2006/wordml" xmlns:wps="http://schemas.microsoft.com/office/word/2010/wordprocessingShape" mc:Ignorable="w14 w15 w16se w16cid w16 w16cex w16sdtdh wp14">
+<w:endnotes xmlns:wpc="http://schemas.microsoft.com/office/word/2010/wordprocessingCanvas" xmlns:cx="http://schemas.microsoft.com/office/drawing/2014/chartex" xmlns:cx1="http://schemas.microsoft.com/office/drawing/2015/9/8/chartex" xmlns:cx2="http://schemas.microsoft.com/office/drawing/2015/10/21/chartex" xmlns:cx3="http://schemas.microsoft.com/office/drawing/2016/5/9/chartex" xmlns:cx4="http://schemas.microsoft.com/office/drawing/2016/5/10/chartex" xmlns:cx5="http://schemas.microsoft.com/office/drawing/2016/5/11/chartex" xmlns:cx6="http://schemas.microsoft.com/office/drawing/2016/5/12/chartex" xmlns:cx7="http://schemas.microsoft.com/office/drawing/2016/5/13/chartex" xmlns:cx8="http://schemas.microsoft.com/office/drawing/2016/5/14/chartex" xmlns:mc="http://schemas.openxmlformats.org/markup-compatibility/2006" xmlns:aink="http://schemas.microsoft.com/office/drawing/2016/ink" xmlns:am3d="http://schemas.microsoft.com/office/drawing/2017/model3d" xmlns:o="urn:schemas-microsoft-com:office:office" xmlns:oel="http://schemas.microsoft.com/office/2019/extlst" xmlns:r="http://schemas.openxmlformats.org/officeDocument/2006/relationships" xmlns:m="http://schemas.openxmlformats.org/officeDocument/2006/math" xmlns:v="urn:schemas-microsoft-com:vml" xmlns:wp14="http://schemas.microsoft.com/office/word/2010/wordprocessingDrawing" xmlns:wp="http://schemas.openxmlformats.org/drawingml/2006/wordprocessingDrawing" xmlns:w10="urn:schemas-microsoft-com:office:word" xmlns:w="http://schemas.openxmlformats.org/wordprocessingml/2006/main" xmlns:w14="http://schemas.microsoft.com/office/word/2010/wordml" xmlns:w15="http://schemas.microsoft.com/office/word/2012/wordml" xmlns:w16cex="http://schemas.microsoft.com/office/word/2018/wordml/cex" xmlns:w16cid="http://schemas.microsoft.com/office/word/2016/wordml/cid" xmlns:w16="http://schemas.microsoft.com/office/word/2018/wordml" xmlns:w16du="http://schemas.microsoft.com/office/word/2023/wordml/word16du" xmlns:w16sdtdh="http://schemas.microsoft.com/office/word/2020/wordml/sdtdatahash" xmlns:w16sdtfl="http://schemas.microsoft.com/office/word/2024/wordml/sdtformatlock" xmlns:w16se="http://schemas.microsoft.com/office/word/2015/wordml/symex" xmlns:wpg="http://schemas.microsoft.com/office/word/2010/wordprocessingGroup" xmlns:wpi="http://schemas.microsoft.com/office/word/2010/wordprocessingInk" xmlns:wne="http://schemas.microsoft.com/office/word/2006/wordml" xmlns:wps="http://schemas.microsoft.com/office/word/2010/wordprocessingShape" mc:Ignorable="w14 w15 w16se w16cid w16 w16cex w16sdtdh w16sdtfl w16du wp14">
   <w:endnote w:type="separator" w:id="-1">
     <w:p>
       <w:pPr>
@@ -4542,7 +5465,7 @@
 </file>
 
 <file path=word/footer1.xml><?xml version="1.0" encoding="utf-8"?>
-<w:ftr xmlns:wpc="http://schemas.microsoft.com/office/word/2010/wordprocessingCanvas" xmlns:cx="http://schemas.microsoft.com/office/drawing/2014/chartex" xmlns:cx1="http://schemas.microsoft.com/office/drawing/2015/9/8/chartex" xmlns:cx2="http://schemas.microsoft.com/office/drawing/2015/10/21/chartex" xmlns:cx3="http://schemas.microsoft.com/office/drawing/2016/5/9/chartex" xmlns:cx4="http://schemas.microsoft.com/office/drawing/2016/5/10/chartex" xmlns:cx5="http://schemas.microsoft.com/office/drawing/2016/5/11/chartex" xmlns:cx6="http://schemas.microsoft.com/office/drawing/2016/5/12/chartex" xmlns:cx7="http://schemas.microsoft.com/office/drawing/2016/5/13/chartex" xmlns:cx8="http://schemas.microsoft.com/office/drawing/2016/5/14/chartex" xmlns:mc="http://schemas.openxmlformats.org/markup-compatibility/2006" xmlns:aink="http://schemas.microsoft.com/office/drawing/2016/ink" xmlns:am3d="http://schemas.microsoft.com/office/drawing/2017/model3d" xmlns:o="urn:schemas-microsoft-com:office:office" xmlns:oel="http://schemas.microsoft.com/office/2019/extlst" xmlns:r="http://schemas.openxmlformats.org/officeDocument/2006/relationships" xmlns:m="http://schemas.openxmlformats.org/officeDocument/2006/math" xmlns:v="urn:schemas-microsoft-com:vml" xmlns:wp14="http://schemas.microsoft.com/office/word/2010/wordprocessingDrawing" xmlns:wp="http://schemas.openxmlformats.org/drawingml/2006/wordprocessingDrawing" xmlns:w10="urn:schemas-microsoft-com:office:word" xmlns:w="http://schemas.openxmlformats.org/wordprocessingml/2006/main" xmlns:w14="http://schemas.microsoft.com/office/word/2010/wordml" xmlns:w15="http://schemas.microsoft.com/office/word/2012/wordml" xmlns:w16cex="http://schemas.microsoft.com/office/word/2018/wordml/cex" xmlns:w16cid="http://schemas.microsoft.com/office/word/2016/wordml/cid" xmlns:w16="http://schemas.microsoft.com/office/word/2018/wordml" xmlns:w16sdtdh="http://schemas.microsoft.com/office/word/2020/wordml/sdtdatahash" xmlns:w16se="http://schemas.microsoft.com/office/word/2015/wordml/symex" xmlns:wpg="http://schemas.microsoft.com/office/word/2010/wordprocessingGroup" xmlns:wpi="http://schemas.microsoft.com/office/word/2010/wordprocessingInk" xmlns:wne="http://schemas.microsoft.com/office/word/2006/wordml" xmlns:wps="http://schemas.microsoft.com/office/word/2010/wordprocessingShape" mc:Ignorable="w14 w15 w16se w16cid w16 w16cex w16sdtdh wp14">
+<w:ftr xmlns:wpc="http://schemas.microsoft.com/office/word/2010/wordprocessingCanvas" xmlns:cx="http://schemas.microsoft.com/office/drawing/2014/chartex" xmlns:cx1="http://schemas.microsoft.com/office/drawing/2015/9/8/chartex" xmlns:cx2="http://schemas.microsoft.com/office/drawing/2015/10/21/chartex" xmlns:cx3="http://schemas.microsoft.com/office/drawing/2016/5/9/chartex" xmlns:cx4="http://schemas.microsoft.com/office/drawing/2016/5/10/chartex" xmlns:cx5="http://schemas.microsoft.com/office/drawing/2016/5/11/chartex" xmlns:cx6="http://schemas.microsoft.com/office/drawing/2016/5/12/chartex" xmlns:cx7="http://schemas.microsoft.com/office/drawing/2016/5/13/chartex" xmlns:cx8="http://schemas.microsoft.com/office/drawing/2016/5/14/chartex" xmlns:mc="http://schemas.openxmlformats.org/markup-compatibility/2006" xmlns:aink="http://schemas.microsoft.com/office/drawing/2016/ink" xmlns:am3d="http://schemas.microsoft.com/office/drawing/2017/model3d" xmlns:o="urn:schemas-microsoft-com:office:office" xmlns:oel="http://schemas.microsoft.com/office/2019/extlst" xmlns:r="http://schemas.openxmlformats.org/officeDocument/2006/relationships" xmlns:m="http://schemas.openxmlformats.org/officeDocument/2006/math" xmlns:v="urn:schemas-microsoft-com:vml" xmlns:wp14="http://schemas.microsoft.com/office/word/2010/wordprocessingDrawing" xmlns:wp="http://schemas.openxmlformats.org/drawingml/2006/wordprocessingDrawing" xmlns:w10="urn:schemas-microsoft-com:office:word" xmlns:w="http://schemas.openxmlformats.org/wordprocessingml/2006/main" xmlns:w14="http://schemas.microsoft.com/office/word/2010/wordml" xmlns:w15="http://schemas.microsoft.com/office/word/2012/wordml" xmlns:w16cex="http://schemas.microsoft.com/office/word/2018/wordml/cex" xmlns:w16cid="http://schemas.microsoft.com/office/word/2016/wordml/cid" xmlns:w16="http://schemas.microsoft.com/office/word/2018/wordml" xmlns:w16du="http://schemas.microsoft.com/office/word/2023/wordml/word16du" xmlns:w16sdtdh="http://schemas.microsoft.com/office/word/2020/wordml/sdtdatahash" xmlns:w16sdtfl="http://schemas.microsoft.com/office/word/2024/wordml/sdtformatlock" xmlns:w16se="http://schemas.microsoft.com/office/word/2015/wordml/symex" xmlns:wpg="http://schemas.microsoft.com/office/word/2010/wordprocessingGroup" xmlns:wpi="http://schemas.microsoft.com/office/word/2010/wordprocessingInk" xmlns:wne="http://schemas.microsoft.com/office/word/2006/wordml" xmlns:wps="http://schemas.microsoft.com/office/word/2010/wordprocessingShape" mc:Ignorable="w14 w15 w16se w16cid w16 w16cex w16sdtdh w16sdtfl w16du wp14">
   <w:tbl>
     <w:tblPr>
       <w:tblStyle w:val="TableGrid"/>
@@ -4901,7 +5824,7 @@
 </file>
 
 <file path=word/footer2.xml><?xml version="1.0" encoding="utf-8"?>
-<w:ftr xmlns:wpc="http://schemas.microsoft.com/office/word/2010/wordprocessingCanvas" xmlns:cx="http://schemas.microsoft.com/office/drawing/2014/chartex" xmlns:cx1="http://schemas.microsoft.com/office/drawing/2015/9/8/chartex" xmlns:cx2="http://schemas.microsoft.com/office/drawing/2015/10/21/chartex" xmlns:cx3="http://schemas.microsoft.com/office/drawing/2016/5/9/chartex" xmlns:cx4="http://schemas.microsoft.com/office/drawing/2016/5/10/chartex" xmlns:cx5="http://schemas.microsoft.com/office/drawing/2016/5/11/chartex" xmlns:cx6="http://schemas.microsoft.com/office/drawing/2016/5/12/chartex" xmlns:cx7="http://schemas.microsoft.com/office/drawing/2016/5/13/chartex" xmlns:cx8="http://schemas.microsoft.com/office/drawing/2016/5/14/chartex" xmlns:mc="http://schemas.openxmlformats.org/markup-compatibility/2006" xmlns:aink="http://schemas.microsoft.com/office/drawing/2016/ink" xmlns:am3d="http://schemas.microsoft.com/office/drawing/2017/model3d" xmlns:o="urn:schemas-microsoft-com:office:office" xmlns:oel="http://schemas.microsoft.com/office/2019/extlst" xmlns:r="http://schemas.openxmlformats.org/officeDocument/2006/relationships" xmlns:m="http://schemas.openxmlformats.org/officeDocument/2006/math" xmlns:v="urn:schemas-microsoft-com:vml" xmlns:wp14="http://schemas.microsoft.com/office/word/2010/wordprocessingDrawing" xmlns:wp="http://schemas.openxmlformats.org/drawingml/2006/wordprocessingDrawing" xmlns:w10="urn:schemas-microsoft-com:office:word" xmlns:w="http://schemas.openxmlformats.org/wordprocessingml/2006/main" xmlns:w14="http://schemas.microsoft.com/office/word/2010/wordml" xmlns:w15="http://schemas.microsoft.com/office/word/2012/wordml" xmlns:w16cex="http://schemas.microsoft.com/office/word/2018/wordml/cex" xmlns:w16cid="http://schemas.microsoft.com/office/word/2016/wordml/cid" xmlns:w16="http://schemas.microsoft.com/office/word/2018/wordml" xmlns:w16sdtdh="http://schemas.microsoft.com/office/word/2020/wordml/sdtdatahash" xmlns:w16se="http://schemas.microsoft.com/office/word/2015/wordml/symex" xmlns:wpg="http://schemas.microsoft.com/office/word/2010/wordprocessingGroup" xmlns:wpi="http://schemas.microsoft.com/office/word/2010/wordprocessingInk" xmlns:wne="http://schemas.microsoft.com/office/word/2006/wordml" xmlns:wps="http://schemas.microsoft.com/office/word/2010/wordprocessingShape" mc:Ignorable="w14 w15 w16se w16cid w16 w16cex w16sdtdh wp14">
+<w:ftr xmlns:wpc="http://schemas.microsoft.com/office/word/2010/wordprocessingCanvas" xmlns:cx="http://schemas.microsoft.com/office/drawing/2014/chartex" xmlns:cx1="http://schemas.microsoft.com/office/drawing/2015/9/8/chartex" xmlns:cx2="http://schemas.microsoft.com/office/drawing/2015/10/21/chartex" xmlns:cx3="http://schemas.microsoft.com/office/drawing/2016/5/9/chartex" xmlns:cx4="http://schemas.microsoft.com/office/drawing/2016/5/10/chartex" xmlns:cx5="http://schemas.microsoft.com/office/drawing/2016/5/11/chartex" xmlns:cx6="http://schemas.microsoft.com/office/drawing/2016/5/12/chartex" xmlns:cx7="http://schemas.microsoft.com/office/drawing/2016/5/13/chartex" xmlns:cx8="http://schemas.microsoft.com/office/drawing/2016/5/14/chartex" xmlns:mc="http://schemas.openxmlformats.org/markup-compatibility/2006" xmlns:aink="http://schemas.microsoft.com/office/drawing/2016/ink" xmlns:am3d="http://schemas.microsoft.com/office/drawing/2017/model3d" xmlns:o="urn:schemas-microsoft-com:office:office" xmlns:oel="http://schemas.microsoft.com/office/2019/extlst" xmlns:r="http://schemas.openxmlformats.org/officeDocument/2006/relationships" xmlns:m="http://schemas.openxmlformats.org/officeDocument/2006/math" xmlns:v="urn:schemas-microsoft-com:vml" xmlns:wp14="http://schemas.microsoft.com/office/word/2010/wordprocessingDrawing" xmlns:wp="http://schemas.openxmlformats.org/drawingml/2006/wordprocessingDrawing" xmlns:w10="urn:schemas-microsoft-com:office:word" xmlns:w="http://schemas.openxmlformats.org/wordprocessingml/2006/main" xmlns:w14="http://schemas.microsoft.com/office/word/2010/wordml" xmlns:w15="http://schemas.microsoft.com/office/word/2012/wordml" xmlns:w16cex="http://schemas.microsoft.com/office/word/2018/wordml/cex" xmlns:w16cid="http://schemas.microsoft.com/office/word/2016/wordml/cid" xmlns:w16="http://schemas.microsoft.com/office/word/2018/wordml" xmlns:w16du="http://schemas.microsoft.com/office/word/2023/wordml/word16du" xmlns:w16sdtdh="http://schemas.microsoft.com/office/word/2020/wordml/sdtdatahash" xmlns:w16sdtfl="http://schemas.microsoft.com/office/word/2024/wordml/sdtformatlock" xmlns:w16se="http://schemas.microsoft.com/office/word/2015/wordml/symex" xmlns:wpg="http://schemas.microsoft.com/office/word/2010/wordprocessingGroup" xmlns:wpi="http://schemas.microsoft.com/office/word/2010/wordprocessingInk" xmlns:wne="http://schemas.microsoft.com/office/word/2006/wordml" xmlns:wps="http://schemas.microsoft.com/office/word/2010/wordprocessingShape" mc:Ignorable="w14 w15 w16se w16cid w16 w16cex w16sdtdh w16sdtfl w16du wp14">
   <w:tbl>
     <w:tblPr>
       <w:tblStyle w:val="TableGrid"/>
@@ -5260,7 +6183,7 @@
 </file>
 
 <file path=word/footnotes.xml><?xml version="1.0" encoding="utf-8"?>
-<w:footnotes xmlns:wpc="http://schemas.microsoft.com/office/word/2010/wordprocessingCanvas" xmlns:cx="http://schemas.microsoft.com/office/drawing/2014/chartex" xmlns:cx1="http://schemas.microsoft.com/office/drawing/2015/9/8/chartex" xmlns:cx2="http://schemas.microsoft.com/office/drawing/2015/10/21/chartex" xmlns:cx3="http://schemas.microsoft.com/office/drawing/2016/5/9/chartex" xmlns:cx4="http://schemas.microsoft.com/office/drawing/2016/5/10/chartex" xmlns:cx5="http://schemas.microsoft.com/office/drawing/2016/5/11/chartex" xmlns:cx6="http://schemas.microsoft.com/office/drawing/2016/5/12/chartex" xmlns:cx7="http://schemas.microsoft.com/office/drawing/2016/5/13/chartex" xmlns:cx8="http://schemas.microsoft.com/office/drawing/2016/5/14/chartex" xmlns:mc="http://schemas.openxmlformats.org/markup-compatibility/2006" xmlns:aink="http://schemas.microsoft.com/office/drawing/2016/ink" xmlns:am3d="http://schemas.microsoft.com/office/drawing/2017/model3d" xmlns:o="urn:schemas-microsoft-com:office:office" xmlns:oel="http://schemas.microsoft.com/office/2019/extlst" xmlns:r="http://schemas.openxmlformats.org/officeDocument/2006/relationships" xmlns:m="http://schemas.openxmlformats.org/officeDocument/2006/math" xmlns:v="urn:schemas-microsoft-com:vml" xmlns:wp14="http://schemas.microsoft.com/office/word/2010/wordprocessingDrawing" xmlns:wp="http://schemas.openxmlformats.org/drawingml/2006/wordprocessingDrawing" xmlns:w10="urn:schemas-microsoft-com:office:word" xmlns:w="http://schemas.openxmlformats.org/wordprocessingml/2006/main" xmlns:w14="http://schemas.microsoft.com/office/word/2010/wordml" xmlns:w15="http://schemas.microsoft.com/office/word/2012/wordml" xmlns:w16cex="http://schemas.microsoft.com/office/word/2018/wordml/cex" xmlns:w16cid="http://schemas.microsoft.com/office/word/2016/wordml/cid" xmlns:w16="http://schemas.microsoft.com/office/word/2018/wordml" xmlns:w16sdtdh="http://schemas.microsoft.com/office/word/2020/wordml/sdtdatahash" xmlns:w16se="http://schemas.microsoft.com/office/word/2015/wordml/symex" xmlns:wpg="http://schemas.microsoft.com/office/word/2010/wordprocessingGroup" xmlns:wpi="http://schemas.microsoft.com/office/word/2010/wordprocessingInk" xmlns:wne="http://schemas.microsoft.com/office/word/2006/wordml" xmlns:wps="http://schemas.microsoft.com/office/word/2010/wordprocessingShape" mc:Ignorable="w14 w15 w16se w16cid w16 w16cex w16sdtdh wp14">
+<w:footnotes xmlns:wpc="http://schemas.microsoft.com/office/word/2010/wordprocessingCanvas" xmlns:cx="http://schemas.microsoft.com/office/drawing/2014/chartex" xmlns:cx1="http://schemas.microsoft.com/office/drawing/2015/9/8/chartex" xmlns:cx2="http://schemas.microsoft.com/office/drawing/2015/10/21/chartex" xmlns:cx3="http://schemas.microsoft.com/office/drawing/2016/5/9/chartex" xmlns:cx4="http://schemas.microsoft.com/office/drawing/2016/5/10/chartex" xmlns:cx5="http://schemas.microsoft.com/office/drawing/2016/5/11/chartex" xmlns:cx6="http://schemas.microsoft.com/office/drawing/2016/5/12/chartex" xmlns:cx7="http://schemas.microsoft.com/office/drawing/2016/5/13/chartex" xmlns:cx8="http://schemas.microsoft.com/office/drawing/2016/5/14/chartex" xmlns:mc="http://schemas.openxmlformats.org/markup-compatibility/2006" xmlns:aink="http://schemas.microsoft.com/office/drawing/2016/ink" xmlns:am3d="http://schemas.microsoft.com/office/drawing/2017/model3d" xmlns:o="urn:schemas-microsoft-com:office:office" xmlns:oel="http://schemas.microsoft.com/office/2019/extlst" xmlns:r="http://schemas.openxmlformats.org/officeDocument/2006/relationships" xmlns:m="http://schemas.openxmlformats.org/officeDocument/2006/math" xmlns:v="urn:schemas-microsoft-com:vml" xmlns:wp14="http://schemas.microsoft.com/office/word/2010/wordprocessingDrawing" xmlns:wp="http://schemas.openxmlformats.org/drawingml/2006/wordprocessingDrawing" xmlns:w10="urn:schemas-microsoft-com:office:word" xmlns:w="http://schemas.openxmlformats.org/wordprocessingml/2006/main" xmlns:w14="http://schemas.microsoft.com/office/word/2010/wordml" xmlns:w15="http://schemas.microsoft.com/office/word/2012/wordml" xmlns:w16cex="http://schemas.microsoft.com/office/word/2018/wordml/cex" xmlns:w16cid="http://schemas.microsoft.com/office/word/2016/wordml/cid" xmlns:w16="http://schemas.microsoft.com/office/word/2018/wordml" xmlns:w16du="http://schemas.microsoft.com/office/word/2023/wordml/word16du" xmlns:w16sdtdh="http://schemas.microsoft.com/office/word/2020/wordml/sdtdatahash" xmlns:w16sdtfl="http://schemas.microsoft.com/office/word/2024/wordml/sdtformatlock" xmlns:w16se="http://schemas.microsoft.com/office/word/2015/wordml/symex" xmlns:wpg="http://schemas.microsoft.com/office/word/2010/wordprocessingGroup" xmlns:wpi="http://schemas.microsoft.com/office/word/2010/wordprocessingInk" xmlns:wne="http://schemas.microsoft.com/office/word/2006/wordml" xmlns:wps="http://schemas.microsoft.com/office/word/2010/wordprocessingShape" mc:Ignorable="w14 w15 w16se w16cid w16 w16cex w16sdtdh w16sdtfl w16du wp14">
   <w:footnote w:type="separator" w:id="-1">
     <w:p>
       <w:pPr>
@@ -5285,7 +6208,7 @@
 </file>
 
 <file path=word/numbering.xml><?xml version="1.0" encoding="utf-8"?>
-<w:numbering xmlns:wpc="http://schemas.microsoft.com/office/word/2010/wordprocessingCanvas" xmlns:cx="http://schemas.microsoft.com/office/drawing/2014/chartex" xmlns:cx1="http://schemas.microsoft.com/office/drawing/2015/9/8/chartex" xmlns:cx2="http://schemas.microsoft.com/office/drawing/2015/10/21/chartex" xmlns:cx3="http://schemas.microsoft.com/office/drawing/2016/5/9/chartex" xmlns:cx4="http://schemas.microsoft.com/office/drawing/2016/5/10/chartex" xmlns:cx5="http://schemas.microsoft.com/office/drawing/2016/5/11/chartex" xmlns:cx6="http://schemas.microsoft.com/office/drawing/2016/5/12/chartex" xmlns:cx7="http://schemas.microsoft.com/office/drawing/2016/5/13/chartex" xmlns:cx8="http://schemas.microsoft.com/office/drawing/2016/5/14/chartex" xmlns:mc="http://schemas.openxmlformats.org/markup-compatibility/2006" xmlns:aink="http://schemas.microsoft.com/office/drawing/2016/ink" xmlns:am3d="http://schemas.microsoft.com/office/drawing/2017/model3d" xmlns:o="urn:schemas-microsoft-com:office:office" xmlns:oel="http://schemas.microsoft.com/office/2019/extlst" xmlns:r="http://schemas.openxmlformats.org/officeDocument/2006/relationships" xmlns:m="http://schemas.openxmlformats.org/officeDocument/2006/math" xmlns:v="urn:schemas-microsoft-com:vml" xmlns:wp14="http://schemas.microsoft.com/office/word/2010/wordprocessingDrawing" xmlns:wp="http://schemas.openxmlformats.org/drawingml/2006/wordprocessingDrawing" xmlns:w10="urn:schemas-microsoft-com:office:word" xmlns:w="http://schemas.openxmlformats.org/wordprocessingml/2006/main" xmlns:w14="http://schemas.microsoft.com/office/word/2010/wordml" xmlns:w15="http://schemas.microsoft.com/office/word/2012/wordml" xmlns:w16cex="http://schemas.microsoft.com/office/word/2018/wordml/cex" xmlns:w16cid="http://schemas.microsoft.com/office/word/2016/wordml/cid" xmlns:w16="http://schemas.microsoft.com/office/word/2018/wordml" xmlns:w16sdtdh="http://schemas.microsoft.com/office/word/2020/wordml/sdtdatahash" xmlns:w16se="http://schemas.microsoft.com/office/word/2015/wordml/symex" xmlns:wpg="http://schemas.microsoft.com/office/word/2010/wordprocessingGroup" xmlns:wpi="http://schemas.microsoft.com/office/word/2010/wordprocessingInk" xmlns:wne="http://schemas.microsoft.com/office/word/2006/wordml" xmlns:wps="http://schemas.microsoft.com/office/word/2010/wordprocessingShape" mc:Ignorable="w14 w15 w16se w16cid w16 w16cex w16sdtdh wp14">
+<w:numbering xmlns:wpc="http://schemas.microsoft.com/office/word/2010/wordprocessingCanvas" xmlns:cx="http://schemas.microsoft.com/office/drawing/2014/chartex" xmlns:cx1="http://schemas.microsoft.com/office/drawing/2015/9/8/chartex" xmlns:cx2="http://schemas.microsoft.com/office/drawing/2015/10/21/chartex" xmlns:cx3="http://schemas.microsoft.com/office/drawing/2016/5/9/chartex" xmlns:cx4="http://schemas.microsoft.com/office/drawing/2016/5/10/chartex" xmlns:cx5="http://schemas.microsoft.com/office/drawing/2016/5/11/chartex" xmlns:cx6="http://schemas.microsoft.com/office/drawing/2016/5/12/chartex" xmlns:cx7="http://schemas.microsoft.com/office/drawing/2016/5/13/chartex" xmlns:cx8="http://schemas.microsoft.com/office/drawing/2016/5/14/chartex" xmlns:mc="http://schemas.openxmlformats.org/markup-compatibility/2006" xmlns:aink="http://schemas.microsoft.com/office/drawing/2016/ink" xmlns:am3d="http://schemas.microsoft.com/office/drawing/2017/model3d" xmlns:o="urn:schemas-microsoft-com:office:office" xmlns:oel="http://schemas.microsoft.com/office/2019/extlst" xmlns:r="http://schemas.openxmlformats.org/officeDocument/2006/relationships" xmlns:m="http://schemas.openxmlformats.org/officeDocument/2006/math" xmlns:v="urn:schemas-microsoft-com:vml" xmlns:wp14="http://schemas.microsoft.com/office/word/2010/wordprocessingDrawing" xmlns:wp="http://schemas.openxmlformats.org/drawingml/2006/wordprocessingDrawing" xmlns:w10="urn:schemas-microsoft-com:office:word" xmlns:w="http://schemas.openxmlformats.org/wordprocessingml/2006/main" xmlns:w14="http://schemas.microsoft.com/office/word/2010/wordml" xmlns:w15="http://schemas.microsoft.com/office/word/2012/wordml" xmlns:w16cex="http://schemas.microsoft.com/office/word/2018/wordml/cex" xmlns:w16cid="http://schemas.microsoft.com/office/word/2016/wordml/cid" xmlns:w16="http://schemas.microsoft.com/office/word/2018/wordml" xmlns:w16du="http://schemas.microsoft.com/office/word/2023/wordml/word16du" xmlns:w16sdtdh="http://schemas.microsoft.com/office/word/2020/wordml/sdtdatahash" xmlns:w16sdtfl="http://schemas.microsoft.com/office/word/2024/wordml/sdtformatlock" xmlns:w16se="http://schemas.microsoft.com/office/word/2015/wordml/symex" xmlns:wpg="http://schemas.microsoft.com/office/word/2010/wordprocessingGroup" xmlns:wpi="http://schemas.microsoft.com/office/word/2010/wordprocessingInk" xmlns:wne="http://schemas.microsoft.com/office/word/2006/wordml" xmlns:wps="http://schemas.microsoft.com/office/word/2010/wordprocessingShape" mc:Ignorable="w14 w15 w16se w16cid w16 w16cex w16sdtdh w16sdtfl w16du wp14">
   <w:abstractNum w:abstractNumId="0" w15:restartNumberingAfterBreak="0">
     <w:nsid w:val="058B5186"/>
     <w:multiLevelType w:val="hybridMultilevel"/>
@@ -6396,11 +7319,11 @@
 </file>
 
 <file path=word/styles.xml><?xml version="1.0" encoding="utf-8"?>
-<w:styles xmlns:mc="http://schemas.openxmlformats.org/markup-compatibility/2006" xmlns:r="http://schemas.openxmlformats.org/officeDocument/2006/relationships" xmlns:w="http://schemas.openxmlformats.org/wordprocessingml/2006/main" xmlns:w14="http://schemas.microsoft.com/office/word/2010/wordml" xmlns:w15="http://schemas.microsoft.com/office/word/2012/wordml" xmlns:w16cex="http://schemas.microsoft.com/office/word/2018/wordml/cex" xmlns:w16cid="http://schemas.microsoft.com/office/word/2016/wordml/cid" xmlns:w16="http://schemas.microsoft.com/office/word/2018/wordml" xmlns:w16sdtdh="http://schemas.microsoft.com/office/word/2020/wordml/sdtdatahash" xmlns:w16se="http://schemas.microsoft.com/office/word/2015/wordml/symex" mc:Ignorable="w14 w15 w16se w16cid w16 w16cex w16sdtdh">
+<w:styles xmlns:mc="http://schemas.openxmlformats.org/markup-compatibility/2006" xmlns:r="http://schemas.openxmlformats.org/officeDocument/2006/relationships" xmlns:w="http://schemas.openxmlformats.org/wordprocessingml/2006/main" xmlns:w14="http://schemas.microsoft.com/office/word/2010/wordml" xmlns:w15="http://schemas.microsoft.com/office/word/2012/wordml" xmlns:w16cex="http://schemas.microsoft.com/office/word/2018/wordml/cex" xmlns:w16cid="http://schemas.microsoft.com/office/word/2016/wordml/cid" xmlns:w16="http://schemas.microsoft.com/office/word/2018/wordml" xmlns:w16du="http://schemas.microsoft.com/office/word/2023/wordml/word16du" xmlns:w16sdtdh="http://schemas.microsoft.com/office/word/2020/wordml/sdtdatahash" xmlns:w16sdtfl="http://schemas.microsoft.com/office/word/2024/wordml/sdtformatlock" xmlns:w16se="http://schemas.microsoft.com/office/word/2015/wordml/symex" mc:Ignorable="w14 w15 w16se w16cid w16 w16cex w16sdtdh w16sdtfl w16du">
   <w:docDefaults>
     <w:rPrDefault>
       <w:rPr>
-        <w:rFonts w:ascii="Aptos" w:eastAsia="微软雅黑" w:hAnsi="Aptos" w:cstheme="minorHAnsi"/>
+        <w:rFonts w:ascii="Aptos" w:eastAsia="Microsoft YaHei" w:hAnsi="Aptos" w:cstheme="minorHAnsi"/>
         <w:lang w:val="en-US" w:eastAsia="zh-CN" w:bidi="ar-SA"/>
       </w:rPr>
     </w:rPrDefault>
@@ -7458,7 +8381,7 @@
     <w:uiPriority w:val="9"/>
     <w:rsid w:val="006C7655"/>
     <w:rPr>
-      <w:rFonts w:ascii="Aptos" w:eastAsia="微软雅黑" w:hAnsi="Aptos" w:cstheme="majorBidi"/>
+      <w:rFonts w:ascii="Aptos" w:eastAsia="Microsoft YaHei" w:hAnsi="Aptos" w:cstheme="majorBidi"/>
       <w:iCs/>
       <w:sz w:val="20"/>
     </w:rPr>

--- a/_Learn/Get/Get.docx
+++ b/_Learn/Get/Get.docx
@@ -34,7 +34,7 @@
           <w:szCs w:val="24"/>
         </w:rPr>
         <w:drawing>
-          <wp:anchor distT="0" distB="0" distL="114300" distR="114300" simplePos="0" relativeHeight="251659264" behindDoc="1" locked="0" layoutInCell="1" allowOverlap="1" wp14:anchorId="3717FBFE" wp14:editId="02F7D3DB">
+          <wp:anchor distT="0" distB="0" distL="114300" distR="114300" simplePos="0" relativeHeight="251659264" behindDoc="1" locked="0" layoutInCell="1" allowOverlap="1" wp14:anchorId="3717FBFE" wp14:editId="41EC71A9">
             <wp:simplePos x="0" y="0"/>
             <wp:positionH relativeFrom="column">
               <wp:posOffset>0</wp:posOffset>
@@ -3302,14 +3302,21 @@
           <w:rFonts w:ascii="Aptos Narrow" w:hAnsi="Aptos Narrow"/>
           <w:color w:val="70AD47" w:themeColor="accent6"/>
         </w:rPr>
-        <w:t>-</w:t>
-      </w:r>
-      <w:r>
-        <w:rPr>
-          <w:rFonts w:ascii="Aptos Narrow" w:hAnsi="Aptos Narrow" w:hint="eastAsia"/>
-          <w:color w:val="70AD47" w:themeColor="accent6"/>
-        </w:rPr>
-        <w:t>DSW</w:t>
+        <w:t>-SW</w:t>
+      </w:r>
+      <w:r>
+        <w:rPr>
+          <w:rFonts w:ascii="Aptos Narrow" w:hAnsi="Aptos Narrow"/>
+          <w:color w:val="70AD47" w:themeColor="accent6"/>
+        </w:rPr>
+        <w:t xml:space="preserve"> "iso"</w:t>
+      </w:r>
+      <w:r>
+        <w:rPr>
+          <w:rFonts w:ascii="Aptos Narrow" w:hAnsi="Aptos Narrow"/>
+          <w:color w:val="70AD47" w:themeColor="accent6"/>
+        </w:rPr>
+        <w:t>, "exe"</w:t>
       </w:r>
       <w:r>
         <w:rPr>
@@ -3453,7 +3460,21 @@
           <w:rFonts w:ascii="Aptos Narrow" w:hAnsi="Aptos Narrow" w:hint="eastAsia"/>
           <w:color w:val="70AD47" w:themeColor="accent6"/>
         </w:rPr>
-        <w:t xml:space="preserve"> -DSW</w:t>
+        <w:t xml:space="preserve"> </w:t>
+      </w:r>
+      <w:r>
+        <w:rPr>
+          <w:rFonts w:ascii="Aptos Narrow" w:hAnsi="Aptos Narrow" w:hint="eastAsia"/>
+          <w:color w:val="70AD47" w:themeColor="accent6"/>
+        </w:rPr>
+        <w:t>-SW</w:t>
+      </w:r>
+      <w:r>
+        <w:rPr>
+          <w:rFonts w:ascii="Aptos Narrow" w:hAnsi="Aptos Narrow"/>
+          <w:color w:val="70AD47" w:themeColor="accent6"/>
+        </w:rPr>
+        <w:t xml:space="preserve"> "iso"</w:t>
       </w:r>
       <w:r>
         <w:rPr>
@@ -4222,7 +4243,7 @@
           <w:szCs w:val="24"/>
         </w:rPr>
         <w:drawing>
-          <wp:anchor distT="0" distB="0" distL="114300" distR="114300" simplePos="0" relativeHeight="251661312" behindDoc="1" locked="0" layoutInCell="1" allowOverlap="1" wp14:anchorId="49A16DA8" wp14:editId="5FE8D9C9">
+          <wp:anchor distT="0" distB="0" distL="114300" distR="114300" simplePos="0" relativeHeight="251661312" behindDoc="1" locked="0" layoutInCell="1" allowOverlap="1" wp14:anchorId="49A16DA8" wp14:editId="2BA3B1E5">
             <wp:simplePos x="0" y="0"/>
             <wp:positionH relativeFrom="column">
               <wp:posOffset>0</wp:posOffset>
@@ -4552,90 +4573,104 @@
       </w:r>
       <w:r>
         <w:rPr>
+          <w:rFonts w:ascii="Aptos Narrow" w:hAnsi="Aptos Narrow"/>
+          <w:color w:val="7030A0"/>
+        </w:rPr>
+        <w:t>2</w:t>
+      </w:r>
+    </w:p>
+    <w:p>
+      <w:pPr>
+        <w:widowControl w:val="0"/>
+        <w:spacing w:line="360" w:lineRule="auto"/>
+        <w:rPr>
+          <w:rFonts w:ascii="Aptos Narrow" w:hAnsi="Aptos Narrow"/>
+        </w:rPr>
+      </w:pPr>
+      <w:r>
+        <w:rPr>
+          <w:rFonts w:ascii="Aptos Narrow" w:hAnsi="Aptos Narrow"/>
+        </w:rPr>
+        <w:t xml:space="preserve">Translation: </w:t>
+      </w:r>
+      <w:r>
+        <w:rPr>
+          <w:rFonts w:ascii="Aptos Narrow" w:hAnsi="Aptos Narrow"/>
+          <w:color w:val="7030A0"/>
+        </w:rPr>
+        <w:t>Chinese to English version</w:t>
+      </w:r>
+    </w:p>
+    <w:p>
+      <w:pPr>
+        <w:widowControl w:val="0"/>
+        <w:spacing w:line="360" w:lineRule="auto"/>
+        <w:rPr>
+          <w:rFonts w:ascii="Aptos Narrow" w:hAnsi="Aptos Narrow"/>
+        </w:rPr>
+      </w:pPr>
+      <w:r>
+        <w:rPr>
+          <w:rFonts w:ascii="Aptos Narrow" w:hAnsi="Aptos Narrow"/>
+        </w:rPr>
+        <w:t>All scripts included in the document, last tested</w:t>
+      </w:r>
+      <w:r>
+        <w:rPr>
+          <w:rFonts w:ascii="Aptos Narrow" w:hAnsi="Aptos Narrow"/>
+        </w:rPr>
+        <w:t xml:space="preserve">: </w:t>
+      </w:r>
+      <w:r>
+        <w:rPr>
+          <w:rFonts w:ascii="Aptos Narrow" w:hAnsi="Aptos Narrow"/>
+          <w:color w:val="7030A0"/>
+        </w:rPr>
+        <w:t>11 / 202</w:t>
+      </w:r>
+      <w:r>
+        <w:rPr>
           <w:rFonts w:ascii="Aptos Narrow" w:hAnsi="Aptos Narrow" w:hint="eastAsia"/>
           <w:color w:val="7030A0"/>
         </w:rPr>
+        <w:t>5</w:t>
+      </w:r>
+    </w:p>
+    <w:p>
+      <w:pPr>
+        <w:widowControl w:val="0"/>
+        <w:spacing w:line="360" w:lineRule="auto"/>
+        <w:rPr>
+          <w:rFonts w:ascii="Aptos Narrow" w:hAnsi="Aptos Narrow"/>
+          <w:color w:val="7030A0"/>
+        </w:rPr>
+      </w:pPr>
+      <w:r>
+        <w:rPr>
+          <w:rFonts w:ascii="Aptos Narrow" w:hAnsi="Aptos Narrow"/>
+        </w:rPr>
+        <w:t xml:space="preserve">Document last updated: </w:t>
+      </w:r>
+      <w:r>
+        <w:rPr>
+          <w:rFonts w:ascii="Aptos Narrow" w:hAnsi="Aptos Narrow"/>
+          <w:color w:val="7030A0"/>
+        </w:rPr>
         <w:t>1</w:t>
       </w:r>
-    </w:p>
-    <w:p>
-      <w:pPr>
-        <w:widowControl w:val="0"/>
-        <w:spacing w:line="360" w:lineRule="auto"/>
-        <w:rPr>
-          <w:rFonts w:ascii="Aptos Narrow" w:hAnsi="Aptos Narrow"/>
-        </w:rPr>
-      </w:pPr>
-      <w:r>
-        <w:rPr>
-          <w:rFonts w:ascii="Aptos Narrow" w:hAnsi="Aptos Narrow"/>
-        </w:rPr>
-        <w:t xml:space="preserve">Translation: </w:t>
-      </w:r>
       <w:r>
         <w:rPr>
           <w:rFonts w:ascii="Aptos Narrow" w:hAnsi="Aptos Narrow"/>
           <w:color w:val="7030A0"/>
         </w:rPr>
-        <w:t>Chinese to English version</w:t>
-      </w:r>
-    </w:p>
-    <w:p>
-      <w:pPr>
-        <w:widowControl w:val="0"/>
-        <w:spacing w:line="360" w:lineRule="auto"/>
-        <w:rPr>
-          <w:rFonts w:ascii="Aptos Narrow" w:hAnsi="Aptos Narrow"/>
-        </w:rPr>
-      </w:pPr>
-      <w:r>
-        <w:rPr>
-          <w:rFonts w:ascii="Aptos Narrow" w:hAnsi="Aptos Narrow"/>
-        </w:rPr>
-        <w:t>All scripts included in the document, last tested</w:t>
-      </w:r>
-      <w:r>
-        <w:rPr>
-          <w:rFonts w:ascii="Aptos Narrow" w:hAnsi="Aptos Narrow"/>
-        </w:rPr>
-        <w:t xml:space="preserve">: </w:t>
+        <w:t>2</w:t>
       </w:r>
       <w:r>
         <w:rPr>
           <w:rFonts w:ascii="Aptos Narrow" w:hAnsi="Aptos Narrow"/>
           <w:color w:val="7030A0"/>
         </w:rPr>
-        <w:t>11 / 202</w:t>
-      </w:r>
-      <w:r>
-        <w:rPr>
-          <w:rFonts w:ascii="Aptos Narrow" w:hAnsi="Aptos Narrow" w:hint="eastAsia"/>
-          <w:color w:val="7030A0"/>
-        </w:rPr>
-        <w:t>5</w:t>
-      </w:r>
-    </w:p>
-    <w:p>
-      <w:pPr>
-        <w:widowControl w:val="0"/>
-        <w:spacing w:line="360" w:lineRule="auto"/>
-        <w:rPr>
-          <w:rFonts w:ascii="Aptos Narrow" w:hAnsi="Aptos Narrow"/>
-          <w:color w:val="7030A0"/>
-        </w:rPr>
-      </w:pPr>
-      <w:r>
-        <w:rPr>
-          <w:rFonts w:ascii="Aptos Narrow" w:hAnsi="Aptos Narrow"/>
-        </w:rPr>
-        <w:t xml:space="preserve">Document last updated: </w:t>
-      </w:r>
-      <w:r>
-        <w:rPr>
-          <w:rFonts w:ascii="Aptos Narrow" w:hAnsi="Aptos Narrow"/>
-          <w:color w:val="7030A0"/>
-        </w:rPr>
-        <w:t>11 / 202</w:t>
+        <w:t xml:space="preserve"> / 202</w:t>
       </w:r>
       <w:r>
         <w:rPr>

--- a/_Learn/Get/Get.docx
+++ b/_Learn/Get/Get.docx
@@ -1,11 +1,12 @@
 
 <file path=word/document.xml><?xml version="1.0" encoding="utf-8"?>
-<w:document xmlns:wpc="http://schemas.microsoft.com/office/word/2010/wordprocessingCanvas" xmlns:cx="http://schemas.microsoft.com/office/drawing/2014/chartex" xmlns:cx1="http://schemas.microsoft.com/office/drawing/2015/9/8/chartex" xmlns:cx2="http://schemas.microsoft.com/office/drawing/2015/10/21/chartex" xmlns:cx3="http://schemas.microsoft.com/office/drawing/2016/5/9/chartex" xmlns:cx4="http://schemas.microsoft.com/office/drawing/2016/5/10/chartex" xmlns:cx5="http://schemas.microsoft.com/office/drawing/2016/5/11/chartex" xmlns:cx6="http://schemas.microsoft.com/office/drawing/2016/5/12/chartex" xmlns:cx7="http://schemas.microsoft.com/office/drawing/2016/5/13/chartex" xmlns:cx8="http://schemas.microsoft.com/office/drawing/2016/5/14/chartex" xmlns:mc="http://schemas.openxmlformats.org/markup-compatibility/2006" xmlns:aink="http://schemas.microsoft.com/office/drawing/2016/ink" xmlns:am3d="http://schemas.microsoft.com/office/drawing/2017/model3d" xmlns:o="urn:schemas-microsoft-com:office:office" xmlns:oel="http://schemas.microsoft.com/office/2019/extlst" xmlns:r="http://schemas.openxmlformats.org/officeDocument/2006/relationships" xmlns:m="http://schemas.openxmlformats.org/officeDocument/2006/math" xmlns:v="urn:schemas-microsoft-com:vml" xmlns:wp14="http://schemas.microsoft.com/office/word/2010/wordprocessingDrawing" xmlns:wp="http://schemas.openxmlformats.org/drawingml/2006/wordprocessingDrawing" xmlns:w10="urn:schemas-microsoft-com:office:word" xmlns:w="http://schemas.openxmlformats.org/wordprocessingml/2006/main" xmlns:w14="http://schemas.microsoft.com/office/word/2010/wordml" xmlns:w15="http://schemas.microsoft.com/office/word/2012/wordml" xmlns:w16cex="http://schemas.microsoft.com/office/word/2018/wordml/cex" xmlns:w16cid="http://schemas.microsoft.com/office/word/2016/wordml/cid" xmlns:w16="http://schemas.microsoft.com/office/word/2018/wordml" xmlns:w16du="http://schemas.microsoft.com/office/word/2023/wordml/word16du" xmlns:w16sdtdh="http://schemas.microsoft.com/office/word/2020/wordml/sdtdatahash" xmlns:w16sdtfl="http://schemas.microsoft.com/office/word/2024/wordml/sdtformatlock" xmlns:w16se="http://schemas.microsoft.com/office/word/2015/wordml/symex" xmlns:wpg="http://schemas.microsoft.com/office/word/2010/wordprocessingGroup" xmlns:wpi="http://schemas.microsoft.com/office/word/2010/wordprocessingInk" xmlns:wne="http://schemas.microsoft.com/office/word/2006/wordml" xmlns:wps="http://schemas.microsoft.com/office/word/2010/wordprocessingShape" mc:Ignorable="w14 w15 w16se w16cid w16 w16cex w16sdtdh w16sdtfl w16du wp14">
+<w:document xmlns:wpc="http://schemas.microsoft.com/office/word/2010/wordprocessingCanvas" xmlns:cx="http://schemas.microsoft.com/office/drawing/2014/chartex" xmlns:cx1="http://schemas.microsoft.com/office/drawing/2015/9/8/chartex" xmlns:cx2="http://schemas.microsoft.com/office/drawing/2015/10/21/chartex" xmlns:cx3="http://schemas.microsoft.com/office/drawing/2016/5/9/chartex" xmlns:cx4="http://schemas.microsoft.com/office/drawing/2016/5/10/chartex" xmlns:cx5="http://schemas.microsoft.com/office/drawing/2016/5/11/chartex" xmlns:cx6="http://schemas.microsoft.com/office/drawing/2016/5/12/chartex" xmlns:cx7="http://schemas.microsoft.com/office/drawing/2016/5/13/chartex" xmlns:cx8="http://schemas.microsoft.com/office/drawing/2016/5/14/chartex" xmlns:mc="http://schemas.openxmlformats.org/markup-compatibility/2006" xmlns:aink="http://schemas.microsoft.com/office/drawing/2016/ink" xmlns:am3d="http://schemas.microsoft.com/office/drawing/2017/model3d" xmlns:o="urn:schemas-microsoft-com:office:office" xmlns:oel="http://schemas.microsoft.com/office/2019/extlst" xmlns:r="http://schemas.openxmlformats.org/officeDocument/2006/relationships" xmlns:m="http://schemas.openxmlformats.org/officeDocument/2006/math" xmlns:v="urn:schemas-microsoft-com:vml" xmlns:wp14="http://schemas.microsoft.com/office/word/2010/wordprocessingDrawing" xmlns:wp="http://schemas.openxmlformats.org/drawingml/2006/wordprocessingDrawing" xmlns:w10="urn:schemas-microsoft-com:office:word" xmlns:w="http://schemas.openxmlformats.org/wordprocessingml/2006/main" xmlns:w14="http://schemas.microsoft.com/office/word/2010/wordml" xmlns:w15="http://schemas.microsoft.com/office/word/2012/wordml" xmlns:w16cex="http://schemas.microsoft.com/office/word/2018/wordml/cex" xmlns:w16cid="http://schemas.microsoft.com/office/word/2016/wordml/cid" xmlns:w16="http://schemas.microsoft.com/office/word/2018/wordml" xmlns:w16sdtdh="http://schemas.microsoft.com/office/word/2020/wordml/sdtdatahash" xmlns:w16se="http://schemas.microsoft.com/office/word/2015/wordml/symex" xmlns:wpg="http://schemas.microsoft.com/office/word/2010/wordprocessingGroup" xmlns:wpi="http://schemas.microsoft.com/office/word/2010/wordprocessingInk" xmlns:wne="http://schemas.microsoft.com/office/word/2006/wordml" xmlns:wps="http://schemas.microsoft.com/office/word/2010/wordprocessingShape" mc:Ignorable="w14 w15 w16se w16cid w16 w16cex w16sdtdh wp14">
   <w:body>
     <w:p>
       <w:pPr>
-        <w:spacing w:before="360"/>
-        <w:ind w:left="1170"/>
+        <w:spacing w:line="360" w:lineRule="auto"/>
+        <w:ind w:right="12518"/>
+        <w:jc w:val="center"/>
         <w:rPr>
           <w:rFonts w:ascii="Aptos Narrow" w:hAnsi="Aptos Narrow"/>
           <w:smallCaps/>
@@ -14,16 +15,6 @@
           <w:szCs w:val="36"/>
         </w:rPr>
       </w:pPr>
-      <w:r>
-        <w:rPr>
-          <w:rFonts w:ascii="Aptos Narrow" w:hAnsi="Aptos Narrow"/>
-          <w:smallCaps/>
-          <w:color w:val="7305B7"/>
-          <w:sz w:val="32"/>
-          <w:szCs w:val="32"/>
-        </w:rPr>
-        <w:t>Y</w:t>
-      </w:r>
       <w:r>
         <w:rPr>
           <w:rFonts w:ascii="Aptos Narrow" w:hAnsi="Aptos Narrow"/>
@@ -34,18 +25,10 @@
           <w:szCs w:val="24"/>
         </w:rPr>
         <w:drawing>
-          <wp:anchor distT="0" distB="0" distL="114300" distR="114300" simplePos="0" relativeHeight="251659264" behindDoc="1" locked="0" layoutInCell="1" allowOverlap="1" wp14:anchorId="3717FBFE" wp14:editId="41EC71A9">
-            <wp:simplePos x="0" y="0"/>
-            <wp:positionH relativeFrom="column">
-              <wp:posOffset>0</wp:posOffset>
-            </wp:positionH>
-            <wp:positionV relativeFrom="page">
-              <wp:posOffset>914400</wp:posOffset>
-            </wp:positionV>
+          <wp:inline distT="0" distB="0" distL="0" distR="0" wp14:anchorId="3CD00CA2" wp14:editId="3D498B89">
             <wp:extent cx="603504" cy="667512"/>
             <wp:effectExtent l="0" t="0" r="6350" b="0"/>
-            <wp:wrapNone/>
-            <wp:docPr id="2" name="Picture 2">
+            <wp:docPr id="1720369153" name="Picture 1720369153">
               <a:extLst xmlns:a="http://schemas.openxmlformats.org/drawingml/2006/main">
                 <a:ext uri="{C183D7F6-B498-43B3-948B-1728B52AA6E4}">
                   <adec:decorative xmlns:adec="http://schemas.microsoft.com/office/drawing/2017/decorative" val="1"/>
@@ -59,7 +42,7 @@
               <a:graphicData uri="http://schemas.openxmlformats.org/drawingml/2006/picture">
                 <pic:pic xmlns:pic="http://schemas.openxmlformats.org/drawingml/2006/picture">
                   <pic:nvPicPr>
-                    <pic:cNvPr id="2" name="Picture 2">
+                    <pic:cNvPr id="1720369153" name="Picture 1720369153">
                       <a:extLst>
                         <a:ext uri="{C183D7F6-B498-43B3-948B-1728B52AA6E4}">
                           <adec:decorative xmlns:adec="http://schemas.microsoft.com/office/drawing/2017/decorative" val="1"/>
@@ -92,14 +75,32 @@
                 </pic:pic>
               </a:graphicData>
             </a:graphic>
-            <wp14:sizeRelH relativeFrom="page">
-              <wp14:pctWidth>0</wp14:pctWidth>
-            </wp14:sizeRelH>
-            <wp14:sizeRelV relativeFrom="page">
-              <wp14:pctHeight>0</wp14:pctHeight>
-            </wp14:sizeRelV>
-          </wp:anchor>
+          </wp:inline>
         </w:drawing>
+      </w:r>
+    </w:p>
+    <w:p>
+      <w:pPr>
+        <w:spacing w:line="360" w:lineRule="auto"/>
+        <w:ind w:right="12518"/>
+        <w:jc w:val="center"/>
+        <w:rPr>
+          <w:rFonts w:ascii="Aptos Narrow" w:hAnsi="Aptos Narrow"/>
+          <w:smallCaps/>
+          <w:color w:val="7305B7"/>
+          <w:sz w:val="36"/>
+          <w:szCs w:val="36"/>
+        </w:rPr>
+      </w:pPr>
+      <w:r>
+        <w:rPr>
+          <w:rFonts w:ascii="Aptos Narrow" w:hAnsi="Aptos Narrow"/>
+          <w:smallCaps/>
+          <w:color w:val="7305B7"/>
+          <w:sz w:val="32"/>
+          <w:szCs w:val="32"/>
+        </w:rPr>
+        <w:t>Y</w:t>
       </w:r>
       <w:r>
         <w:rPr>
@@ -109,37 +110,7 @@
           <w:sz w:val="24"/>
           <w:szCs w:val="24"/>
         </w:rPr>
-        <w:t>i</w:t>
-      </w:r>
-      <w:r>
-        <w:rPr>
-          <w:rFonts w:ascii="Aptos Narrow" w:hAnsi="Aptos Narrow"/>
-          <w:smallCaps/>
-          <w:color w:val="7305B7"/>
-          <w:sz w:val="24"/>
-          <w:szCs w:val="24"/>
-        </w:rPr>
-        <w:t>'</w:t>
-      </w:r>
-      <w:r>
-        <w:rPr>
-          <w:rFonts w:ascii="Aptos Narrow" w:hAnsi="Aptos Narrow"/>
-          <w:smallCaps/>
-          <w:color w:val="7305B7"/>
-          <w:sz w:val="24"/>
-          <w:szCs w:val="24"/>
-        </w:rPr>
-        <w:t>s</w:t>
-      </w:r>
-      <w:r>
-        <w:rPr>
-          <w:rFonts w:ascii="Aptos Narrow" w:hAnsi="Aptos Narrow"/>
-          <w:smallCaps/>
-          <w:color w:val="7305B7"/>
-          <w:sz w:val="24"/>
-          <w:szCs w:val="24"/>
-        </w:rPr>
-        <w:t xml:space="preserve"> Solutions</w:t>
+        <w:t>i's Solutions</w:t>
       </w:r>
     </w:p>
     <w:p>
@@ -193,8 +164,20 @@
           <w:sz w:val="40"/>
           <w:szCs w:val="144"/>
         </w:rPr>
-        <w:t>s Soultions</w:t>
-      </w:r>
+        <w:t xml:space="preserve">s </w:t>
+      </w:r>
+      <w:proofErr w:type="spellStart"/>
+      <w:r>
+        <w:rPr>
+          <w:rFonts w:ascii="Aptos Narrow" w:hAnsi="Aptos Narrow"/>
+          <w:smallCaps/>
+          <w:color w:val="3E9D94"/>
+          <w:sz w:val="40"/>
+          <w:szCs w:val="144"/>
+        </w:rPr>
+        <w:t>Soultions</w:t>
+      </w:r>
+      <w:proofErr w:type="spellEnd"/>
       <w:r>
         <w:rPr>
           <w:rFonts w:ascii="Aptos Narrow" w:hAnsi="Aptos Narrow"/>
@@ -1555,7 +1538,21 @@
         <w:rPr>
           <w:rFonts w:ascii="Aptos Narrow" w:hAnsi="Aptos Narrow"/>
         </w:rPr>
-        <w:t>Requires Windows 11, Windows 10, Windows Server 2022, Windows Server vNext or the 5.1 version that comes with the system by default. You can optionally upgrade to the latest version of PowerShell 7.</w:t>
+        <w:t xml:space="preserve">Requires Windows 11, Windows 10, Windows Server 2022, Windows Server </w:t>
+      </w:r>
+      <w:proofErr w:type="spellStart"/>
+      <w:r>
+        <w:rPr>
+          <w:rFonts w:ascii="Aptos Narrow" w:hAnsi="Aptos Narrow"/>
+        </w:rPr>
+        <w:t>vNext</w:t>
+      </w:r>
+      <w:proofErr w:type="spellEnd"/>
+      <w:r>
+        <w:rPr>
+          <w:rFonts w:ascii="Aptos Narrow" w:hAnsi="Aptos Narrow"/>
+        </w:rPr>
+        <w:t xml:space="preserve"> or the 5.1 version that comes with the system by default. You can optionally upgrade to the latest version of PowerShell 7.</w:t>
       </w:r>
     </w:p>
     <w:p>
@@ -1726,7 +1723,55 @@
           <w:rFonts w:ascii="Aptos Narrow" w:hAnsi="Aptos Narrow"/>
           <w:color w:val="70AD47" w:themeColor="accent6"/>
         </w:rPr>
-        <w:t>Set-ExecutionPolicy -ExecutionPolicy Bypass -Scope LocalMachine -Force</w:t>
+        <w:t>Set-</w:t>
+      </w:r>
+      <w:proofErr w:type="spellStart"/>
+      <w:r>
+        <w:rPr>
+          <w:rFonts w:ascii="Aptos Narrow" w:hAnsi="Aptos Narrow"/>
+          <w:color w:val="70AD47" w:themeColor="accent6"/>
+        </w:rPr>
+        <w:t>ExecutionPolicy</w:t>
+      </w:r>
+      <w:proofErr w:type="spellEnd"/>
+      <w:r>
+        <w:rPr>
+          <w:rFonts w:ascii="Aptos Narrow" w:hAnsi="Aptos Narrow"/>
+          <w:color w:val="70AD47" w:themeColor="accent6"/>
+        </w:rPr>
+        <w:t xml:space="preserve"> -</w:t>
+      </w:r>
+      <w:proofErr w:type="spellStart"/>
+      <w:r>
+        <w:rPr>
+          <w:rFonts w:ascii="Aptos Narrow" w:hAnsi="Aptos Narrow"/>
+          <w:color w:val="70AD47" w:themeColor="accent6"/>
+        </w:rPr>
+        <w:t>ExecutionPolicy</w:t>
+      </w:r>
+      <w:proofErr w:type="spellEnd"/>
+      <w:r>
+        <w:rPr>
+          <w:rFonts w:ascii="Aptos Narrow" w:hAnsi="Aptos Narrow"/>
+          <w:color w:val="70AD47" w:themeColor="accent6"/>
+        </w:rPr>
+        <w:t xml:space="preserve"> Bypass -Scope </w:t>
+      </w:r>
+      <w:proofErr w:type="spellStart"/>
+      <w:r>
+        <w:rPr>
+          <w:rFonts w:ascii="Aptos Narrow" w:hAnsi="Aptos Narrow"/>
+          <w:color w:val="70AD47" w:themeColor="accent6"/>
+        </w:rPr>
+        <w:t>LocalMachine</w:t>
+      </w:r>
+      <w:proofErr w:type="spellEnd"/>
+      <w:r>
+        <w:rPr>
+          <w:rFonts w:ascii="Aptos Narrow" w:hAnsi="Aptos Narrow"/>
+          <w:color w:val="70AD47" w:themeColor="accent6"/>
+        </w:rPr>
+        <w:t xml:space="preserve"> -Force</w:t>
       </w:r>
     </w:p>
     <w:p>
@@ -1777,13 +1822,28 @@
           <w:rFonts w:ascii="Aptos Narrow" w:hAnsi="Aptos Narrow"/>
           <w:color w:val="7030A0"/>
         </w:rPr>
-        <w:t xml:space="preserve">.ps1 </w:t>
-      </w:r>
-      <w:r>
-        <w:rPr>
-          <w:rFonts w:ascii="Aptos Narrow" w:hAnsi="Aptos Narrow"/>
-        </w:rPr>
-        <w:t>, right-click the file and select Run as PowerShell, or copy the path and paste it into " Terminal" or "PowerShell ISE" to run. For the path with a colon, add the &amp; character in the command line, example:</w:t>
+        <w:t>.ps</w:t>
+      </w:r>
+      <w:proofErr w:type="gramStart"/>
+      <w:r>
+        <w:rPr>
+          <w:rFonts w:ascii="Aptos Narrow" w:hAnsi="Aptos Narrow"/>
+          <w:color w:val="7030A0"/>
+        </w:rPr>
+        <w:t xml:space="preserve">1 </w:t>
+      </w:r>
+      <w:r>
+        <w:rPr>
+          <w:rFonts w:ascii="Aptos Narrow" w:hAnsi="Aptos Narrow"/>
+        </w:rPr>
+        <w:t>,</w:t>
+      </w:r>
+      <w:proofErr w:type="gramEnd"/>
+      <w:r>
+        <w:rPr>
+          <w:rFonts w:ascii="Aptos Narrow" w:hAnsi="Aptos Narrow"/>
+        </w:rPr>
+        <w:t xml:space="preserve"> right-click the file and select Run as PowerShell, or copy the path and paste it into " Terminal" or "PowerShell ISE" to run. For the path with a colon, add the &amp; character in the command line, example:</w:t>
       </w:r>
     </w:p>
     <w:p>
@@ -1928,6 +1988,7 @@
         </w:rPr>
         <w:t xml:space="preserve">, </w:t>
       </w:r>
+      <w:proofErr w:type="spellStart"/>
       <w:r>
         <w:rPr>
           <w:rFonts w:ascii="Aptos Narrow" w:hAnsi="Aptos Narrow"/>
@@ -1935,6 +1996,7 @@
         </w:rPr>
         <w:t>iwr</w:t>
       </w:r>
+      <w:proofErr w:type="spellEnd"/>
       <w:r>
         <w:rPr>
           <w:rFonts w:ascii="Aptos Narrow" w:hAnsi="Aptos Narrow"/>
@@ -1946,13 +2008,36 @@
           <w:rFonts w:ascii="Aptos Narrow" w:hAnsi="Aptos Narrow"/>
           <w:color w:val="70AD47" w:themeColor="accent6"/>
         </w:rPr>
-        <w:t>Invoke-WebRequest</w:t>
-      </w:r>
-      <w:r>
-        <w:rPr>
-          <w:rFonts w:ascii="Aptos Narrow" w:hAnsi="Aptos Narrow"/>
-        </w:rPr>
-        <w:t>. When copying the download link, just copy any one.</w:t>
+        <w:t>Invoke-</w:t>
+      </w:r>
+      <w:proofErr w:type="spellStart"/>
+      <w:r>
+        <w:rPr>
+          <w:rFonts w:ascii="Aptos Narrow" w:hAnsi="Aptos Narrow"/>
+          <w:color w:val="70AD47" w:themeColor="accent6"/>
+        </w:rPr>
+        <w:t>WebRequest</w:t>
+      </w:r>
+      <w:proofErr w:type="spellEnd"/>
+      <w:r>
+        <w:rPr>
+          <w:rFonts w:ascii="Aptos Narrow" w:hAnsi="Aptos Narrow"/>
+        </w:rPr>
+        <w:t xml:space="preserve">. When copying the download link, just copy </w:t>
+      </w:r>
+      <w:proofErr w:type="spellStart"/>
+      <w:r>
+        <w:rPr>
+          <w:rFonts w:ascii="Aptos Narrow" w:hAnsi="Aptos Narrow"/>
+        </w:rPr>
+        <w:t>any one</w:t>
+      </w:r>
+      <w:proofErr w:type="spellEnd"/>
+      <w:r>
+        <w:rPr>
+          <w:rFonts w:ascii="Aptos Narrow" w:hAnsi="Aptos Narrow"/>
+        </w:rPr>
+        <w:t>.</w:t>
       </w:r>
     </w:p>
     <w:p>
@@ -2094,12 +2179,21 @@
           <w:color w:val="70AD47" w:themeColor="accent6"/>
         </w:rPr>
       </w:pPr>
-      <w:r>
-        <w:rPr>
-          <w:rFonts w:ascii="Aptos Narrow" w:hAnsi="Aptos Narrow"/>
-          <w:color w:val="70AD47" w:themeColor="accent6"/>
-        </w:rPr>
-        <w:t xml:space="preserve">wget https://fengyi.tel/gs </w:t>
+      <w:proofErr w:type="spellStart"/>
+      <w:r>
+        <w:rPr>
+          <w:rFonts w:ascii="Aptos Narrow" w:hAnsi="Aptos Narrow"/>
+          <w:color w:val="70AD47" w:themeColor="accent6"/>
+        </w:rPr>
+        <w:t>wget</w:t>
+      </w:r>
+      <w:proofErr w:type="spellEnd"/>
+      <w:r>
+        <w:rPr>
+          <w:rFonts w:ascii="Aptos Narrow" w:hAnsi="Aptos Narrow"/>
+          <w:color w:val="70AD47" w:themeColor="accent6"/>
+        </w:rPr>
+        <w:t xml:space="preserve"> https://fengyi.tel/gs </w:t>
       </w:r>
       <w:r>
         <w:rPr>
@@ -2135,12 +2229,21 @@
           <w:color w:val="70AD47" w:themeColor="accent6"/>
         </w:rPr>
       </w:pPr>
-      <w:r>
-        <w:rPr>
-          <w:rFonts w:ascii="Aptos Narrow" w:hAnsi="Aptos Narrow"/>
-          <w:color w:val="70AD47" w:themeColor="accent6"/>
-        </w:rPr>
-        <w:t xml:space="preserve">iwr https://fengyi.tel/gs </w:t>
+      <w:proofErr w:type="spellStart"/>
+      <w:r>
+        <w:rPr>
+          <w:rFonts w:ascii="Aptos Narrow" w:hAnsi="Aptos Narrow"/>
+          <w:color w:val="70AD47" w:themeColor="accent6"/>
+        </w:rPr>
+        <w:t>iwr</w:t>
+      </w:r>
+      <w:proofErr w:type="spellEnd"/>
+      <w:r>
+        <w:rPr>
+          <w:rFonts w:ascii="Aptos Narrow" w:hAnsi="Aptos Narrow"/>
+          <w:color w:val="70AD47" w:themeColor="accent6"/>
+        </w:rPr>
+        <w:t xml:space="preserve"> https://fengyi.tel/gs </w:t>
       </w:r>
       <w:r>
         <w:rPr>
@@ -2175,21 +2278,53 @@
           <w:color w:val="70AD47" w:themeColor="accent6"/>
         </w:rPr>
         <w:lastRenderedPageBreak/>
-        <w:t xml:space="preserve">Invoke-WebRequest https://fengyi.tel/gs </w:t>
-      </w:r>
-      <w:r>
-        <w:rPr>
-          <w:rFonts w:ascii="Aptos Narrow" w:hAnsi="Aptos Narrow"/>
-          <w:color w:val="70AD47" w:themeColor="accent6"/>
-        </w:rPr>
-        <w:t>-o</w:t>
-      </w:r>
-      <w:r>
-        <w:rPr>
-          <w:rFonts w:ascii="Aptos Narrow" w:hAnsi="Aptos Narrow"/>
-          <w:color w:val="70AD47" w:themeColor="accent6"/>
-        </w:rPr>
-        <w:t>utFile get.ps1; .\get.ps1;</w:t>
+        <w:t>Invoke-</w:t>
+      </w:r>
+      <w:proofErr w:type="spellStart"/>
+      <w:r>
+        <w:rPr>
+          <w:rFonts w:ascii="Aptos Narrow" w:hAnsi="Aptos Narrow"/>
+          <w:color w:val="70AD47" w:themeColor="accent6"/>
+        </w:rPr>
+        <w:t>WebRequest</w:t>
+      </w:r>
+      <w:proofErr w:type="spellEnd"/>
+      <w:r>
+        <w:rPr>
+          <w:rFonts w:ascii="Aptos Narrow" w:hAnsi="Aptos Narrow"/>
+          <w:color w:val="70AD47" w:themeColor="accent6"/>
+        </w:rPr>
+        <w:t xml:space="preserve"> https://fengyi.tel/gs </w:t>
+      </w:r>
+      <w:r>
+        <w:rPr>
+          <w:rFonts w:ascii="Aptos Narrow" w:hAnsi="Aptos Narrow"/>
+          <w:color w:val="70AD47" w:themeColor="accent6"/>
+        </w:rPr>
+        <w:t>-</w:t>
+      </w:r>
+      <w:proofErr w:type="spellStart"/>
+      <w:r>
+        <w:rPr>
+          <w:rFonts w:ascii="Aptos Narrow" w:hAnsi="Aptos Narrow"/>
+          <w:color w:val="70AD47" w:themeColor="accent6"/>
+        </w:rPr>
+        <w:t>o</w:t>
+      </w:r>
+      <w:r>
+        <w:rPr>
+          <w:rFonts w:ascii="Aptos Narrow" w:hAnsi="Aptos Narrow"/>
+          <w:color w:val="70AD47" w:themeColor="accent6"/>
+        </w:rPr>
+        <w:t>utFile</w:t>
+      </w:r>
+      <w:proofErr w:type="spellEnd"/>
+      <w:r>
+        <w:rPr>
+          <w:rFonts w:ascii="Aptos Narrow" w:hAnsi="Aptos Narrow"/>
+          <w:color w:val="70AD47" w:themeColor="accent6"/>
+        </w:rPr>
+        <w:t xml:space="preserve"> get.ps1; .\get.ps1;</w:t>
       </w:r>
     </w:p>
     <w:p>
@@ -2279,7 +2414,14 @@
         <w:rPr>
           <w:rFonts w:ascii="Aptos Narrow" w:hAnsi="Aptos Narrow"/>
         </w:rPr>
-        <w:t>Get the installation script from Github</w:t>
+        <w:t xml:space="preserve">Get the installation script from </w:t>
+      </w:r>
+      <w:proofErr w:type="spellStart"/>
+      <w:r>
+        <w:rPr>
+          <w:rFonts w:ascii="Aptos Narrow" w:hAnsi="Aptos Narrow"/>
+        </w:rPr>
+        <w:t>Github</w:t>
       </w:r>
       <w:r>
         <w:rPr>
@@ -2291,7 +2433,14 @@
         <w:rPr>
           <w:rFonts w:ascii="Aptos Narrow" w:hAnsi="Aptos Narrow"/>
         </w:rPr>
-        <w:t>s node</w:t>
+        <w:t>s</w:t>
+      </w:r>
+      <w:proofErr w:type="spellEnd"/>
+      <w:r>
+        <w:rPr>
+          <w:rFonts w:ascii="Aptos Narrow" w:hAnsi="Aptos Narrow"/>
+        </w:rPr>
+        <w:t xml:space="preserve"> node</w:t>
       </w:r>
     </w:p>
     <w:p>
@@ -2340,12 +2489,21 @@
           <w:color w:val="70AD47" w:themeColor="accent6"/>
         </w:rPr>
       </w:pPr>
-      <w:r>
-        <w:rPr>
-          <w:rFonts w:ascii="Aptos Narrow" w:hAnsi="Aptos Narrow"/>
-          <w:color w:val="70AD47" w:themeColor="accent6"/>
-        </w:rPr>
-        <w:t xml:space="preserve">wget https://github.com/ilikeyi/Solutions/raw/main/get.ps1 </w:t>
+      <w:proofErr w:type="spellStart"/>
+      <w:r>
+        <w:rPr>
+          <w:rFonts w:ascii="Aptos Narrow" w:hAnsi="Aptos Narrow"/>
+          <w:color w:val="70AD47" w:themeColor="accent6"/>
+        </w:rPr>
+        <w:t>wget</w:t>
+      </w:r>
+      <w:proofErr w:type="spellEnd"/>
+      <w:r>
+        <w:rPr>
+          <w:rFonts w:ascii="Aptos Narrow" w:hAnsi="Aptos Narrow"/>
+          <w:color w:val="70AD47" w:themeColor="accent6"/>
+        </w:rPr>
+        <w:t xml:space="preserve"> https://github.com/ilikeyi/Solutions/raw/main/get.ps1 </w:t>
       </w:r>
       <w:r>
         <w:rPr>
@@ -2381,12 +2539,21 @@
           <w:color w:val="70AD47" w:themeColor="accent6"/>
         </w:rPr>
       </w:pPr>
-      <w:r>
-        <w:rPr>
-          <w:rFonts w:ascii="Aptos Narrow" w:hAnsi="Aptos Narrow"/>
-          <w:color w:val="70AD47" w:themeColor="accent6"/>
-        </w:rPr>
-        <w:t xml:space="preserve">iwr https://github.com/ilikeyi/Solutions/raw/main/get.ps1 </w:t>
+      <w:proofErr w:type="spellStart"/>
+      <w:r>
+        <w:rPr>
+          <w:rFonts w:ascii="Aptos Narrow" w:hAnsi="Aptos Narrow"/>
+          <w:color w:val="70AD47" w:themeColor="accent6"/>
+        </w:rPr>
+        <w:t>iwr</w:t>
+      </w:r>
+      <w:proofErr w:type="spellEnd"/>
+      <w:r>
+        <w:rPr>
+          <w:rFonts w:ascii="Aptos Narrow" w:hAnsi="Aptos Narrow"/>
+          <w:color w:val="70AD47" w:themeColor="accent6"/>
+        </w:rPr>
+        <w:t xml:space="preserve"> https://github.com/ilikeyi/Solutions/raw/main/get.ps1 </w:t>
       </w:r>
       <w:r>
         <w:rPr>
@@ -2420,21 +2587,53 @@
           <w:rFonts w:ascii="Aptos Narrow" w:hAnsi="Aptos Narrow"/>
           <w:color w:val="70AD47" w:themeColor="accent6"/>
         </w:rPr>
-        <w:t xml:space="preserve">Invoke-WebRequest https://github.com/ilikeyi/Solutions/raw/main/get.ps1 </w:t>
-      </w:r>
-      <w:r>
-        <w:rPr>
-          <w:rFonts w:ascii="Aptos Narrow" w:hAnsi="Aptos Narrow"/>
-          <w:color w:val="70AD47" w:themeColor="accent6"/>
-        </w:rPr>
-        <w:t>-o</w:t>
-      </w:r>
-      <w:r>
-        <w:rPr>
-          <w:rFonts w:ascii="Aptos Narrow" w:hAnsi="Aptos Narrow"/>
-          <w:color w:val="70AD47" w:themeColor="accent6"/>
-        </w:rPr>
-        <w:t>utFile get.ps1; .\get.ps1;</w:t>
+        <w:t>Invoke-</w:t>
+      </w:r>
+      <w:proofErr w:type="spellStart"/>
+      <w:r>
+        <w:rPr>
+          <w:rFonts w:ascii="Aptos Narrow" w:hAnsi="Aptos Narrow"/>
+          <w:color w:val="70AD47" w:themeColor="accent6"/>
+        </w:rPr>
+        <w:t>WebRequest</w:t>
+      </w:r>
+      <w:proofErr w:type="spellEnd"/>
+      <w:r>
+        <w:rPr>
+          <w:rFonts w:ascii="Aptos Narrow" w:hAnsi="Aptos Narrow"/>
+          <w:color w:val="70AD47" w:themeColor="accent6"/>
+        </w:rPr>
+        <w:t xml:space="preserve"> https://github.com/ilikeyi/Solutions/raw/main/get.ps1 </w:t>
+      </w:r>
+      <w:r>
+        <w:rPr>
+          <w:rFonts w:ascii="Aptos Narrow" w:hAnsi="Aptos Narrow"/>
+          <w:color w:val="70AD47" w:themeColor="accent6"/>
+        </w:rPr>
+        <w:t>-</w:t>
+      </w:r>
+      <w:proofErr w:type="spellStart"/>
+      <w:r>
+        <w:rPr>
+          <w:rFonts w:ascii="Aptos Narrow" w:hAnsi="Aptos Narrow"/>
+          <w:color w:val="70AD47" w:themeColor="accent6"/>
+        </w:rPr>
+        <w:t>o</w:t>
+      </w:r>
+      <w:r>
+        <w:rPr>
+          <w:rFonts w:ascii="Aptos Narrow" w:hAnsi="Aptos Narrow"/>
+          <w:color w:val="70AD47" w:themeColor="accent6"/>
+        </w:rPr>
+        <w:t>utFile</w:t>
+      </w:r>
+      <w:proofErr w:type="spellEnd"/>
+      <w:r>
+        <w:rPr>
+          <w:rFonts w:ascii="Aptos Narrow" w:hAnsi="Aptos Narrow"/>
+          <w:color w:val="70AD47" w:themeColor="accent6"/>
+        </w:rPr>
+        <w:t xml:space="preserve"> get.ps1; .\get.ps1;</w:t>
       </w:r>
     </w:p>
     <w:p>
@@ -2650,12 +2849,21 @@
           <w:color w:val="70AD47" w:themeColor="accent6"/>
         </w:rPr>
       </w:pPr>
-      <w:r>
-        <w:rPr>
-          <w:rFonts w:ascii="Aptos Narrow" w:hAnsi="Aptos Narrow"/>
-          <w:color w:val="70AD47" w:themeColor="accent6"/>
-        </w:rPr>
-        <w:t xml:space="preserve">wget https://fengyi.tel/gs </w:t>
+      <w:proofErr w:type="spellStart"/>
+      <w:r>
+        <w:rPr>
+          <w:rFonts w:ascii="Aptos Narrow" w:hAnsi="Aptos Narrow"/>
+          <w:color w:val="70AD47" w:themeColor="accent6"/>
+        </w:rPr>
+        <w:t>wget</w:t>
+      </w:r>
+      <w:proofErr w:type="spellEnd"/>
+      <w:r>
+        <w:rPr>
+          <w:rFonts w:ascii="Aptos Narrow" w:hAnsi="Aptos Narrow"/>
+          <w:color w:val="70AD47" w:themeColor="accent6"/>
+        </w:rPr>
+        <w:t xml:space="preserve"> https://fengyi.tel/gs </w:t>
       </w:r>
       <w:r>
         <w:rPr>
@@ -2691,12 +2899,21 @@
           <w:color w:val="70AD47" w:themeColor="accent6"/>
         </w:rPr>
       </w:pPr>
-      <w:r>
-        <w:rPr>
-          <w:rFonts w:ascii="Aptos Narrow" w:hAnsi="Aptos Narrow"/>
-          <w:color w:val="70AD47" w:themeColor="accent6"/>
-        </w:rPr>
-        <w:t xml:space="preserve">iwr https://fengyi.tel/gs </w:t>
+      <w:proofErr w:type="spellStart"/>
+      <w:r>
+        <w:rPr>
+          <w:rFonts w:ascii="Aptos Narrow" w:hAnsi="Aptos Narrow"/>
+          <w:color w:val="70AD47" w:themeColor="accent6"/>
+        </w:rPr>
+        <w:t>iwr</w:t>
+      </w:r>
+      <w:proofErr w:type="spellEnd"/>
+      <w:r>
+        <w:rPr>
+          <w:rFonts w:ascii="Aptos Narrow" w:hAnsi="Aptos Narrow"/>
+          <w:color w:val="70AD47" w:themeColor="accent6"/>
+        </w:rPr>
+        <w:t xml:space="preserve"> https://fengyi.tel/gs </w:t>
       </w:r>
       <w:r>
         <w:rPr>
@@ -2730,21 +2947,53 @@
           <w:rFonts w:ascii="Aptos Narrow" w:hAnsi="Aptos Narrow"/>
           <w:color w:val="70AD47" w:themeColor="accent6"/>
         </w:rPr>
-        <w:t xml:space="preserve">Invoke-WebRequest https://fengyi.tel/gs </w:t>
-      </w:r>
-      <w:r>
-        <w:rPr>
-          <w:rFonts w:ascii="Aptos Narrow" w:hAnsi="Aptos Narrow"/>
-          <w:color w:val="70AD47" w:themeColor="accent6"/>
-        </w:rPr>
-        <w:t>-o</w:t>
-      </w:r>
-      <w:r>
-        <w:rPr>
-          <w:rFonts w:ascii="Aptos Narrow" w:hAnsi="Aptos Narrow"/>
-          <w:color w:val="70AD47" w:themeColor="accent6"/>
-        </w:rPr>
-        <w:t>utFile get.ps1</w:t>
+        <w:t>Invoke-</w:t>
+      </w:r>
+      <w:proofErr w:type="spellStart"/>
+      <w:r>
+        <w:rPr>
+          <w:rFonts w:ascii="Aptos Narrow" w:hAnsi="Aptos Narrow"/>
+          <w:color w:val="70AD47" w:themeColor="accent6"/>
+        </w:rPr>
+        <w:t>WebRequest</w:t>
+      </w:r>
+      <w:proofErr w:type="spellEnd"/>
+      <w:r>
+        <w:rPr>
+          <w:rFonts w:ascii="Aptos Narrow" w:hAnsi="Aptos Narrow"/>
+          <w:color w:val="70AD47" w:themeColor="accent6"/>
+        </w:rPr>
+        <w:t xml:space="preserve"> https://fengyi.tel/gs </w:t>
+      </w:r>
+      <w:r>
+        <w:rPr>
+          <w:rFonts w:ascii="Aptos Narrow" w:hAnsi="Aptos Narrow"/>
+          <w:color w:val="70AD47" w:themeColor="accent6"/>
+        </w:rPr>
+        <w:t>-</w:t>
+      </w:r>
+      <w:proofErr w:type="spellStart"/>
+      <w:r>
+        <w:rPr>
+          <w:rFonts w:ascii="Aptos Narrow" w:hAnsi="Aptos Narrow"/>
+          <w:color w:val="70AD47" w:themeColor="accent6"/>
+        </w:rPr>
+        <w:t>o</w:t>
+      </w:r>
+      <w:r>
+        <w:rPr>
+          <w:rFonts w:ascii="Aptos Narrow" w:hAnsi="Aptos Narrow"/>
+          <w:color w:val="70AD47" w:themeColor="accent6"/>
+        </w:rPr>
+        <w:t>utFile</w:t>
+      </w:r>
+      <w:proofErr w:type="spellEnd"/>
+      <w:r>
+        <w:rPr>
+          <w:rFonts w:ascii="Aptos Narrow" w:hAnsi="Aptos Narrow"/>
+          <w:color w:val="70AD47" w:themeColor="accent6"/>
+        </w:rPr>
+        <w:t xml:space="preserve"> get.ps1</w:t>
       </w:r>
     </w:p>
     <w:p>
@@ -2766,7 +3015,14 @@
         <w:rPr>
           <w:rFonts w:ascii="Aptos Narrow" w:hAnsi="Aptos Narrow"/>
         </w:rPr>
-        <w:t>Get the installation script from Github</w:t>
+        <w:t xml:space="preserve">Get the installation script from </w:t>
+      </w:r>
+      <w:proofErr w:type="spellStart"/>
+      <w:r>
+        <w:rPr>
+          <w:rFonts w:ascii="Aptos Narrow" w:hAnsi="Aptos Narrow"/>
+        </w:rPr>
+        <w:t>Github</w:t>
       </w:r>
       <w:r>
         <w:rPr>
@@ -2778,7 +3034,14 @@
         <w:rPr>
           <w:rFonts w:ascii="Aptos Narrow" w:hAnsi="Aptos Narrow"/>
         </w:rPr>
-        <w:t>s node</w:t>
+        <w:t>s</w:t>
+      </w:r>
+      <w:proofErr w:type="spellEnd"/>
+      <w:r>
+        <w:rPr>
+          <w:rFonts w:ascii="Aptos Narrow" w:hAnsi="Aptos Narrow"/>
+        </w:rPr>
+        <w:t xml:space="preserve"> node</w:t>
       </w:r>
     </w:p>
     <w:p>
@@ -2827,12 +3090,21 @@
           <w:color w:val="70AD47" w:themeColor="accent6"/>
         </w:rPr>
       </w:pPr>
-      <w:r>
-        <w:rPr>
-          <w:rFonts w:ascii="Aptos Narrow" w:hAnsi="Aptos Narrow"/>
-          <w:color w:val="70AD47" w:themeColor="accent6"/>
-        </w:rPr>
-        <w:t xml:space="preserve">wget https://github.com/ilikeyi/Solutions/raw/main/get.ps1 </w:t>
+      <w:proofErr w:type="spellStart"/>
+      <w:r>
+        <w:rPr>
+          <w:rFonts w:ascii="Aptos Narrow" w:hAnsi="Aptos Narrow"/>
+          <w:color w:val="70AD47" w:themeColor="accent6"/>
+        </w:rPr>
+        <w:t>wget</w:t>
+      </w:r>
+      <w:proofErr w:type="spellEnd"/>
+      <w:r>
+        <w:rPr>
+          <w:rFonts w:ascii="Aptos Narrow" w:hAnsi="Aptos Narrow"/>
+          <w:color w:val="70AD47" w:themeColor="accent6"/>
+        </w:rPr>
+        <w:t xml:space="preserve"> https://github.com/ilikeyi/Solutions/raw/main/get.ps1 </w:t>
       </w:r>
       <w:r>
         <w:rPr>
@@ -2868,12 +3140,21 @@
           <w:color w:val="70AD47" w:themeColor="accent6"/>
         </w:rPr>
       </w:pPr>
-      <w:r>
-        <w:rPr>
-          <w:rFonts w:ascii="Aptos Narrow" w:hAnsi="Aptos Narrow"/>
-          <w:color w:val="70AD47" w:themeColor="accent6"/>
-        </w:rPr>
-        <w:t xml:space="preserve">iwr https://github.com/ilikeyi/Solutions/raw/main/get.ps1 </w:t>
+      <w:proofErr w:type="spellStart"/>
+      <w:r>
+        <w:rPr>
+          <w:rFonts w:ascii="Aptos Narrow" w:hAnsi="Aptos Narrow"/>
+          <w:color w:val="70AD47" w:themeColor="accent6"/>
+        </w:rPr>
+        <w:t>iwr</w:t>
+      </w:r>
+      <w:proofErr w:type="spellEnd"/>
+      <w:r>
+        <w:rPr>
+          <w:rFonts w:ascii="Aptos Narrow" w:hAnsi="Aptos Narrow"/>
+          <w:color w:val="70AD47" w:themeColor="accent6"/>
+        </w:rPr>
+        <w:t xml:space="preserve"> https://github.com/ilikeyi/Solutions/raw/main/get.ps1 </w:t>
       </w:r>
       <w:r>
         <w:rPr>
@@ -2907,21 +3188,53 @@
           <w:rFonts w:ascii="Aptos Narrow" w:hAnsi="Aptos Narrow"/>
           <w:color w:val="70AD47" w:themeColor="accent6"/>
         </w:rPr>
-        <w:t xml:space="preserve">Invoke-WebRequest https://github.com/ilikeyi/Solutions/raw/main/get.ps1 </w:t>
-      </w:r>
-      <w:r>
-        <w:rPr>
-          <w:rFonts w:ascii="Aptos Narrow" w:hAnsi="Aptos Narrow"/>
-          <w:color w:val="70AD47" w:themeColor="accent6"/>
-        </w:rPr>
-        <w:t>-o</w:t>
-      </w:r>
-      <w:r>
-        <w:rPr>
-          <w:rFonts w:ascii="Aptos Narrow" w:hAnsi="Aptos Narrow"/>
-          <w:color w:val="70AD47" w:themeColor="accent6"/>
-        </w:rPr>
-        <w:t>utFile get.ps1</w:t>
+        <w:t>Invoke-</w:t>
+      </w:r>
+      <w:proofErr w:type="spellStart"/>
+      <w:r>
+        <w:rPr>
+          <w:rFonts w:ascii="Aptos Narrow" w:hAnsi="Aptos Narrow"/>
+          <w:color w:val="70AD47" w:themeColor="accent6"/>
+        </w:rPr>
+        <w:t>WebRequest</w:t>
+      </w:r>
+      <w:proofErr w:type="spellEnd"/>
+      <w:r>
+        <w:rPr>
+          <w:rFonts w:ascii="Aptos Narrow" w:hAnsi="Aptos Narrow"/>
+          <w:color w:val="70AD47" w:themeColor="accent6"/>
+        </w:rPr>
+        <w:t xml:space="preserve"> https://github.com/ilikeyi/Solutions/raw/main/get.ps1 </w:t>
+      </w:r>
+      <w:r>
+        <w:rPr>
+          <w:rFonts w:ascii="Aptos Narrow" w:hAnsi="Aptos Narrow"/>
+          <w:color w:val="70AD47" w:themeColor="accent6"/>
+        </w:rPr>
+        <w:t>-</w:t>
+      </w:r>
+      <w:proofErr w:type="spellStart"/>
+      <w:r>
+        <w:rPr>
+          <w:rFonts w:ascii="Aptos Narrow" w:hAnsi="Aptos Narrow"/>
+          <w:color w:val="70AD47" w:themeColor="accent6"/>
+        </w:rPr>
+        <w:t>o</w:t>
+      </w:r>
+      <w:r>
+        <w:rPr>
+          <w:rFonts w:ascii="Aptos Narrow" w:hAnsi="Aptos Narrow"/>
+          <w:color w:val="70AD47" w:themeColor="accent6"/>
+        </w:rPr>
+        <w:t>utFile</w:t>
+      </w:r>
+      <w:proofErr w:type="spellEnd"/>
+      <w:r>
+        <w:rPr>
+          <w:rFonts w:ascii="Aptos Narrow" w:hAnsi="Aptos Narrow"/>
+          <w:color w:val="70AD47" w:themeColor="accent6"/>
+        </w:rPr>
+        <w:t xml:space="preserve"> get.ps1</w:t>
       </w:r>
     </w:p>
     <w:p>
@@ -3024,7 +3337,23 @@
           <w:rFonts w:ascii="Aptos Narrow" w:hAnsi="Aptos Narrow"/>
           <w:color w:val="70AD47" w:themeColor="accent6"/>
         </w:rPr>
-        <w:t xml:space="preserve"> "en-US"</w:t>
+        <w:t xml:space="preserve"> "</w:t>
+      </w:r>
+      <w:proofErr w:type="spellStart"/>
+      <w:r>
+        <w:rPr>
+          <w:rFonts w:ascii="Aptos Narrow" w:hAnsi="Aptos Narrow"/>
+          <w:color w:val="70AD47" w:themeColor="accent6"/>
+        </w:rPr>
+        <w:t>en</w:t>
+      </w:r>
+      <w:proofErr w:type="spellEnd"/>
+      <w:r>
+        <w:rPr>
+          <w:rFonts w:ascii="Aptos Narrow" w:hAnsi="Aptos Narrow"/>
+          <w:color w:val="70AD47" w:themeColor="accent6"/>
+        </w:rPr>
+        <w:t>-US"</w:t>
       </w:r>
       <w:r>
         <w:rPr>
@@ -3036,7 +3365,315 @@
         <w:rPr>
           <w:rFonts w:ascii="Aptos Narrow" w:hAnsi="Aptos Narrow"/>
         </w:rPr>
-        <w:t>Customize the interactive language. en-US can be replaced with: ar-sa; bg-bg; cs-cz; da-dk; de-DE; el-gr; es-es; es-mx; et-ee; fi-fi; fr-ca; fr-fr; he-il; hr-hr; hu-hu; it-it; ja-JP; ko-KR; lt-lt; lv-lv; nb-no; nl-nl; pl-pl; pt-br; pt-pt; ro-ro; ru-ru; sk-sk; sl-si; sr-latn-rs; sv-se; th-th; tr-tr; uk-ua; zh-CN; zh-TW</w:t>
+        <w:t xml:space="preserve">Customize the interactive language. </w:t>
+      </w:r>
+      <w:proofErr w:type="spellStart"/>
+      <w:r>
+        <w:rPr>
+          <w:rFonts w:ascii="Aptos Narrow" w:hAnsi="Aptos Narrow"/>
+        </w:rPr>
+        <w:t>en</w:t>
+      </w:r>
+      <w:proofErr w:type="spellEnd"/>
+      <w:r>
+        <w:rPr>
+          <w:rFonts w:ascii="Aptos Narrow" w:hAnsi="Aptos Narrow"/>
+        </w:rPr>
+        <w:t xml:space="preserve">-US can be replaced with: </w:t>
+      </w:r>
+      <w:proofErr w:type="spellStart"/>
+      <w:r>
+        <w:rPr>
+          <w:rFonts w:ascii="Aptos Narrow" w:hAnsi="Aptos Narrow"/>
+        </w:rPr>
+        <w:t>ar-sa</w:t>
+      </w:r>
+      <w:proofErr w:type="spellEnd"/>
+      <w:r>
+        <w:rPr>
+          <w:rFonts w:ascii="Aptos Narrow" w:hAnsi="Aptos Narrow"/>
+        </w:rPr>
+        <w:t xml:space="preserve">; </w:t>
+      </w:r>
+      <w:proofErr w:type="spellStart"/>
+      <w:r>
+        <w:rPr>
+          <w:rFonts w:ascii="Aptos Narrow" w:hAnsi="Aptos Narrow"/>
+        </w:rPr>
+        <w:t>bg-bg</w:t>
+      </w:r>
+      <w:proofErr w:type="spellEnd"/>
+      <w:r>
+        <w:rPr>
+          <w:rFonts w:ascii="Aptos Narrow" w:hAnsi="Aptos Narrow"/>
+        </w:rPr>
+        <w:t>; cs-</w:t>
+      </w:r>
+      <w:proofErr w:type="spellStart"/>
+      <w:r>
+        <w:rPr>
+          <w:rFonts w:ascii="Aptos Narrow" w:hAnsi="Aptos Narrow"/>
+        </w:rPr>
+        <w:t>cz</w:t>
+      </w:r>
+      <w:proofErr w:type="spellEnd"/>
+      <w:r>
+        <w:rPr>
+          <w:rFonts w:ascii="Aptos Narrow" w:hAnsi="Aptos Narrow"/>
+        </w:rPr>
+        <w:t xml:space="preserve">; da-dk; de-DE; </w:t>
+      </w:r>
+      <w:proofErr w:type="spellStart"/>
+      <w:r>
+        <w:rPr>
+          <w:rFonts w:ascii="Aptos Narrow" w:hAnsi="Aptos Narrow"/>
+        </w:rPr>
+        <w:t>el</w:t>
+      </w:r>
+      <w:proofErr w:type="spellEnd"/>
+      <w:r>
+        <w:rPr>
+          <w:rFonts w:ascii="Aptos Narrow" w:hAnsi="Aptos Narrow"/>
+        </w:rPr>
+        <w:t>-gr; es-es; es-mx; et-</w:t>
+      </w:r>
+      <w:proofErr w:type="spellStart"/>
+      <w:r>
+        <w:rPr>
+          <w:rFonts w:ascii="Aptos Narrow" w:hAnsi="Aptos Narrow"/>
+        </w:rPr>
+        <w:t>ee</w:t>
+      </w:r>
+      <w:proofErr w:type="spellEnd"/>
+      <w:r>
+        <w:rPr>
+          <w:rFonts w:ascii="Aptos Narrow" w:hAnsi="Aptos Narrow"/>
+        </w:rPr>
+        <w:t xml:space="preserve">; fi-fi; </w:t>
+      </w:r>
+      <w:proofErr w:type="spellStart"/>
+      <w:r>
+        <w:rPr>
+          <w:rFonts w:ascii="Aptos Narrow" w:hAnsi="Aptos Narrow"/>
+        </w:rPr>
+        <w:t>fr</w:t>
+      </w:r>
+      <w:proofErr w:type="spellEnd"/>
+      <w:r>
+        <w:rPr>
+          <w:rFonts w:ascii="Aptos Narrow" w:hAnsi="Aptos Narrow"/>
+        </w:rPr>
+        <w:t xml:space="preserve">-ca; </w:t>
+      </w:r>
+      <w:proofErr w:type="spellStart"/>
+      <w:r>
+        <w:rPr>
+          <w:rFonts w:ascii="Aptos Narrow" w:hAnsi="Aptos Narrow"/>
+        </w:rPr>
+        <w:t>fr-fr</w:t>
+      </w:r>
+      <w:proofErr w:type="spellEnd"/>
+      <w:r>
+        <w:rPr>
+          <w:rFonts w:ascii="Aptos Narrow" w:hAnsi="Aptos Narrow"/>
+        </w:rPr>
+        <w:t xml:space="preserve">; he-il; </w:t>
+      </w:r>
+      <w:proofErr w:type="spellStart"/>
+      <w:r>
+        <w:rPr>
+          <w:rFonts w:ascii="Aptos Narrow" w:hAnsi="Aptos Narrow"/>
+        </w:rPr>
+        <w:t>hr-hr</w:t>
+      </w:r>
+      <w:proofErr w:type="spellEnd"/>
+      <w:r>
+        <w:rPr>
+          <w:rFonts w:ascii="Aptos Narrow" w:hAnsi="Aptos Narrow"/>
+        </w:rPr>
+        <w:t xml:space="preserve">; hu-hu; it-it; ja-JP; ko-KR; </w:t>
+      </w:r>
+      <w:proofErr w:type="spellStart"/>
+      <w:r>
+        <w:rPr>
+          <w:rFonts w:ascii="Aptos Narrow" w:hAnsi="Aptos Narrow"/>
+        </w:rPr>
+        <w:t>lt-lt</w:t>
+      </w:r>
+      <w:proofErr w:type="spellEnd"/>
+      <w:r>
+        <w:rPr>
+          <w:rFonts w:ascii="Aptos Narrow" w:hAnsi="Aptos Narrow"/>
+        </w:rPr>
+        <w:t xml:space="preserve">; lv-lv; </w:t>
+      </w:r>
+      <w:proofErr w:type="spellStart"/>
+      <w:r>
+        <w:rPr>
+          <w:rFonts w:ascii="Aptos Narrow" w:hAnsi="Aptos Narrow"/>
+        </w:rPr>
+        <w:t>nb</w:t>
+      </w:r>
+      <w:proofErr w:type="spellEnd"/>
+      <w:r>
+        <w:rPr>
+          <w:rFonts w:ascii="Aptos Narrow" w:hAnsi="Aptos Narrow"/>
+        </w:rPr>
+        <w:t xml:space="preserve">-no; </w:t>
+      </w:r>
+      <w:proofErr w:type="spellStart"/>
+      <w:r>
+        <w:rPr>
+          <w:rFonts w:ascii="Aptos Narrow" w:hAnsi="Aptos Narrow"/>
+        </w:rPr>
+        <w:t>nl-nl</w:t>
+      </w:r>
+      <w:proofErr w:type="spellEnd"/>
+      <w:r>
+        <w:rPr>
+          <w:rFonts w:ascii="Aptos Narrow" w:hAnsi="Aptos Narrow"/>
+        </w:rPr>
+        <w:t>; pl-pl; pt-</w:t>
+      </w:r>
+      <w:proofErr w:type="spellStart"/>
+      <w:r>
+        <w:rPr>
+          <w:rFonts w:ascii="Aptos Narrow" w:hAnsi="Aptos Narrow"/>
+        </w:rPr>
+        <w:t>br</w:t>
+      </w:r>
+      <w:proofErr w:type="spellEnd"/>
+      <w:r>
+        <w:rPr>
+          <w:rFonts w:ascii="Aptos Narrow" w:hAnsi="Aptos Narrow"/>
+        </w:rPr>
+        <w:t xml:space="preserve">; pt-pt; ro-ro; </w:t>
+      </w:r>
+      <w:proofErr w:type="spellStart"/>
+      <w:r>
+        <w:rPr>
+          <w:rFonts w:ascii="Aptos Narrow" w:hAnsi="Aptos Narrow"/>
+        </w:rPr>
+        <w:t>ru-ru</w:t>
+      </w:r>
+      <w:proofErr w:type="spellEnd"/>
+      <w:r>
+        <w:rPr>
+          <w:rFonts w:ascii="Aptos Narrow" w:hAnsi="Aptos Narrow"/>
+        </w:rPr>
+        <w:t xml:space="preserve">; </w:t>
+      </w:r>
+      <w:proofErr w:type="spellStart"/>
+      <w:r>
+        <w:rPr>
+          <w:rFonts w:ascii="Aptos Narrow" w:hAnsi="Aptos Narrow"/>
+        </w:rPr>
+        <w:t>sk-sk</w:t>
+      </w:r>
+      <w:proofErr w:type="spellEnd"/>
+      <w:r>
+        <w:rPr>
+          <w:rFonts w:ascii="Aptos Narrow" w:hAnsi="Aptos Narrow"/>
+        </w:rPr>
+        <w:t xml:space="preserve">; </w:t>
+      </w:r>
+      <w:proofErr w:type="spellStart"/>
+      <w:r>
+        <w:rPr>
+          <w:rFonts w:ascii="Aptos Narrow" w:hAnsi="Aptos Narrow"/>
+        </w:rPr>
+        <w:t>sl-si</w:t>
+      </w:r>
+      <w:proofErr w:type="spellEnd"/>
+      <w:r>
+        <w:rPr>
+          <w:rFonts w:ascii="Aptos Narrow" w:hAnsi="Aptos Narrow"/>
+        </w:rPr>
+        <w:t xml:space="preserve">; </w:t>
+      </w:r>
+      <w:proofErr w:type="spellStart"/>
+      <w:r>
+        <w:rPr>
+          <w:rFonts w:ascii="Aptos Narrow" w:hAnsi="Aptos Narrow"/>
+        </w:rPr>
+        <w:t>sr-latn-rs</w:t>
+      </w:r>
+      <w:proofErr w:type="spellEnd"/>
+      <w:r>
+        <w:rPr>
+          <w:rFonts w:ascii="Aptos Narrow" w:hAnsi="Aptos Narrow"/>
+        </w:rPr>
+        <w:t xml:space="preserve">; </w:t>
+      </w:r>
+      <w:proofErr w:type="spellStart"/>
+      <w:r>
+        <w:rPr>
+          <w:rFonts w:ascii="Aptos Narrow" w:hAnsi="Aptos Narrow"/>
+        </w:rPr>
+        <w:t>sv</w:t>
+      </w:r>
+      <w:proofErr w:type="spellEnd"/>
+      <w:r>
+        <w:rPr>
+          <w:rFonts w:ascii="Aptos Narrow" w:hAnsi="Aptos Narrow"/>
+        </w:rPr>
+        <w:t xml:space="preserve">-se; </w:t>
+      </w:r>
+      <w:proofErr w:type="spellStart"/>
+      <w:r>
+        <w:rPr>
+          <w:rFonts w:ascii="Aptos Narrow" w:hAnsi="Aptos Narrow"/>
+        </w:rPr>
+        <w:t>th-th</w:t>
+      </w:r>
+      <w:proofErr w:type="spellEnd"/>
+      <w:r>
+        <w:rPr>
+          <w:rFonts w:ascii="Aptos Narrow" w:hAnsi="Aptos Narrow"/>
+        </w:rPr>
+        <w:t xml:space="preserve">; tr-tr; </w:t>
+      </w:r>
+      <w:proofErr w:type="spellStart"/>
+      <w:r>
+        <w:rPr>
+          <w:rFonts w:ascii="Aptos Narrow" w:hAnsi="Aptos Narrow"/>
+        </w:rPr>
+        <w:t>uk-ua</w:t>
+      </w:r>
+      <w:proofErr w:type="spellEnd"/>
+      <w:r>
+        <w:rPr>
+          <w:rFonts w:ascii="Aptos Narrow" w:hAnsi="Aptos Narrow"/>
+        </w:rPr>
+        <w:t xml:space="preserve">; </w:t>
+      </w:r>
+      <w:proofErr w:type="spellStart"/>
+      <w:r>
+        <w:rPr>
+          <w:rFonts w:ascii="Aptos Narrow" w:hAnsi="Aptos Narrow"/>
+        </w:rPr>
+        <w:t>zh</w:t>
+      </w:r>
+      <w:proofErr w:type="spellEnd"/>
+      <w:r>
+        <w:rPr>
+          <w:rFonts w:ascii="Aptos Narrow" w:hAnsi="Aptos Narrow"/>
+        </w:rPr>
+        <w:t xml:space="preserve">-CN; </w:t>
+      </w:r>
+      <w:proofErr w:type="spellStart"/>
+      <w:r>
+        <w:rPr>
+          <w:rFonts w:ascii="Aptos Narrow" w:hAnsi="Aptos Narrow"/>
+        </w:rPr>
+        <w:t>zh</w:t>
+      </w:r>
+      <w:proofErr w:type="spellEnd"/>
+      <w:r>
+        <w:rPr>
+          <w:rFonts w:ascii="Aptos Narrow" w:hAnsi="Aptos Narrow"/>
+        </w:rPr>
+        <w:t>-TW</w:t>
       </w:r>
     </w:p>
     <w:p>
@@ -3066,7 +3703,20 @@
           <w:rFonts w:ascii="Aptos Narrow" w:hAnsi="Aptos Narrow"/>
         </w:rPr>
         <w:tab/>
-        <w:t>Reset script usage history</w:t>
+      </w:r>
+      <w:proofErr w:type="spellStart"/>
+      <w:r>
+        <w:rPr>
+          <w:rFonts w:ascii="Aptos Narrow" w:hAnsi="Aptos Narrow"/>
+        </w:rPr>
+        <w:t>Reset</w:t>
+      </w:r>
+      <w:proofErr w:type="spellEnd"/>
+      <w:r>
+        <w:rPr>
+          <w:rFonts w:ascii="Aptos Narrow" w:hAnsi="Aptos Narrow"/>
+        </w:rPr>
+        <w:t xml:space="preserve"> script usage history</w:t>
       </w:r>
     </w:p>
     <w:p>
@@ -3089,8 +3739,17 @@
           <w:color w:val="70AD47" w:themeColor="accent6"/>
         </w:rPr>
         <w:lastRenderedPageBreak/>
-        <w:t>-Cus</w:t>
-      </w:r>
+        <w:t>-</w:t>
+      </w:r>
+      <w:proofErr w:type="spellStart"/>
+      <w:r>
+        <w:rPr>
+          <w:rFonts w:ascii="Aptos Narrow" w:hAnsi="Aptos Narrow"/>
+          <w:color w:val="70AD47" w:themeColor="accent6"/>
+        </w:rPr>
+        <w:t>Cus</w:t>
+      </w:r>
+      <w:proofErr w:type="spellEnd"/>
       <w:r>
         <w:rPr>
           <w:rFonts w:ascii="Aptos Narrow" w:hAnsi="Aptos Narrow"/>
@@ -3139,7 +3798,23 @@
           <w:rFonts w:ascii="Aptos Narrow" w:hAnsi="Aptos Narrow"/>
           <w:color w:val="70AD47" w:themeColor="accent6"/>
         </w:rPr>
-        <w:t>"AutoSelectDisk"</w:t>
+        <w:t>"</w:t>
+      </w:r>
+      <w:proofErr w:type="spellStart"/>
+      <w:r>
+        <w:rPr>
+          <w:rFonts w:ascii="Aptos Narrow" w:hAnsi="Aptos Narrow"/>
+          <w:color w:val="70AD47" w:themeColor="accent6"/>
+        </w:rPr>
+        <w:t>AutoSelectDisk</w:t>
+      </w:r>
+      <w:proofErr w:type="spellEnd"/>
+      <w:r>
+        <w:rPr>
+          <w:rFonts w:ascii="Aptos Narrow" w:hAnsi="Aptos Narrow"/>
+          <w:color w:val="70AD47" w:themeColor="accent6"/>
+        </w:rPr>
+        <w:t>"</w:t>
       </w:r>
       <w:r>
         <w:rPr>
@@ -3213,8 +3888,17 @@
           <w:rFonts w:ascii="Aptos Narrow" w:hAnsi="Aptos Narrow"/>
           <w:color w:val="70AD47" w:themeColor="accent6"/>
         </w:rPr>
-        <w:t>-GoTo</w:t>
-      </w:r>
+        <w:t>-</w:t>
+      </w:r>
+      <w:proofErr w:type="spellStart"/>
+      <w:r>
+        <w:rPr>
+          <w:rFonts w:ascii="Aptos Narrow" w:hAnsi="Aptos Narrow"/>
+          <w:color w:val="70AD47" w:themeColor="accent6"/>
+        </w:rPr>
+        <w:t>GoTo</w:t>
+      </w:r>
+      <w:proofErr w:type="spellEnd"/>
       <w:r>
         <w:rPr>
           <w:rFonts w:ascii="Aptos Narrow" w:hAnsi="Aptos Narrow"/>
@@ -3240,7 +3924,23 @@
           <w:rFonts w:ascii="Aptos Narrow" w:hAnsi="Aptos Narrow"/>
           <w:color w:val="70AD47" w:themeColor="accent6"/>
         </w:rPr>
-        <w:t>"Tempate"</w:t>
+        <w:t>"</w:t>
+      </w:r>
+      <w:proofErr w:type="spellStart"/>
+      <w:r>
+        <w:rPr>
+          <w:rFonts w:ascii="Aptos Narrow" w:hAnsi="Aptos Narrow"/>
+          <w:color w:val="70AD47" w:themeColor="accent6"/>
+        </w:rPr>
+        <w:t>Tempate</w:t>
+      </w:r>
+      <w:proofErr w:type="spellEnd"/>
+      <w:r>
+        <w:rPr>
+          <w:rFonts w:ascii="Aptos Narrow" w:hAnsi="Aptos Narrow"/>
+          <w:color w:val="70AD47" w:themeColor="accent6"/>
+        </w:rPr>
+        <w:t>"</w:t>
       </w:r>
       <w:r>
         <w:rPr>
@@ -3253,7 +3953,23 @@
           <w:rFonts w:ascii="Aptos Narrow" w:hAnsi="Aptos Narrow"/>
           <w:color w:val="70AD47" w:themeColor="accent6"/>
         </w:rPr>
-        <w:t>"EUpdate"</w:t>
+        <w:t>"</w:t>
+      </w:r>
+      <w:proofErr w:type="spellStart"/>
+      <w:r>
+        <w:rPr>
+          <w:rFonts w:ascii="Aptos Narrow" w:hAnsi="Aptos Narrow"/>
+          <w:color w:val="70AD47" w:themeColor="accent6"/>
+        </w:rPr>
+        <w:t>EUpdate</w:t>
+      </w:r>
+      <w:proofErr w:type="spellEnd"/>
+      <w:r>
+        <w:rPr>
+          <w:rFonts w:ascii="Aptos Narrow" w:hAnsi="Aptos Narrow"/>
+          <w:color w:val="70AD47" w:themeColor="accent6"/>
+        </w:rPr>
+        <w:t>"</w:t>
       </w:r>
       <w:r>
         <w:rPr>
@@ -3350,8 +4066,17 @@
           <w:rFonts w:ascii="Aptos Narrow" w:hAnsi="Aptos Narrow"/>
           <w:color w:val="70AD47" w:themeColor="accent6"/>
         </w:rPr>
-        <w:t>-AddRouter</w:t>
-      </w:r>
+        <w:t>-</w:t>
+      </w:r>
+      <w:proofErr w:type="spellStart"/>
+      <w:r>
+        <w:rPr>
+          <w:rFonts w:ascii="Aptos Narrow" w:hAnsi="Aptos Narrow"/>
+          <w:color w:val="70AD47" w:themeColor="accent6"/>
+        </w:rPr>
+        <w:t>AddRouter</w:t>
+      </w:r>
+      <w:proofErr w:type="spellEnd"/>
       <w:r>
         <w:rPr>
           <w:rFonts w:ascii="Aptos Narrow" w:hAnsi="Aptos Narrow"/>
@@ -3380,8 +4105,17 @@
           <w:rFonts w:ascii="Aptos Narrow" w:hAnsi="Aptos Narrow"/>
           <w:color w:val="70AD47" w:themeColor="accent6"/>
         </w:rPr>
-        <w:t>-AddTakeOwnership</w:t>
-      </w:r>
+        <w:t>-</w:t>
+      </w:r>
+      <w:proofErr w:type="spellStart"/>
+      <w:r>
+        <w:rPr>
+          <w:rFonts w:ascii="Aptos Narrow" w:hAnsi="Aptos Narrow"/>
+          <w:color w:val="70AD47" w:themeColor="accent6"/>
+        </w:rPr>
+        <w:t>AddTakeOwnership</w:t>
+      </w:r>
+      <w:proofErr w:type="spellEnd"/>
       <w:r>
         <w:rPr>
           <w:rFonts w:ascii="Aptos Narrow" w:hAnsi="Aptos Narrow"/>
@@ -3416,7 +4150,20 @@
           <w:rFonts w:ascii="Aptos Narrow" w:hAnsi="Aptos Narrow"/>
         </w:rPr>
         <w:tab/>
-        <w:t>Silent installation</w:t>
+      </w:r>
+      <w:proofErr w:type="spellStart"/>
+      <w:r>
+        <w:rPr>
+          <w:rFonts w:ascii="Aptos Narrow" w:hAnsi="Aptos Narrow"/>
+        </w:rPr>
+        <w:t>Silent</w:t>
+      </w:r>
+      <w:proofErr w:type="spellEnd"/>
+      <w:r>
+        <w:rPr>
+          <w:rFonts w:ascii="Aptos Narrow" w:hAnsi="Aptos Narrow"/>
+        </w:rPr>
+        <w:t xml:space="preserve"> installation</w:t>
       </w:r>
     </w:p>
     <w:p>
@@ -3453,7 +4200,39 @@
           <w:rFonts w:ascii="Aptos Narrow" w:hAnsi="Aptos Narrow"/>
           <w:color w:val="70AD47" w:themeColor="accent6"/>
         </w:rPr>
-        <w:t>.\get.ps1 -To "AutoSelectDisk" -GoTo "SIP"</w:t>
+        <w:t>.\get.ps1 -To "</w:t>
+      </w:r>
+      <w:proofErr w:type="spellStart"/>
+      <w:r>
+        <w:rPr>
+          <w:rFonts w:ascii="Aptos Narrow" w:hAnsi="Aptos Narrow"/>
+          <w:color w:val="70AD47" w:themeColor="accent6"/>
+        </w:rPr>
+        <w:t>AutoSelectDisk</w:t>
+      </w:r>
+      <w:proofErr w:type="spellEnd"/>
+      <w:r>
+        <w:rPr>
+          <w:rFonts w:ascii="Aptos Narrow" w:hAnsi="Aptos Narrow"/>
+          <w:color w:val="70AD47" w:themeColor="accent6"/>
+        </w:rPr>
+        <w:t>" -</w:t>
+      </w:r>
+      <w:proofErr w:type="spellStart"/>
+      <w:r>
+        <w:rPr>
+          <w:rFonts w:ascii="Aptos Narrow" w:hAnsi="Aptos Narrow"/>
+          <w:color w:val="70AD47" w:themeColor="accent6"/>
+        </w:rPr>
+        <w:t>GoTo</w:t>
+      </w:r>
+      <w:proofErr w:type="spellEnd"/>
+      <w:r>
+        <w:rPr>
+          <w:rFonts w:ascii="Aptos Narrow" w:hAnsi="Aptos Narrow"/>
+          <w:color w:val="70AD47" w:themeColor="accent6"/>
+        </w:rPr>
+        <w:t xml:space="preserve"> "SIP"</w:t>
       </w:r>
       <w:r>
         <w:rPr>
@@ -3481,7 +4260,39 @@
           <w:rFonts w:ascii="Aptos Narrow" w:hAnsi="Aptos Narrow"/>
           <w:color w:val="70AD47" w:themeColor="accent6"/>
         </w:rPr>
-        <w:t xml:space="preserve"> -AddRouter -AddTakeOwnership -Silent</w:t>
+        <w:t xml:space="preserve"> -</w:t>
+      </w:r>
+      <w:proofErr w:type="spellStart"/>
+      <w:r>
+        <w:rPr>
+          <w:rFonts w:ascii="Aptos Narrow" w:hAnsi="Aptos Narrow"/>
+          <w:color w:val="70AD47" w:themeColor="accent6"/>
+        </w:rPr>
+        <w:t>AddRouter</w:t>
+      </w:r>
+      <w:proofErr w:type="spellEnd"/>
+      <w:r>
+        <w:rPr>
+          <w:rFonts w:ascii="Aptos Narrow" w:hAnsi="Aptos Narrow"/>
+          <w:color w:val="70AD47" w:themeColor="accent6"/>
+        </w:rPr>
+        <w:t xml:space="preserve"> -</w:t>
+      </w:r>
+      <w:proofErr w:type="spellStart"/>
+      <w:r>
+        <w:rPr>
+          <w:rFonts w:ascii="Aptos Narrow" w:hAnsi="Aptos Narrow"/>
+          <w:color w:val="70AD47" w:themeColor="accent6"/>
+        </w:rPr>
+        <w:t>AddTakeOwnership</w:t>
+      </w:r>
+      <w:proofErr w:type="spellEnd"/>
+      <w:r>
+        <w:rPr>
+          <w:rFonts w:ascii="Aptos Narrow" w:hAnsi="Aptos Narrow"/>
+          <w:color w:val="70AD47" w:themeColor="accent6"/>
+        </w:rPr>
+        <w:t xml:space="preserve"> -Silent</w:t>
       </w:r>
     </w:p>
     <w:p>
@@ -3884,7 +4695,21 @@
         <w:rPr>
           <w:rFonts w:ascii="Aptos Narrow" w:hAnsi="Aptos Narrow"/>
         </w:rPr>
-        <w:t xml:space="preserve">A large number of temporary files are generated during the packaging process. When installing InBox Apps, cumulative updates, and language packs, installation files are temporarily released. Therefore, if you do not clean up outdated files regularly, a large amount of disk space will be occupied for a long time. It is recommended that you try the following methods to implement the cleanup plan to free up more space: </w:t>
+        <w:t xml:space="preserve">A large number of temporary files are generated during the packaging process. When installing </w:t>
+      </w:r>
+      <w:proofErr w:type="spellStart"/>
+      <w:r>
+        <w:rPr>
+          <w:rFonts w:ascii="Aptos Narrow" w:hAnsi="Aptos Narrow"/>
+        </w:rPr>
+        <w:t>InBox</w:t>
+      </w:r>
+      <w:proofErr w:type="spellEnd"/>
+      <w:r>
+        <w:rPr>
+          <w:rFonts w:ascii="Aptos Narrow" w:hAnsi="Aptos Narrow"/>
+        </w:rPr>
+        <w:t xml:space="preserve"> Apps, cumulative updates, and language packs, installation files are temporarily released. Therefore, if you do not clean up outdated files regularly, a large amount of disk space will be occupied for a long time. It is recommended that you try the following methods to implement the cleanup plan to free up more space: </w:t>
       </w:r>
     </w:p>
     <w:p>
@@ -3985,8 +4810,16 @@
         <w:rPr>
           <w:rFonts w:ascii="Aptos Narrow" w:hAnsi="Aptos Narrow"/>
         </w:rPr>
-        <w:t>s Soultions</w:t>
-      </w:r>
+        <w:t xml:space="preserve">s </w:t>
+      </w:r>
+      <w:proofErr w:type="spellStart"/>
+      <w:r>
+        <w:rPr>
+          <w:rFonts w:ascii="Aptos Narrow" w:hAnsi="Aptos Narrow"/>
+        </w:rPr>
+        <w:t>Soultions</w:t>
+      </w:r>
+      <w:proofErr w:type="spellEnd"/>
     </w:p>
     <w:p>
       <w:pPr>
@@ -4010,8 +4843,17 @@
           <w:rFonts w:ascii="Aptos Narrow" w:hAnsi="Aptos Narrow"/>
           <w:color w:val="7030A0"/>
         </w:rPr>
-        <w:t>{Location}:\_Encapsulation\Logs</w:t>
-      </w:r>
+        <w:t>{Location</w:t>
+      </w:r>
+      <w:proofErr w:type="gramStart"/>
+      <w:r>
+        <w:rPr>
+          <w:rFonts w:ascii="Aptos Narrow" w:hAnsi="Aptos Narrow"/>
+          <w:color w:val="7030A0"/>
+        </w:rPr>
+        <w:t>}:\_Encapsulation\Logs</w:t>
+      </w:r>
+      <w:proofErr w:type="gramEnd"/>
     </w:p>
     <w:p>
       <w:pPr>
@@ -4057,8 +4899,17 @@
           <w:rFonts w:ascii="Aptos Narrow" w:hAnsi="Aptos Narrow"/>
           <w:color w:val="7030A0"/>
         </w:rPr>
-        <w:t>{system disk}:\Windows\Logs\DISM</w:t>
-      </w:r>
+        <w:t>{system disk</w:t>
+      </w:r>
+      <w:proofErr w:type="gramStart"/>
+      <w:r>
+        <w:rPr>
+          <w:rFonts w:ascii="Aptos Narrow" w:hAnsi="Aptos Narrow"/>
+          <w:color w:val="7030A0"/>
+        </w:rPr>
+        <w:t>}:\Windows\Logs\DISM</w:t>
+      </w:r>
+      <w:proofErr w:type="gramEnd"/>
     </w:p>
     <w:p>
       <w:pPr>
@@ -4117,7 +4968,39 @@
           <w:rFonts w:ascii="Aptos Narrow" w:hAnsi="Aptos Narrow"/>
           <w:color w:val="7030A0"/>
         </w:rPr>
-        <w:t>{system disk}:\Users\{user name}\AppData\Local\Temp</w:t>
+        <w:t>{system disk</w:t>
+      </w:r>
+      <w:proofErr w:type="gramStart"/>
+      <w:r>
+        <w:rPr>
+          <w:rFonts w:ascii="Aptos Narrow" w:hAnsi="Aptos Narrow"/>
+          <w:color w:val="7030A0"/>
+        </w:rPr>
+        <w:t>}:\Users\</w:t>
+      </w:r>
+      <w:proofErr w:type="gramEnd"/>
+      <w:r>
+        <w:rPr>
+          <w:rFonts w:ascii="Aptos Narrow" w:hAnsi="Aptos Narrow"/>
+          <w:color w:val="7030A0"/>
+        </w:rPr>
+        <w:t>{user name}\</w:t>
+      </w:r>
+      <w:proofErr w:type="spellStart"/>
+      <w:r>
+        <w:rPr>
+          <w:rFonts w:ascii="Aptos Narrow" w:hAnsi="Aptos Narrow"/>
+          <w:color w:val="7030A0"/>
+        </w:rPr>
+        <w:t>AppData</w:t>
+      </w:r>
+      <w:proofErr w:type="spellEnd"/>
+      <w:r>
+        <w:rPr>
+          <w:rFonts w:ascii="Aptos Narrow" w:hAnsi="Aptos Narrow"/>
+          <w:color w:val="7030A0"/>
+        </w:rPr>
+        <w:t>\Local\Temp</w:t>
       </w:r>
     </w:p>
     <w:p>
@@ -4212,8 +5095,9 @@
     </w:p>
     <w:p>
       <w:pPr>
-        <w:spacing w:before="360" w:line="360" w:lineRule="auto"/>
-        <w:ind w:left="1170"/>
+        <w:spacing w:line="360" w:lineRule="auto"/>
+        <w:ind w:right="12518"/>
+        <w:jc w:val="center"/>
         <w:rPr>
           <w:rFonts w:ascii="Aptos Narrow" w:hAnsi="Aptos Narrow"/>
           <w:smallCaps/>
@@ -4222,17 +5106,6 @@
           <w:szCs w:val="36"/>
         </w:rPr>
       </w:pPr>
-      <w:r>
-        <w:rPr>
-          <w:rFonts w:ascii="Aptos Narrow" w:hAnsi="Aptos Narrow"/>
-          <w:smallCaps/>
-          <w:color w:val="7305B7"/>
-          <w:sz w:val="32"/>
-          <w:szCs w:val="32"/>
-        </w:rPr>
-        <w:lastRenderedPageBreak/>
-        <w:t>Y</w:t>
-      </w:r>
       <w:r>
         <w:rPr>
           <w:rFonts w:ascii="Aptos Narrow" w:hAnsi="Aptos Narrow"/>
@@ -4242,19 +5115,12 @@
           <w:sz w:val="24"/>
           <w:szCs w:val="24"/>
         </w:rPr>
+        <w:lastRenderedPageBreak/>
         <w:drawing>
-          <wp:anchor distT="0" distB="0" distL="114300" distR="114300" simplePos="0" relativeHeight="251661312" behindDoc="1" locked="0" layoutInCell="1" allowOverlap="1" wp14:anchorId="49A16DA8" wp14:editId="2BA3B1E5">
-            <wp:simplePos x="0" y="0"/>
-            <wp:positionH relativeFrom="column">
-              <wp:posOffset>0</wp:posOffset>
-            </wp:positionH>
-            <wp:positionV relativeFrom="page">
-              <wp:posOffset>914400</wp:posOffset>
-            </wp:positionV>
+          <wp:inline distT="0" distB="0" distL="0" distR="0" wp14:anchorId="40F9FE50" wp14:editId="53715152">
             <wp:extent cx="603504" cy="667512"/>
             <wp:effectExtent l="0" t="0" r="6350" b="0"/>
-            <wp:wrapNone/>
-            <wp:docPr id="4" name="Picture 4">
+            <wp:docPr id="1" name="Picture 1">
               <a:extLst xmlns:a="http://schemas.openxmlformats.org/drawingml/2006/main">
                 <a:ext uri="{C183D7F6-B498-43B3-948B-1728B52AA6E4}">
                   <adec:decorative xmlns:adec="http://schemas.microsoft.com/office/drawing/2017/decorative" val="1"/>
@@ -4268,7 +5134,7 @@
               <a:graphicData uri="http://schemas.openxmlformats.org/drawingml/2006/picture">
                 <pic:pic xmlns:pic="http://schemas.openxmlformats.org/drawingml/2006/picture">
                   <pic:nvPicPr>
-                    <pic:cNvPr id="1" name="Picture 1">
+                    <pic:cNvPr id="1720369153" name="Picture 1720369153">
                       <a:extLst>
                         <a:ext uri="{C183D7F6-B498-43B3-948B-1728B52AA6E4}">
                           <adec:decorative xmlns:adec="http://schemas.microsoft.com/office/drawing/2017/decorative" val="1"/>
@@ -4301,14 +5167,32 @@
                 </pic:pic>
               </a:graphicData>
             </a:graphic>
-            <wp14:sizeRelH relativeFrom="page">
-              <wp14:pctWidth>0</wp14:pctWidth>
-            </wp14:sizeRelH>
-            <wp14:sizeRelV relativeFrom="page">
-              <wp14:pctHeight>0</wp14:pctHeight>
-            </wp14:sizeRelV>
-          </wp:anchor>
+          </wp:inline>
         </w:drawing>
+      </w:r>
+    </w:p>
+    <w:p>
+      <w:pPr>
+        <w:spacing w:line="360" w:lineRule="auto"/>
+        <w:ind w:right="12518"/>
+        <w:jc w:val="center"/>
+        <w:rPr>
+          <w:rFonts w:ascii="Aptos Narrow" w:hAnsi="Aptos Narrow"/>
+          <w:smallCaps/>
+          <w:color w:val="7305B7"/>
+          <w:sz w:val="36"/>
+          <w:szCs w:val="36"/>
+        </w:rPr>
+      </w:pPr>
+      <w:r>
+        <w:rPr>
+          <w:rFonts w:ascii="Aptos Narrow" w:hAnsi="Aptos Narrow"/>
+          <w:smallCaps/>
+          <w:color w:val="7305B7"/>
+          <w:sz w:val="32"/>
+          <w:szCs w:val="32"/>
+        </w:rPr>
+        <w:t>Y</w:t>
       </w:r>
       <w:r>
         <w:rPr>
@@ -4318,37 +5202,7 @@
           <w:sz w:val="24"/>
           <w:szCs w:val="24"/>
         </w:rPr>
-        <w:t>i</w:t>
-      </w:r>
-      <w:r>
-        <w:rPr>
-          <w:rFonts w:ascii="Aptos Narrow" w:hAnsi="Aptos Narrow"/>
-          <w:smallCaps/>
-          <w:color w:val="7305B7"/>
-          <w:sz w:val="24"/>
-          <w:szCs w:val="24"/>
-        </w:rPr>
-        <w:t>'</w:t>
-      </w:r>
-      <w:r>
-        <w:rPr>
-          <w:rFonts w:ascii="Aptos Narrow" w:hAnsi="Aptos Narrow"/>
-          <w:smallCaps/>
-          <w:color w:val="7305B7"/>
-          <w:sz w:val="24"/>
-          <w:szCs w:val="24"/>
-        </w:rPr>
-        <w:t>s</w:t>
-      </w:r>
-      <w:r>
-        <w:rPr>
-          <w:rFonts w:ascii="Aptos Narrow" w:hAnsi="Aptos Narrow"/>
-          <w:smallCaps/>
-          <w:color w:val="7305B7"/>
-          <w:sz w:val="24"/>
-          <w:szCs w:val="24"/>
-        </w:rPr>
-        <w:t xml:space="preserve"> Solutions</w:t>
+        <w:t>i's Solutions</w:t>
       </w:r>
     </w:p>
     <w:p>
@@ -4461,11 +5315,19 @@
           <w:rFonts w:ascii="Aptos Narrow" w:hAnsi="Aptos Narrow"/>
         </w:rPr>
       </w:pPr>
-      <w:r>
-        <w:rPr>
-          <w:rFonts w:ascii="Aptos Narrow" w:hAnsi="Aptos Narrow"/>
-        </w:rPr>
-        <w:t xml:space="preserve">Github | </w:t>
+      <w:proofErr w:type="spellStart"/>
+      <w:r>
+        <w:rPr>
+          <w:rFonts w:ascii="Aptos Narrow" w:hAnsi="Aptos Narrow"/>
+        </w:rPr>
+        <w:t>Github</w:t>
+      </w:r>
+      <w:proofErr w:type="spellEnd"/>
+      <w:r>
+        <w:rPr>
+          <w:rFonts w:ascii="Aptos Narrow" w:hAnsi="Aptos Narrow"/>
+        </w:rPr>
+        <w:t xml:space="preserve"> | </w:t>
       </w:r>
       <w:hyperlink r:id="rId18" w:history="1">
         <w:r>
@@ -4517,11 +5379,19 @@
           <w:rFonts w:ascii="Aptos Narrow" w:hAnsi="Aptos Narrow"/>
         </w:rPr>
       </w:pPr>
-      <w:r>
-        <w:rPr>
-          <w:rFonts w:ascii="Aptos Narrow" w:hAnsi="Aptos Narrow"/>
-        </w:rPr>
-        <w:t xml:space="preserve">EMail: </w:t>
+      <w:proofErr w:type="spellStart"/>
+      <w:r>
+        <w:rPr>
+          <w:rFonts w:ascii="Aptos Narrow" w:hAnsi="Aptos Narrow"/>
+        </w:rPr>
+        <w:t>EMail</w:t>
+      </w:r>
+      <w:proofErr w:type="spellEnd"/>
+      <w:r>
+        <w:rPr>
+          <w:rFonts w:ascii="Aptos Narrow" w:hAnsi="Aptos Narrow"/>
+        </w:rPr>
+        <w:t xml:space="preserve">: </w:t>
       </w:r>
       <w:hyperlink r:id="rId19" w:history="1">
         <w:r>
@@ -4721,7 +5591,7 @@
 </file>
 
 <file path=word/endnotes.xml><?xml version="1.0" encoding="utf-8"?>
-<w:endnotes xmlns:wpc="http://schemas.microsoft.com/office/word/2010/wordprocessingCanvas" xmlns:cx="http://schemas.microsoft.com/office/drawing/2014/chartex" xmlns:cx1="http://schemas.microsoft.com/office/drawing/2015/9/8/chartex" xmlns:cx2="http://schemas.microsoft.com/office/drawing/2015/10/21/chartex" xmlns:cx3="http://schemas.microsoft.com/office/drawing/2016/5/9/chartex" xmlns:cx4="http://schemas.microsoft.com/office/drawing/2016/5/10/chartex" xmlns:cx5="http://schemas.microsoft.com/office/drawing/2016/5/11/chartex" xmlns:cx6="http://schemas.microsoft.com/office/drawing/2016/5/12/chartex" xmlns:cx7="http://schemas.microsoft.com/office/drawing/2016/5/13/chartex" xmlns:cx8="http://schemas.microsoft.com/office/drawing/2016/5/14/chartex" xmlns:mc="http://schemas.openxmlformats.org/markup-compatibility/2006" xmlns:aink="http://schemas.microsoft.com/office/drawing/2016/ink" xmlns:am3d="http://schemas.microsoft.com/office/drawing/2017/model3d" xmlns:o="urn:schemas-microsoft-com:office:office" xmlns:oel="http://schemas.microsoft.com/office/2019/extlst" xmlns:r="http://schemas.openxmlformats.org/officeDocument/2006/relationships" xmlns:m="http://schemas.openxmlformats.org/officeDocument/2006/math" xmlns:v="urn:schemas-microsoft-com:vml" xmlns:wp14="http://schemas.microsoft.com/office/word/2010/wordprocessingDrawing" xmlns:wp="http://schemas.openxmlformats.org/drawingml/2006/wordprocessingDrawing" xmlns:w10="urn:schemas-microsoft-com:office:word" xmlns:w="http://schemas.openxmlformats.org/wordprocessingml/2006/main" xmlns:w14="http://schemas.microsoft.com/office/word/2010/wordml" xmlns:w15="http://schemas.microsoft.com/office/word/2012/wordml" xmlns:w16cex="http://schemas.microsoft.com/office/word/2018/wordml/cex" xmlns:w16cid="http://schemas.microsoft.com/office/word/2016/wordml/cid" xmlns:w16="http://schemas.microsoft.com/office/word/2018/wordml" xmlns:w16du="http://schemas.microsoft.com/office/word/2023/wordml/word16du" xmlns:w16sdtdh="http://schemas.microsoft.com/office/word/2020/wordml/sdtdatahash" xmlns:w16sdtfl="http://schemas.microsoft.com/office/word/2024/wordml/sdtformatlock" xmlns:w16se="http://schemas.microsoft.com/office/word/2015/wordml/symex" xmlns:wpg="http://schemas.microsoft.com/office/word/2010/wordprocessingGroup" xmlns:wpi="http://schemas.microsoft.com/office/word/2010/wordprocessingInk" xmlns:wne="http://schemas.microsoft.com/office/word/2006/wordml" xmlns:wps="http://schemas.microsoft.com/office/word/2010/wordprocessingShape" mc:Ignorable="w14 w15 w16se w16cid w16 w16cex w16sdtdh w16sdtfl w16du wp14">
+<w:endnotes xmlns:wpc="http://schemas.microsoft.com/office/word/2010/wordprocessingCanvas" xmlns:cx="http://schemas.microsoft.com/office/drawing/2014/chartex" xmlns:cx1="http://schemas.microsoft.com/office/drawing/2015/9/8/chartex" xmlns:cx2="http://schemas.microsoft.com/office/drawing/2015/10/21/chartex" xmlns:cx3="http://schemas.microsoft.com/office/drawing/2016/5/9/chartex" xmlns:cx4="http://schemas.microsoft.com/office/drawing/2016/5/10/chartex" xmlns:cx5="http://schemas.microsoft.com/office/drawing/2016/5/11/chartex" xmlns:cx6="http://schemas.microsoft.com/office/drawing/2016/5/12/chartex" xmlns:cx7="http://schemas.microsoft.com/office/drawing/2016/5/13/chartex" xmlns:cx8="http://schemas.microsoft.com/office/drawing/2016/5/14/chartex" xmlns:mc="http://schemas.openxmlformats.org/markup-compatibility/2006" xmlns:aink="http://schemas.microsoft.com/office/drawing/2016/ink" xmlns:am3d="http://schemas.microsoft.com/office/drawing/2017/model3d" xmlns:o="urn:schemas-microsoft-com:office:office" xmlns:oel="http://schemas.microsoft.com/office/2019/extlst" xmlns:r="http://schemas.openxmlformats.org/officeDocument/2006/relationships" xmlns:m="http://schemas.openxmlformats.org/officeDocument/2006/math" xmlns:v="urn:schemas-microsoft-com:vml" xmlns:wp14="http://schemas.microsoft.com/office/word/2010/wordprocessingDrawing" xmlns:wp="http://schemas.openxmlformats.org/drawingml/2006/wordprocessingDrawing" xmlns:w10="urn:schemas-microsoft-com:office:word" xmlns:w="http://schemas.openxmlformats.org/wordprocessingml/2006/main" xmlns:w14="http://schemas.microsoft.com/office/word/2010/wordml" xmlns:w15="http://schemas.microsoft.com/office/word/2012/wordml" xmlns:w16cex="http://schemas.microsoft.com/office/word/2018/wordml/cex" xmlns:w16cid="http://schemas.microsoft.com/office/word/2016/wordml/cid" xmlns:w16="http://schemas.microsoft.com/office/word/2018/wordml" xmlns:w16sdtdh="http://schemas.microsoft.com/office/word/2020/wordml/sdtdatahash" xmlns:w16se="http://schemas.microsoft.com/office/word/2015/wordml/symex" xmlns:wpg="http://schemas.microsoft.com/office/word/2010/wordprocessingGroup" xmlns:wpi="http://schemas.microsoft.com/office/word/2010/wordprocessingInk" xmlns:wne="http://schemas.microsoft.com/office/word/2006/wordml" xmlns:wps="http://schemas.microsoft.com/office/word/2010/wordprocessingShape" mc:Ignorable="w14 w15 w16se w16cid w16 w16cex w16sdtdh wp14">
   <w:endnote w:type="separator" w:id="-1">
     <w:p>
       <w:pPr>
@@ -4746,7 +5616,7 @@
 </file>
 
 <file path=word/footer1.xml><?xml version="1.0" encoding="utf-8"?>
-<w:ftr xmlns:wpc="http://schemas.microsoft.com/office/word/2010/wordprocessingCanvas" xmlns:cx="http://schemas.microsoft.com/office/drawing/2014/chartex" xmlns:cx1="http://schemas.microsoft.com/office/drawing/2015/9/8/chartex" xmlns:cx2="http://schemas.microsoft.com/office/drawing/2015/10/21/chartex" xmlns:cx3="http://schemas.microsoft.com/office/drawing/2016/5/9/chartex" xmlns:cx4="http://schemas.microsoft.com/office/drawing/2016/5/10/chartex" xmlns:cx5="http://schemas.microsoft.com/office/drawing/2016/5/11/chartex" xmlns:cx6="http://schemas.microsoft.com/office/drawing/2016/5/12/chartex" xmlns:cx7="http://schemas.microsoft.com/office/drawing/2016/5/13/chartex" xmlns:cx8="http://schemas.microsoft.com/office/drawing/2016/5/14/chartex" xmlns:mc="http://schemas.openxmlformats.org/markup-compatibility/2006" xmlns:aink="http://schemas.microsoft.com/office/drawing/2016/ink" xmlns:am3d="http://schemas.microsoft.com/office/drawing/2017/model3d" xmlns:o="urn:schemas-microsoft-com:office:office" xmlns:oel="http://schemas.microsoft.com/office/2019/extlst" xmlns:r="http://schemas.openxmlformats.org/officeDocument/2006/relationships" xmlns:m="http://schemas.openxmlformats.org/officeDocument/2006/math" xmlns:v="urn:schemas-microsoft-com:vml" xmlns:wp14="http://schemas.microsoft.com/office/word/2010/wordprocessingDrawing" xmlns:wp="http://schemas.openxmlformats.org/drawingml/2006/wordprocessingDrawing" xmlns:w10="urn:schemas-microsoft-com:office:word" xmlns:w="http://schemas.openxmlformats.org/wordprocessingml/2006/main" xmlns:w14="http://schemas.microsoft.com/office/word/2010/wordml" xmlns:w15="http://schemas.microsoft.com/office/word/2012/wordml" xmlns:w16cex="http://schemas.microsoft.com/office/word/2018/wordml/cex" xmlns:w16cid="http://schemas.microsoft.com/office/word/2016/wordml/cid" xmlns:w16="http://schemas.microsoft.com/office/word/2018/wordml" xmlns:w16du="http://schemas.microsoft.com/office/word/2023/wordml/word16du" xmlns:w16sdtdh="http://schemas.microsoft.com/office/word/2020/wordml/sdtdatahash" xmlns:w16sdtfl="http://schemas.microsoft.com/office/word/2024/wordml/sdtformatlock" xmlns:w16se="http://schemas.microsoft.com/office/word/2015/wordml/symex" xmlns:wpg="http://schemas.microsoft.com/office/word/2010/wordprocessingGroup" xmlns:wpi="http://schemas.microsoft.com/office/word/2010/wordprocessingInk" xmlns:wne="http://schemas.microsoft.com/office/word/2006/wordml" xmlns:wps="http://schemas.microsoft.com/office/word/2010/wordprocessingShape" mc:Ignorable="w14 w15 w16se w16cid w16 w16cex w16sdtdh w16sdtfl w16du wp14">
+<w:ftr xmlns:wpc="http://schemas.microsoft.com/office/word/2010/wordprocessingCanvas" xmlns:cx="http://schemas.microsoft.com/office/drawing/2014/chartex" xmlns:cx1="http://schemas.microsoft.com/office/drawing/2015/9/8/chartex" xmlns:cx2="http://schemas.microsoft.com/office/drawing/2015/10/21/chartex" xmlns:cx3="http://schemas.microsoft.com/office/drawing/2016/5/9/chartex" xmlns:cx4="http://schemas.microsoft.com/office/drawing/2016/5/10/chartex" xmlns:cx5="http://schemas.microsoft.com/office/drawing/2016/5/11/chartex" xmlns:cx6="http://schemas.microsoft.com/office/drawing/2016/5/12/chartex" xmlns:cx7="http://schemas.microsoft.com/office/drawing/2016/5/13/chartex" xmlns:cx8="http://schemas.microsoft.com/office/drawing/2016/5/14/chartex" xmlns:mc="http://schemas.openxmlformats.org/markup-compatibility/2006" xmlns:aink="http://schemas.microsoft.com/office/drawing/2016/ink" xmlns:am3d="http://schemas.microsoft.com/office/drawing/2017/model3d" xmlns:o="urn:schemas-microsoft-com:office:office" xmlns:oel="http://schemas.microsoft.com/office/2019/extlst" xmlns:r="http://schemas.openxmlformats.org/officeDocument/2006/relationships" xmlns:m="http://schemas.openxmlformats.org/officeDocument/2006/math" xmlns:v="urn:schemas-microsoft-com:vml" xmlns:wp14="http://schemas.microsoft.com/office/word/2010/wordprocessingDrawing" xmlns:wp="http://schemas.openxmlformats.org/drawingml/2006/wordprocessingDrawing" xmlns:w10="urn:schemas-microsoft-com:office:word" xmlns:w="http://schemas.openxmlformats.org/wordprocessingml/2006/main" xmlns:w14="http://schemas.microsoft.com/office/word/2010/wordml" xmlns:w15="http://schemas.microsoft.com/office/word/2012/wordml" xmlns:w16cex="http://schemas.microsoft.com/office/word/2018/wordml/cex" xmlns:w16cid="http://schemas.microsoft.com/office/word/2016/wordml/cid" xmlns:w16="http://schemas.microsoft.com/office/word/2018/wordml" xmlns:w16sdtdh="http://schemas.microsoft.com/office/word/2020/wordml/sdtdatahash" xmlns:w16se="http://schemas.microsoft.com/office/word/2015/wordml/symex" xmlns:wpg="http://schemas.microsoft.com/office/word/2010/wordprocessingGroup" xmlns:wpi="http://schemas.microsoft.com/office/word/2010/wordprocessingInk" xmlns:wne="http://schemas.microsoft.com/office/word/2006/wordml" xmlns:wps="http://schemas.microsoft.com/office/word/2010/wordprocessingShape" mc:Ignorable="w14 w15 w16se w16cid w16 w16cex w16sdtdh wp14">
   <w:tbl>
     <w:tblPr>
       <w:tblStyle w:val="TableGrid"/>
@@ -5121,7 +5991,7 @@
 </file>
 
 <file path=word/footer2.xml><?xml version="1.0" encoding="utf-8"?>
-<w:ftr xmlns:wpc="http://schemas.microsoft.com/office/word/2010/wordprocessingCanvas" xmlns:cx="http://schemas.microsoft.com/office/drawing/2014/chartex" xmlns:cx1="http://schemas.microsoft.com/office/drawing/2015/9/8/chartex" xmlns:cx2="http://schemas.microsoft.com/office/drawing/2015/10/21/chartex" xmlns:cx3="http://schemas.microsoft.com/office/drawing/2016/5/9/chartex" xmlns:cx4="http://schemas.microsoft.com/office/drawing/2016/5/10/chartex" xmlns:cx5="http://schemas.microsoft.com/office/drawing/2016/5/11/chartex" xmlns:cx6="http://schemas.microsoft.com/office/drawing/2016/5/12/chartex" xmlns:cx7="http://schemas.microsoft.com/office/drawing/2016/5/13/chartex" xmlns:cx8="http://schemas.microsoft.com/office/drawing/2016/5/14/chartex" xmlns:mc="http://schemas.openxmlformats.org/markup-compatibility/2006" xmlns:aink="http://schemas.microsoft.com/office/drawing/2016/ink" xmlns:am3d="http://schemas.microsoft.com/office/drawing/2017/model3d" xmlns:o="urn:schemas-microsoft-com:office:office" xmlns:oel="http://schemas.microsoft.com/office/2019/extlst" xmlns:r="http://schemas.openxmlformats.org/officeDocument/2006/relationships" xmlns:m="http://schemas.openxmlformats.org/officeDocument/2006/math" xmlns:v="urn:schemas-microsoft-com:vml" xmlns:wp14="http://schemas.microsoft.com/office/word/2010/wordprocessingDrawing" xmlns:wp="http://schemas.openxmlformats.org/drawingml/2006/wordprocessingDrawing" xmlns:w10="urn:schemas-microsoft-com:office:word" xmlns:w="http://schemas.openxmlformats.org/wordprocessingml/2006/main" xmlns:w14="http://schemas.microsoft.com/office/word/2010/wordml" xmlns:w15="http://schemas.microsoft.com/office/word/2012/wordml" xmlns:w16cex="http://schemas.microsoft.com/office/word/2018/wordml/cex" xmlns:w16cid="http://schemas.microsoft.com/office/word/2016/wordml/cid" xmlns:w16="http://schemas.microsoft.com/office/word/2018/wordml" xmlns:w16du="http://schemas.microsoft.com/office/word/2023/wordml/word16du" xmlns:w16sdtdh="http://schemas.microsoft.com/office/word/2020/wordml/sdtdatahash" xmlns:w16sdtfl="http://schemas.microsoft.com/office/word/2024/wordml/sdtformatlock" xmlns:w16se="http://schemas.microsoft.com/office/word/2015/wordml/symex" xmlns:wpg="http://schemas.microsoft.com/office/word/2010/wordprocessingGroup" xmlns:wpi="http://schemas.microsoft.com/office/word/2010/wordprocessingInk" xmlns:wne="http://schemas.microsoft.com/office/word/2006/wordml" xmlns:wps="http://schemas.microsoft.com/office/word/2010/wordprocessingShape" mc:Ignorable="w14 w15 w16se w16cid w16 w16cex w16sdtdh w16sdtfl w16du wp14">
+<w:ftr xmlns:wpc="http://schemas.microsoft.com/office/word/2010/wordprocessingCanvas" xmlns:cx="http://schemas.microsoft.com/office/drawing/2014/chartex" xmlns:cx1="http://schemas.microsoft.com/office/drawing/2015/9/8/chartex" xmlns:cx2="http://schemas.microsoft.com/office/drawing/2015/10/21/chartex" xmlns:cx3="http://schemas.microsoft.com/office/drawing/2016/5/9/chartex" xmlns:cx4="http://schemas.microsoft.com/office/drawing/2016/5/10/chartex" xmlns:cx5="http://schemas.microsoft.com/office/drawing/2016/5/11/chartex" xmlns:cx6="http://schemas.microsoft.com/office/drawing/2016/5/12/chartex" xmlns:cx7="http://schemas.microsoft.com/office/drawing/2016/5/13/chartex" xmlns:cx8="http://schemas.microsoft.com/office/drawing/2016/5/14/chartex" xmlns:mc="http://schemas.openxmlformats.org/markup-compatibility/2006" xmlns:aink="http://schemas.microsoft.com/office/drawing/2016/ink" xmlns:am3d="http://schemas.microsoft.com/office/drawing/2017/model3d" xmlns:o="urn:schemas-microsoft-com:office:office" xmlns:oel="http://schemas.microsoft.com/office/2019/extlst" xmlns:r="http://schemas.openxmlformats.org/officeDocument/2006/relationships" xmlns:m="http://schemas.openxmlformats.org/officeDocument/2006/math" xmlns:v="urn:schemas-microsoft-com:vml" xmlns:wp14="http://schemas.microsoft.com/office/word/2010/wordprocessingDrawing" xmlns:wp="http://schemas.openxmlformats.org/drawingml/2006/wordprocessingDrawing" xmlns:w10="urn:schemas-microsoft-com:office:word" xmlns:w="http://schemas.openxmlformats.org/wordprocessingml/2006/main" xmlns:w14="http://schemas.microsoft.com/office/word/2010/wordml" xmlns:w15="http://schemas.microsoft.com/office/word/2012/wordml" xmlns:w16cex="http://schemas.microsoft.com/office/word/2018/wordml/cex" xmlns:w16cid="http://schemas.microsoft.com/office/word/2016/wordml/cid" xmlns:w16="http://schemas.microsoft.com/office/word/2018/wordml" xmlns:w16sdtdh="http://schemas.microsoft.com/office/word/2020/wordml/sdtdatahash" xmlns:w16se="http://schemas.microsoft.com/office/word/2015/wordml/symex" xmlns:wpg="http://schemas.microsoft.com/office/word/2010/wordprocessingGroup" xmlns:wpi="http://schemas.microsoft.com/office/word/2010/wordprocessingInk" xmlns:wne="http://schemas.microsoft.com/office/word/2006/wordml" xmlns:wps="http://schemas.microsoft.com/office/word/2010/wordprocessingShape" mc:Ignorable="w14 w15 w16se w16cid w16 w16cex w16sdtdh wp14">
   <w:tbl>
     <w:tblPr>
       <w:tblStyle w:val="TableGrid"/>
@@ -5480,7 +6350,7 @@
 </file>
 
 <file path=word/footnotes.xml><?xml version="1.0" encoding="utf-8"?>
-<w:footnotes xmlns:wpc="http://schemas.microsoft.com/office/word/2010/wordprocessingCanvas" xmlns:cx="http://schemas.microsoft.com/office/drawing/2014/chartex" xmlns:cx1="http://schemas.microsoft.com/office/drawing/2015/9/8/chartex" xmlns:cx2="http://schemas.microsoft.com/office/drawing/2015/10/21/chartex" xmlns:cx3="http://schemas.microsoft.com/office/drawing/2016/5/9/chartex" xmlns:cx4="http://schemas.microsoft.com/office/drawing/2016/5/10/chartex" xmlns:cx5="http://schemas.microsoft.com/office/drawing/2016/5/11/chartex" xmlns:cx6="http://schemas.microsoft.com/office/drawing/2016/5/12/chartex" xmlns:cx7="http://schemas.microsoft.com/office/drawing/2016/5/13/chartex" xmlns:cx8="http://schemas.microsoft.com/office/drawing/2016/5/14/chartex" xmlns:mc="http://schemas.openxmlformats.org/markup-compatibility/2006" xmlns:aink="http://schemas.microsoft.com/office/drawing/2016/ink" xmlns:am3d="http://schemas.microsoft.com/office/drawing/2017/model3d" xmlns:o="urn:schemas-microsoft-com:office:office" xmlns:oel="http://schemas.microsoft.com/office/2019/extlst" xmlns:r="http://schemas.openxmlformats.org/officeDocument/2006/relationships" xmlns:m="http://schemas.openxmlformats.org/officeDocument/2006/math" xmlns:v="urn:schemas-microsoft-com:vml" xmlns:wp14="http://schemas.microsoft.com/office/word/2010/wordprocessingDrawing" xmlns:wp="http://schemas.openxmlformats.org/drawingml/2006/wordprocessingDrawing" xmlns:w10="urn:schemas-microsoft-com:office:word" xmlns:w="http://schemas.openxmlformats.org/wordprocessingml/2006/main" xmlns:w14="http://schemas.microsoft.com/office/word/2010/wordml" xmlns:w15="http://schemas.microsoft.com/office/word/2012/wordml" xmlns:w16cex="http://schemas.microsoft.com/office/word/2018/wordml/cex" xmlns:w16cid="http://schemas.microsoft.com/office/word/2016/wordml/cid" xmlns:w16="http://schemas.microsoft.com/office/word/2018/wordml" xmlns:w16du="http://schemas.microsoft.com/office/word/2023/wordml/word16du" xmlns:w16sdtdh="http://schemas.microsoft.com/office/word/2020/wordml/sdtdatahash" xmlns:w16sdtfl="http://schemas.microsoft.com/office/word/2024/wordml/sdtformatlock" xmlns:w16se="http://schemas.microsoft.com/office/word/2015/wordml/symex" xmlns:wpg="http://schemas.microsoft.com/office/word/2010/wordprocessingGroup" xmlns:wpi="http://schemas.microsoft.com/office/word/2010/wordprocessingInk" xmlns:wne="http://schemas.microsoft.com/office/word/2006/wordml" xmlns:wps="http://schemas.microsoft.com/office/word/2010/wordprocessingShape" mc:Ignorable="w14 w15 w16se w16cid w16 w16cex w16sdtdh w16sdtfl w16du wp14">
+<w:footnotes xmlns:wpc="http://schemas.microsoft.com/office/word/2010/wordprocessingCanvas" xmlns:cx="http://schemas.microsoft.com/office/drawing/2014/chartex" xmlns:cx1="http://schemas.microsoft.com/office/drawing/2015/9/8/chartex" xmlns:cx2="http://schemas.microsoft.com/office/drawing/2015/10/21/chartex" xmlns:cx3="http://schemas.microsoft.com/office/drawing/2016/5/9/chartex" xmlns:cx4="http://schemas.microsoft.com/office/drawing/2016/5/10/chartex" xmlns:cx5="http://schemas.microsoft.com/office/drawing/2016/5/11/chartex" xmlns:cx6="http://schemas.microsoft.com/office/drawing/2016/5/12/chartex" xmlns:cx7="http://schemas.microsoft.com/office/drawing/2016/5/13/chartex" xmlns:cx8="http://schemas.microsoft.com/office/drawing/2016/5/14/chartex" xmlns:mc="http://schemas.openxmlformats.org/markup-compatibility/2006" xmlns:aink="http://schemas.microsoft.com/office/drawing/2016/ink" xmlns:am3d="http://schemas.microsoft.com/office/drawing/2017/model3d" xmlns:o="urn:schemas-microsoft-com:office:office" xmlns:oel="http://schemas.microsoft.com/office/2019/extlst" xmlns:r="http://schemas.openxmlformats.org/officeDocument/2006/relationships" xmlns:m="http://schemas.openxmlformats.org/officeDocument/2006/math" xmlns:v="urn:schemas-microsoft-com:vml" xmlns:wp14="http://schemas.microsoft.com/office/word/2010/wordprocessingDrawing" xmlns:wp="http://schemas.openxmlformats.org/drawingml/2006/wordprocessingDrawing" xmlns:w10="urn:schemas-microsoft-com:office:word" xmlns:w="http://schemas.openxmlformats.org/wordprocessingml/2006/main" xmlns:w14="http://schemas.microsoft.com/office/word/2010/wordml" xmlns:w15="http://schemas.microsoft.com/office/word/2012/wordml" xmlns:w16cex="http://schemas.microsoft.com/office/word/2018/wordml/cex" xmlns:w16cid="http://schemas.microsoft.com/office/word/2016/wordml/cid" xmlns:w16="http://schemas.microsoft.com/office/word/2018/wordml" xmlns:w16sdtdh="http://schemas.microsoft.com/office/word/2020/wordml/sdtdatahash" xmlns:w16se="http://schemas.microsoft.com/office/word/2015/wordml/symex" xmlns:wpg="http://schemas.microsoft.com/office/word/2010/wordprocessingGroup" xmlns:wpi="http://schemas.microsoft.com/office/word/2010/wordprocessingInk" xmlns:wne="http://schemas.microsoft.com/office/word/2006/wordml" xmlns:wps="http://schemas.microsoft.com/office/word/2010/wordprocessingShape" mc:Ignorable="w14 w15 w16se w16cid w16 w16cex w16sdtdh wp14">
   <w:footnote w:type="separator" w:id="-1">
     <w:p>
       <w:pPr>
@@ -5505,7 +6375,7 @@
 </file>
 
 <file path=word/numbering.xml><?xml version="1.0" encoding="utf-8"?>
-<w:numbering xmlns:wpc="http://schemas.microsoft.com/office/word/2010/wordprocessingCanvas" xmlns:cx="http://schemas.microsoft.com/office/drawing/2014/chartex" xmlns:cx1="http://schemas.microsoft.com/office/drawing/2015/9/8/chartex" xmlns:cx2="http://schemas.microsoft.com/office/drawing/2015/10/21/chartex" xmlns:cx3="http://schemas.microsoft.com/office/drawing/2016/5/9/chartex" xmlns:cx4="http://schemas.microsoft.com/office/drawing/2016/5/10/chartex" xmlns:cx5="http://schemas.microsoft.com/office/drawing/2016/5/11/chartex" xmlns:cx6="http://schemas.microsoft.com/office/drawing/2016/5/12/chartex" xmlns:cx7="http://schemas.microsoft.com/office/drawing/2016/5/13/chartex" xmlns:cx8="http://schemas.microsoft.com/office/drawing/2016/5/14/chartex" xmlns:mc="http://schemas.openxmlformats.org/markup-compatibility/2006" xmlns:aink="http://schemas.microsoft.com/office/drawing/2016/ink" xmlns:am3d="http://schemas.microsoft.com/office/drawing/2017/model3d" xmlns:o="urn:schemas-microsoft-com:office:office" xmlns:oel="http://schemas.microsoft.com/office/2019/extlst" xmlns:r="http://schemas.openxmlformats.org/officeDocument/2006/relationships" xmlns:m="http://schemas.openxmlformats.org/officeDocument/2006/math" xmlns:v="urn:schemas-microsoft-com:vml" xmlns:wp14="http://schemas.microsoft.com/office/word/2010/wordprocessingDrawing" xmlns:wp="http://schemas.openxmlformats.org/drawingml/2006/wordprocessingDrawing" xmlns:w10="urn:schemas-microsoft-com:office:word" xmlns:w="http://schemas.openxmlformats.org/wordprocessingml/2006/main" xmlns:w14="http://schemas.microsoft.com/office/word/2010/wordml" xmlns:w15="http://schemas.microsoft.com/office/word/2012/wordml" xmlns:w16cex="http://schemas.microsoft.com/office/word/2018/wordml/cex" xmlns:w16cid="http://schemas.microsoft.com/office/word/2016/wordml/cid" xmlns:w16="http://schemas.microsoft.com/office/word/2018/wordml" xmlns:w16du="http://schemas.microsoft.com/office/word/2023/wordml/word16du" xmlns:w16sdtdh="http://schemas.microsoft.com/office/word/2020/wordml/sdtdatahash" xmlns:w16sdtfl="http://schemas.microsoft.com/office/word/2024/wordml/sdtformatlock" xmlns:w16se="http://schemas.microsoft.com/office/word/2015/wordml/symex" xmlns:wpg="http://schemas.microsoft.com/office/word/2010/wordprocessingGroup" xmlns:wpi="http://schemas.microsoft.com/office/word/2010/wordprocessingInk" xmlns:wne="http://schemas.microsoft.com/office/word/2006/wordml" xmlns:wps="http://schemas.microsoft.com/office/word/2010/wordprocessingShape" mc:Ignorable="w14 w15 w16se w16cid w16 w16cex w16sdtdh w16sdtfl w16du wp14">
+<w:numbering xmlns:wpc="http://schemas.microsoft.com/office/word/2010/wordprocessingCanvas" xmlns:cx="http://schemas.microsoft.com/office/drawing/2014/chartex" xmlns:cx1="http://schemas.microsoft.com/office/drawing/2015/9/8/chartex" xmlns:cx2="http://schemas.microsoft.com/office/drawing/2015/10/21/chartex" xmlns:cx3="http://schemas.microsoft.com/office/drawing/2016/5/9/chartex" xmlns:cx4="http://schemas.microsoft.com/office/drawing/2016/5/10/chartex" xmlns:cx5="http://schemas.microsoft.com/office/drawing/2016/5/11/chartex" xmlns:cx6="http://schemas.microsoft.com/office/drawing/2016/5/12/chartex" xmlns:cx7="http://schemas.microsoft.com/office/drawing/2016/5/13/chartex" xmlns:cx8="http://schemas.microsoft.com/office/drawing/2016/5/14/chartex" xmlns:mc="http://schemas.openxmlformats.org/markup-compatibility/2006" xmlns:aink="http://schemas.microsoft.com/office/drawing/2016/ink" xmlns:am3d="http://schemas.microsoft.com/office/drawing/2017/model3d" xmlns:o="urn:schemas-microsoft-com:office:office" xmlns:oel="http://schemas.microsoft.com/office/2019/extlst" xmlns:r="http://schemas.openxmlformats.org/officeDocument/2006/relationships" xmlns:m="http://schemas.openxmlformats.org/officeDocument/2006/math" xmlns:v="urn:schemas-microsoft-com:vml" xmlns:wp14="http://schemas.microsoft.com/office/word/2010/wordprocessingDrawing" xmlns:wp="http://schemas.openxmlformats.org/drawingml/2006/wordprocessingDrawing" xmlns:w10="urn:schemas-microsoft-com:office:word" xmlns:w="http://schemas.openxmlformats.org/wordprocessingml/2006/main" xmlns:w14="http://schemas.microsoft.com/office/word/2010/wordml" xmlns:w15="http://schemas.microsoft.com/office/word/2012/wordml" xmlns:w16cex="http://schemas.microsoft.com/office/word/2018/wordml/cex" xmlns:w16cid="http://schemas.microsoft.com/office/word/2016/wordml/cid" xmlns:w16="http://schemas.microsoft.com/office/word/2018/wordml" xmlns:w16sdtdh="http://schemas.microsoft.com/office/word/2020/wordml/sdtdatahash" xmlns:w16se="http://schemas.microsoft.com/office/word/2015/wordml/symex" xmlns:wpg="http://schemas.microsoft.com/office/word/2010/wordprocessingGroup" xmlns:wpi="http://schemas.microsoft.com/office/word/2010/wordprocessingInk" xmlns:wne="http://schemas.microsoft.com/office/word/2006/wordml" xmlns:wps="http://schemas.microsoft.com/office/word/2010/wordprocessingShape" mc:Ignorable="w14 w15 w16se w16cid w16 w16cex w16sdtdh wp14">
   <w:abstractNum w:abstractNumId="0" w15:restartNumberingAfterBreak="0">
     <w:nsid w:val="058B5186"/>
     <w:multiLevelType w:val="hybridMultilevel"/>
@@ -6616,7 +7486,7 @@
 </file>
 
 <file path=word/styles.xml><?xml version="1.0" encoding="utf-8"?>
-<w:styles xmlns:mc="http://schemas.openxmlformats.org/markup-compatibility/2006" xmlns:r="http://schemas.openxmlformats.org/officeDocument/2006/relationships" xmlns:w="http://schemas.openxmlformats.org/wordprocessingml/2006/main" xmlns:w14="http://schemas.microsoft.com/office/word/2010/wordml" xmlns:w15="http://schemas.microsoft.com/office/word/2012/wordml" xmlns:w16cex="http://schemas.microsoft.com/office/word/2018/wordml/cex" xmlns:w16cid="http://schemas.microsoft.com/office/word/2016/wordml/cid" xmlns:w16="http://schemas.microsoft.com/office/word/2018/wordml" xmlns:w16du="http://schemas.microsoft.com/office/word/2023/wordml/word16du" xmlns:w16sdtdh="http://schemas.microsoft.com/office/word/2020/wordml/sdtdatahash" xmlns:w16sdtfl="http://schemas.microsoft.com/office/word/2024/wordml/sdtformatlock" xmlns:w16se="http://schemas.microsoft.com/office/word/2015/wordml/symex" mc:Ignorable="w14 w15 w16se w16cid w16 w16cex w16sdtdh w16sdtfl w16du">
+<w:styles xmlns:mc="http://schemas.openxmlformats.org/markup-compatibility/2006" xmlns:r="http://schemas.openxmlformats.org/officeDocument/2006/relationships" xmlns:w="http://schemas.openxmlformats.org/wordprocessingml/2006/main" xmlns:w14="http://schemas.microsoft.com/office/word/2010/wordml" xmlns:w15="http://schemas.microsoft.com/office/word/2012/wordml" xmlns:w16cex="http://schemas.microsoft.com/office/word/2018/wordml/cex" xmlns:w16cid="http://schemas.microsoft.com/office/word/2016/wordml/cid" xmlns:w16="http://schemas.microsoft.com/office/word/2018/wordml" xmlns:w16sdtdh="http://schemas.microsoft.com/office/word/2020/wordml/sdtdatahash" xmlns:w16se="http://schemas.microsoft.com/office/word/2015/wordml/symex" mc:Ignorable="w14 w15 w16se w16cid w16 w16cex w16sdtdh">
   <w:docDefaults>
     <w:rPrDefault>
       <w:rPr>

--- a/_Learn/Get/Get.docx
+++ b/_Learn/Get/Get.docx
@@ -4,8 +4,8 @@
   <w:body>
     <w:p>
       <w:pPr>
-        <w:spacing w:line="360" w:lineRule="auto"/>
-        <w:ind w:right="12518"/>
+        <w:widowControl w:val="0"/>
+        <w:spacing w:line="360" w:lineRule="auto"/>
         <w:jc w:val="center"/>
         <w:rPr>
           <w:rFonts w:ascii="Aptos Narrow" w:hAnsi="Aptos Narrow"/>
@@ -25,7 +25,7 @@
           <w:szCs w:val="24"/>
         </w:rPr>
         <w:drawing>
-          <wp:inline distT="0" distB="0" distL="0" distR="0" wp14:anchorId="3CD00CA2" wp14:editId="3D498B89">
+          <wp:inline distT="0" distB="0" distL="0" distR="0" wp14:anchorId="3CD00CA2" wp14:editId="3A7AF40D">
             <wp:extent cx="603504" cy="667512"/>
             <wp:effectExtent l="0" t="0" r="6350" b="0"/>
             <wp:docPr id="1720369153" name="Picture 1720369153">
@@ -81,8 +81,8 @@
     </w:p>
     <w:p>
       <w:pPr>
-        <w:spacing w:line="360" w:lineRule="auto"/>
-        <w:ind w:right="12518"/>
+        <w:widowControl w:val="0"/>
+        <w:spacing w:line="360" w:lineRule="auto"/>
         <w:jc w:val="center"/>
         <w:rPr>
           <w:rFonts w:ascii="Aptos Narrow" w:hAnsi="Aptos Narrow"/>
@@ -115,6 +115,8 @@
     </w:p>
     <w:p>
       <w:pPr>
+        <w:widowControl w:val="0"/>
+        <w:jc w:val="center"/>
         <w:rPr>
           <w:rFonts w:ascii="Aptos Narrow" w:hAnsi="Aptos Narrow"/>
         </w:rPr>
@@ -127,6 +129,7 @@
         <w:spacing w:before="0" w:line="360" w:lineRule="auto"/>
         <w:ind w:left="0"/>
         <w:contextualSpacing w:val="0"/>
+        <w:jc w:val="center"/>
         <w:outlineLvl w:val="0"/>
         <w:rPr>
           <w:rFonts w:ascii="Aptos Narrow" w:hAnsi="Aptos Narrow"/>
@@ -193,6 +196,8 @@
       <w:pPr>
         <w:widowControl w:val="0"/>
         <w:spacing w:line="360" w:lineRule="auto"/>
+        <w:ind w:left="2160" w:right="2160"/>
+        <w:jc w:val="center"/>
         <w:rPr>
           <w:rFonts w:ascii="Aptos Narrow" w:hAnsi="Aptos Narrow"/>
         </w:rPr>
@@ -250,6 +255,8 @@
       <w:pPr>
         <w:widowControl w:val="0"/>
         <w:spacing w:before="480" w:line="360" w:lineRule="auto"/>
+        <w:ind w:left="2160" w:right="2160"/>
+        <w:jc w:val="center"/>
         <w:rPr>
           <w:rFonts w:ascii="Aptos Narrow" w:hAnsi="Aptos Narrow"/>
         </w:rPr>
@@ -300,6 +307,7 @@
     <w:p>
       <w:pPr>
         <w:pStyle w:val="Heading2"/>
+        <w:widowControl w:val="0"/>
         <w:rPr>
           <w:rFonts w:ascii="Aptos Narrow" w:hAnsi="Aptos Narrow"/>
         </w:rPr>
@@ -393,6 +401,7 @@
     <w:p>
       <w:pPr>
         <w:pStyle w:val="Heading2"/>
+        <w:widowControl w:val="0"/>
         <w:rPr>
           <w:rFonts w:ascii="Aptos Narrow" w:hAnsi="Aptos Narrow"/>
         </w:rPr>
@@ -1822,28 +1831,13 @@
           <w:rFonts w:ascii="Aptos Narrow" w:hAnsi="Aptos Narrow"/>
           <w:color w:val="7030A0"/>
         </w:rPr>
-        <w:t>.ps</w:t>
-      </w:r>
-      <w:proofErr w:type="gramStart"/>
-      <w:r>
-        <w:rPr>
-          <w:rFonts w:ascii="Aptos Narrow" w:hAnsi="Aptos Narrow"/>
-          <w:color w:val="7030A0"/>
-        </w:rPr>
-        <w:t xml:space="preserve">1 </w:t>
-      </w:r>
-      <w:r>
-        <w:rPr>
-          <w:rFonts w:ascii="Aptos Narrow" w:hAnsi="Aptos Narrow"/>
-        </w:rPr>
-        <w:t>,</w:t>
-      </w:r>
-      <w:proofErr w:type="gramEnd"/>
-      <w:r>
-        <w:rPr>
-          <w:rFonts w:ascii="Aptos Narrow" w:hAnsi="Aptos Narrow"/>
-        </w:rPr>
-        <w:t xml:space="preserve"> right-click the file and select Run as PowerShell, or copy the path and paste it into " Terminal" or "PowerShell ISE" to run. For the path with a colon, add the &amp; character in the command line, example:</w:t>
+        <w:t xml:space="preserve">.ps1 </w:t>
+      </w:r>
+      <w:r>
+        <w:rPr>
+          <w:rFonts w:ascii="Aptos Narrow" w:hAnsi="Aptos Narrow"/>
+        </w:rPr>
+        <w:t>, right-click the file and select Run as PowerShell, or copy the path and paste it into " Terminal" or "PowerShell ISE" to run. For the path with a colon, add the &amp; character in the command line, example:</w:t>
       </w:r>
     </w:p>
     <w:p>
@@ -1882,6 +1876,7 @@
     <w:p>
       <w:pPr>
         <w:pStyle w:val="Heading3"/>
+        <w:widowControl w:val="0"/>
         <w:numPr>
           <w:ilvl w:val="0"/>
           <w:numId w:val="9"/>
@@ -1917,6 +1912,7 @@
     </w:p>
     <w:p>
       <w:pPr>
+        <w:widowControl w:val="0"/>
         <w:spacing w:line="360" w:lineRule="auto"/>
         <w:ind w:left="1170"/>
         <w:rPr>
@@ -1950,6 +1946,7 @@
     </w:p>
     <w:p>
       <w:pPr>
+        <w:widowControl w:val="0"/>
         <w:spacing w:line="360" w:lineRule="auto"/>
         <w:ind w:left="1170"/>
         <w:rPr>
@@ -2042,6 +2039,7 @@
     </w:p>
     <w:p>
       <w:pPr>
+        <w:widowControl w:val="0"/>
         <w:spacing w:before="720" w:line="360" w:lineRule="auto"/>
         <w:ind w:left="1170"/>
         <w:rPr>
@@ -2058,6 +2056,7 @@
     <w:p>
       <w:pPr>
         <w:pStyle w:val="ListParagraph"/>
+        <w:widowControl w:val="0"/>
         <w:numPr>
           <w:ilvl w:val="0"/>
           <w:numId w:val="7"/>
@@ -2082,6 +2081,9 @@
     <w:p>
       <w:pPr>
         <w:pStyle w:val="Heading4"/>
+        <w:keepNext w:val="0"/>
+        <w:keepLines w:val="0"/>
+        <w:widowControl w:val="0"/>
         <w:numPr>
           <w:ilvl w:val="0"/>
           <w:numId w:val="8"/>
@@ -2104,6 +2106,7 @@
     <w:p>
       <w:pPr>
         <w:pStyle w:val="Heading5"/>
+        <w:widowControl w:val="0"/>
         <w:numPr>
           <w:ilvl w:val="1"/>
           <w:numId w:val="8"/>
@@ -2235,6 +2238,7 @@
           <w:rFonts w:ascii="Aptos Narrow" w:hAnsi="Aptos Narrow"/>
           <w:color w:val="70AD47" w:themeColor="accent6"/>
         </w:rPr>
+        <w:lastRenderedPageBreak/>
         <w:t>iwr</w:t>
       </w:r>
       <w:proofErr w:type="spellEnd"/>
@@ -2277,7 +2281,6 @@
           <w:rFonts w:ascii="Aptos Narrow" w:hAnsi="Aptos Narrow"/>
           <w:color w:val="70AD47" w:themeColor="accent6"/>
         </w:rPr>
-        <w:lastRenderedPageBreak/>
         <w:t>Invoke-</w:t>
       </w:r>
       <w:proofErr w:type="spellStart"/>
@@ -2400,6 +2403,7 @@
     <w:p>
       <w:pPr>
         <w:pStyle w:val="Heading5"/>
+        <w:widowControl w:val="0"/>
         <w:numPr>
           <w:ilvl w:val="1"/>
           <w:numId w:val="8"/>
@@ -2715,6 +2719,9 @@
     <w:p>
       <w:pPr>
         <w:pStyle w:val="Heading4"/>
+        <w:keepNext w:val="0"/>
+        <w:keepLines w:val="0"/>
+        <w:widowControl w:val="0"/>
         <w:numPr>
           <w:ilvl w:val="0"/>
           <w:numId w:val="8"/>
@@ -2736,6 +2743,7 @@
     </w:p>
     <w:p>
       <w:pPr>
+        <w:widowControl w:val="0"/>
         <w:spacing w:line="360" w:lineRule="auto"/>
         <w:ind w:left="1800"/>
         <w:rPr>
@@ -2752,6 +2760,7 @@
     <w:p>
       <w:pPr>
         <w:pStyle w:val="Heading5"/>
+        <w:widowControl w:val="0"/>
         <w:numPr>
           <w:ilvl w:val="1"/>
           <w:numId w:val="8"/>
@@ -3240,6 +3249,7 @@
     <w:p>
       <w:pPr>
         <w:pStyle w:val="Heading5"/>
+        <w:widowControl w:val="0"/>
         <w:numPr>
           <w:ilvl w:val="1"/>
           <w:numId w:val="8"/>
@@ -3435,7 +3445,14 @@
         <w:rPr>
           <w:rFonts w:ascii="Aptos Narrow" w:hAnsi="Aptos Narrow"/>
         </w:rPr>
-        <w:t>-gr; es-es; es-mx; et-</w:t>
+        <w:t>-gr; es-es; es-</w:t>
+      </w:r>
+      <w:r>
+        <w:rPr>
+          <w:rFonts w:ascii="Aptos Narrow" w:hAnsi="Aptos Narrow"/>
+        </w:rPr>
+        <w:lastRenderedPageBreak/>
+        <w:t>mx; et-</w:t>
       </w:r>
       <w:proofErr w:type="spellStart"/>
       <w:r>
@@ -3738,7 +3755,6 @@
           <w:rFonts w:ascii="Aptos Narrow" w:hAnsi="Aptos Narrow"/>
           <w:color w:val="70AD47" w:themeColor="accent6"/>
         </w:rPr>
-        <w:lastRenderedPageBreak/>
         <w:t>-</w:t>
       </w:r>
       <w:proofErr w:type="spellStart"/>
@@ -4298,6 +4314,9 @@
     <w:p>
       <w:pPr>
         <w:pStyle w:val="Heading4"/>
+        <w:keepNext w:val="0"/>
+        <w:keepLines w:val="0"/>
+        <w:widowControl w:val="0"/>
         <w:numPr>
           <w:ilvl w:val="0"/>
           <w:numId w:val="8"/>
@@ -4677,6 +4696,7 @@
         <w:rPr>
           <w:rFonts w:ascii="Aptos Narrow" w:hAnsi="Aptos Narrow"/>
         </w:rPr>
+        <w:lastRenderedPageBreak/>
         <w:t>Cleanup</w:t>
       </w:r>
     </w:p>
@@ -4731,7 +4751,6 @@
         <w:rPr>
           <w:rFonts w:ascii="Aptos Narrow" w:hAnsi="Aptos Narrow"/>
         </w:rPr>
-        <w:lastRenderedPageBreak/>
         <w:t>Common logs</w:t>
       </w:r>
     </w:p>
@@ -4843,17 +4862,8 @@
           <w:rFonts w:ascii="Aptos Narrow" w:hAnsi="Aptos Narrow"/>
           <w:color w:val="7030A0"/>
         </w:rPr>
-        <w:t>{Location</w:t>
-      </w:r>
-      <w:proofErr w:type="gramStart"/>
-      <w:r>
-        <w:rPr>
-          <w:rFonts w:ascii="Aptos Narrow" w:hAnsi="Aptos Narrow"/>
-          <w:color w:val="7030A0"/>
-        </w:rPr>
-        <w:t>}:\_Encapsulation\Logs</w:t>
-      </w:r>
-      <w:proofErr w:type="gramEnd"/>
+        <w:t>{Location}:\_Encapsulation\Logs</w:t>
+      </w:r>
     </w:p>
     <w:p>
       <w:pPr>
@@ -4899,17 +4909,8 @@
           <w:rFonts w:ascii="Aptos Narrow" w:hAnsi="Aptos Narrow"/>
           <w:color w:val="7030A0"/>
         </w:rPr>
-        <w:t>{system disk</w:t>
-      </w:r>
-      <w:proofErr w:type="gramStart"/>
-      <w:r>
-        <w:rPr>
-          <w:rFonts w:ascii="Aptos Narrow" w:hAnsi="Aptos Narrow"/>
-          <w:color w:val="7030A0"/>
-        </w:rPr>
-        <w:t>}:\Windows\Logs\DISM</w:t>
-      </w:r>
-      <w:proofErr w:type="gramEnd"/>
+        <w:t>{system disk}:\Windows\Logs\DISM</w:t>
+      </w:r>
     </w:p>
     <w:p>
       <w:pPr>
@@ -4968,23 +4969,7 @@
           <w:rFonts w:ascii="Aptos Narrow" w:hAnsi="Aptos Narrow"/>
           <w:color w:val="7030A0"/>
         </w:rPr>
-        <w:t>{system disk</w:t>
-      </w:r>
-      <w:proofErr w:type="gramStart"/>
-      <w:r>
-        <w:rPr>
-          <w:rFonts w:ascii="Aptos Narrow" w:hAnsi="Aptos Narrow"/>
-          <w:color w:val="7030A0"/>
-        </w:rPr>
-        <w:t>}:\Users\</w:t>
-      </w:r>
-      <w:proofErr w:type="gramEnd"/>
-      <w:r>
-        <w:rPr>
-          <w:rFonts w:ascii="Aptos Narrow" w:hAnsi="Aptos Narrow"/>
-          <w:color w:val="7030A0"/>
-        </w:rPr>
-        <w:t>{user name}\</w:t>
+        <w:t>{system disk}:\Users\{user name}\</w:t>
       </w:r>
       <w:proofErr w:type="spellStart"/>
       <w:r>
@@ -5027,6 +5012,7 @@
     </w:p>
     <w:p>
       <w:pPr>
+        <w:widowControl w:val="0"/>
         <w:spacing w:line="360" w:lineRule="auto"/>
         <w:ind w:left="4680"/>
         <w:rPr>
@@ -5062,30 +5048,24 @@
     </w:p>
     <w:p>
       <w:pPr>
-        <w:spacing w:line="360" w:lineRule="auto"/>
-        <w:rPr>
-          <w:rFonts w:ascii="Aptos Narrow" w:hAnsi="Aptos Narrow"/>
-        </w:rPr>
-      </w:pPr>
-    </w:p>
-    <w:p>
-      <w:pPr>
-        <w:spacing w:line="360" w:lineRule="auto"/>
-        <w:rPr>
-          <w:rFonts w:ascii="Aptos Narrow" w:hAnsi="Aptos Narrow"/>
-        </w:rPr>
-      </w:pPr>
-    </w:p>
-    <w:p>
-      <w:pPr>
+        <w:widowControl w:val="0"/>
+        <w:spacing w:line="360" w:lineRule="auto"/>
+        <w:rPr>
+          <w:rFonts w:ascii="Aptos Narrow" w:hAnsi="Aptos Narrow"/>
+        </w:rPr>
+      </w:pPr>
+    </w:p>
+    <w:p>
+      <w:pPr>
+        <w:widowControl w:val="0"/>
         <w:spacing w:line="360" w:lineRule="auto"/>
         <w:rPr>
           <w:rFonts w:ascii="Aptos Narrow" w:hAnsi="Aptos Narrow"/>
         </w:rPr>
         <w:sectPr>
-          <w:footerReference w:type="default" r:id="rId16"/>
+          <w:headerReference w:type="default" r:id="rId16"/>
           <w:pgSz w:w="16838" w:h="23811" w:code="8"/>
-          <w:pgMar w:top="1440" w:right="1440" w:bottom="1588" w:left="1440" w:header="680" w:footer="1020" w:gutter="0"/>
+          <w:pgMar w:top="2160" w:right="1440" w:bottom="1440" w:left="1440" w:header="900" w:footer="918" w:gutter="0"/>
           <w:pgNumType w:start="0"/>
           <w:cols w:space="720"/>
           <w:titlePg/>
@@ -5095,6 +5075,7 @@
     </w:p>
     <w:p>
       <w:pPr>
+        <w:widowControl w:val="0"/>
         <w:spacing w:line="360" w:lineRule="auto"/>
         <w:ind w:right="12518"/>
         <w:jc w:val="center"/>
@@ -5117,7 +5098,7 @@
         </w:rPr>
         <w:lastRenderedPageBreak/>
         <w:drawing>
-          <wp:inline distT="0" distB="0" distL="0" distR="0" wp14:anchorId="40F9FE50" wp14:editId="53715152">
+          <wp:inline distT="0" distB="0" distL="0" distR="0" wp14:anchorId="40F9FE50" wp14:editId="58867D1F">
             <wp:extent cx="603504" cy="667512"/>
             <wp:effectExtent l="0" t="0" r="6350" b="0"/>
             <wp:docPr id="1" name="Picture 1">
@@ -5173,6 +5154,7 @@
     </w:p>
     <w:p>
       <w:pPr>
+        <w:widowControl w:val="0"/>
         <w:spacing w:line="360" w:lineRule="auto"/>
         <w:ind w:right="12518"/>
         <w:jc w:val="center"/>
@@ -5446,7 +5428,7 @@
           <w:rFonts w:ascii="Aptos Narrow" w:hAnsi="Aptos Narrow"/>
           <w:color w:val="7030A0"/>
         </w:rPr>
-        <w:t>2</w:t>
+        <w:t>5</w:t>
       </w:r>
     </w:p>
     <w:p>
@@ -5496,14 +5478,14 @@
           <w:rFonts w:ascii="Aptos Narrow" w:hAnsi="Aptos Narrow"/>
           <w:color w:val="7030A0"/>
         </w:rPr>
-        <w:t>11 / 202</w:t>
-      </w:r>
-      <w:r>
-        <w:rPr>
-          <w:rFonts w:ascii="Aptos Narrow" w:hAnsi="Aptos Narrow" w:hint="eastAsia"/>
+        <w:t>1 / 202</w:t>
+      </w:r>
+      <w:r>
+        <w:rPr>
+          <w:rFonts w:ascii="Aptos Narrow" w:hAnsi="Aptos Narrow"/>
           <w:color w:val="7030A0"/>
         </w:rPr>
-        <w:t>5</w:t>
+        <w:t>6</w:t>
       </w:r>
     </w:p>
     <w:p>
@@ -5526,28 +5508,14 @@
           <w:rFonts w:ascii="Aptos Narrow" w:hAnsi="Aptos Narrow"/>
           <w:color w:val="7030A0"/>
         </w:rPr>
-        <w:t>1</w:t>
+        <w:t>1 / 202</w:t>
       </w:r>
       <w:r>
         <w:rPr>
           <w:rFonts w:ascii="Aptos Narrow" w:hAnsi="Aptos Narrow"/>
           <w:color w:val="7030A0"/>
         </w:rPr>
-        <w:t>2</w:t>
-      </w:r>
-      <w:r>
-        <w:rPr>
-          <w:rFonts w:ascii="Aptos Narrow" w:hAnsi="Aptos Narrow"/>
-          <w:color w:val="7030A0"/>
-        </w:rPr>
-        <w:t xml:space="preserve"> / 202</w:t>
-      </w:r>
-      <w:r>
-        <w:rPr>
-          <w:rFonts w:ascii="Aptos Narrow" w:hAnsi="Aptos Narrow" w:hint="eastAsia"/>
-          <w:color w:val="7030A0"/>
-        </w:rPr>
-        <w:t>5</w:t>
+        <w:t>6</w:t>
       </w:r>
     </w:p>
     <w:p>
@@ -5616,381 +5584,6 @@
 </file>
 
 <file path=word/footer1.xml><?xml version="1.0" encoding="utf-8"?>
-<w:ftr xmlns:wpc="http://schemas.microsoft.com/office/word/2010/wordprocessingCanvas" xmlns:cx="http://schemas.microsoft.com/office/drawing/2014/chartex" xmlns:cx1="http://schemas.microsoft.com/office/drawing/2015/9/8/chartex" xmlns:cx2="http://schemas.microsoft.com/office/drawing/2015/10/21/chartex" xmlns:cx3="http://schemas.microsoft.com/office/drawing/2016/5/9/chartex" xmlns:cx4="http://schemas.microsoft.com/office/drawing/2016/5/10/chartex" xmlns:cx5="http://schemas.microsoft.com/office/drawing/2016/5/11/chartex" xmlns:cx6="http://schemas.microsoft.com/office/drawing/2016/5/12/chartex" xmlns:cx7="http://schemas.microsoft.com/office/drawing/2016/5/13/chartex" xmlns:cx8="http://schemas.microsoft.com/office/drawing/2016/5/14/chartex" xmlns:mc="http://schemas.openxmlformats.org/markup-compatibility/2006" xmlns:aink="http://schemas.microsoft.com/office/drawing/2016/ink" xmlns:am3d="http://schemas.microsoft.com/office/drawing/2017/model3d" xmlns:o="urn:schemas-microsoft-com:office:office" xmlns:oel="http://schemas.microsoft.com/office/2019/extlst" xmlns:r="http://schemas.openxmlformats.org/officeDocument/2006/relationships" xmlns:m="http://schemas.openxmlformats.org/officeDocument/2006/math" xmlns:v="urn:schemas-microsoft-com:vml" xmlns:wp14="http://schemas.microsoft.com/office/word/2010/wordprocessingDrawing" xmlns:wp="http://schemas.openxmlformats.org/drawingml/2006/wordprocessingDrawing" xmlns:w10="urn:schemas-microsoft-com:office:word" xmlns:w="http://schemas.openxmlformats.org/wordprocessingml/2006/main" xmlns:w14="http://schemas.microsoft.com/office/word/2010/wordml" xmlns:w15="http://schemas.microsoft.com/office/word/2012/wordml" xmlns:w16cex="http://schemas.microsoft.com/office/word/2018/wordml/cex" xmlns:w16cid="http://schemas.microsoft.com/office/word/2016/wordml/cid" xmlns:w16="http://schemas.microsoft.com/office/word/2018/wordml" xmlns:w16sdtdh="http://schemas.microsoft.com/office/word/2020/wordml/sdtdatahash" xmlns:w16se="http://schemas.microsoft.com/office/word/2015/wordml/symex" xmlns:wpg="http://schemas.microsoft.com/office/word/2010/wordprocessingGroup" xmlns:wpi="http://schemas.microsoft.com/office/word/2010/wordprocessingInk" xmlns:wne="http://schemas.microsoft.com/office/word/2006/wordml" xmlns:wps="http://schemas.microsoft.com/office/word/2010/wordprocessingShape" mc:Ignorable="w14 w15 w16se w16cid w16 w16cex w16sdtdh wp14">
-  <w:tbl>
-    <w:tblPr>
-      <w:tblStyle w:val="TableGrid"/>
-      <w:tblW w:w="13950" w:type="dxa"/>
-      <w:jc w:val="center"/>
-      <w:tblBorders>
-        <w:top w:val="none" w:sz="0" w:space="0" w:color="auto"/>
-        <w:left w:val="none" w:sz="0" w:space="0" w:color="auto"/>
-        <w:bottom w:val="none" w:sz="0" w:space="0" w:color="auto"/>
-        <w:right w:val="none" w:sz="0" w:space="0" w:color="auto"/>
-        <w:insideH w:val="none" w:sz="0" w:space="0" w:color="auto"/>
-        <w:insideV w:val="none" w:sz="0" w:space="0" w:color="auto"/>
-      </w:tblBorders>
-      <w:tblCellMar>
-        <w:left w:w="0" w:type="dxa"/>
-        <w:right w:w="0" w:type="dxa"/>
-      </w:tblCellMar>
-      <w:tblLook w:val="04A0" w:firstRow="1" w:lastRow="0" w:firstColumn="1" w:lastColumn="0" w:noHBand="0" w:noVBand="1"/>
-    </w:tblPr>
-    <w:tblGrid>
-      <w:gridCol w:w="290"/>
-      <w:gridCol w:w="12009"/>
-      <w:gridCol w:w="1651"/>
-    </w:tblGrid>
-    <w:tr>
-      <w:trPr>
-        <w:trHeight w:val="269"/>
-        <w:jc w:val="center"/>
-      </w:trPr>
-      <w:tc>
-        <w:tcPr>
-          <w:tcW w:w="290" w:type="dxa"/>
-          <w:vAlign w:val="center"/>
-        </w:tcPr>
-        <w:p>
-          <w:pPr>
-            <w:pStyle w:val="Footer"/>
-            <w:tabs>
-              <w:tab w:val="clear" w:pos="4320"/>
-              <w:tab w:val="clear" w:pos="8640"/>
-              <w:tab w:val="right" w:pos="14490"/>
-            </w:tabs>
-            <w:spacing w:before="0"/>
-            <w:rPr>
-              <w:rFonts w:ascii="Aptos Narrow" w:hAnsi="Aptos Narrow"/>
-              <w:sz w:val="16"/>
-              <w:szCs w:val="12"/>
-            </w:rPr>
-          </w:pPr>
-          <w:r>
-            <w:rPr>
-              <w:rFonts w:ascii="Aptos Narrow" w:hAnsi="Aptos Narrow"/>
-              <w:noProof/>
-              <w:sz w:val="16"/>
-              <w:szCs w:val="18"/>
-            </w:rPr>
-            <w:drawing>
-              <wp:inline distT="0" distB="0" distL="0" distR="0" wp14:anchorId="49F07E25" wp14:editId="2A242969">
-                <wp:extent cx="130500" cy="144000"/>
-                <wp:effectExtent l="0" t="0" r="3175" b="8890"/>
-                <wp:docPr id="25" name="图片 1114226638">
-                  <a:extLst xmlns:a="http://schemas.openxmlformats.org/drawingml/2006/main">
-                    <a:ext uri="{C183D7F6-B498-43B3-948B-1728B52AA6E4}">
-                      <adec:decorative xmlns:adec="http://schemas.microsoft.com/office/drawing/2017/decorative" val="1"/>
-                    </a:ext>
-                  </a:extLst>
-                </wp:docPr>
-                <wp:cNvGraphicFramePr>
-                  <a:graphicFrameLocks xmlns:a="http://schemas.openxmlformats.org/drawingml/2006/main" noChangeAspect="1"/>
-                </wp:cNvGraphicFramePr>
-                <a:graphic xmlns:a="http://schemas.openxmlformats.org/drawingml/2006/main">
-                  <a:graphicData uri="http://schemas.openxmlformats.org/drawingml/2006/picture">
-                    <pic:pic xmlns:pic="http://schemas.openxmlformats.org/drawingml/2006/picture">
-                      <pic:nvPicPr>
-                        <pic:cNvPr id="1114226638" name="图片 1114226638">
-                          <a:extLst>
-                            <a:ext uri="{C183D7F6-B498-43B3-948B-1728B52AA6E4}">
-                              <adec:decorative xmlns:adec="http://schemas.microsoft.com/office/drawing/2017/decorative" val="1"/>
-                            </a:ext>
-                          </a:extLst>
-                        </pic:cNvPr>
-                        <pic:cNvPicPr/>
-                      </pic:nvPicPr>
-                      <pic:blipFill>
-                        <a:blip r:embed="rId1" cstate="print">
-                          <a:extLst>
-                            <a:ext uri="{28A0092B-C50C-407E-A947-70E740481C1C}">
-                              <a14:useLocalDpi xmlns:a14="http://schemas.microsoft.com/office/drawing/2010/main" val="0"/>
-                            </a:ext>
-                          </a:extLst>
-                        </a:blip>
-                        <a:stretch>
-                          <a:fillRect/>
-                        </a:stretch>
-                      </pic:blipFill>
-                      <pic:spPr>
-                        <a:xfrm>
-                          <a:off x="0" y="0"/>
-                          <a:ext cx="130500" cy="144000"/>
-                        </a:xfrm>
-                        <a:prstGeom prst="rect">
-                          <a:avLst/>
-                        </a:prstGeom>
-                      </pic:spPr>
-                    </pic:pic>
-                  </a:graphicData>
-                </a:graphic>
-              </wp:inline>
-            </w:drawing>
-          </w:r>
-        </w:p>
-      </w:tc>
-      <w:tc>
-        <w:tcPr>
-          <w:tcW w:w="12000" w:type="dxa"/>
-          <w:vAlign w:val="center"/>
-        </w:tcPr>
-        <w:p>
-          <w:pPr>
-            <w:pStyle w:val="Footer"/>
-            <w:tabs>
-              <w:tab w:val="clear" w:pos="4320"/>
-              <w:tab w:val="clear" w:pos="8640"/>
-              <w:tab w:val="right" w:pos="14490"/>
-            </w:tabs>
-            <w:spacing w:before="0"/>
-            <w:rPr>
-              <w:rFonts w:ascii="Aptos Narrow" w:hAnsi="Aptos Narrow"/>
-              <w:sz w:val="16"/>
-              <w:szCs w:val="12"/>
-            </w:rPr>
-          </w:pPr>
-          <w:r>
-            <w:rPr>
-              <w:rFonts w:ascii="Aptos Narrow" w:hAnsi="Aptos Narrow"/>
-              <w:sz w:val="16"/>
-              <w:szCs w:val="12"/>
-            </w:rPr>
-            <w:t>Yi</w:t>
-          </w:r>
-          <w:r>
-            <w:rPr>
-              <w:rFonts w:ascii="Aptos Narrow" w:hAnsi="Aptos Narrow"/>
-              <w:sz w:val="16"/>
-              <w:szCs w:val="12"/>
-            </w:rPr>
-            <w:t>'</w:t>
-          </w:r>
-          <w:r>
-            <w:rPr>
-              <w:rFonts w:ascii="Aptos Narrow" w:hAnsi="Aptos Narrow"/>
-              <w:sz w:val="16"/>
-              <w:szCs w:val="12"/>
-            </w:rPr>
-            <w:t>s Solutions</w:t>
-          </w:r>
-        </w:p>
-      </w:tc>
-      <w:tc>
-        <w:tcPr>
-          <w:tcW w:w="1650" w:type="dxa"/>
-          <w:vAlign w:val="center"/>
-        </w:tcPr>
-        <w:p>
-          <w:pPr>
-            <w:pStyle w:val="Footer"/>
-            <w:tabs>
-              <w:tab w:val="clear" w:pos="4320"/>
-              <w:tab w:val="clear" w:pos="8640"/>
-              <w:tab w:val="right" w:pos="14490"/>
-            </w:tabs>
-            <w:spacing w:before="0"/>
-            <w:jc w:val="right"/>
-            <w:rPr>
-              <w:rFonts w:ascii="Aptos Narrow" w:hAnsi="Aptos Narrow"/>
-              <w:sz w:val="16"/>
-              <w:szCs w:val="12"/>
-            </w:rPr>
-          </w:pPr>
-          <w:r>
-            <w:rPr>
-              <w:rFonts w:ascii="Aptos Narrow" w:hAnsi="Aptos Narrow"/>
-              <w:sz w:val="16"/>
-              <w:szCs w:val="12"/>
-            </w:rPr>
-            <w:t xml:space="preserve">Page </w:t>
-          </w:r>
-          <w:r>
-            <w:rPr>
-              <w:rFonts w:ascii="Aptos Narrow" w:hAnsi="Aptos Narrow"/>
-              <w:sz w:val="16"/>
-              <w:szCs w:val="12"/>
-            </w:rPr>
-            <w:t xml:space="preserve"> </w:t>
-          </w:r>
-          <w:r>
-            <w:rPr>
-              <w:rFonts w:ascii="Aptos Narrow" w:hAnsi="Aptos Narrow"/>
-              <w:sz w:val="16"/>
-              <w:szCs w:val="12"/>
-            </w:rPr>
-            <w:fldChar w:fldCharType="begin"/>
-          </w:r>
-          <w:r>
-            <w:rPr>
-              <w:rFonts w:ascii="Aptos Narrow" w:hAnsi="Aptos Narrow"/>
-              <w:sz w:val="16"/>
-              <w:szCs w:val="12"/>
-            </w:rPr>
-            <w:instrText xml:space="preserve"> PAGE </w:instrText>
-          </w:r>
-          <w:r>
-            <w:rPr>
-              <w:rFonts w:ascii="Aptos Narrow" w:hAnsi="Aptos Narrow"/>
-              <w:sz w:val="16"/>
-              <w:szCs w:val="12"/>
-            </w:rPr>
-            <w:fldChar w:fldCharType="separate"/>
-          </w:r>
-          <w:r>
-            <w:rPr>
-              <w:rFonts w:ascii="Aptos Narrow" w:hAnsi="Aptos Narrow"/>
-              <w:sz w:val="16"/>
-              <w:szCs w:val="12"/>
-            </w:rPr>
-            <w:t>0</w:t>
-          </w:r>
-          <w:r>
-            <w:rPr>
-              <w:rFonts w:ascii="Aptos Narrow" w:hAnsi="Aptos Narrow"/>
-              <w:sz w:val="16"/>
-              <w:szCs w:val="12"/>
-            </w:rPr>
-            <w:fldChar w:fldCharType="end"/>
-          </w:r>
-          <w:r>
-            <w:rPr>
-              <w:rFonts w:ascii="Aptos Narrow" w:hAnsi="Aptos Narrow"/>
-              <w:sz w:val="16"/>
-              <w:szCs w:val="12"/>
-            </w:rPr>
-            <w:t xml:space="preserve"> </w:t>
-          </w:r>
-          <w:r>
-            <w:rPr>
-              <w:rFonts w:ascii="Aptos Narrow" w:hAnsi="Aptos Narrow"/>
-              <w:sz w:val="16"/>
-              <w:szCs w:val="12"/>
-            </w:rPr>
-            <w:t xml:space="preserve">of </w:t>
-          </w:r>
-          <w:r>
-            <w:rPr>
-              <w:rFonts w:ascii="Aptos Narrow" w:hAnsi="Aptos Narrow"/>
-              <w:sz w:val="16"/>
-              <w:szCs w:val="12"/>
-            </w:rPr>
-            <w:t xml:space="preserve"> </w:t>
-          </w:r>
-          <w:r>
-            <w:rPr>
-              <w:rFonts w:ascii="Aptos Narrow" w:hAnsi="Aptos Narrow"/>
-              <w:sz w:val="16"/>
-              <w:szCs w:val="12"/>
-            </w:rPr>
-            <w:fldChar w:fldCharType="begin"/>
-          </w:r>
-          <w:r>
-            <w:rPr>
-              <w:rFonts w:ascii="Aptos Narrow" w:hAnsi="Aptos Narrow"/>
-              <w:sz w:val="16"/>
-              <w:szCs w:val="12"/>
-            </w:rPr>
-            <w:instrText>=</w:instrText>
-          </w:r>
-          <w:r>
-            <w:rPr>
-              <w:rFonts w:ascii="Aptos Narrow" w:hAnsi="Aptos Narrow"/>
-              <w:sz w:val="16"/>
-              <w:szCs w:val="12"/>
-            </w:rPr>
-            <w:fldChar w:fldCharType="begin"/>
-          </w:r>
-          <w:r>
-            <w:rPr>
-              <w:rFonts w:ascii="Aptos Narrow" w:hAnsi="Aptos Narrow"/>
-              <w:sz w:val="16"/>
-              <w:szCs w:val="12"/>
-            </w:rPr>
-            <w:instrText xml:space="preserve"> NUMPAGES </w:instrText>
-          </w:r>
-          <w:r>
-            <w:rPr>
-              <w:rFonts w:ascii="Aptos Narrow" w:hAnsi="Aptos Narrow"/>
-              <w:sz w:val="16"/>
-              <w:szCs w:val="12"/>
-            </w:rPr>
-            <w:fldChar w:fldCharType="separate"/>
-          </w:r>
-          <w:r>
-            <w:rPr>
-              <w:rFonts w:ascii="Aptos Narrow" w:hAnsi="Aptos Narrow"/>
-              <w:noProof/>
-              <w:sz w:val="16"/>
-              <w:szCs w:val="12"/>
-            </w:rPr>
-            <w:instrText>7</w:instrText>
-          </w:r>
-          <w:r>
-            <w:rPr>
-              <w:rFonts w:ascii="Aptos Narrow" w:hAnsi="Aptos Narrow"/>
-              <w:sz w:val="16"/>
-              <w:szCs w:val="12"/>
-            </w:rPr>
-            <w:fldChar w:fldCharType="end"/>
-          </w:r>
-          <w:r>
-            <w:rPr>
-              <w:rFonts w:ascii="Aptos Narrow" w:hAnsi="Aptos Narrow"/>
-              <w:sz w:val="16"/>
-              <w:szCs w:val="12"/>
-            </w:rPr>
-            <w:instrText xml:space="preserve">-2 </w:instrText>
-          </w:r>
-          <w:r>
-            <w:rPr>
-              <w:rFonts w:ascii="Aptos Narrow" w:hAnsi="Aptos Narrow"/>
-              <w:sz w:val="16"/>
-              <w:szCs w:val="12"/>
-            </w:rPr>
-            <w:fldChar w:fldCharType="separate"/>
-          </w:r>
-          <w:r>
-            <w:rPr>
-              <w:rFonts w:ascii="Aptos Narrow" w:hAnsi="Aptos Narrow"/>
-              <w:noProof/>
-              <w:sz w:val="16"/>
-              <w:szCs w:val="12"/>
-            </w:rPr>
-            <w:t>5</w:t>
-          </w:r>
-          <w:r>
-            <w:rPr>
-              <w:rFonts w:ascii="Aptos Narrow" w:hAnsi="Aptos Narrow"/>
-              <w:sz w:val="16"/>
-              <w:szCs w:val="12"/>
-            </w:rPr>
-            <w:fldChar w:fldCharType="end"/>
-          </w:r>
-          <w:r>
-            <w:rPr>
-              <w:rFonts w:ascii="Aptos Narrow" w:hAnsi="Aptos Narrow"/>
-              <w:sz w:val="16"/>
-              <w:szCs w:val="12"/>
-            </w:rPr>
-            <w:t xml:space="preserve"> </w:t>
-          </w:r>
-        </w:p>
-      </w:tc>
-    </w:tr>
-  </w:tbl>
-  <w:p>
-    <w:pPr>
-      <w:pStyle w:val="Footer"/>
-      <w:spacing w:before="0"/>
-      <w:rPr>
-        <w:rFonts w:ascii="Aptos Narrow" w:hAnsi="Aptos Narrow"/>
-      </w:rPr>
-    </w:pPr>
-  </w:p>
-</w:ftr>
-</file>
-
-<file path=word/footer2.xml><?xml version="1.0" encoding="utf-8"?>
 <w:ftr xmlns:wpc="http://schemas.microsoft.com/office/word/2010/wordprocessingCanvas" xmlns:cx="http://schemas.microsoft.com/office/drawing/2014/chartex" xmlns:cx1="http://schemas.microsoft.com/office/drawing/2015/9/8/chartex" xmlns:cx2="http://schemas.microsoft.com/office/drawing/2015/10/21/chartex" xmlns:cx3="http://schemas.microsoft.com/office/drawing/2016/5/9/chartex" xmlns:cx4="http://schemas.microsoft.com/office/drawing/2016/5/10/chartex" xmlns:cx5="http://schemas.microsoft.com/office/drawing/2016/5/11/chartex" xmlns:cx6="http://schemas.microsoft.com/office/drawing/2016/5/12/chartex" xmlns:cx7="http://schemas.microsoft.com/office/drawing/2016/5/13/chartex" xmlns:cx8="http://schemas.microsoft.com/office/drawing/2016/5/14/chartex" xmlns:mc="http://schemas.openxmlformats.org/markup-compatibility/2006" xmlns:aink="http://schemas.microsoft.com/office/drawing/2016/ink" xmlns:am3d="http://schemas.microsoft.com/office/drawing/2017/model3d" xmlns:o="urn:schemas-microsoft-com:office:office" xmlns:oel="http://schemas.microsoft.com/office/2019/extlst" xmlns:r="http://schemas.openxmlformats.org/officeDocument/2006/relationships" xmlns:m="http://schemas.openxmlformats.org/officeDocument/2006/math" xmlns:v="urn:schemas-microsoft-com:vml" xmlns:wp14="http://schemas.microsoft.com/office/word/2010/wordprocessingDrawing" xmlns:wp="http://schemas.openxmlformats.org/drawingml/2006/wordprocessingDrawing" xmlns:w10="urn:schemas-microsoft-com:office:word" xmlns:w="http://schemas.openxmlformats.org/wordprocessingml/2006/main" xmlns:w14="http://schemas.microsoft.com/office/word/2010/wordml" xmlns:w15="http://schemas.microsoft.com/office/word/2012/wordml" xmlns:w16cex="http://schemas.microsoft.com/office/word/2018/wordml/cex" xmlns:w16cid="http://schemas.microsoft.com/office/word/2016/wordml/cid" xmlns:w16="http://schemas.microsoft.com/office/word/2018/wordml" xmlns:w16sdtdh="http://schemas.microsoft.com/office/word/2020/wordml/sdtdatahash" xmlns:w16se="http://schemas.microsoft.com/office/word/2015/wordml/symex" xmlns:wpg="http://schemas.microsoft.com/office/word/2010/wordprocessingGroup" xmlns:wpi="http://schemas.microsoft.com/office/word/2010/wordprocessingInk" xmlns:wne="http://schemas.microsoft.com/office/word/2006/wordml" xmlns:wps="http://schemas.microsoft.com/office/word/2010/wordprocessingShape" mc:Ignorable="w14 w15 w16se w16cid w16 w16cex w16sdtdh wp14">
   <w:tbl>
     <w:tblPr>
@@ -6372,6 +5965,522 @@
     </w:p>
   </w:footnote>
 </w:footnotes>
+</file>
+
+<file path=word/header1.xml><?xml version="1.0" encoding="utf-8"?>
+<w:hdr xmlns:wpc="http://schemas.microsoft.com/office/word/2010/wordprocessingCanvas" xmlns:cx="http://schemas.microsoft.com/office/drawing/2014/chartex" xmlns:cx1="http://schemas.microsoft.com/office/drawing/2015/9/8/chartex" xmlns:cx2="http://schemas.microsoft.com/office/drawing/2015/10/21/chartex" xmlns:cx3="http://schemas.microsoft.com/office/drawing/2016/5/9/chartex" xmlns:cx4="http://schemas.microsoft.com/office/drawing/2016/5/10/chartex" xmlns:cx5="http://schemas.microsoft.com/office/drawing/2016/5/11/chartex" xmlns:cx6="http://schemas.microsoft.com/office/drawing/2016/5/12/chartex" xmlns:cx7="http://schemas.microsoft.com/office/drawing/2016/5/13/chartex" xmlns:cx8="http://schemas.microsoft.com/office/drawing/2016/5/14/chartex" xmlns:mc="http://schemas.openxmlformats.org/markup-compatibility/2006" xmlns:aink="http://schemas.microsoft.com/office/drawing/2016/ink" xmlns:am3d="http://schemas.microsoft.com/office/drawing/2017/model3d" xmlns:o="urn:schemas-microsoft-com:office:office" xmlns:oel="http://schemas.microsoft.com/office/2019/extlst" xmlns:r="http://schemas.openxmlformats.org/officeDocument/2006/relationships" xmlns:m="http://schemas.openxmlformats.org/officeDocument/2006/math" xmlns:v="urn:schemas-microsoft-com:vml" xmlns:wp14="http://schemas.microsoft.com/office/word/2010/wordprocessingDrawing" xmlns:wp="http://schemas.openxmlformats.org/drawingml/2006/wordprocessingDrawing" xmlns:w10="urn:schemas-microsoft-com:office:word" xmlns:w="http://schemas.openxmlformats.org/wordprocessingml/2006/main" xmlns:w14="http://schemas.microsoft.com/office/word/2010/wordml" xmlns:w15="http://schemas.microsoft.com/office/word/2012/wordml" xmlns:w16cex="http://schemas.microsoft.com/office/word/2018/wordml/cex" xmlns:w16cid="http://schemas.microsoft.com/office/word/2016/wordml/cid" xmlns:w16="http://schemas.microsoft.com/office/word/2018/wordml" xmlns:w16sdtdh="http://schemas.microsoft.com/office/word/2020/wordml/sdtdatahash" xmlns:w16se="http://schemas.microsoft.com/office/word/2015/wordml/symex" xmlns:wpg="http://schemas.microsoft.com/office/word/2010/wordprocessingGroup" xmlns:wpi="http://schemas.microsoft.com/office/word/2010/wordprocessingInk" xmlns:wne="http://schemas.microsoft.com/office/word/2006/wordml" xmlns:wps="http://schemas.microsoft.com/office/word/2010/wordprocessingShape" mc:Ignorable="w14 w15 w16se w16cid w16 w16cex w16sdtdh wp14">
+  <w:p>
+    <w:pPr>
+      <w:pStyle w:val="Header"/>
+      <w:tabs>
+        <w:tab w:val="clear" w:pos="4320"/>
+        <w:tab w:val="clear" w:pos="8640"/>
+        <w:tab w:val="left" w:pos="12228"/>
+      </w:tabs>
+      <w:spacing w:before="0"/>
+      <w:rPr>
+        <w:rFonts w:ascii="Aptos Narrow" w:hAnsi="Aptos Narrow"/>
+      </w:rPr>
+    </w:pPr>
+    <w:r>
+      <w:rPr>
+        <w:rFonts w:ascii="Aptos Narrow" w:hAnsi="Aptos Narrow"/>
+        <w:noProof/>
+        <w:sz w:val="24"/>
+        <w:szCs w:val="24"/>
+      </w:rPr>
+      <mc:AlternateContent>
+        <mc:Choice Requires="wpc">
+          <w:drawing>
+            <wp:anchor distT="0" distB="0" distL="114300" distR="114300" simplePos="0" relativeHeight="251659264" behindDoc="1" locked="0" layoutInCell="1" allowOverlap="1" wp14:anchorId="3F323480" wp14:editId="0414E440">
+              <wp:simplePos x="0" y="0"/>
+              <wp:positionH relativeFrom="column">
+                <wp:posOffset>6864823</wp:posOffset>
+              </wp:positionH>
+              <wp:positionV relativeFrom="paragraph">
+                <wp:posOffset>5080</wp:posOffset>
+              </wp:positionV>
+              <wp:extent cx="2086632" cy="316865"/>
+              <wp:effectExtent l="0" t="0" r="0" b="0"/>
+              <wp:wrapNone/>
+              <wp:docPr id="18" name="Canvas 18"/>
+              <wp:cNvGraphicFramePr>
+                <a:graphicFrameLocks xmlns:a="http://schemas.openxmlformats.org/drawingml/2006/main" noChangeAspect="1"/>
+              </wp:cNvGraphicFramePr>
+              <a:graphic xmlns:a="http://schemas.openxmlformats.org/drawingml/2006/main">
+                <a:graphicData uri="http://schemas.microsoft.com/office/word/2010/wordprocessingCanvas">
+                  <wpc:wpc>
+                    <wpc:bg>
+                      <a:noFill/>
+                    </wpc:bg>
+                    <wpc:whole/>
+                    <pic:pic xmlns:pic="http://schemas.openxmlformats.org/drawingml/2006/picture">
+                      <pic:nvPicPr>
+                        <pic:cNvPr id="5" name="Picture 5"/>
+                        <pic:cNvPicPr>
+                          <a:picLocks noChangeAspect="1"/>
+                        </pic:cNvPicPr>
+                      </pic:nvPicPr>
+                      <pic:blipFill>
+                        <a:blip r:embed="rId1">
+                          <a:extLst>
+                            <a:ext uri="{28A0092B-C50C-407E-A947-70E740481C1C}">
+                              <a14:useLocalDpi xmlns:a14="http://schemas.microsoft.com/office/drawing/2010/main" val="0"/>
+                            </a:ext>
+                          </a:extLst>
+                        </a:blip>
+                        <a:stretch>
+                          <a:fillRect/>
+                        </a:stretch>
+                      </pic:blipFill>
+                      <pic:spPr>
+                        <a:xfrm>
+                          <a:off x="1296355" y="74952"/>
+                          <a:ext cx="162279" cy="162279"/>
+                        </a:xfrm>
+                        <a:prstGeom prst="rect">
+                          <a:avLst/>
+                        </a:prstGeom>
+                      </pic:spPr>
+                    </pic:pic>
+                    <wps:wsp>
+                      <wps:cNvPr id="7" name="Text Box 7"/>
+                      <wps:cNvSpPr txBox="1"/>
+                      <wps:spPr>
+                        <a:xfrm>
+                          <a:off x="1325860" y="43091"/>
+                          <a:ext cx="659765" cy="252095"/>
+                        </a:xfrm>
+                        <a:prstGeom prst="rect">
+                          <a:avLst/>
+                        </a:prstGeom>
+                        <a:noFill/>
+                        <a:ln w="6350">
+                          <a:noFill/>
+                        </a:ln>
+                      </wps:spPr>
+                      <wps:txbx>
+                        <w:txbxContent>
+                          <w:p>
+                            <w:pPr>
+                              <w:spacing w:before="0" w:line="240" w:lineRule="auto"/>
+                              <w:ind w:right="-143"/>
+                              <w:jc w:val="right"/>
+                              <w:rPr>
+                                <w:rFonts w:ascii="Aptos Narrow" w:hAnsi="Aptos Narrow"/>
+                                <w:sz w:val="24"/>
+                                <w:szCs w:val="24"/>
+                                <w:vertAlign w:val="superscript"/>
+                              </w:rPr>
+                            </w:pPr>
+                            <w:r>
+                              <w:rPr>
+                                <w:rFonts w:ascii="Aptos Narrow" w:hAnsi="Aptos Narrow"/>
+                                <w:sz w:val="24"/>
+                                <w:szCs w:val="24"/>
+                                <w:vertAlign w:val="superscript"/>
+                              </w:rPr>
+                              <w:t>Yi's Solutions</w:t>
+                            </w:r>
+                          </w:p>
+                        </w:txbxContent>
+                      </wps:txbx>
+                      <wps:bodyPr rot="0" spcFirstLastPara="0" vertOverflow="overflow" horzOverflow="overflow" vert="horz" wrap="none" lIns="91440" tIns="45720" rIns="91440" bIns="45720" numCol="1" spcCol="0" rtlCol="0" fromWordArt="0" anchor="t" anchorCtr="0" forceAA="0" compatLnSpc="1">
+                        <a:prstTxWarp prst="textNoShape">
+                          <a:avLst/>
+                        </a:prstTxWarp>
+                        <a:noAutofit/>
+                      </wps:bodyPr>
+                    </wps:wsp>
+                  </wpc:wpc>
+                </a:graphicData>
+              </a:graphic>
+              <wp14:sizeRelH relativeFrom="page">
+                <wp14:pctWidth>0</wp14:pctWidth>
+              </wp14:sizeRelH>
+              <wp14:sizeRelV relativeFrom="page">
+                <wp14:pctHeight>0</wp14:pctHeight>
+              </wp14:sizeRelV>
+            </wp:anchor>
+          </w:drawing>
+        </mc:Choice>
+        <mc:Fallback>
+          <w:pict>
+            <v:group w14:anchorId="3F323480" id="Canvas 18" o:spid="_x0000_s1026" editas="canvas" style="position:absolute;margin-left:540.55pt;margin-top:.4pt;width:164.3pt;height:24.95pt;z-index:-251657216" coordsize="20866,3168" o:gfxdata="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">
+              <v:shapetype id="_x0000_t75" coordsize="21600,21600" o:spt="75" o:preferrelative="t" path="m@4@5l@4@11@9@11@9@5xe" filled="f" stroked="f">
+                <v:stroke joinstyle="miter"/>
+                <v:formulas>
+                  <v:f eqn="if lineDrawn pixelLineWidth 0"/>
+                  <v:f eqn="sum @0 1 0"/>
+                  <v:f eqn="sum 0 0 @1"/>
+                  <v:f eqn="prod @2 1 2"/>
+                  <v:f eqn="prod @3 21600 pixelWidth"/>
+                  <v:f eqn="prod @3 21600 pixelHeight"/>
+                  <v:f eqn="sum @0 0 1"/>
+                  <v:f eqn="prod @6 1 2"/>
+                  <v:f eqn="prod @7 21600 pixelWidth"/>
+                  <v:f eqn="sum @8 21600 0"/>
+                  <v:f eqn="prod @7 21600 pixelHeight"/>
+                  <v:f eqn="sum @10 21600 0"/>
+                </v:formulas>
+                <v:path o:extrusionok="f" gradientshapeok="t" o:connecttype="rect"/>
+                <o:lock v:ext="edit" aspectratio="t"/>
+              </v:shapetype>
+              <v:shape id="_x0000_s1027" type="#_x0000_t75" style="position:absolute;width:20866;height:3168;visibility:visible;mso-wrap-style:square">
+                <v:fill o:detectmouseclick="t"/>
+                <v:path o:connecttype="none"/>
+              </v:shape>
+              <v:shape id="Picture 5" o:spid="_x0000_s1028" type="#_x0000_t75" style="position:absolute;left:12963;top:749;width:1623;height:1623;visibility:visible;mso-wrap-style:square" o:gfxdata="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">
+                <v:imagedata r:id="rId2" o:title=""/>
+              </v:shape>
+              <v:shapetype id="_x0000_t202" coordsize="21600,21600" o:spt="202" path="m,l,21600r21600,l21600,xe">
+                <v:stroke joinstyle="miter"/>
+                <v:path gradientshapeok="t" o:connecttype="rect"/>
+              </v:shapetype>
+              <v:shape id="Text Box 7" o:spid="_x0000_s1029" type="#_x0000_t202" style="position:absolute;left:13258;top:430;width:6598;height:2521;visibility:visible;mso-wrap-style:none;v-text-anchor:top" o:gfxdata="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" filled="f" stroked="f" strokeweight=".5pt">
+                <v:textbox>
+                  <w:txbxContent>
+                    <w:p>
+                      <w:pPr>
+                        <w:spacing w:before="0" w:line="240" w:lineRule="auto"/>
+                        <w:ind w:right="-143"/>
+                        <w:jc w:val="right"/>
+                        <w:rPr>
+                          <w:rFonts w:ascii="Aptos Narrow" w:hAnsi="Aptos Narrow"/>
+                          <w:sz w:val="24"/>
+                          <w:szCs w:val="24"/>
+                          <w:vertAlign w:val="superscript"/>
+                        </w:rPr>
+                      </w:pPr>
+                      <w:r>
+                        <w:rPr>
+                          <w:rFonts w:ascii="Aptos Narrow" w:hAnsi="Aptos Narrow"/>
+                          <w:sz w:val="24"/>
+                          <w:szCs w:val="24"/>
+                          <w:vertAlign w:val="superscript"/>
+                        </w:rPr>
+                        <w:t>Yi's Solutions</w:t>
+                      </w:r>
+                    </w:p>
+                  </w:txbxContent>
+                </v:textbox>
+              </v:shape>
+            </v:group>
+          </w:pict>
+        </mc:Fallback>
+      </mc:AlternateContent>
+    </w:r>
+    <w:r>
+      <w:rPr>
+        <w:rFonts w:ascii="Aptos Narrow" w:hAnsi="Aptos Narrow"/>
+        <w:sz w:val="24"/>
+        <w:szCs w:val="24"/>
+      </w:rPr>
+      <w:fldChar w:fldCharType="begin"/>
+    </w:r>
+    <w:r>
+      <w:rPr>
+        <w:rFonts w:ascii="Aptos Narrow" w:hAnsi="Aptos Narrow"/>
+        <w:sz w:val="24"/>
+        <w:szCs w:val="24"/>
+      </w:rPr>
+      <w:instrText xml:space="preserve"> STYLEREF  "Heading 2"  \* MERGEFORMAT </w:instrText>
+    </w:r>
+    <w:r>
+      <w:rPr>
+        <w:rFonts w:ascii="Aptos Narrow" w:hAnsi="Aptos Narrow"/>
+        <w:sz w:val="24"/>
+        <w:szCs w:val="24"/>
+      </w:rPr>
+      <w:fldChar w:fldCharType="separate"/>
+    </w:r>
+    <w:r>
+      <w:rPr>
+        <w:rFonts w:ascii="Aptos Narrow" w:hAnsi="Aptos Narrow"/>
+        <w:noProof/>
+        <w:sz w:val="24"/>
+        <w:szCs w:val="24"/>
+      </w:rPr>
+      <w:t>Start the packaging journey</w:t>
+    </w:r>
+    <w:r>
+      <w:rPr>
+        <w:rFonts w:ascii="Aptos Narrow" w:hAnsi="Aptos Narrow"/>
+        <w:noProof/>
+        <w:sz w:val="24"/>
+        <w:szCs w:val="24"/>
+      </w:rPr>
+      <w:fldChar w:fldCharType="end"/>
+    </w:r>
+    <w:r>
+      <w:rPr>
+        <w:rFonts w:ascii="Aptos Narrow" w:hAnsi="Aptos Narrow"/>
+      </w:rPr>
+      <w:tab/>
+    </w:r>
+  </w:p>
+  <w:p>
+    <w:pPr>
+      <w:pStyle w:val="Header"/>
+      <w:tabs>
+        <w:tab w:val="clear" w:pos="4320"/>
+        <w:tab w:val="clear" w:pos="8640"/>
+        <w:tab w:val="right" w:pos="13950"/>
+      </w:tabs>
+      <w:rPr>
+        <w:rFonts w:ascii="Aptos Narrow" w:hAnsi="Aptos Narrow"/>
+        <w:sz w:val="16"/>
+        <w:szCs w:val="16"/>
+      </w:rPr>
+    </w:pPr>
+    <w:r>
+      <w:rPr>
+        <w:rFonts w:ascii="Aptos Narrow" w:hAnsi="Aptos Narrow"/>
+        <w:noProof/>
+        <w:sz w:val="16"/>
+        <w:szCs w:val="16"/>
+      </w:rPr>
+      <mc:AlternateContent>
+        <mc:Choice Requires="wps">
+          <w:drawing>
+            <wp:anchor distT="0" distB="0" distL="114300" distR="114300" simplePos="0" relativeHeight="251660288" behindDoc="0" locked="0" layoutInCell="1" allowOverlap="1" wp14:anchorId="3085253F" wp14:editId="7EF2ABFD">
+              <wp:simplePos x="0" y="0"/>
+              <wp:positionH relativeFrom="margin">
+                <wp:align>center</wp:align>
+              </wp:positionH>
+              <wp:positionV relativeFrom="paragraph">
+                <wp:posOffset>398507</wp:posOffset>
+              </wp:positionV>
+              <wp:extent cx="8877324" cy="9144"/>
+              <wp:effectExtent l="0" t="0" r="0" b="0"/>
+              <wp:wrapNone/>
+              <wp:docPr id="120" name="Rectangle 120"/>
+              <wp:cNvGraphicFramePr/>
+              <a:graphic xmlns:a="http://schemas.openxmlformats.org/drawingml/2006/main">
+                <a:graphicData uri="http://schemas.microsoft.com/office/word/2010/wordprocessingShape">
+                  <wps:wsp>
+                    <wps:cNvSpPr/>
+                    <wps:spPr>
+                      <a:xfrm flipV="1">
+                        <a:off x="0" y="0"/>
+                        <a:ext cx="8877324" cy="9144"/>
+                      </a:xfrm>
+                      <a:prstGeom prst="rect">
+                        <a:avLst/>
+                      </a:prstGeom>
+                      <a:solidFill>
+                        <a:schemeClr val="accent3"/>
+                      </a:solidFill>
+                      <a:ln>
+                        <a:noFill/>
+                      </a:ln>
+                    </wps:spPr>
+                    <wps:style>
+                      <a:lnRef idx="0">
+                        <a:scrgbClr r="0" g="0" b="0"/>
+                      </a:lnRef>
+                      <a:fillRef idx="0">
+                        <a:scrgbClr r="0" g="0" b="0"/>
+                      </a:fillRef>
+                      <a:effectRef idx="0">
+                        <a:scrgbClr r="0" g="0" b="0"/>
+                      </a:effectRef>
+                      <a:fontRef idx="minor">
+                        <a:schemeClr val="lt1"/>
+                      </a:fontRef>
+                    </wps:style>
+                    <wps:bodyPr rot="0" spcFirstLastPara="0" vertOverflow="overflow" horzOverflow="overflow" vert="horz" wrap="square" lIns="91440" tIns="45720" rIns="91440" bIns="45720" numCol="1" spcCol="0" rtlCol="0" fromWordArt="0" anchor="ctr" anchorCtr="0" forceAA="0" compatLnSpc="1">
+                      <a:prstTxWarp prst="textNoShape">
+                        <a:avLst/>
+                      </a:prstTxWarp>
+                      <a:noAutofit/>
+                    </wps:bodyPr>
+                  </wps:wsp>
+                </a:graphicData>
+              </a:graphic>
+              <wp14:sizeRelH relativeFrom="margin">
+                <wp14:pctWidth>0</wp14:pctWidth>
+              </wp14:sizeRelH>
+              <wp14:sizeRelV relativeFrom="margin">
+                <wp14:pctHeight>0</wp14:pctHeight>
+              </wp14:sizeRelV>
+            </wp:anchor>
+          </w:drawing>
+        </mc:Choice>
+        <mc:Fallback>
+          <w:pict>
+            <v:rect w14:anchorId="6FBAA03D" id="Rectangle 120" o:spid="_x0000_s1026" style="position:absolute;margin-left:0;margin-top:31.4pt;width:699pt;height:.7pt;flip:y;z-index:251660288;visibility:visible;mso-wrap-style:square;mso-width-percent:0;mso-height-percent:0;mso-wrap-distance-left:9pt;mso-wrap-distance-top:0;mso-wrap-distance-right:9pt;mso-wrap-distance-bottom:0;mso-position-horizontal:center;mso-position-horizontal-relative:margin;mso-position-vertical:absolute;mso-position-vertical-relative:text;mso-width-percent:0;mso-height-percent:0;mso-width-relative:margin;mso-height-relative:margin;v-text-anchor:middle" o:gfxdata="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" fillcolor="#a5a5a5 [3206]" stroked="f">
+              <w10:wrap anchorx="margin"/>
+            </v:rect>
+          </w:pict>
+        </mc:Fallback>
+      </mc:AlternateContent>
+    </w:r>
+    <w:r>
+      <w:rPr>
+        <w:rFonts w:ascii="Aptos Narrow" w:hAnsi="Aptos Narrow"/>
+        <w:sz w:val="16"/>
+        <w:szCs w:val="16"/>
+      </w:rPr>
+      <w:tab/>
+      <w:t xml:space="preserve">Page </w:t>
+    </w:r>
+    <w:r>
+      <w:rPr>
+        <w:rFonts w:ascii="Aptos Narrow" w:hAnsi="Aptos Narrow"/>
+        <w:sz w:val="16"/>
+        <w:szCs w:val="16"/>
+      </w:rPr>
+      <w:fldChar w:fldCharType="begin"/>
+    </w:r>
+    <w:r>
+      <w:rPr>
+        <w:rFonts w:ascii="Aptos Narrow" w:hAnsi="Aptos Narrow"/>
+        <w:sz w:val="16"/>
+        <w:szCs w:val="16"/>
+      </w:rPr>
+      <w:instrText xml:space="preserve"> PAGE </w:instrText>
+    </w:r>
+    <w:r>
+      <w:rPr>
+        <w:rFonts w:ascii="Aptos Narrow" w:hAnsi="Aptos Narrow"/>
+        <w:sz w:val="16"/>
+        <w:szCs w:val="16"/>
+      </w:rPr>
+      <w:fldChar w:fldCharType="separate"/>
+    </w:r>
+    <w:r>
+      <w:rPr>
+        <w:rFonts w:ascii="Aptos Narrow" w:hAnsi="Aptos Narrow"/>
+        <w:sz w:val="16"/>
+        <w:szCs w:val="16"/>
+      </w:rPr>
+      <w:t>2</w:t>
+    </w:r>
+    <w:r>
+      <w:rPr>
+        <w:rFonts w:ascii="Aptos Narrow" w:hAnsi="Aptos Narrow"/>
+        <w:sz w:val="16"/>
+        <w:szCs w:val="16"/>
+      </w:rPr>
+      <w:fldChar w:fldCharType="end"/>
+    </w:r>
+    <w:r>
+      <w:rPr>
+        <w:rFonts w:ascii="Aptos Narrow" w:hAnsi="Aptos Narrow"/>
+        <w:sz w:val="16"/>
+        <w:szCs w:val="16"/>
+      </w:rPr>
+      <w:t xml:space="preserve">  of </w:t>
+    </w:r>
+    <w:r>
+      <w:rPr>
+        <w:rFonts w:ascii="Aptos Narrow" w:hAnsi="Aptos Narrow"/>
+        <w:sz w:val="16"/>
+        <w:szCs w:val="16"/>
+      </w:rPr>
+      <w:fldChar w:fldCharType="begin"/>
+    </w:r>
+    <w:r>
+      <w:rPr>
+        <w:rFonts w:ascii="Aptos Narrow" w:hAnsi="Aptos Narrow"/>
+        <w:sz w:val="16"/>
+        <w:szCs w:val="16"/>
+      </w:rPr>
+      <w:instrText>=</w:instrText>
+    </w:r>
+    <w:r>
+      <w:rPr>
+        <w:rFonts w:ascii="Aptos Narrow" w:hAnsi="Aptos Narrow"/>
+        <w:sz w:val="16"/>
+        <w:szCs w:val="16"/>
+      </w:rPr>
+      <w:fldChar w:fldCharType="begin"/>
+    </w:r>
+    <w:r>
+      <w:rPr>
+        <w:rFonts w:ascii="Aptos Narrow" w:hAnsi="Aptos Narrow"/>
+        <w:sz w:val="16"/>
+        <w:szCs w:val="16"/>
+      </w:rPr>
+      <w:instrText xml:space="preserve"> NUMPAGES </w:instrText>
+    </w:r>
+    <w:r>
+      <w:rPr>
+        <w:rFonts w:ascii="Aptos Narrow" w:hAnsi="Aptos Narrow"/>
+        <w:sz w:val="16"/>
+        <w:szCs w:val="16"/>
+      </w:rPr>
+      <w:fldChar w:fldCharType="separate"/>
+    </w:r>
+    <w:r>
+      <w:rPr>
+        <w:rFonts w:ascii="Aptos Narrow" w:hAnsi="Aptos Narrow"/>
+        <w:noProof/>
+        <w:sz w:val="16"/>
+        <w:szCs w:val="16"/>
+      </w:rPr>
+      <w:instrText>7</w:instrText>
+    </w:r>
+    <w:r>
+      <w:rPr>
+        <w:rFonts w:ascii="Aptos Narrow" w:hAnsi="Aptos Narrow"/>
+        <w:sz w:val="16"/>
+        <w:szCs w:val="16"/>
+      </w:rPr>
+      <w:fldChar w:fldCharType="end"/>
+    </w:r>
+    <w:r>
+      <w:rPr>
+        <w:rFonts w:ascii="Aptos Narrow" w:hAnsi="Aptos Narrow"/>
+        <w:sz w:val="16"/>
+        <w:szCs w:val="16"/>
+      </w:rPr>
+      <w:instrText>-</w:instrText>
+    </w:r>
+    <w:r>
+      <w:rPr>
+        <w:rFonts w:ascii="Aptos Narrow" w:hAnsi="Aptos Narrow"/>
+        <w:sz w:val="16"/>
+        <w:szCs w:val="16"/>
+      </w:rPr>
+      <w:instrText>3</w:instrText>
+    </w:r>
+    <w:r>
+      <w:rPr>
+        <w:rFonts w:ascii="Aptos Narrow" w:hAnsi="Aptos Narrow"/>
+        <w:sz w:val="16"/>
+        <w:szCs w:val="16"/>
+      </w:rPr>
+      <w:instrText xml:space="preserve"> </w:instrText>
+    </w:r>
+    <w:r>
+      <w:rPr>
+        <w:rFonts w:ascii="Aptos Narrow" w:hAnsi="Aptos Narrow"/>
+        <w:sz w:val="16"/>
+        <w:szCs w:val="16"/>
+      </w:rPr>
+      <w:fldChar w:fldCharType="separate"/>
+    </w:r>
+    <w:r>
+      <w:rPr>
+        <w:rFonts w:ascii="Aptos Narrow" w:hAnsi="Aptos Narrow"/>
+        <w:noProof/>
+        <w:sz w:val="16"/>
+        <w:szCs w:val="16"/>
+      </w:rPr>
+      <w:t>4</w:t>
+    </w:r>
+    <w:r>
+      <w:rPr>
+        <w:rFonts w:ascii="Aptos Narrow" w:hAnsi="Aptos Narrow"/>
+        <w:sz w:val="16"/>
+        <w:szCs w:val="16"/>
+      </w:rPr>
+      <w:fldChar w:fldCharType="end"/>
+    </w:r>
+  </w:p>
+</w:hdr>
 </file>
 
 <file path=word/numbering.xml><?xml version="1.0" encoding="utf-8"?>
